--- a/Bao_cao_TKKTPM_Nhom_1_67PM2.docx
+++ b/Bao_cao_TKKTPM_Nhom_1_67PM2.docx
@@ -71,7 +71,7 @@
           <w:szCs w:val="26"/>
         </w:rPr>
         <w:drawing>
-          <wp:inline distT="0" distB="0" distL="0" distR="0" wp14:anchorId="68169ADB" wp14:editId="7FED6594">
+          <wp:inline distT="0" distB="0" distL="0" distR="0" wp14:anchorId="68169ADB" wp14:editId="29334344">
             <wp:extent cx="1320800" cy="1311275"/>
             <wp:effectExtent l="0" t="0" r="0" b="0"/>
             <wp:docPr id="1" name="Picture 34" descr="Icon&#10;&#10;Description automatically generated"/>
@@ -494,7 +494,21 @@
           <w:lang w:val="vi-VN"/>
         </w:rPr>
         <w:tab/>
-        <w:t xml:space="preserve">NGUYỄN DANH ĐƯỢC 0304867 </w:t>
+        <w:t>NGUYỄN DANH ĐƯỢC 030</w:t>
+      </w:r>
+      <w:r>
+        <w:rPr>
+          <w:sz w:val="28"/>
+          <w:lang w:val="vi-VN"/>
+        </w:rPr>
+        <w:t>54</w:t>
+      </w:r>
+      <w:r>
+        <w:rPr>
+          <w:sz w:val="28"/>
+          <w:lang w:val="vi-VN"/>
+        </w:rPr>
+        <w:t xml:space="preserve">67 </w:t>
       </w:r>
       <w:r>
         <w:rPr>
@@ -653,6 +667,12 @@
         </w:rPr>
       </w:pPr>
       <w:r>
+        <w:rPr>
+          <w:lang w:val="vi-VN"/>
+        </w:rPr>
+        <w:t>`</w:t>
+      </w:r>
+      <w:r>
         <w:fldChar w:fldCharType="begin"/>
       </w:r>
       <w:r>
@@ -661,7 +681,7 @@
       <w:r>
         <w:fldChar w:fldCharType="separate"/>
       </w:r>
-      <w:hyperlink w:anchor="_Toc233566875" w:history="1">
+      <w:hyperlink w:anchor="_Toc233681061" w:history="1">
         <w:r>
           <w:rPr>
             <w:rStyle w:val="Hyperlink"/>
@@ -706,7 +726,7 @@
             <w:noProof/>
             <w:webHidden/>
           </w:rPr>
-          <w:instrText xml:space="preserve"> PAGEREF _Toc233566875 \h </w:instrText>
+          <w:instrText xml:space="preserve"> PAGEREF _Toc233681061 \h </w:instrText>
         </w:r>
         <w:r>
           <w:rPr>
@@ -726,7 +746,7 @@
             <w:noProof/>
             <w:webHidden/>
           </w:rPr>
-          <w:t>3</w:t>
+          <w:t>4</w:t>
         </w:r>
         <w:r>
           <w:rPr>
@@ -752,7 +772,7 @@
           <w14:ligatures w14:val="standardContextual"/>
         </w:rPr>
       </w:pPr>
-      <w:hyperlink w:anchor="_Toc233566876" w:history="1">
+      <w:hyperlink w:anchor="_Toc233681062" w:history="1">
         <w:r>
           <w:rPr>
             <w:rStyle w:val="Hyperlink"/>
@@ -805,7 +825,7 @@
             <w:noProof/>
             <w:webHidden/>
           </w:rPr>
-          <w:instrText xml:space="preserve"> PAGEREF _Toc233566876 \h </w:instrText>
+          <w:instrText xml:space="preserve"> PAGEREF _Toc233681062 \h </w:instrText>
         </w:r>
         <w:r>
           <w:rPr>
@@ -825,7 +845,7 @@
             <w:noProof/>
             <w:webHidden/>
           </w:rPr>
-          <w:t>3</w:t>
+          <w:t>4</w:t>
         </w:r>
         <w:r>
           <w:rPr>
@@ -851,7 +871,7 @@
           <w14:ligatures w14:val="standardContextual"/>
         </w:rPr>
       </w:pPr>
-      <w:hyperlink w:anchor="_Toc233566877" w:history="1">
+      <w:hyperlink w:anchor="_Toc233681063" w:history="1">
         <w:r>
           <w:rPr>
             <w:rStyle w:val="Hyperlink"/>
@@ -896,7 +916,7 @@
             <w:noProof/>
             <w:webHidden/>
           </w:rPr>
-          <w:instrText xml:space="preserve"> PAGEREF _Toc233566877 \h </w:instrText>
+          <w:instrText xml:space="preserve"> PAGEREF _Toc233681063 \h </w:instrText>
         </w:r>
         <w:r>
           <w:rPr>
@@ -916,7 +936,7 @@
             <w:noProof/>
             <w:webHidden/>
           </w:rPr>
-          <w:t>3</w:t>
+          <w:t>4</w:t>
         </w:r>
         <w:r>
           <w:rPr>
@@ -942,7 +962,7 @@
           <w14:ligatures w14:val="standardContextual"/>
         </w:rPr>
       </w:pPr>
-      <w:hyperlink w:anchor="_Toc233566878" w:history="1">
+      <w:hyperlink w:anchor="_Toc233681064" w:history="1">
         <w:r>
           <w:rPr>
             <w:rStyle w:val="Hyperlink"/>
@@ -988,7 +1008,7 @@
             <w:noProof/>
             <w:webHidden/>
           </w:rPr>
-          <w:instrText xml:space="preserve"> PAGEREF _Toc233566878 \h </w:instrText>
+          <w:instrText xml:space="preserve"> PAGEREF _Toc233681064 \h </w:instrText>
         </w:r>
         <w:r>
           <w:rPr>
@@ -1008,7 +1028,7 @@
             <w:noProof/>
             <w:webHidden/>
           </w:rPr>
-          <w:t>3</w:t>
+          <w:t>4</w:t>
         </w:r>
         <w:r>
           <w:rPr>
@@ -1034,7 +1054,7 @@
           <w14:ligatures w14:val="standardContextual"/>
         </w:rPr>
       </w:pPr>
-      <w:hyperlink w:anchor="_Toc233566879" w:history="1">
+      <w:hyperlink w:anchor="_Toc233681065" w:history="1">
         <w:r>
           <w:rPr>
             <w:rStyle w:val="Hyperlink"/>
@@ -1079,7 +1099,7 @@
             <w:noProof/>
             <w:webHidden/>
           </w:rPr>
-          <w:instrText xml:space="preserve"> PAGEREF _Toc233566879 \h </w:instrText>
+          <w:instrText xml:space="preserve"> PAGEREF _Toc233681065 \h </w:instrText>
         </w:r>
         <w:r>
           <w:rPr>
@@ -1099,7 +1119,7 @@
             <w:noProof/>
             <w:webHidden/>
           </w:rPr>
-          <w:t>3</w:t>
+          <w:t>4</w:t>
         </w:r>
         <w:r>
           <w:rPr>
@@ -1125,7 +1145,7 @@
           <w14:ligatures w14:val="standardContextual"/>
         </w:rPr>
       </w:pPr>
-      <w:hyperlink w:anchor="_Toc233566880" w:history="1">
+      <w:hyperlink w:anchor="_Toc233681066" w:history="1">
         <w:r>
           <w:rPr>
             <w:rStyle w:val="Hyperlink"/>
@@ -1171,7 +1191,7 @@
             <w:noProof/>
             <w:webHidden/>
           </w:rPr>
-          <w:instrText xml:space="preserve"> PAGEREF _Toc233566880 \h </w:instrText>
+          <w:instrText xml:space="preserve"> PAGEREF _Toc233681066 \h </w:instrText>
         </w:r>
         <w:r>
           <w:rPr>
@@ -1191,7 +1211,7 @@
             <w:noProof/>
             <w:webHidden/>
           </w:rPr>
-          <w:t>3</w:t>
+          <w:t>4</w:t>
         </w:r>
         <w:r>
           <w:rPr>
@@ -1217,7 +1237,7 @@
           <w14:ligatures w14:val="standardContextual"/>
         </w:rPr>
       </w:pPr>
-      <w:hyperlink w:anchor="_Toc233566881" w:history="1">
+      <w:hyperlink w:anchor="_Toc233681067" w:history="1">
         <w:r>
           <w:rPr>
             <w:rStyle w:val="Hyperlink"/>
@@ -1263,7 +1283,7 @@
             <w:noProof/>
             <w:webHidden/>
           </w:rPr>
-          <w:instrText xml:space="preserve"> PAGEREF _Toc233566881 \h </w:instrText>
+          <w:instrText xml:space="preserve"> PAGEREF _Toc233681067 \h </w:instrText>
         </w:r>
         <w:r>
           <w:rPr>
@@ -1283,7 +1303,7 @@
             <w:noProof/>
             <w:webHidden/>
           </w:rPr>
-          <w:t>4</w:t>
+          <w:t>5</w:t>
         </w:r>
         <w:r>
           <w:rPr>
@@ -1309,7 +1329,7 @@
           <w14:ligatures w14:val="standardContextual"/>
         </w:rPr>
       </w:pPr>
-      <w:hyperlink w:anchor="_Toc233566882" w:history="1">
+      <w:hyperlink w:anchor="_Toc233681068" w:history="1">
         <w:r>
           <w:rPr>
             <w:rStyle w:val="Hyperlink"/>
@@ -1353,7 +1373,7 @@
             <w:noProof/>
             <w:webHidden/>
           </w:rPr>
-          <w:instrText xml:space="preserve"> PAGEREF _Toc233566882 \h </w:instrText>
+          <w:instrText xml:space="preserve"> PAGEREF _Toc233681068 \h </w:instrText>
         </w:r>
         <w:r>
           <w:rPr>
@@ -1373,7 +1393,7 @@
             <w:noProof/>
             <w:webHidden/>
           </w:rPr>
-          <w:t>4</w:t>
+          <w:t>5</w:t>
         </w:r>
         <w:r>
           <w:rPr>
@@ -1399,7 +1419,7 @@
           <w14:ligatures w14:val="standardContextual"/>
         </w:rPr>
       </w:pPr>
-      <w:hyperlink w:anchor="_Toc233566883" w:history="1">
+      <w:hyperlink w:anchor="_Toc233681069" w:history="1">
         <w:r>
           <w:rPr>
             <w:rStyle w:val="Hyperlink"/>
@@ -1452,7 +1472,7 @@
             <w:noProof/>
             <w:webHidden/>
           </w:rPr>
-          <w:instrText xml:space="preserve"> PAGEREF _Toc233566883 \h </w:instrText>
+          <w:instrText xml:space="preserve"> PAGEREF _Toc233681069 \h </w:instrText>
         </w:r>
         <w:r>
           <w:rPr>
@@ -1472,7 +1492,7 @@
             <w:noProof/>
             <w:webHidden/>
           </w:rPr>
-          <w:t>5</w:t>
+          <w:t>6</w:t>
         </w:r>
         <w:r>
           <w:rPr>
@@ -1494,7 +1514,7 @@
           <w14:ligatures w14:val="standardContextual"/>
         </w:rPr>
       </w:pPr>
-      <w:hyperlink w:anchor="_Toc233566884" w:history="1">
+      <w:hyperlink w:anchor="_Toc233681070" w:history="1">
         <w:r>
           <w:rPr>
             <w:rStyle w:val="Hyperlink"/>
@@ -1538,7 +1558,7 @@
             <w:noProof/>
             <w:webHidden/>
           </w:rPr>
-          <w:instrText xml:space="preserve"> PAGEREF _Toc233566884 \h </w:instrText>
+          <w:instrText xml:space="preserve"> PAGEREF _Toc233681070 \h </w:instrText>
         </w:r>
         <w:r>
           <w:rPr>
@@ -1558,7 +1578,7 @@
             <w:noProof/>
             <w:webHidden/>
           </w:rPr>
-          <w:t>7</w:t>
+          <w:t>8</w:t>
         </w:r>
         <w:r>
           <w:rPr>
@@ -1584,7 +1604,7 @@
           <w14:ligatures w14:val="standardContextual"/>
         </w:rPr>
       </w:pPr>
-      <w:hyperlink w:anchor="_Toc233566885" w:history="1">
+      <w:hyperlink w:anchor="_Toc233681071" w:history="1">
         <w:r>
           <w:rPr>
             <w:rStyle w:val="Hyperlink"/>
@@ -1651,7 +1671,7 @@
             <w:noProof/>
             <w:webHidden/>
           </w:rPr>
-          <w:instrText xml:space="preserve"> PAGEREF _Toc233566885 \h </w:instrText>
+          <w:instrText xml:space="preserve"> PAGEREF _Toc233681071 \h </w:instrText>
         </w:r>
         <w:r>
           <w:rPr>
@@ -1671,7 +1691,7 @@
             <w:noProof/>
             <w:webHidden/>
           </w:rPr>
-          <w:t>7</w:t>
+          <w:t>8</w:t>
         </w:r>
         <w:r>
           <w:rPr>
@@ -1697,7 +1717,7 @@
           <w14:ligatures w14:val="standardContextual"/>
         </w:rPr>
       </w:pPr>
-      <w:hyperlink w:anchor="_Toc233566886" w:history="1">
+      <w:hyperlink w:anchor="_Toc233681072" w:history="1">
         <w:r>
           <w:rPr>
             <w:rStyle w:val="Hyperlink"/>
@@ -1750,7 +1770,7 @@
             <w:noProof/>
             <w:webHidden/>
           </w:rPr>
-          <w:instrText xml:space="preserve"> PAGEREF _Toc233566886 \h </w:instrText>
+          <w:instrText xml:space="preserve"> PAGEREF _Toc233681072 \h </w:instrText>
         </w:r>
         <w:r>
           <w:rPr>
@@ -1770,7 +1790,7 @@
             <w:noProof/>
             <w:webHidden/>
           </w:rPr>
-          <w:t>7</w:t>
+          <w:t>8</w:t>
         </w:r>
         <w:r>
           <w:rPr>
@@ -1796,7 +1816,7 @@
           <w14:ligatures w14:val="standardContextual"/>
         </w:rPr>
       </w:pPr>
-      <w:hyperlink w:anchor="_Toc233566887" w:history="1">
+      <w:hyperlink w:anchor="_Toc233681073" w:history="1">
         <w:r>
           <w:rPr>
             <w:rStyle w:val="Hyperlink"/>
@@ -1842,7 +1862,7 @@
             <w:noProof/>
             <w:webHidden/>
           </w:rPr>
-          <w:instrText xml:space="preserve"> PAGEREF _Toc233566887 \h </w:instrText>
+          <w:instrText xml:space="preserve"> PAGEREF _Toc233681073 \h </w:instrText>
         </w:r>
         <w:r>
           <w:rPr>
@@ -1862,7 +1882,7 @@
             <w:noProof/>
             <w:webHidden/>
           </w:rPr>
-          <w:t>8</w:t>
+          <w:t>9</w:t>
         </w:r>
         <w:r>
           <w:rPr>
@@ -1888,7 +1908,7 @@
           <w14:ligatures w14:val="standardContextual"/>
         </w:rPr>
       </w:pPr>
-      <w:hyperlink w:anchor="_Toc233566888" w:history="1">
+      <w:hyperlink w:anchor="_Toc233681074" w:history="1">
         <w:r>
           <w:rPr>
             <w:rStyle w:val="Hyperlink"/>
@@ -1934,7 +1954,7 @@
             <w:noProof/>
             <w:webHidden/>
           </w:rPr>
-          <w:instrText xml:space="preserve"> PAGEREF _Toc233566888 \h </w:instrText>
+          <w:instrText xml:space="preserve"> PAGEREF _Toc233681074 \h </w:instrText>
         </w:r>
         <w:r>
           <w:rPr>
@@ -1954,7 +1974,7 @@
             <w:noProof/>
             <w:webHidden/>
           </w:rPr>
-          <w:t>9</w:t>
+          <w:t>10</w:t>
         </w:r>
         <w:r>
           <w:rPr>
@@ -1980,7 +2000,7 @@
           <w14:ligatures w14:val="standardContextual"/>
         </w:rPr>
       </w:pPr>
-      <w:hyperlink w:anchor="_Toc233566889" w:history="1">
+      <w:hyperlink w:anchor="_Toc233681075" w:history="1">
         <w:r>
           <w:rPr>
             <w:rStyle w:val="Hyperlink"/>
@@ -2048,7 +2068,7 @@
             <w:noProof/>
             <w:webHidden/>
           </w:rPr>
-          <w:instrText xml:space="preserve"> PAGEREF _Toc233566889 \h </w:instrText>
+          <w:instrText xml:space="preserve"> PAGEREF _Toc233681075 \h </w:instrText>
         </w:r>
         <w:r>
           <w:rPr>
@@ -2068,7 +2088,7 @@
             <w:noProof/>
             <w:webHidden/>
           </w:rPr>
-          <w:t>10</w:t>
+          <w:t>11</w:t>
         </w:r>
         <w:r>
           <w:rPr>
@@ -2094,7 +2114,7 @@
           <w14:ligatures w14:val="standardContextual"/>
         </w:rPr>
       </w:pPr>
-      <w:hyperlink w:anchor="_Toc233566890" w:history="1">
+      <w:hyperlink w:anchor="_Toc233681076" w:history="1">
         <w:r>
           <w:rPr>
             <w:rStyle w:val="Hyperlink"/>
@@ -2147,7 +2167,7 @@
             <w:noProof/>
             <w:webHidden/>
           </w:rPr>
-          <w:instrText xml:space="preserve"> PAGEREF _Toc233566890 \h </w:instrText>
+          <w:instrText xml:space="preserve"> PAGEREF _Toc233681076 \h </w:instrText>
         </w:r>
         <w:r>
           <w:rPr>
@@ -2167,7 +2187,7 @@
             <w:noProof/>
             <w:webHidden/>
           </w:rPr>
-          <w:t>10</w:t>
+          <w:t>11</w:t>
         </w:r>
         <w:r>
           <w:rPr>
@@ -2193,7 +2213,7 @@
           <w14:ligatures w14:val="standardContextual"/>
         </w:rPr>
       </w:pPr>
-      <w:hyperlink w:anchor="_Toc233566891" w:history="1">
+      <w:hyperlink w:anchor="_Toc233681077" w:history="1">
         <w:r>
           <w:rPr>
             <w:rStyle w:val="Hyperlink"/>
@@ -2239,7 +2259,7 @@
             <w:noProof/>
             <w:webHidden/>
           </w:rPr>
-          <w:instrText xml:space="preserve"> PAGEREF _Toc233566891 \h </w:instrText>
+          <w:instrText xml:space="preserve"> PAGEREF _Toc233681077 \h </w:instrText>
         </w:r>
         <w:r>
           <w:rPr>
@@ -2259,7 +2279,7 @@
             <w:noProof/>
             <w:webHidden/>
           </w:rPr>
-          <w:t>12</w:t>
+          <w:t>13</w:t>
         </w:r>
         <w:r>
           <w:rPr>
@@ -2285,7 +2305,7 @@
           <w14:ligatures w14:val="standardContextual"/>
         </w:rPr>
       </w:pPr>
-      <w:hyperlink w:anchor="_Toc233566892" w:history="1">
+      <w:hyperlink w:anchor="_Toc233681078" w:history="1">
         <w:r>
           <w:rPr>
             <w:rStyle w:val="Hyperlink"/>
@@ -2353,7 +2373,7 @@
             <w:noProof/>
             <w:webHidden/>
           </w:rPr>
-          <w:instrText xml:space="preserve"> PAGEREF _Toc233566892 \h </w:instrText>
+          <w:instrText xml:space="preserve"> PAGEREF _Toc233681078 \h </w:instrText>
         </w:r>
         <w:r>
           <w:rPr>
@@ -2373,7 +2393,7 @@
             <w:noProof/>
             <w:webHidden/>
           </w:rPr>
-          <w:t>14</w:t>
+          <w:t>15</w:t>
         </w:r>
         <w:r>
           <w:rPr>
@@ -2399,7 +2419,7 @@
           <w14:ligatures w14:val="standardContextual"/>
         </w:rPr>
       </w:pPr>
-      <w:hyperlink w:anchor="_Toc233566893" w:history="1">
+      <w:hyperlink w:anchor="_Toc233681079" w:history="1">
         <w:r>
           <w:rPr>
             <w:rStyle w:val="Hyperlink"/>
@@ -2445,7 +2465,7 @@
             <w:noProof/>
             <w:webHidden/>
           </w:rPr>
-          <w:instrText xml:space="preserve"> PAGEREF _Toc233566893 \h </w:instrText>
+          <w:instrText xml:space="preserve"> PAGEREF _Toc233681079 \h </w:instrText>
         </w:r>
         <w:r>
           <w:rPr>
@@ -2465,7 +2485,7 @@
             <w:noProof/>
             <w:webHidden/>
           </w:rPr>
-          <w:t>14</w:t>
+          <w:t>15</w:t>
         </w:r>
         <w:r>
           <w:rPr>
@@ -2491,7 +2511,7 @@
           <w14:ligatures w14:val="standardContextual"/>
         </w:rPr>
       </w:pPr>
-      <w:hyperlink w:anchor="_Toc233566894" w:history="1">
+      <w:hyperlink w:anchor="_Toc233681080" w:history="1">
         <w:r>
           <w:rPr>
             <w:rStyle w:val="Hyperlink"/>
@@ -2537,7 +2557,7 @@
             <w:noProof/>
             <w:webHidden/>
           </w:rPr>
-          <w:instrText xml:space="preserve"> PAGEREF _Toc233566894 \h </w:instrText>
+          <w:instrText xml:space="preserve"> PAGEREF _Toc233681080 \h </w:instrText>
         </w:r>
         <w:r>
           <w:rPr>
@@ -2557,7 +2577,7 @@
             <w:noProof/>
             <w:webHidden/>
           </w:rPr>
-          <w:t>15</w:t>
+          <w:t>16</w:t>
         </w:r>
         <w:r>
           <w:rPr>
@@ -2583,7 +2603,7 @@
           <w14:ligatures w14:val="standardContextual"/>
         </w:rPr>
       </w:pPr>
-      <w:hyperlink w:anchor="_Toc233566895" w:history="1">
+      <w:hyperlink w:anchor="_Toc233681081" w:history="1">
         <w:r>
           <w:rPr>
             <w:rStyle w:val="Hyperlink"/>
@@ -2628,7 +2648,7 @@
             <w:noProof/>
             <w:webHidden/>
           </w:rPr>
-          <w:instrText xml:space="preserve"> PAGEREF _Toc233566895 \h </w:instrText>
+          <w:instrText xml:space="preserve"> PAGEREF _Toc233681081 \h </w:instrText>
         </w:r>
         <w:r>
           <w:rPr>
@@ -2648,7 +2668,7 @@
             <w:noProof/>
             <w:webHidden/>
           </w:rPr>
-          <w:t>18</w:t>
+          <w:t>19</w:t>
         </w:r>
         <w:r>
           <w:rPr>
@@ -2670,7 +2690,7 @@
           <w14:ligatures w14:val="standardContextual"/>
         </w:rPr>
       </w:pPr>
-      <w:hyperlink w:anchor="_Toc233566896" w:history="1">
+      <w:hyperlink w:anchor="_Toc233681082" w:history="1">
         <w:r>
           <w:rPr>
             <w:rStyle w:val="Hyperlink"/>
@@ -2716,7 +2736,7 @@
             <w:noProof/>
             <w:webHidden/>
           </w:rPr>
-          <w:instrText xml:space="preserve"> PAGEREF _Toc233566896 \h </w:instrText>
+          <w:instrText xml:space="preserve"> PAGEREF _Toc233681082 \h </w:instrText>
         </w:r>
         <w:r>
           <w:rPr>
@@ -2736,7 +2756,7 @@
             <w:noProof/>
             <w:webHidden/>
           </w:rPr>
-          <w:t>20</w:t>
+          <w:t>21</w:t>
         </w:r>
         <w:r>
           <w:rPr>
@@ -2762,7 +2782,7 @@
           <w14:ligatures w14:val="standardContextual"/>
         </w:rPr>
       </w:pPr>
-      <w:hyperlink w:anchor="_Toc233566897" w:history="1">
+      <w:hyperlink w:anchor="_Toc233681083" w:history="1">
         <w:r>
           <w:rPr>
             <w:rStyle w:val="Hyperlink"/>
@@ -2808,7 +2828,7 @@
             <w:noProof/>
             <w:webHidden/>
           </w:rPr>
-          <w:instrText xml:space="preserve"> PAGEREF _Toc233566897 \h </w:instrText>
+          <w:instrText xml:space="preserve"> PAGEREF _Toc233681083 \h </w:instrText>
         </w:r>
         <w:r>
           <w:rPr>
@@ -2828,7 +2848,7 @@
             <w:noProof/>
             <w:webHidden/>
           </w:rPr>
-          <w:t>20</w:t>
+          <w:t>21</w:t>
         </w:r>
         <w:r>
           <w:rPr>
@@ -2854,7 +2874,7 @@
           <w14:ligatures w14:val="standardContextual"/>
         </w:rPr>
       </w:pPr>
-      <w:hyperlink w:anchor="_Toc233566898" w:history="1">
+      <w:hyperlink w:anchor="_Toc233681084" w:history="1">
         <w:r>
           <w:rPr>
             <w:rStyle w:val="Hyperlink"/>
@@ -2900,7 +2920,7 @@
             <w:noProof/>
             <w:webHidden/>
           </w:rPr>
-          <w:instrText xml:space="preserve"> PAGEREF _Toc233566898 \h </w:instrText>
+          <w:instrText xml:space="preserve"> PAGEREF _Toc233681084 \h </w:instrText>
         </w:r>
         <w:r>
           <w:rPr>
@@ -2920,7 +2940,7 @@
             <w:noProof/>
             <w:webHidden/>
           </w:rPr>
-          <w:t>20</w:t>
+          <w:t>21</w:t>
         </w:r>
         <w:r>
           <w:rPr>
@@ -2946,7 +2966,7 @@
           <w14:ligatures w14:val="standardContextual"/>
         </w:rPr>
       </w:pPr>
-      <w:hyperlink w:anchor="_Toc233566899" w:history="1">
+      <w:hyperlink w:anchor="_Toc233681085" w:history="1">
         <w:r>
           <w:rPr>
             <w:rStyle w:val="Hyperlink"/>
@@ -2992,7 +3012,7 @@
             <w:noProof/>
             <w:webHidden/>
           </w:rPr>
-          <w:instrText xml:space="preserve"> PAGEREF _Toc233566899 \h </w:instrText>
+          <w:instrText xml:space="preserve"> PAGEREF _Toc233681085 \h </w:instrText>
         </w:r>
         <w:r>
           <w:rPr>
@@ -3012,7 +3032,7 @@
             <w:noProof/>
             <w:webHidden/>
           </w:rPr>
-          <w:t>20</w:t>
+          <w:t>21</w:t>
         </w:r>
         <w:r>
           <w:rPr>
@@ -3038,7 +3058,7 @@
           <w14:ligatures w14:val="standardContextual"/>
         </w:rPr>
       </w:pPr>
-      <w:hyperlink w:anchor="_Toc233566900" w:history="1">
+      <w:hyperlink w:anchor="_Toc233681086" w:history="1">
         <w:r>
           <w:rPr>
             <w:rStyle w:val="Hyperlink"/>
@@ -3084,7 +3104,7 @@
             <w:noProof/>
             <w:webHidden/>
           </w:rPr>
-          <w:instrText xml:space="preserve"> PAGEREF _Toc233566900 \h </w:instrText>
+          <w:instrText xml:space="preserve"> PAGEREF _Toc233681086 \h </w:instrText>
         </w:r>
         <w:r>
           <w:rPr>
@@ -3104,7 +3124,7 @@
             <w:noProof/>
             <w:webHidden/>
           </w:rPr>
-          <w:t>20</w:t>
+          <w:t>21</w:t>
         </w:r>
         <w:r>
           <w:rPr>
@@ -3130,7 +3150,7 @@
           <w14:ligatures w14:val="standardContextual"/>
         </w:rPr>
       </w:pPr>
-      <w:hyperlink w:anchor="_Toc233566901" w:history="1">
+      <w:hyperlink w:anchor="_Toc233681087" w:history="1">
         <w:r>
           <w:rPr>
             <w:rStyle w:val="Hyperlink"/>
@@ -3176,7 +3196,7 @@
             <w:noProof/>
             <w:webHidden/>
           </w:rPr>
-          <w:instrText xml:space="preserve"> PAGEREF _Toc233566901 \h </w:instrText>
+          <w:instrText xml:space="preserve"> PAGEREF _Toc233681087 \h </w:instrText>
         </w:r>
         <w:r>
           <w:rPr>
@@ -3196,7 +3216,7 @@
             <w:noProof/>
             <w:webHidden/>
           </w:rPr>
-          <w:t>21</w:t>
+          <w:t>22</w:t>
         </w:r>
         <w:r>
           <w:rPr>
@@ -3222,7 +3242,7 @@
           <w14:ligatures w14:val="standardContextual"/>
         </w:rPr>
       </w:pPr>
-      <w:hyperlink w:anchor="_Toc233566902" w:history="1">
+      <w:hyperlink w:anchor="_Toc233681088" w:history="1">
         <w:r>
           <w:rPr>
             <w:rStyle w:val="Hyperlink"/>
@@ -3268,7 +3288,7 @@
             <w:noProof/>
             <w:webHidden/>
           </w:rPr>
-          <w:instrText xml:space="preserve"> PAGEREF _Toc233566902 \h </w:instrText>
+          <w:instrText xml:space="preserve"> PAGEREF _Toc233681088 \h </w:instrText>
         </w:r>
         <w:r>
           <w:rPr>
@@ -3288,7 +3308,7 @@
             <w:noProof/>
             <w:webHidden/>
           </w:rPr>
-          <w:t>21</w:t>
+          <w:t>22</w:t>
         </w:r>
         <w:r>
           <w:rPr>
@@ -3314,7 +3334,7 @@
           <w14:ligatures w14:val="standardContextual"/>
         </w:rPr>
       </w:pPr>
-      <w:hyperlink w:anchor="_Toc233566903" w:history="1">
+      <w:hyperlink w:anchor="_Toc233681089" w:history="1">
         <w:r>
           <w:rPr>
             <w:rStyle w:val="Hyperlink"/>
@@ -3360,7 +3380,7 @@
             <w:noProof/>
             <w:webHidden/>
           </w:rPr>
-          <w:instrText xml:space="preserve"> PAGEREF _Toc233566903 \h </w:instrText>
+          <w:instrText xml:space="preserve"> PAGEREF _Toc233681089 \h </w:instrText>
         </w:r>
         <w:r>
           <w:rPr>
@@ -3380,7 +3400,7 @@
             <w:noProof/>
             <w:webHidden/>
           </w:rPr>
-          <w:t>21</w:t>
+          <w:t>22</w:t>
         </w:r>
         <w:r>
           <w:rPr>
@@ -3406,7 +3426,7 @@
           <w14:ligatures w14:val="standardContextual"/>
         </w:rPr>
       </w:pPr>
-      <w:hyperlink w:anchor="_Toc233566904" w:history="1">
+      <w:hyperlink w:anchor="_Toc233681090" w:history="1">
         <w:r>
           <w:rPr>
             <w:rStyle w:val="Hyperlink"/>
@@ -3452,7 +3472,7 @@
             <w:noProof/>
             <w:webHidden/>
           </w:rPr>
-          <w:instrText xml:space="preserve"> PAGEREF _Toc233566904 \h </w:instrText>
+          <w:instrText xml:space="preserve"> PAGEREF _Toc233681090 \h </w:instrText>
         </w:r>
         <w:r>
           <w:rPr>
@@ -3472,7 +3492,7 @@
             <w:noProof/>
             <w:webHidden/>
           </w:rPr>
-          <w:t>21</w:t>
+          <w:t>22</w:t>
         </w:r>
         <w:r>
           <w:rPr>
@@ -3498,7 +3518,7 @@
           <w14:ligatures w14:val="standardContextual"/>
         </w:rPr>
       </w:pPr>
-      <w:hyperlink w:anchor="_Toc233566905" w:history="1">
+      <w:hyperlink w:anchor="_Toc233681091" w:history="1">
         <w:r>
           <w:rPr>
             <w:rStyle w:val="Hyperlink"/>
@@ -3544,7 +3564,7 @@
             <w:noProof/>
             <w:webHidden/>
           </w:rPr>
-          <w:instrText xml:space="preserve"> PAGEREF _Toc233566905 \h </w:instrText>
+          <w:instrText xml:space="preserve"> PAGEREF _Toc233681091 \h </w:instrText>
         </w:r>
         <w:r>
           <w:rPr>
@@ -3564,7 +3584,7 @@
             <w:noProof/>
             <w:webHidden/>
           </w:rPr>
-          <w:t>21</w:t>
+          <w:t>22</w:t>
         </w:r>
         <w:r>
           <w:rPr>
@@ -3590,7 +3610,7 @@
           <w14:ligatures w14:val="standardContextual"/>
         </w:rPr>
       </w:pPr>
-      <w:hyperlink w:anchor="_Toc233566906" w:history="1">
+      <w:hyperlink w:anchor="_Toc233681092" w:history="1">
         <w:r>
           <w:rPr>
             <w:rStyle w:val="Hyperlink"/>
@@ -3636,7 +3656,7 @@
             <w:noProof/>
             <w:webHidden/>
           </w:rPr>
-          <w:instrText xml:space="preserve"> PAGEREF _Toc233566906 \h </w:instrText>
+          <w:instrText xml:space="preserve"> PAGEREF _Toc233681092 \h </w:instrText>
         </w:r>
         <w:r>
           <w:rPr>
@@ -3656,7 +3676,7 @@
             <w:noProof/>
             <w:webHidden/>
           </w:rPr>
-          <w:t>21</w:t>
+          <w:t>22</w:t>
         </w:r>
         <w:r>
           <w:rPr>
@@ -3678,7 +3698,7 @@
           <w14:ligatures w14:val="standardContextual"/>
         </w:rPr>
       </w:pPr>
-      <w:hyperlink w:anchor="_Toc233566907" w:history="1">
+      <w:hyperlink w:anchor="_Toc233681093" w:history="1">
         <w:r>
           <w:rPr>
             <w:rStyle w:val="Hyperlink"/>
@@ -3724,7 +3744,7 @@
             <w:noProof/>
             <w:webHidden/>
           </w:rPr>
-          <w:instrText xml:space="preserve"> PAGEREF _Toc233566907 \h </w:instrText>
+          <w:instrText xml:space="preserve"> PAGEREF _Toc233681093 \h </w:instrText>
         </w:r>
         <w:r>
           <w:rPr>
@@ -3744,7 +3764,7 @@
             <w:noProof/>
             <w:webHidden/>
           </w:rPr>
-          <w:t>22</w:t>
+          <w:t>23</w:t>
         </w:r>
         <w:r>
           <w:rPr>
@@ -3770,7 +3790,7 @@
           <w14:ligatures w14:val="standardContextual"/>
         </w:rPr>
       </w:pPr>
-      <w:hyperlink w:anchor="_Toc233566908" w:history="1">
+      <w:hyperlink w:anchor="_Toc233681094" w:history="1">
         <w:r>
           <w:rPr>
             <w:rStyle w:val="Hyperlink"/>
@@ -3816,7 +3836,7 @@
             <w:noProof/>
             <w:webHidden/>
           </w:rPr>
-          <w:instrText xml:space="preserve"> PAGEREF _Toc233566908 \h </w:instrText>
+          <w:instrText xml:space="preserve"> PAGEREF _Toc233681094 \h </w:instrText>
         </w:r>
         <w:r>
           <w:rPr>
@@ -3836,7 +3856,7 @@
             <w:noProof/>
             <w:webHidden/>
           </w:rPr>
-          <w:t>22</w:t>
+          <w:t>23</w:t>
         </w:r>
         <w:r>
           <w:rPr>
@@ -3862,7 +3882,7 @@
           <w14:ligatures w14:val="standardContextual"/>
         </w:rPr>
       </w:pPr>
-      <w:hyperlink w:anchor="_Toc233566909" w:history="1">
+      <w:hyperlink w:anchor="_Toc233681095" w:history="1">
         <w:r>
           <w:rPr>
             <w:rStyle w:val="Hyperlink"/>
@@ -3908,7 +3928,7 @@
             <w:noProof/>
             <w:webHidden/>
           </w:rPr>
-          <w:instrText xml:space="preserve"> PAGEREF _Toc233566909 \h </w:instrText>
+          <w:instrText xml:space="preserve"> PAGEREF _Toc233681095 \h </w:instrText>
         </w:r>
         <w:r>
           <w:rPr>
@@ -3928,7 +3948,7 @@
             <w:noProof/>
             <w:webHidden/>
           </w:rPr>
-          <w:t>22</w:t>
+          <w:t>23</w:t>
         </w:r>
         <w:r>
           <w:rPr>
@@ -3950,7 +3970,7 @@
           <w14:ligatures w14:val="standardContextual"/>
         </w:rPr>
       </w:pPr>
-      <w:hyperlink w:anchor="_Toc233566910" w:history="1">
+      <w:hyperlink w:anchor="_Toc233681096" w:history="1">
         <w:r>
           <w:rPr>
             <w:rStyle w:val="Hyperlink"/>
@@ -4004,7 +4024,7 @@
             <w:noProof/>
             <w:webHidden/>
           </w:rPr>
-          <w:instrText xml:space="preserve"> PAGEREF _Toc233566910 \h </w:instrText>
+          <w:instrText xml:space="preserve"> PAGEREF _Toc233681096 \h </w:instrText>
         </w:r>
         <w:r>
           <w:rPr>
@@ -4024,7 +4044,7 @@
             <w:noProof/>
             <w:webHidden/>
           </w:rPr>
-          <w:t>23</w:t>
+          <w:t>24</w:t>
         </w:r>
         <w:r>
           <w:rPr>
@@ -4050,7 +4070,7 @@
           <w14:ligatures w14:val="standardContextual"/>
         </w:rPr>
       </w:pPr>
-      <w:hyperlink w:anchor="_Toc233566911" w:history="1">
+      <w:hyperlink w:anchor="_Toc233681097" w:history="1">
         <w:r>
           <w:rPr>
             <w:rStyle w:val="Hyperlink"/>
@@ -4096,7 +4116,7 @@
             <w:noProof/>
             <w:webHidden/>
           </w:rPr>
-          <w:instrText xml:space="preserve"> PAGEREF _Toc233566911 \h </w:instrText>
+          <w:instrText xml:space="preserve"> PAGEREF _Toc233681097 \h </w:instrText>
         </w:r>
         <w:r>
           <w:rPr>
@@ -4116,7 +4136,7 @@
             <w:noProof/>
             <w:webHidden/>
           </w:rPr>
-          <w:t>23</w:t>
+          <w:t>24</w:t>
         </w:r>
         <w:r>
           <w:rPr>
@@ -4142,7 +4162,7 @@
           <w14:ligatures w14:val="standardContextual"/>
         </w:rPr>
       </w:pPr>
-      <w:hyperlink w:anchor="_Toc233566912" w:history="1">
+      <w:hyperlink w:anchor="_Toc233681098" w:history="1">
         <w:r>
           <w:rPr>
             <w:rStyle w:val="Hyperlink"/>
@@ -4188,7 +4208,7 @@
             <w:noProof/>
             <w:webHidden/>
           </w:rPr>
-          <w:instrText xml:space="preserve"> PAGEREF _Toc233566912 \h </w:instrText>
+          <w:instrText xml:space="preserve"> PAGEREF _Toc233681098 \h </w:instrText>
         </w:r>
         <w:r>
           <w:rPr>
@@ -4208,7 +4228,7 @@
             <w:noProof/>
             <w:webHidden/>
           </w:rPr>
-          <w:t>23</w:t>
+          <w:t>24</w:t>
         </w:r>
         <w:r>
           <w:rPr>
@@ -4234,7 +4254,7 @@
           <w14:ligatures w14:val="standardContextual"/>
         </w:rPr>
       </w:pPr>
-      <w:hyperlink w:anchor="_Toc233566913" w:history="1">
+      <w:hyperlink w:anchor="_Toc233681099" w:history="1">
         <w:r>
           <w:rPr>
             <w:rStyle w:val="Hyperlink"/>
@@ -4280,7 +4300,7 @@
             <w:noProof/>
             <w:webHidden/>
           </w:rPr>
-          <w:instrText xml:space="preserve"> PAGEREF _Toc233566913 \h </w:instrText>
+          <w:instrText xml:space="preserve"> PAGEREF _Toc233681099 \h </w:instrText>
         </w:r>
         <w:r>
           <w:rPr>
@@ -4300,7 +4320,7 @@
             <w:noProof/>
             <w:webHidden/>
           </w:rPr>
-          <w:t>23</w:t>
+          <w:t>24</w:t>
         </w:r>
         <w:r>
           <w:rPr>
@@ -4326,7 +4346,7 @@
           <w14:ligatures w14:val="standardContextual"/>
         </w:rPr>
       </w:pPr>
-      <w:hyperlink w:anchor="_Toc233566914" w:history="1">
+      <w:hyperlink w:anchor="_Toc233681100" w:history="1">
         <w:r>
           <w:rPr>
             <w:rStyle w:val="Hyperlink"/>
@@ -4372,7 +4392,7 @@
             <w:noProof/>
             <w:webHidden/>
           </w:rPr>
-          <w:instrText xml:space="preserve"> PAGEREF _Toc233566914 \h </w:instrText>
+          <w:instrText xml:space="preserve"> PAGEREF _Toc233681100 \h </w:instrText>
         </w:r>
         <w:r>
           <w:rPr>
@@ -4392,7 +4412,7 @@
             <w:noProof/>
             <w:webHidden/>
           </w:rPr>
-          <w:t>23</w:t>
+          <w:t>24</w:t>
         </w:r>
         <w:r>
           <w:rPr>
@@ -4414,7 +4434,7 @@
           <w14:ligatures w14:val="standardContextual"/>
         </w:rPr>
       </w:pPr>
-      <w:hyperlink w:anchor="_Toc233566915" w:history="1">
+      <w:hyperlink w:anchor="_Toc233681101" w:history="1">
         <w:r>
           <w:rPr>
             <w:rStyle w:val="Hyperlink"/>
@@ -4458,7 +4478,7 @@
             <w:noProof/>
             <w:webHidden/>
           </w:rPr>
-          <w:instrText xml:space="preserve"> PAGEREF _Toc233566915 \h </w:instrText>
+          <w:instrText xml:space="preserve"> PAGEREF _Toc233681101 \h </w:instrText>
         </w:r>
         <w:r>
           <w:rPr>
@@ -4478,7 +4498,7 @@
             <w:noProof/>
             <w:webHidden/>
           </w:rPr>
-          <w:t>27</w:t>
+          <w:t>28</w:t>
         </w:r>
         <w:r>
           <w:rPr>
@@ -4504,7 +4524,7 @@
           <w14:ligatures w14:val="standardContextual"/>
         </w:rPr>
       </w:pPr>
-      <w:hyperlink w:anchor="_Toc233566916" w:history="1">
+      <w:hyperlink w:anchor="_Toc233681102" w:history="1">
         <w:r>
           <w:rPr>
             <w:rStyle w:val="Hyperlink"/>
@@ -4549,7 +4569,7 @@
             <w:noProof/>
             <w:webHidden/>
           </w:rPr>
-          <w:instrText xml:space="preserve"> PAGEREF _Toc233566916 \h </w:instrText>
+          <w:instrText xml:space="preserve"> PAGEREF _Toc233681102 \h </w:instrText>
         </w:r>
         <w:r>
           <w:rPr>
@@ -4569,7 +4589,7 @@
             <w:noProof/>
             <w:webHidden/>
           </w:rPr>
-          <w:t>27</w:t>
+          <w:t>28</w:t>
         </w:r>
         <w:r>
           <w:rPr>
@@ -4595,7 +4615,7 @@
           <w14:ligatures w14:val="standardContextual"/>
         </w:rPr>
       </w:pPr>
-      <w:hyperlink w:anchor="_Toc233566917" w:history="1">
+      <w:hyperlink w:anchor="_Toc233681103" w:history="1">
         <w:r>
           <w:rPr>
             <w:rStyle w:val="Hyperlink"/>
@@ -4640,7 +4660,7 @@
             <w:noProof/>
             <w:webHidden/>
           </w:rPr>
-          <w:instrText xml:space="preserve"> PAGEREF _Toc233566917 \h </w:instrText>
+          <w:instrText xml:space="preserve"> PAGEREF _Toc233681103 \h </w:instrText>
         </w:r>
         <w:r>
           <w:rPr>
@@ -4660,7 +4680,7 @@
             <w:noProof/>
             <w:webHidden/>
           </w:rPr>
-          <w:t>27</w:t>
+          <w:t>28</w:t>
         </w:r>
         <w:r>
           <w:rPr>
@@ -4686,7 +4706,7 @@
           <w14:ligatures w14:val="standardContextual"/>
         </w:rPr>
       </w:pPr>
-      <w:hyperlink w:anchor="_Toc233566918" w:history="1">
+      <w:hyperlink w:anchor="_Toc233681104" w:history="1">
         <w:r>
           <w:rPr>
             <w:rStyle w:val="Hyperlink"/>
@@ -4731,7 +4751,7 @@
             <w:noProof/>
             <w:webHidden/>
           </w:rPr>
-          <w:instrText xml:space="preserve"> PAGEREF _Toc233566918 \h </w:instrText>
+          <w:instrText xml:space="preserve"> PAGEREF _Toc233681104 \h </w:instrText>
         </w:r>
         <w:r>
           <w:rPr>
@@ -4751,7 +4771,7 @@
             <w:noProof/>
             <w:webHidden/>
           </w:rPr>
-          <w:t>27</w:t>
+          <w:t>28</w:t>
         </w:r>
         <w:r>
           <w:rPr>
@@ -4777,7 +4797,7 @@
           <w14:ligatures w14:val="standardContextual"/>
         </w:rPr>
       </w:pPr>
-      <w:hyperlink w:anchor="_Toc233566919" w:history="1">
+      <w:hyperlink w:anchor="_Toc233681105" w:history="1">
         <w:r>
           <w:rPr>
             <w:rStyle w:val="Hyperlink"/>
@@ -4822,7 +4842,7 @@
             <w:noProof/>
             <w:webHidden/>
           </w:rPr>
-          <w:instrText xml:space="preserve"> PAGEREF _Toc233566919 \h </w:instrText>
+          <w:instrText xml:space="preserve"> PAGEREF _Toc233681105 \h </w:instrText>
         </w:r>
         <w:r>
           <w:rPr>
@@ -4842,7 +4862,7 @@
             <w:noProof/>
             <w:webHidden/>
           </w:rPr>
-          <w:t>27</w:t>
+          <w:t>28</w:t>
         </w:r>
         <w:r>
           <w:rPr>
@@ -4864,7 +4884,7 @@
           <w14:ligatures w14:val="standardContextual"/>
         </w:rPr>
       </w:pPr>
-      <w:hyperlink w:anchor="_Toc233566920" w:history="1">
+      <w:hyperlink w:anchor="_Toc233681106" w:history="1">
         <w:r>
           <w:rPr>
             <w:rStyle w:val="Hyperlink"/>
@@ -4916,7 +4936,7 @@
             <w:noProof/>
             <w:webHidden/>
           </w:rPr>
-          <w:instrText xml:space="preserve"> PAGEREF _Toc233566920 \h </w:instrText>
+          <w:instrText xml:space="preserve"> PAGEREF _Toc233681106 \h </w:instrText>
         </w:r>
         <w:r>
           <w:rPr>
@@ -4936,7 +4956,7 @@
             <w:noProof/>
             <w:webHidden/>
           </w:rPr>
-          <w:t>28</w:t>
+          <w:t>29</w:t>
         </w:r>
         <w:r>
           <w:rPr>
@@ -4948,35 +4968,301 @@
       </w:hyperlink>
     </w:p>
     <w:p>
-      <w:r>
+      <w:pPr>
+        <w:pStyle w:val="TOC1"/>
+        <w:rPr>
+          <w:rFonts w:asciiTheme="minorHAnsi" w:eastAsiaTheme="minorEastAsia" w:hAnsiTheme="minorHAnsi" w:cstheme="minorBidi"/>
+          <w:noProof/>
+          <w:kern w:val="2"/>
+          <w:lang w:val="en-VN" w:eastAsia="ja-JP"/>
+          <w14:ligatures w14:val="standardContextual"/>
+        </w:rPr>
+      </w:pPr>
+      <w:hyperlink w:anchor="_Toc233681107" w:history="1">
+        <w:r>
+          <w:rPr>
+            <w:rStyle w:val="Hyperlink"/>
+            <w:noProof/>
+            <w:lang w:val="vi-VN"/>
+          </w:rPr>
+          <w:t>VIII.</w:t>
+        </w:r>
+        <w:r>
+          <w:rPr>
+            <w:rFonts w:asciiTheme="minorHAnsi" w:eastAsiaTheme="minorEastAsia" w:hAnsiTheme="minorHAnsi" w:cstheme="minorBidi"/>
+            <w:noProof/>
+            <w:kern w:val="2"/>
+            <w:lang w:val="en-VN" w:eastAsia="ja-JP"/>
+            <w14:ligatures w14:val="standardContextual"/>
+          </w:rPr>
+          <w:tab/>
+        </w:r>
+        <w:r>
+          <w:rPr>
+            <w:rStyle w:val="Hyperlink"/>
+            <w:noProof/>
+          </w:rPr>
+          <w:t>Kiến</w:t>
+        </w:r>
+        <w:r>
+          <w:rPr>
+            <w:rStyle w:val="Hyperlink"/>
+            <w:noProof/>
+            <w:lang w:val="vi-VN"/>
+          </w:rPr>
+          <w:t xml:space="preserve"> trúc Hệ thống (Bonus)</w:t>
+        </w:r>
+        <w:r>
+          <w:rPr>
+            <w:noProof/>
+            <w:webHidden/>
+          </w:rPr>
+          <w:tab/>
+        </w:r>
+        <w:r>
+          <w:rPr>
+            <w:noProof/>
+            <w:webHidden/>
+          </w:rPr>
+          <w:fldChar w:fldCharType="begin"/>
+        </w:r>
+        <w:r>
+          <w:rPr>
+            <w:noProof/>
+            <w:webHidden/>
+          </w:rPr>
+          <w:instrText xml:space="preserve"> PAGEREF _Toc233681107 \h </w:instrText>
+        </w:r>
+        <w:r>
+          <w:rPr>
+            <w:noProof/>
+            <w:webHidden/>
+          </w:rPr>
+        </w:r>
+        <w:r>
+          <w:rPr>
+            <w:noProof/>
+            <w:webHidden/>
+          </w:rPr>
+          <w:fldChar w:fldCharType="separate"/>
+        </w:r>
+        <w:r>
+          <w:rPr>
+            <w:noProof/>
+            <w:webHidden/>
+          </w:rPr>
+          <w:t>30</w:t>
+        </w:r>
+        <w:r>
+          <w:rPr>
+            <w:noProof/>
+            <w:webHidden/>
+          </w:rPr>
+          <w:fldChar w:fldCharType="end"/>
+        </w:r>
+      </w:hyperlink>
+    </w:p>
+    <w:p>
+      <w:pPr>
+        <w:pStyle w:val="TOC2"/>
+        <w:tabs>
+          <w:tab w:val="left" w:pos="720"/>
+          <w:tab w:val="right" w:leader="dot" w:pos="9062"/>
+        </w:tabs>
+        <w:rPr>
+          <w:rFonts w:asciiTheme="minorHAnsi" w:eastAsiaTheme="minorEastAsia" w:hAnsiTheme="minorHAnsi" w:cstheme="minorBidi"/>
+          <w:noProof/>
+          <w:kern w:val="2"/>
+          <w:lang w:val="en-VN" w:eastAsia="ja-JP"/>
+          <w14:ligatures w14:val="standardContextual"/>
+        </w:rPr>
+      </w:pPr>
+      <w:hyperlink w:anchor="_Toc233681108" w:history="1">
+        <w:r>
+          <w:rPr>
+            <w:rStyle w:val="Hyperlink"/>
+            <w:noProof/>
+            <w:lang w:val="vi-VN"/>
+          </w:rPr>
+          <w:t>1.</w:t>
+        </w:r>
+        <w:r>
+          <w:rPr>
+            <w:rFonts w:asciiTheme="minorHAnsi" w:eastAsiaTheme="minorEastAsia" w:hAnsiTheme="minorHAnsi" w:cstheme="minorBidi"/>
+            <w:noProof/>
+            <w:kern w:val="2"/>
+            <w:lang w:val="en-VN" w:eastAsia="ja-JP"/>
+            <w14:ligatures w14:val="standardContextual"/>
+          </w:rPr>
+          <w:tab/>
+        </w:r>
+        <w:r>
+          <w:rPr>
+            <w:rStyle w:val="Hyperlink"/>
+            <w:noProof/>
+            <w:lang w:val="vi-VN"/>
+          </w:rPr>
+          <w:t>Kiến trúc hạ tầng</w:t>
+        </w:r>
+        <w:r>
+          <w:rPr>
+            <w:noProof/>
+            <w:webHidden/>
+          </w:rPr>
+          <w:tab/>
+        </w:r>
+        <w:r>
+          <w:rPr>
+            <w:noProof/>
+            <w:webHidden/>
+          </w:rPr>
+          <w:fldChar w:fldCharType="begin"/>
+        </w:r>
+        <w:r>
+          <w:rPr>
+            <w:noProof/>
+            <w:webHidden/>
+          </w:rPr>
+          <w:instrText xml:space="preserve"> PAGEREF _Toc233681108 \h </w:instrText>
+        </w:r>
+        <w:r>
+          <w:rPr>
+            <w:noProof/>
+            <w:webHidden/>
+          </w:rPr>
+        </w:r>
+        <w:r>
+          <w:rPr>
+            <w:noProof/>
+            <w:webHidden/>
+          </w:rPr>
+          <w:fldChar w:fldCharType="separate"/>
+        </w:r>
+        <w:r>
+          <w:rPr>
+            <w:noProof/>
+            <w:webHidden/>
+          </w:rPr>
+          <w:t>30</w:t>
+        </w:r>
+        <w:r>
+          <w:rPr>
+            <w:noProof/>
+            <w:webHidden/>
+          </w:rPr>
+          <w:fldChar w:fldCharType="end"/>
+        </w:r>
+      </w:hyperlink>
+    </w:p>
+    <w:p>
+      <w:pPr>
+        <w:pStyle w:val="TOC2"/>
+        <w:tabs>
+          <w:tab w:val="left" w:pos="720"/>
+          <w:tab w:val="right" w:leader="dot" w:pos="9062"/>
+        </w:tabs>
+        <w:rPr>
+          <w:rFonts w:asciiTheme="minorHAnsi" w:eastAsiaTheme="minorEastAsia" w:hAnsiTheme="minorHAnsi" w:cstheme="minorBidi"/>
+          <w:noProof/>
+          <w:kern w:val="2"/>
+          <w:lang w:val="en-VN" w:eastAsia="ja-JP"/>
+          <w14:ligatures w14:val="standardContextual"/>
+        </w:rPr>
+      </w:pPr>
+      <w:hyperlink w:anchor="_Toc233681109" w:history="1">
+        <w:r>
+          <w:rPr>
+            <w:rStyle w:val="Hyperlink"/>
+            <w:noProof/>
+            <w:lang w:val="vi-VN"/>
+          </w:rPr>
+          <w:t>2.</w:t>
+        </w:r>
+        <w:r>
+          <w:rPr>
+            <w:rFonts w:asciiTheme="minorHAnsi" w:eastAsiaTheme="minorEastAsia" w:hAnsiTheme="minorHAnsi" w:cstheme="minorBidi"/>
+            <w:noProof/>
+            <w:kern w:val="2"/>
+            <w:lang w:val="en-VN" w:eastAsia="ja-JP"/>
+            <w14:ligatures w14:val="standardContextual"/>
+          </w:rPr>
+          <w:tab/>
+        </w:r>
+        <w:r>
+          <w:rPr>
+            <w:rStyle w:val="Hyperlink"/>
+            <w:noProof/>
+            <w:lang w:val="vi-VN"/>
+          </w:rPr>
+          <w:t>Hướng dẫn sử dụng</w:t>
+        </w:r>
+        <w:r>
+          <w:rPr>
+            <w:noProof/>
+            <w:webHidden/>
+          </w:rPr>
+          <w:tab/>
+        </w:r>
+        <w:r>
+          <w:rPr>
+            <w:noProof/>
+            <w:webHidden/>
+          </w:rPr>
+          <w:fldChar w:fldCharType="begin"/>
+        </w:r>
+        <w:r>
+          <w:rPr>
+            <w:noProof/>
+            <w:webHidden/>
+          </w:rPr>
+          <w:instrText xml:space="preserve"> PAGEREF _Toc233681109 \h </w:instrText>
+        </w:r>
+        <w:r>
+          <w:rPr>
+            <w:noProof/>
+            <w:webHidden/>
+          </w:rPr>
+        </w:r>
+        <w:r>
+          <w:rPr>
+            <w:noProof/>
+            <w:webHidden/>
+          </w:rPr>
+          <w:fldChar w:fldCharType="separate"/>
+        </w:r>
+        <w:r>
+          <w:rPr>
+            <w:noProof/>
+            <w:webHidden/>
+          </w:rPr>
+          <w:t>31</w:t>
+        </w:r>
+        <w:r>
+          <w:rPr>
+            <w:noProof/>
+            <w:webHidden/>
+          </w:rPr>
+          <w:fldChar w:fldCharType="end"/>
+        </w:r>
+      </w:hyperlink>
+    </w:p>
+    <w:p>
+      <w:pPr>
+        <w:pStyle w:val="Heading1"/>
+      </w:pPr>
+      <w:r>
+        <w:lastRenderedPageBreak/>
         <w:fldChar w:fldCharType="end"/>
       </w:r>
-    </w:p>
-    <w:p>
-      <w:pPr>
-        <w:rPr>
-          <w:b/>
-          <w:bCs/>
-        </w:rPr>
-      </w:pPr>
-    </w:p>
-    <w:p>
-      <w:pPr>
-        <w:pStyle w:val="Heading1"/>
-        <w:ind w:left="357" w:hanging="357"/>
-      </w:pPr>
-      <w:r>
-        <w:br w:type="page"/>
-      </w:r>
-      <w:bookmarkStart w:id="0" w:name="_Toc233566875"/>
+      <w:r>
+        <w:t>Tổng</w:t>
+      </w:r>
       <w:r>
         <w:rPr>
           <w:lang w:val="vi-VN"/>
         </w:rPr>
-        <w:lastRenderedPageBreak/>
-        <w:t>Tổng quan hệ thống</w:t>
-      </w:r>
-      <w:bookmarkEnd w:id="0"/>
+        <w:t xml:space="preserve"> quan hệ thống</w:t>
+      </w:r>
     </w:p>
     <w:p>
       <w:pPr>
@@ -4989,23 +5275,17 @@
           <w:lang w:val="vi-VN"/>
         </w:rPr>
       </w:pPr>
+      <w:bookmarkStart w:id="0" w:name="_Toc233681062"/>
       <w:r>
         <w:rPr>
           <w:lang w:val="vi-VN"/>
         </w:rPr>
-        <w:t xml:space="preserve"> </w:t>
-      </w:r>
-      <w:bookmarkStart w:id="1" w:name="_Toc233566876"/>
-      <w:r>
-        <w:rPr>
-          <w:lang w:val="vi-VN"/>
-        </w:rPr>
         <w:t>Giới thiệu hệ thống</w:t>
       </w:r>
       <w:r>
         <w:t>:</w:t>
       </w:r>
-      <w:bookmarkEnd w:id="1"/>
+      <w:bookmarkEnd w:id="0"/>
     </w:p>
     <w:p>
       <w:pPr>
@@ -5016,14 +5296,14 @@
         </w:numPr>
         <w:ind w:left="907" w:hanging="567"/>
       </w:pPr>
-      <w:bookmarkStart w:id="2" w:name="_Toc233566877"/>
+      <w:bookmarkStart w:id="1" w:name="_Toc233681063"/>
       <w:r>
         <w:rPr>
           <w:lang w:val="vi-VN"/>
         </w:rPr>
         <w:t>Mô tả</w:t>
       </w:r>
-      <w:bookmarkEnd w:id="2"/>
+      <w:bookmarkEnd w:id="1"/>
       <w:r>
         <w:rPr>
           <w:lang w:val="vi-VN"/>
@@ -5072,14 +5352,14 @@
           <w:lang w:val="vi-VN"/>
         </w:rPr>
       </w:pPr>
-      <w:bookmarkStart w:id="3" w:name="_Toc233566878"/>
+      <w:bookmarkStart w:id="2" w:name="_Toc233681064"/>
       <w:r>
         <w:rPr>
           <w:lang w:val="vi-VN"/>
         </w:rPr>
         <w:t>Phạm vi dự án</w:t>
       </w:r>
-      <w:bookmarkEnd w:id="3"/>
+      <w:bookmarkEnd w:id="2"/>
     </w:p>
     <w:p>
       <w:pPr>
@@ -5223,14 +5503,14 @@
         </w:numPr>
         <w:ind w:left="907" w:hanging="567"/>
       </w:pPr>
-      <w:bookmarkStart w:id="4" w:name="_Toc233566879"/>
+      <w:bookmarkStart w:id="3" w:name="_Toc233681065"/>
       <w:r>
         <w:rPr>
           <w:lang w:val="vi-VN"/>
         </w:rPr>
         <w:t>Đối tượng sử dụng</w:t>
       </w:r>
-      <w:bookmarkEnd w:id="4"/>
+      <w:bookmarkEnd w:id="3"/>
     </w:p>
     <w:p>
       <w:pPr>
@@ -5270,14 +5550,14 @@
           <w:lang w:val="vi-VN"/>
         </w:rPr>
       </w:pPr>
-      <w:bookmarkStart w:id="5" w:name="_Toc233566880"/>
+      <w:bookmarkStart w:id="4" w:name="_Toc233681066"/>
       <w:r>
         <w:rPr>
           <w:lang w:val="vi-VN"/>
         </w:rPr>
         <w:t>Môi trường triển khai</w:t>
       </w:r>
-      <w:bookmarkEnd w:id="5"/>
+      <w:bookmarkEnd w:id="4"/>
     </w:p>
     <w:p>
       <w:pPr>
@@ -5330,7 +5610,7 @@
           <w:lang w:val="vi-VN"/>
         </w:rPr>
       </w:pPr>
-      <w:bookmarkStart w:id="6" w:name="_Toc233566881"/>
+      <w:bookmarkStart w:id="5" w:name="_Toc233681067"/>
       <w:r>
         <w:rPr>
           <w:lang w:val="vi-VN"/>
@@ -5338,7 +5618,7 @@
         <w:lastRenderedPageBreak/>
         <w:t>Công cụ sử dụng</w:t>
       </w:r>
-      <w:bookmarkEnd w:id="6"/>
+      <w:bookmarkEnd w:id="5"/>
     </w:p>
     <w:p>
       <w:pPr>
@@ -5463,11 +5743,11 @@
         </w:numPr>
         <w:ind w:left="357" w:hanging="357"/>
       </w:pPr>
-      <w:bookmarkStart w:id="7" w:name="_Toc233566882"/>
+      <w:bookmarkStart w:id="6" w:name="_Toc233681068"/>
       <w:r>
         <w:t>Yêu cầu:</w:t>
       </w:r>
-      <w:bookmarkEnd w:id="7"/>
+      <w:bookmarkEnd w:id="6"/>
     </w:p>
     <w:p>
       <w:pPr>
@@ -5751,7 +6031,7 @@
           <w:lang w:val="vi-VN"/>
         </w:rPr>
       </w:pPr>
-      <w:bookmarkStart w:id="8" w:name="_Toc233566883"/>
+      <w:bookmarkStart w:id="7" w:name="_Toc233681069"/>
       <w:r>
         <w:rPr>
           <w:lang w:val="vi-VN"/>
@@ -5762,7 +6042,7 @@
       <w:r>
         <w:t>:</w:t>
       </w:r>
-      <w:bookmarkEnd w:id="8"/>
+      <w:bookmarkEnd w:id="7"/>
     </w:p>
     <w:tbl>
       <w:tblPr>
@@ -6488,12 +6768,12 @@
       <w:r>
         <w:br w:type="page"/>
       </w:r>
-      <w:bookmarkStart w:id="9" w:name="_Toc233566884"/>
+      <w:bookmarkStart w:id="8" w:name="_Toc233681070"/>
       <w:r>
         <w:lastRenderedPageBreak/>
         <w:t>Phân tích</w:t>
       </w:r>
-      <w:bookmarkEnd w:id="9"/>
+      <w:bookmarkEnd w:id="8"/>
     </w:p>
     <w:p>
       <w:pPr>
@@ -6504,7 +6784,7 @@
         </w:numPr>
         <w:spacing w:after="80"/>
       </w:pPr>
-      <w:bookmarkStart w:id="10" w:name="_Toc233566885"/>
+      <w:bookmarkStart w:id="9" w:name="_Toc233681071"/>
       <w:r>
         <w:t xml:space="preserve">Sơ đồ </w:t>
       </w:r>
@@ -6553,7 +6833,7 @@
         </w:rPr>
         <w:t xml:space="preserve"> Design)</w:t>
       </w:r>
-      <w:bookmarkEnd w:id="10"/>
+      <w:bookmarkEnd w:id="9"/>
     </w:p>
     <w:p>
       <w:pPr>
@@ -6567,7 +6847,7 @@
           <w:lang w:val="vi-VN"/>
         </w:rPr>
       </w:pPr>
-      <w:bookmarkStart w:id="11" w:name="_Toc233566886"/>
+      <w:bookmarkStart w:id="10" w:name="_Toc233681072"/>
       <w:r>
         <w:t>S</w:t>
       </w:r>
@@ -6577,7 +6857,7 @@
         </w:rPr>
         <w:t>ơ đồ tổng quan</w:t>
       </w:r>
-      <w:bookmarkEnd w:id="11"/>
+      <w:bookmarkEnd w:id="10"/>
     </w:p>
     <w:p>
       <w:pPr>
@@ -6807,14 +7087,14 @@
           <w:lang w:val="vi-VN"/>
         </w:rPr>
       </w:pPr>
-      <w:bookmarkStart w:id="12" w:name="_Toc233566887"/>
+      <w:bookmarkStart w:id="11" w:name="_Toc233681073"/>
       <w:r>
         <w:rPr>
           <w:lang w:val="vi-VN"/>
         </w:rPr>
         <w:t>Factory Pattern</w:t>
       </w:r>
-      <w:bookmarkEnd w:id="12"/>
+      <w:bookmarkEnd w:id="11"/>
     </w:p>
     <w:p>
       <w:pPr>
@@ -6906,7 +7186,7 @@
           <w:lang w:val="vi-VN"/>
         </w:rPr>
       </w:pPr>
-      <w:bookmarkStart w:id="13" w:name="_Toc233566888"/>
+      <w:bookmarkStart w:id="12" w:name="_Toc233681074"/>
       <w:r>
         <w:rPr>
           <w:lang w:val="vi-VN"/>
@@ -6914,7 +7194,7 @@
         <w:lastRenderedPageBreak/>
         <w:t>Registry Pattern</w:t>
       </w:r>
-      <w:bookmarkEnd w:id="13"/>
+      <w:bookmarkEnd w:id="12"/>
     </w:p>
     <w:p>
       <w:pPr>
@@ -7137,7 +7417,7 @@
           <w:lang w:val="vi-VN"/>
         </w:rPr>
       </w:pPr>
-      <w:bookmarkStart w:id="14" w:name="_Toc233566889"/>
+      <w:bookmarkStart w:id="13" w:name="_Toc233681075"/>
       <w:r>
         <w:lastRenderedPageBreak/>
         <w:t xml:space="preserve">Sơ đồ </w:t>
@@ -7157,7 +7437,7 @@
         </w:rPr>
         <w:t>(Class Design)</w:t>
       </w:r>
-      <w:bookmarkEnd w:id="14"/>
+      <w:bookmarkEnd w:id="13"/>
     </w:p>
     <w:p>
       <w:pPr>
@@ -7172,7 +7452,7 @@
           <w:lang w:val="vi-VN"/>
         </w:rPr>
       </w:pPr>
-      <w:bookmarkStart w:id="15" w:name="_Toc233566890"/>
+      <w:bookmarkStart w:id="14" w:name="_Toc233681076"/>
       <w:r>
         <w:t>Sơ</w:t>
       </w:r>
@@ -7182,32 +7462,32 @@
         </w:rPr>
         <w:t xml:space="preserve"> đồ tổng quan</w:t>
       </w:r>
-      <w:bookmarkEnd w:id="15"/>
-    </w:p>
-    <w:p>
-      <w:pPr>
-        <w:pStyle w:val="Heading1"/>
+      <w:bookmarkEnd w:id="14"/>
+    </w:p>
+    <w:p>
+      <w:pPr>
+        <w:pStyle w:val="Heading3"/>
         <w:numPr>
           <w:ilvl w:val="0"/>
           <w:numId w:val="0"/>
         </w:numPr>
+        <w:spacing w:before="120"/>
+        <w:ind w:left="720" w:hanging="720"/>
         <w:jc w:val="center"/>
         <w:rPr>
-          <w:rFonts w:ascii="Times New Roman" w:hAnsi="Times New Roman"/>
-          <w:sz w:val="24"/>
-          <w:lang w:val="en-VN" w:eastAsia="ja-JP"/>
-        </w:rPr>
-      </w:pPr>
-      <w:bookmarkStart w:id="16" w:name="_Toc233566797"/>
+          <w:lang w:val="vi-VN"/>
+        </w:rPr>
+      </w:pPr>
+      <w:bookmarkStart w:id="15" w:name="_Toc233566797"/>
       <w:r>
         <w:rPr>
           <w:noProof/>
           <w:lang w:val="vi-VN"/>
         </w:rPr>
         <w:drawing>
-          <wp:inline distT="0" distB="0" distL="0" distR="0" wp14:anchorId="0605C900" wp14:editId="7909B34F">
-            <wp:extent cx="8342401" cy="4971105"/>
-            <wp:effectExtent l="0" t="3492" r="0" b="0"/>
+          <wp:inline distT="0" distB="0" distL="0" distR="0" wp14:anchorId="0CC3E704" wp14:editId="3B23A5BF">
+            <wp:extent cx="8313052" cy="4953534"/>
+            <wp:effectExtent l="3493" t="0" r="0" b="0"/>
             <wp:docPr id="1008072381" name="Picture 4" descr="A diagram of a company&#10;&#10;AI-generated content may be incorrect."/>
             <wp:cNvGraphicFramePr>
               <a:graphicFrameLocks xmlns:a="http://schemas.openxmlformats.org/drawingml/2006/main" noChangeAspect="1"/>
@@ -7235,7 +7515,7 @@
                   <pic:spPr bwMode="auto">
                     <a:xfrm rot="16200000">
                       <a:off x="0" y="0"/>
-                      <a:ext cx="8437543" cy="5027799"/>
+                      <a:ext cx="8380887" cy="4993955"/>
                     </a:xfrm>
                     <a:prstGeom prst="rect">
                       <a:avLst/>
@@ -7255,13 +7535,7 @@
           </wp:inline>
         </w:drawing>
       </w:r>
-      <w:bookmarkEnd w:id="16"/>
-      <w:r>
-        <w:rPr>
-          <w:lang w:val="vi-VN"/>
-        </w:rPr>
-        <w:br w:type="page"/>
-      </w:r>
+      <w:bookmarkEnd w:id="15"/>
     </w:p>
     <w:p>
       <w:r>
@@ -7636,21 +7910,15 @@
           <w:lang w:val="vi-VN"/>
         </w:rPr>
       </w:pPr>
-      <w:bookmarkStart w:id="17" w:name="_Toc233566891"/>
+      <w:bookmarkStart w:id="16" w:name="_Toc233681077"/>
       <w:r>
         <w:rPr>
           <w:lang w:val="vi-VN"/>
         </w:rPr>
         <w:lastRenderedPageBreak/>
-        <w:t xml:space="preserve">Decorator </w:t>
-      </w:r>
-      <w:r>
-        <w:rPr>
-          <w:lang w:val="vi-VN"/>
-        </w:rPr>
-        <w:t>Pattern</w:t>
-      </w:r>
-      <w:bookmarkEnd w:id="17"/>
+        <w:t>Decorator Pattern</w:t>
+      </w:r>
+      <w:bookmarkEnd w:id="16"/>
     </w:p>
     <w:p>
       <w:pPr>
@@ -7719,6 +7987,9 @@
     <w:p>
       <w:pPr>
         <w:spacing w:before="120"/>
+        <w:rPr>
+          <w:lang w:val="vi-VN"/>
+        </w:rPr>
       </w:pPr>
       <w:r>
         <w:rPr>
@@ -9650,7 +9921,7 @@
           <w:lang w:val="vi-VN"/>
         </w:rPr>
       </w:pPr>
-      <w:bookmarkStart w:id="18" w:name="_Toc233566892"/>
+      <w:bookmarkStart w:id="17" w:name="_Toc233681078"/>
       <w:r>
         <w:lastRenderedPageBreak/>
         <w:t xml:space="preserve">Sơ đồ </w:t>
@@ -9670,7 +9941,7 @@
         </w:rPr>
         <w:t>(Class Design)</w:t>
       </w:r>
-      <w:bookmarkEnd w:id="18"/>
+      <w:bookmarkEnd w:id="17"/>
     </w:p>
     <w:p>
       <w:pPr>
@@ -9685,14 +9956,14 @@
           <w:lang w:val="vi-VN"/>
         </w:rPr>
       </w:pPr>
-      <w:bookmarkStart w:id="19" w:name="_Toc233566893"/>
+      <w:bookmarkStart w:id="18" w:name="_Toc233681079"/>
       <w:r>
         <w:rPr>
           <w:lang w:val="vi-VN"/>
         </w:rPr>
         <w:t>Sơ đồ tổng quan</w:t>
       </w:r>
-      <w:bookmarkEnd w:id="19"/>
+      <w:bookmarkEnd w:id="18"/>
     </w:p>
     <w:p>
       <w:pPr>
@@ -9889,32 +10160,26 @@
           <w:lang w:val="vi-VN"/>
         </w:rPr>
       </w:pPr>
-      <w:bookmarkStart w:id="20" w:name="_Toc233566894"/>
+      <w:bookmarkStart w:id="19" w:name="_Toc233681080"/>
       <w:r>
         <w:rPr>
           <w:lang w:val="vi-VN"/>
         </w:rPr>
-        <w:t>Registry Pattern</w:t>
+        <w:t>Registry Pattern (</w:t>
       </w:r>
       <w:r>
         <w:rPr>
           <w:lang w:val="vi-VN"/>
         </w:rPr>
-        <w:t xml:space="preserve"> (</w:t>
+        <w:t>Tối ưu</w:t>
       </w:r>
       <w:r>
         <w:rPr>
           <w:lang w:val="vi-VN"/>
         </w:rPr>
-        <w:t>Tối ưu</w:t>
-      </w:r>
-      <w:r>
-        <w:rPr>
-          <w:lang w:val="vi-VN"/>
-        </w:rPr>
         <w:t>)</w:t>
       </w:r>
-      <w:bookmarkEnd w:id="20"/>
+      <w:bookmarkEnd w:id="19"/>
     </w:p>
     <w:p>
       <w:pPr>
@@ -9981,27 +10246,39 @@
     <w:p>
       <w:pPr>
         <w:spacing w:before="120"/>
-      </w:pPr>
-      <w:r>
         <w:rPr>
           <w:lang w:val="vi-VN"/>
         </w:rPr>
+      </w:pPr>
+      <w:r>
+        <w:rPr>
+          <w:lang w:val="vi-VN"/>
+        </w:rPr>
         <w:t>Tại phiên bản v2, hệ thống thực hiện một đợt cải tổ toàn diện để cứu dự án khỏi tình trạng phình to mã nguồn. Toàn bộ các lớp Factory trung gian cồng kềnh bị xóa bỏ hoàn toàn. Thay vào đó, DVGA tối ưu hóa Registry Pattern bằng cách khai thác đặc tính First-Class Functions của ngôn ngữ Go (sử dụng con trỏ hàm). Đối với hệ thống DVGA, bước lùi về mặt hướng đối tượng này lại là một bước tiến khổng lồ về mặt kiến trúc, tạo ra cơ chế "plug-and-play" thực sự. Giờ đây, để tích hợp thêm các vector tấn công mới từ OWASP như BOLA hay SSRF, lập trình viên chỉ cần viết logic khai thác cốt lõi của lỗ hổng đó và đăng ký một hàm closure trực tiếp vào không gian bộ nhớ của hệ thống khi khởi động. Cách làm "làm phẳng" mã nguồn này đã triệt tiêu hoàn toàn boilerplate code, giúp DVGA giữ vững đặc tính khởi động tính bằng mili-giây, tối ưu dung lượng Docker image, đồng thời cho phép đội ngũ phát triển mở rộng lên hàng trăm bài Lab trong tương lai một cách vô cùng dễ dàng và ít tốn công sức bảo trì.</w:t>
       </w:r>
     </w:p>
     <w:p>
       <w:pPr>
         <w:spacing w:before="120"/>
+        <w:rPr>
+          <w:lang w:val="vi-VN"/>
+        </w:rPr>
       </w:pPr>
     </w:p>
     <w:p>
       <w:pPr>
         <w:spacing w:before="120"/>
+        <w:rPr>
+          <w:lang w:val="vi-VN"/>
+        </w:rPr>
       </w:pPr>
     </w:p>
     <w:p>
       <w:pPr>
         <w:spacing w:before="120"/>
+        <w:rPr>
+          <w:lang w:val="vi-VN"/>
+        </w:rPr>
       </w:pPr>
     </w:p>
     <w:p>
@@ -15769,7 +16046,7 @@
         </w:numPr>
         <w:spacing w:after="80"/>
       </w:pPr>
-      <w:bookmarkStart w:id="21" w:name="_Toc233566895"/>
+      <w:bookmarkStart w:id="20" w:name="_Toc233681081"/>
       <w:r>
         <w:rPr>
           <w:lang w:val="vi-VN"/>
@@ -15777,7 +16054,7 @@
         <w:lastRenderedPageBreak/>
         <w:t>Các lỗ hổng bảo mật OWASP</w:t>
       </w:r>
-      <w:bookmarkEnd w:id="21"/>
+      <w:bookmarkEnd w:id="20"/>
     </w:p>
     <w:p>
       <w:pPr>
@@ -17822,8 +18099,8 @@
           <w:lang w:val="vi-VN"/>
         </w:rPr>
       </w:pPr>
-      <w:bookmarkStart w:id="22" w:name="_Toc218633017"/>
-      <w:bookmarkStart w:id="23" w:name="_Toc233566896"/>
+      <w:bookmarkStart w:id="21" w:name="_Toc218633017"/>
+      <w:bookmarkStart w:id="22" w:name="_Toc233681082"/>
       <w:r>
         <w:rPr>
           <w:lang w:val="vi-VN"/>
@@ -17831,8 +18108,8 @@
         <w:lastRenderedPageBreak/>
         <w:t>Quy định và Quy trình</w:t>
       </w:r>
+      <w:bookmarkEnd w:id="21"/>
       <w:bookmarkEnd w:id="22"/>
-      <w:bookmarkEnd w:id="23"/>
     </w:p>
     <w:p>
       <w:pPr>
@@ -17847,8 +18124,8 @@
           <w:lang w:val="vi-VN"/>
         </w:rPr>
       </w:pPr>
-      <w:bookmarkStart w:id="24" w:name="_Toc218633018"/>
-      <w:bookmarkStart w:id="25" w:name="_Toc233566897"/>
+      <w:bookmarkStart w:id="23" w:name="_Toc218633018"/>
+      <w:bookmarkStart w:id="24" w:name="_Toc233681083"/>
       <w:r>
         <w:rPr>
           <w:lang w:val="vi-VN"/>
@@ -17861,8 +18138,8 @@
         </w:rPr>
         <w:t xml:space="preserve"> lý mã nguồn và quy trình Workflow</w:t>
       </w:r>
+      <w:bookmarkEnd w:id="23"/>
       <w:bookmarkEnd w:id="24"/>
-      <w:bookmarkEnd w:id="25"/>
     </w:p>
     <w:p>
       <w:pPr>
@@ -17908,8 +18185,8 @@
           <w:lang w:val="vi-VN"/>
         </w:rPr>
       </w:pPr>
-      <w:bookmarkStart w:id="26" w:name="_Toc218633019"/>
-      <w:bookmarkStart w:id="27" w:name="_Toc233566898"/>
+      <w:bookmarkStart w:id="25" w:name="_Toc218633019"/>
+      <w:bookmarkStart w:id="26" w:name="_Toc233681084"/>
       <w:r>
         <w:rPr>
           <w:lang w:val="vi-VN"/>
@@ -17922,8 +18199,8 @@
         </w:rPr>
         <w:t xml:space="preserve"> trình phát triển tính năng tiêu chuẩn:</w:t>
       </w:r>
+      <w:bookmarkEnd w:id="25"/>
       <w:bookmarkEnd w:id="26"/>
-      <w:bookmarkEnd w:id="27"/>
     </w:p>
     <w:p>
       <w:pPr>
@@ -18225,16 +18502,16 @@
           <w:lang w:val="vi-VN"/>
         </w:rPr>
       </w:pPr>
-      <w:bookmarkStart w:id="28" w:name="_Toc218633020"/>
-      <w:bookmarkStart w:id="29" w:name="_Toc233566899"/>
+      <w:bookmarkStart w:id="27" w:name="_Toc218633020"/>
+      <w:bookmarkStart w:id="28" w:name="_Toc233681085"/>
       <w:r>
         <w:rPr>
           <w:lang w:val="vi-VN"/>
         </w:rPr>
         <w:t>Xử lý các tình huống ngoại lệ:</w:t>
       </w:r>
+      <w:bookmarkEnd w:id="27"/>
       <w:bookmarkEnd w:id="28"/>
-      <w:bookmarkEnd w:id="29"/>
     </w:p>
     <w:p>
       <w:pPr>
@@ -18358,16 +18635,16 @@
           <w:lang w:val="vi-VN"/>
         </w:rPr>
       </w:pPr>
-      <w:bookmarkStart w:id="30" w:name="_Toc218633021"/>
-      <w:bookmarkStart w:id="31" w:name="_Toc233566900"/>
+      <w:bookmarkStart w:id="29" w:name="_Toc218633021"/>
+      <w:bookmarkStart w:id="30" w:name="_Toc233681086"/>
       <w:r>
         <w:rPr>
           <w:lang w:val="vi-VN"/>
         </w:rPr>
         <w:t>Quy tắc lập trình và ứng dụng AI (Cursor &amp; Github Copilot Agent)</w:t>
       </w:r>
+      <w:bookmarkEnd w:id="29"/>
       <w:bookmarkEnd w:id="30"/>
-      <w:bookmarkEnd w:id="31"/>
     </w:p>
     <w:p>
       <w:pPr>
@@ -18602,8 +18879,8 @@
           <w:lang w:val="vi-VN"/>
         </w:rPr>
       </w:pPr>
-      <w:bookmarkStart w:id="32" w:name="_Toc218633022"/>
-      <w:bookmarkStart w:id="33" w:name="_Toc233566901"/>
+      <w:bookmarkStart w:id="31" w:name="_Toc218633022"/>
+      <w:bookmarkStart w:id="32" w:name="_Toc233681087"/>
       <w:r>
         <w:rPr>
           <w:lang w:val="vi-VN"/>
@@ -18611,8 +18888,8 @@
         <w:lastRenderedPageBreak/>
         <w:t>Quy chuẩn kiểm thử</w:t>
       </w:r>
+      <w:bookmarkEnd w:id="31"/>
       <w:bookmarkEnd w:id="32"/>
-      <w:bookmarkEnd w:id="33"/>
     </w:p>
     <w:p>
       <w:pPr>
@@ -18643,8 +18920,8 @@
           <w:lang w:val="vi-VN"/>
         </w:rPr>
       </w:pPr>
-      <w:bookmarkStart w:id="34" w:name="_Toc218633023"/>
-      <w:bookmarkStart w:id="35" w:name="_Toc233566902"/>
+      <w:bookmarkStart w:id="33" w:name="_Toc218633023"/>
+      <w:bookmarkStart w:id="34" w:name="_Toc233681088"/>
       <w:r>
         <w:rPr>
           <w:sz w:val="24"/>
@@ -18653,8 +18930,8 @@
         </w:rPr>
         <w:t>Unit testing</w:t>
       </w:r>
+      <w:bookmarkEnd w:id="33"/>
       <w:bookmarkEnd w:id="34"/>
-      <w:bookmarkEnd w:id="35"/>
     </w:p>
     <w:p>
       <w:pPr>
@@ -18698,8 +18975,8 @@
           <w:lang w:val="vi-VN"/>
         </w:rPr>
       </w:pPr>
-      <w:bookmarkStart w:id="36" w:name="_Toc218633024"/>
-      <w:bookmarkStart w:id="37" w:name="_Toc233566903"/>
+      <w:bookmarkStart w:id="35" w:name="_Toc218633024"/>
+      <w:bookmarkStart w:id="36" w:name="_Toc233681089"/>
       <w:r>
         <w:rPr>
           <w:sz w:val="24"/>
@@ -18708,8 +18985,8 @@
         </w:rPr>
         <w:t>Integration testing</w:t>
       </w:r>
+      <w:bookmarkEnd w:id="35"/>
       <w:bookmarkEnd w:id="36"/>
-      <w:bookmarkEnd w:id="37"/>
     </w:p>
     <w:p>
       <w:pPr>
@@ -18753,8 +19030,8 @@
           <w:lang w:val="vi-VN"/>
         </w:rPr>
       </w:pPr>
-      <w:bookmarkStart w:id="38" w:name="_Toc218633025"/>
-      <w:bookmarkStart w:id="39" w:name="_Toc233566904"/>
+      <w:bookmarkStart w:id="37" w:name="_Toc218633025"/>
+      <w:bookmarkStart w:id="38" w:name="_Toc233681090"/>
       <w:r>
         <w:rPr>
           <w:sz w:val="24"/>
@@ -18763,8 +19040,8 @@
         </w:rPr>
         <w:t>System testing</w:t>
       </w:r>
+      <w:bookmarkEnd w:id="37"/>
       <w:bookmarkEnd w:id="38"/>
-      <w:bookmarkEnd w:id="39"/>
     </w:p>
     <w:p>
       <w:pPr>
@@ -18812,16 +19089,16 @@
           <w:lang w:val="vi-VN"/>
         </w:rPr>
       </w:pPr>
-      <w:bookmarkStart w:id="40" w:name="_Toc218633026"/>
-      <w:bookmarkStart w:id="41" w:name="_Toc233566905"/>
+      <w:bookmarkStart w:id="39" w:name="_Toc218633026"/>
+      <w:bookmarkStart w:id="40" w:name="_Toc233681091"/>
       <w:r>
         <w:rPr>
           <w:lang w:val="vi-VN"/>
         </w:rPr>
         <w:t>CI/CD</w:t>
       </w:r>
+      <w:bookmarkEnd w:id="39"/>
       <w:bookmarkEnd w:id="40"/>
-      <w:bookmarkEnd w:id="41"/>
     </w:p>
     <w:p>
       <w:pPr>
@@ -18875,16 +19152,16 @@
           <w:lang w:val="vi-VN"/>
         </w:rPr>
       </w:pPr>
-      <w:bookmarkStart w:id="42" w:name="_Toc218633029"/>
-      <w:bookmarkStart w:id="43" w:name="_Toc233566906"/>
+      <w:bookmarkStart w:id="41" w:name="_Toc218633029"/>
+      <w:bookmarkStart w:id="42" w:name="_Toc233681092"/>
       <w:r>
         <w:rPr>
           <w:lang w:val="vi-VN"/>
         </w:rPr>
         <w:t>Tiêu chuẩn tài liệu</w:t>
       </w:r>
+      <w:bookmarkEnd w:id="41"/>
       <w:bookmarkEnd w:id="42"/>
-      <w:bookmarkEnd w:id="43"/>
     </w:p>
     <w:p>
       <w:pPr>
@@ -19068,7 +19345,7 @@
           <w:lang w:val="vi-VN"/>
         </w:rPr>
       </w:pPr>
-      <w:bookmarkStart w:id="44" w:name="_Toc233566907"/>
+      <w:bookmarkStart w:id="43" w:name="_Toc233681093"/>
       <w:r>
         <w:rPr>
           <w:lang w:val="vi-VN"/>
@@ -19076,7 +19353,7 @@
         <w:lastRenderedPageBreak/>
         <w:t>Phân chia công việc</w:t>
       </w:r>
-      <w:bookmarkEnd w:id="44"/>
+      <w:bookmarkEnd w:id="43"/>
     </w:p>
     <w:p>
       <w:pPr>
@@ -19091,14 +19368,14 @@
           <w:lang w:val="vi-VN"/>
         </w:rPr>
       </w:pPr>
-      <w:bookmarkStart w:id="45" w:name="_Toc233566908"/>
+      <w:bookmarkStart w:id="44" w:name="_Toc233681094"/>
       <w:r>
         <w:rPr>
           <w:lang w:val="vi-VN"/>
         </w:rPr>
         <w:t>Vai trò</w:t>
       </w:r>
-      <w:bookmarkEnd w:id="45"/>
+      <w:bookmarkEnd w:id="44"/>
     </w:p>
     <w:p>
       <w:pPr>
@@ -19309,14 +19586,14 @@
           <w:lang w:val="vi-VN"/>
         </w:rPr>
       </w:pPr>
-      <w:bookmarkStart w:id="46" w:name="_Toc233566909"/>
+      <w:bookmarkStart w:id="45" w:name="_Toc233681095"/>
       <w:r>
         <w:rPr>
           <w:lang w:val="vi-VN"/>
         </w:rPr>
         <w:t>Đánh giá hiệu suất</w:t>
       </w:r>
-      <w:bookmarkEnd w:id="46"/>
+      <w:bookmarkEnd w:id="45"/>
     </w:p>
     <w:p>
       <w:pPr>
@@ -19423,7 +19700,7 @@
           <w:lang w:val="vi-VN" w:eastAsia="ja-JP"/>
         </w:rPr>
       </w:pPr>
-      <w:bookmarkStart w:id="47" w:name="_Toc233566910"/>
+      <w:bookmarkStart w:id="46" w:name="_Toc233681096"/>
       <w:r>
         <w:rPr>
           <w:lang w:val="vi-VN"/>
@@ -19437,7 +19714,7 @@
         </w:rPr>
         <w:t>ài đặt và Hướng dẫn sử dụng</w:t>
       </w:r>
-      <w:bookmarkEnd w:id="47"/>
+      <w:bookmarkEnd w:id="46"/>
     </w:p>
     <w:p>
       <w:pPr>
@@ -19451,14 +19728,14 @@
           <w:lang w:val="vi-VN" w:eastAsia="ja-JP"/>
         </w:rPr>
       </w:pPr>
-      <w:bookmarkStart w:id="48" w:name="_Toc233566911"/>
+      <w:bookmarkStart w:id="47" w:name="_Toc233681097"/>
       <w:r>
         <w:rPr>
           <w:lang w:val="vi-VN" w:eastAsia="ja-JP"/>
         </w:rPr>
         <w:t>Cài đặt dành cho Developer</w:t>
       </w:r>
-      <w:bookmarkEnd w:id="48"/>
+      <w:bookmarkEnd w:id="47"/>
     </w:p>
     <w:p>
       <w:pPr>
@@ -19647,14 +19924,14 @@
           <w:lang w:val="vi-VN" w:eastAsia="ja-JP"/>
         </w:rPr>
       </w:pPr>
-      <w:bookmarkStart w:id="49" w:name="_Toc233566912"/>
+      <w:bookmarkStart w:id="48" w:name="_Toc233681098"/>
       <w:r>
         <w:rPr>
           <w:lang w:val="vi-VN" w:eastAsia="ja-JP"/>
         </w:rPr>
         <w:t>Cài đặt dành cho người dùng</w:t>
       </w:r>
-      <w:bookmarkEnd w:id="49"/>
+      <w:bookmarkEnd w:id="48"/>
     </w:p>
     <w:p>
       <w:pPr>
@@ -19867,14 +20144,14 @@
           <w:lang w:val="vi-VN" w:eastAsia="ja-JP"/>
         </w:rPr>
       </w:pPr>
-      <w:bookmarkStart w:id="50" w:name="_Toc233566913"/>
+      <w:bookmarkStart w:id="49" w:name="_Toc233681099"/>
       <w:r>
         <w:rPr>
           <w:lang w:val="vi-VN" w:eastAsia="ja-JP"/>
         </w:rPr>
         <w:t>Hướng dẫn sử dụng cho người dùng</w:t>
       </w:r>
-      <w:bookmarkEnd w:id="50"/>
+      <w:bookmarkEnd w:id="49"/>
     </w:p>
     <w:p>
       <w:pPr>
@@ -19942,25 +20219,7 @@
           <w:szCs w:val="24"/>
           <w:lang w:val="vi-VN"/>
         </w:rPr>
-        <w:t xml:space="preserve">Sử dụng UI để thiết lập mức độ khó (Difficulty). </w:t>
-      </w:r>
-      <w:r>
-        <w:rPr>
-          <w:rFonts w:ascii="Times New Roman" w:hAnsi="Times New Roman"/>
-          <w:sz w:val="24"/>
-          <w:szCs w:val="24"/>
-          <w:lang w:val="vi-VN"/>
-        </w:rPr>
-        <w:t>Người dùng</w:t>
-      </w:r>
-      <w:r>
-        <w:rPr>
-          <w:rFonts w:ascii="Times New Roman" w:hAnsi="Times New Roman"/>
-          <w:sz w:val="24"/>
-          <w:szCs w:val="24"/>
-          <w:lang w:val="vi-VN"/>
-        </w:rPr>
-        <w:t xml:space="preserve"> có thể tăng dần độ khó để trải nghiệm các cơ chế phòng thủ phức tạp hơn và thử thách kỹ năng khai thác của bản thân.</w:t>
+        <w:t>Sử dụng UI để thiết lập mức độ khó (Difficulty). Người dùng có thể tăng dần độ khó để trải nghiệm các cơ chế phòng thủ phức tạp hơn và thử thách kỹ năng khai thác của bản thân.</w:t>
       </w:r>
     </w:p>
     <w:p>
@@ -19984,25 +20243,7 @@
           <w:szCs w:val="24"/>
           <w:lang w:val="vi-VN"/>
         </w:rPr>
-        <w:t xml:space="preserve">Nếu gặp bế tắc trong quá trình khai thác, </w:t>
-      </w:r>
-      <w:r>
-        <w:rPr>
-          <w:rFonts w:ascii="Times New Roman" w:hAnsi="Times New Roman"/>
-          <w:sz w:val="24"/>
-          <w:szCs w:val="24"/>
-          <w:lang w:val="vi-VN"/>
-        </w:rPr>
-        <w:t xml:space="preserve">người dùng </w:t>
-      </w:r>
-      <w:r>
-        <w:rPr>
-          <w:rFonts w:ascii="Times New Roman" w:hAnsi="Times New Roman"/>
-          <w:sz w:val="24"/>
-          <w:szCs w:val="24"/>
-          <w:lang w:val="vi-VN"/>
-        </w:rPr>
-        <w:t>có thể tham khảo mục Hints (Gợi ý) hoặc đọc các tài liệu kỹ thuật ở phần References được tích hợp trực tiếp trong giao diện của từng bài Lab.</w:t>
+        <w:t>Nếu gặp bế tắc trong quá trình khai thác, người dùng có thể tham khảo mục Hints (Gợi ý) hoặc đọc các tài liệu kỹ thuật ở phần References được tích hợp trực tiếp trong giao diện của từng bài Lab.</w:t>
       </w:r>
     </w:p>
     <w:p>
@@ -20017,20 +20258,14 @@
           <w:lang w:val="vi-VN" w:eastAsia="ja-JP"/>
         </w:rPr>
       </w:pPr>
-      <w:bookmarkStart w:id="51" w:name="_Toc233566914"/>
+      <w:bookmarkStart w:id="50" w:name="_Toc233681100"/>
       <w:r>
         <w:rPr>
           <w:lang w:val="vi-VN" w:eastAsia="ja-JP"/>
         </w:rPr>
-        <w:t xml:space="preserve">Hướng dẫn sử dụng cho </w:t>
-      </w:r>
-      <w:r>
-        <w:rPr>
-          <w:lang w:val="vi-VN" w:eastAsia="ja-JP"/>
-        </w:rPr>
-        <w:t>Developer (Phát triển Module mới)</w:t>
-      </w:r>
-      <w:bookmarkEnd w:id="51"/>
+        <w:t>Hướng dẫn sử dụng cho Developer (Phát triển Module mới)</w:t>
+      </w:r>
+      <w:bookmarkEnd w:id="50"/>
     </w:p>
     <w:p>
       <w:pPr>
@@ -23597,6 +23832,9 @@
     <w:p>
       <w:pPr>
         <w:spacing w:before="240"/>
+        <w:rPr>
+          <w:lang w:val="en-VN"/>
+        </w:rPr>
       </w:pPr>
       <w:r>
         <w:rPr>
@@ -23610,1838 +23848,9 @@
         <w:rPr>
           <w:b/>
           <w:bCs/>
+          <w:lang w:val="en-VN"/>
         </w:rPr>
         <w:t xml:space="preserve">Đăng ký toàn bộ Biến thể qua hàm </w:t>
-      </w:r>
-      <w:r>
-        <w:rPr>
-          <w:rStyle w:val="HTMLCode"/>
-          <w:rFonts w:ascii="Times New Roman" w:eastAsia="MS Mincho" w:hAnsi="Times New Roman" w:cs="Times New Roman"/>
-          <w:b/>
-          <w:bCs/>
-          <w:sz w:val="24"/>
-          <w:szCs w:val="24"/>
-        </w:rPr>
-        <w:t>RegisterAll</w:t>
-      </w:r>
-      <w:r>
-        <w:t xml:space="preserve"> </w:t>
-      </w:r>
-    </w:p>
-    <w:p>
-      <w:pPr>
-        <w:rPr>
-          <w:lang w:val="en-VN"/>
-        </w:rPr>
-      </w:pPr>
-      <w:r>
-        <w:t xml:space="preserve">Tạo file </w:t>
-      </w:r>
-      <w:r>
-        <w:rPr>
-          <w:rStyle w:val="HTMLCode"/>
-          <w:rFonts w:ascii="Times New Roman" w:eastAsia="MS Mincho" w:hAnsi="Times New Roman" w:cs="Times New Roman"/>
-          <w:sz w:val="24"/>
-          <w:szCs w:val="24"/>
-        </w:rPr>
-        <w:t>register.go</w:t>
-      </w:r>
-      <w:r>
-        <w:t xml:space="preserve"> trong package của bạn. Đây là nơi bạn kết nối (bind) Metadata, hàm Serve, và các dependencies lại với nhau thành một Constructor để nạp vào Registry.</w:t>
-      </w:r>
-    </w:p>
-    <w:p>
-      <w:pPr>
-        <w:shd w:val="clear" w:color="auto" w:fill="121314"/>
-        <w:spacing w:line="315" w:lineRule="atLeast"/>
-        <w:rPr>
-          <w:rFonts w:ascii="Menlo" w:eastAsia="Times New Roman" w:hAnsi="Menlo" w:cs="Menlo"/>
-          <w:color w:val="BBBEBF"/>
-          <w:sz w:val="21"/>
-          <w:szCs w:val="21"/>
-          <w:lang w:val="en-VN" w:eastAsia="ja-JP"/>
-        </w:rPr>
-      </w:pPr>
-      <w:r>
-        <w:rPr>
-          <w:rFonts w:ascii="Menlo" w:eastAsia="Times New Roman" w:hAnsi="Menlo" w:cs="Menlo"/>
-          <w:color w:val="FF7B72"/>
-          <w:sz w:val="21"/>
-          <w:szCs w:val="21"/>
-          <w:lang w:val="en-VN" w:eastAsia="ja-JP"/>
-        </w:rPr>
-        <w:t>package</w:t>
-      </w:r>
-      <w:r>
-        <w:rPr>
-          <w:rFonts w:ascii="Menlo" w:eastAsia="Times New Roman" w:hAnsi="Menlo" w:cs="Menlo"/>
-          <w:color w:val="BBBEBF"/>
-          <w:sz w:val="21"/>
-          <w:szCs w:val="21"/>
-          <w:lang w:val="en-VN" w:eastAsia="ja-JP"/>
-        </w:rPr>
-        <w:t xml:space="preserve"> </w:t>
-      </w:r>
-      <w:r>
-        <w:rPr>
-          <w:rFonts w:ascii="Menlo" w:eastAsia="Times New Roman" w:hAnsi="Menlo" w:cs="Menlo"/>
-          <w:color w:val="4EC9B0"/>
-          <w:sz w:val="21"/>
-          <w:szCs w:val="21"/>
-          <w:lang w:val="en-VN" w:eastAsia="ja-JP"/>
-        </w:rPr>
-        <w:t>myvuln</w:t>
-      </w:r>
-    </w:p>
-    <w:p>
-      <w:pPr>
-        <w:shd w:val="clear" w:color="auto" w:fill="121314"/>
-        <w:spacing w:line="315" w:lineRule="atLeast"/>
-        <w:rPr>
-          <w:rFonts w:ascii="Menlo" w:eastAsia="Times New Roman" w:hAnsi="Menlo" w:cs="Menlo"/>
-          <w:color w:val="BBBEBF"/>
-          <w:sz w:val="21"/>
-          <w:szCs w:val="21"/>
-          <w:lang w:val="en-VN" w:eastAsia="ja-JP"/>
-        </w:rPr>
-      </w:pPr>
-    </w:p>
-    <w:p>
-      <w:pPr>
-        <w:shd w:val="clear" w:color="auto" w:fill="121314"/>
-        <w:spacing w:line="315" w:lineRule="atLeast"/>
-        <w:rPr>
-          <w:rFonts w:ascii="Menlo" w:eastAsia="Times New Roman" w:hAnsi="Menlo" w:cs="Menlo"/>
-          <w:color w:val="BBBEBF"/>
-          <w:sz w:val="21"/>
-          <w:szCs w:val="21"/>
-          <w:lang w:val="en-VN" w:eastAsia="ja-JP"/>
-        </w:rPr>
-      </w:pPr>
-      <w:r>
-        <w:rPr>
-          <w:rFonts w:ascii="Menlo" w:eastAsia="Times New Roman" w:hAnsi="Menlo" w:cs="Menlo"/>
-          <w:color w:val="C586C0"/>
-          <w:sz w:val="21"/>
-          <w:szCs w:val="21"/>
-          <w:lang w:val="en-VN" w:eastAsia="ja-JP"/>
-        </w:rPr>
-        <w:t>import</w:t>
-      </w:r>
-      <w:r>
-        <w:rPr>
-          <w:rFonts w:ascii="Menlo" w:eastAsia="Times New Roman" w:hAnsi="Menlo" w:cs="Menlo"/>
-          <w:color w:val="BBBEBF"/>
-          <w:sz w:val="21"/>
-          <w:szCs w:val="21"/>
-          <w:lang w:val="en-VN" w:eastAsia="ja-JP"/>
-        </w:rPr>
-        <w:t xml:space="preserve"> (</w:t>
-      </w:r>
-    </w:p>
-    <w:p>
-      <w:pPr>
-        <w:shd w:val="clear" w:color="auto" w:fill="121314"/>
-        <w:spacing w:line="315" w:lineRule="atLeast"/>
-        <w:rPr>
-          <w:rFonts w:ascii="Menlo" w:eastAsia="Times New Roman" w:hAnsi="Menlo" w:cs="Menlo"/>
-          <w:color w:val="BBBEBF"/>
-          <w:sz w:val="21"/>
-          <w:szCs w:val="21"/>
-          <w:lang w:val="en-VN" w:eastAsia="ja-JP"/>
-        </w:rPr>
-      </w:pPr>
-      <w:r>
-        <w:rPr>
-          <w:rFonts w:ascii="Menlo" w:eastAsia="Times New Roman" w:hAnsi="Menlo" w:cs="Menlo"/>
-          <w:color w:val="BBBEBF"/>
-          <w:sz w:val="21"/>
-          <w:szCs w:val="21"/>
-          <w:lang w:val="en-VN" w:eastAsia="ja-JP"/>
-        </w:rPr>
-        <w:t xml:space="preserve">    </w:t>
-      </w:r>
-      <w:r>
-        <w:rPr>
-          <w:rFonts w:ascii="Menlo" w:eastAsia="Times New Roman" w:hAnsi="Menlo" w:cs="Menlo"/>
-          <w:color w:val="A5D6FF"/>
-          <w:sz w:val="21"/>
-          <w:szCs w:val="21"/>
-          <w:lang w:val="en-VN" w:eastAsia="ja-JP"/>
-        </w:rPr>
-        <w:t>"</w:t>
-      </w:r>
-      <w:r>
-        <w:rPr>
-          <w:rFonts w:ascii="Menlo" w:eastAsia="Times New Roman" w:hAnsi="Menlo" w:cs="Menlo"/>
-          <w:color w:val="FFA657"/>
-          <w:sz w:val="21"/>
-          <w:szCs w:val="21"/>
-          <w:lang w:val="en-VN" w:eastAsia="ja-JP"/>
-        </w:rPr>
-        <w:t>dvga/internal/core</w:t>
-      </w:r>
-      <w:r>
-        <w:rPr>
-          <w:rFonts w:ascii="Menlo" w:eastAsia="Times New Roman" w:hAnsi="Menlo" w:cs="Menlo"/>
-          <w:color w:val="A5D6FF"/>
-          <w:sz w:val="21"/>
-          <w:szCs w:val="21"/>
-          <w:lang w:val="en-VN" w:eastAsia="ja-JP"/>
-        </w:rPr>
-        <w:t>"</w:t>
-      </w:r>
-    </w:p>
-    <w:p>
-      <w:pPr>
-        <w:shd w:val="clear" w:color="auto" w:fill="121314"/>
-        <w:spacing w:line="315" w:lineRule="atLeast"/>
-        <w:rPr>
-          <w:rFonts w:ascii="Menlo" w:eastAsia="Times New Roman" w:hAnsi="Menlo" w:cs="Menlo"/>
-          <w:color w:val="BBBEBF"/>
-          <w:sz w:val="21"/>
-          <w:szCs w:val="21"/>
-          <w:lang w:val="en-VN" w:eastAsia="ja-JP"/>
-        </w:rPr>
-      </w:pPr>
-      <w:r>
-        <w:rPr>
-          <w:rFonts w:ascii="Menlo" w:eastAsia="Times New Roman" w:hAnsi="Menlo" w:cs="Menlo"/>
-          <w:color w:val="BBBEBF"/>
-          <w:sz w:val="21"/>
-          <w:szCs w:val="21"/>
-          <w:lang w:val="en-VN" w:eastAsia="ja-JP"/>
-        </w:rPr>
-        <w:t xml:space="preserve">    </w:t>
-      </w:r>
-      <w:r>
-        <w:rPr>
-          <w:rFonts w:ascii="Menlo" w:eastAsia="Times New Roman" w:hAnsi="Menlo" w:cs="Menlo"/>
-          <w:color w:val="A5D6FF"/>
-          <w:sz w:val="21"/>
-          <w:szCs w:val="21"/>
-          <w:lang w:val="en-VN" w:eastAsia="ja-JP"/>
-        </w:rPr>
-        <w:t>"</w:t>
-      </w:r>
-      <w:r>
-        <w:rPr>
-          <w:rFonts w:ascii="Menlo" w:eastAsia="Times New Roman" w:hAnsi="Menlo" w:cs="Menlo"/>
-          <w:color w:val="FFA657"/>
-          <w:sz w:val="21"/>
-          <w:szCs w:val="21"/>
-          <w:lang w:val="en-VN" w:eastAsia="ja-JP"/>
-        </w:rPr>
-        <w:t>dvga/internal/database</w:t>
-      </w:r>
-      <w:r>
-        <w:rPr>
-          <w:rFonts w:ascii="Menlo" w:eastAsia="Times New Roman" w:hAnsi="Menlo" w:cs="Menlo"/>
-          <w:color w:val="A5D6FF"/>
-          <w:sz w:val="21"/>
-          <w:szCs w:val="21"/>
-          <w:lang w:val="en-VN" w:eastAsia="ja-JP"/>
-        </w:rPr>
-        <w:t>"</w:t>
-      </w:r>
-    </w:p>
-    <w:p>
-      <w:pPr>
-        <w:shd w:val="clear" w:color="auto" w:fill="121314"/>
-        <w:spacing w:line="315" w:lineRule="atLeast"/>
-        <w:rPr>
-          <w:rFonts w:ascii="Menlo" w:eastAsia="Times New Roman" w:hAnsi="Menlo" w:cs="Menlo"/>
-          <w:color w:val="BBBEBF"/>
-          <w:sz w:val="21"/>
-          <w:szCs w:val="21"/>
-          <w:lang w:val="en-VN" w:eastAsia="ja-JP"/>
-        </w:rPr>
-      </w:pPr>
-      <w:r>
-        <w:rPr>
-          <w:rFonts w:ascii="Menlo" w:eastAsia="Times New Roman" w:hAnsi="Menlo" w:cs="Menlo"/>
-          <w:color w:val="BBBEBF"/>
-          <w:sz w:val="21"/>
-          <w:szCs w:val="21"/>
-          <w:lang w:val="en-VN" w:eastAsia="ja-JP"/>
-        </w:rPr>
-        <w:t>)</w:t>
-      </w:r>
-    </w:p>
-    <w:p>
-      <w:pPr>
-        <w:shd w:val="clear" w:color="auto" w:fill="121314"/>
-        <w:spacing w:line="315" w:lineRule="atLeast"/>
-        <w:rPr>
-          <w:rFonts w:ascii="Menlo" w:eastAsia="Times New Roman" w:hAnsi="Menlo" w:cs="Menlo"/>
-          <w:color w:val="BBBEBF"/>
-          <w:sz w:val="21"/>
-          <w:szCs w:val="21"/>
-          <w:lang w:val="en-VN" w:eastAsia="ja-JP"/>
-        </w:rPr>
-      </w:pPr>
-    </w:p>
-    <w:p>
-      <w:pPr>
-        <w:shd w:val="clear" w:color="auto" w:fill="121314"/>
-        <w:spacing w:line="315" w:lineRule="atLeast"/>
-        <w:rPr>
-          <w:rFonts w:ascii="Menlo" w:eastAsia="Times New Roman" w:hAnsi="Menlo" w:cs="Menlo"/>
-          <w:color w:val="BBBEBF"/>
-          <w:sz w:val="21"/>
-          <w:szCs w:val="21"/>
-          <w:lang w:val="en-VN" w:eastAsia="ja-JP"/>
-        </w:rPr>
-      </w:pPr>
-      <w:r>
-        <w:rPr>
-          <w:rFonts w:ascii="Menlo" w:eastAsia="Times New Roman" w:hAnsi="Menlo" w:cs="Menlo"/>
-          <w:color w:val="8B949E"/>
-          <w:sz w:val="21"/>
-          <w:szCs w:val="21"/>
-          <w:lang w:val="en-VN" w:eastAsia="ja-JP"/>
-        </w:rPr>
-        <w:t>// RegisterAll đăng ký t</w:t>
-      </w:r>
-      <w:r>
-        <w:rPr>
-          <w:rFonts w:ascii="Calibri" w:eastAsia="Times New Roman" w:hAnsi="Calibri" w:cs="Calibri"/>
-          <w:color w:val="8B949E"/>
-          <w:sz w:val="21"/>
-          <w:szCs w:val="21"/>
-          <w:lang w:val="en-VN" w:eastAsia="ja-JP"/>
-        </w:rPr>
-        <w:t>ấ</w:t>
-      </w:r>
-      <w:r>
-        <w:rPr>
-          <w:rFonts w:ascii="Menlo" w:eastAsia="Times New Roman" w:hAnsi="Menlo" w:cs="Menlo"/>
-          <w:color w:val="8B949E"/>
-          <w:sz w:val="21"/>
-          <w:szCs w:val="21"/>
-          <w:lang w:val="en-VN" w:eastAsia="ja-JP"/>
-        </w:rPr>
-        <w:t>t c</w:t>
-      </w:r>
-      <w:r>
-        <w:rPr>
-          <w:rFonts w:ascii="Calibri" w:eastAsia="Times New Roman" w:hAnsi="Calibri" w:cs="Calibri"/>
-          <w:color w:val="8B949E"/>
-          <w:sz w:val="21"/>
-          <w:szCs w:val="21"/>
-          <w:lang w:val="en-VN" w:eastAsia="ja-JP"/>
-        </w:rPr>
-        <w:t>ả</w:t>
-      </w:r>
-      <w:r>
-        <w:rPr>
-          <w:rFonts w:ascii="Menlo" w:eastAsia="Times New Roman" w:hAnsi="Menlo" w:cs="Menlo"/>
-          <w:color w:val="8B949E"/>
-          <w:sz w:val="21"/>
-          <w:szCs w:val="21"/>
-          <w:lang w:val="en-VN" w:eastAsia="ja-JP"/>
-        </w:rPr>
-        <w:t xml:space="preserve"> các bài Lab thuộc package này</w:t>
-      </w:r>
-    </w:p>
-    <w:p>
-      <w:pPr>
-        <w:shd w:val="clear" w:color="auto" w:fill="121314"/>
-        <w:spacing w:line="315" w:lineRule="atLeast"/>
-        <w:rPr>
-          <w:rFonts w:ascii="Menlo" w:eastAsia="Times New Roman" w:hAnsi="Menlo" w:cs="Menlo"/>
-          <w:color w:val="BBBEBF"/>
-          <w:sz w:val="21"/>
-          <w:szCs w:val="21"/>
-          <w:lang w:val="en-VN" w:eastAsia="ja-JP"/>
-        </w:rPr>
-      </w:pPr>
-      <w:r>
-        <w:rPr>
-          <w:rFonts w:ascii="Menlo" w:eastAsia="Times New Roman" w:hAnsi="Menlo" w:cs="Menlo"/>
-          <w:color w:val="FF7B72"/>
-          <w:sz w:val="21"/>
-          <w:szCs w:val="21"/>
-          <w:lang w:val="en-VN" w:eastAsia="ja-JP"/>
-        </w:rPr>
-        <w:t>func</w:t>
-      </w:r>
-      <w:r>
-        <w:rPr>
-          <w:rFonts w:ascii="Menlo" w:eastAsia="Times New Roman" w:hAnsi="Menlo" w:cs="Menlo"/>
-          <w:color w:val="BBBEBF"/>
-          <w:sz w:val="21"/>
-          <w:szCs w:val="21"/>
-          <w:lang w:val="en-VN" w:eastAsia="ja-JP"/>
-        </w:rPr>
-        <w:t xml:space="preserve"> </w:t>
-      </w:r>
-      <w:r>
-        <w:rPr>
-          <w:rFonts w:ascii="Menlo" w:eastAsia="Times New Roman" w:hAnsi="Menlo" w:cs="Menlo"/>
-          <w:color w:val="D2A8FF"/>
-          <w:sz w:val="21"/>
-          <w:szCs w:val="21"/>
-          <w:lang w:val="en-VN" w:eastAsia="ja-JP"/>
-        </w:rPr>
-        <w:t>RegisterAll</w:t>
-      </w:r>
-      <w:r>
-        <w:rPr>
-          <w:rFonts w:ascii="Menlo" w:eastAsia="Times New Roman" w:hAnsi="Menlo" w:cs="Menlo"/>
-          <w:color w:val="BBBEBF"/>
-          <w:sz w:val="21"/>
-          <w:szCs w:val="21"/>
-          <w:lang w:val="en-VN" w:eastAsia="ja-JP"/>
-        </w:rPr>
-        <w:t>(</w:t>
-      </w:r>
-      <w:r>
-        <w:rPr>
-          <w:rFonts w:ascii="Menlo" w:eastAsia="Times New Roman" w:hAnsi="Menlo" w:cs="Menlo"/>
-          <w:color w:val="FFA657"/>
-          <w:sz w:val="21"/>
-          <w:szCs w:val="21"/>
-          <w:lang w:val="en-VN" w:eastAsia="ja-JP"/>
-        </w:rPr>
-        <w:t>reg</w:t>
-      </w:r>
-      <w:r>
-        <w:rPr>
-          <w:rFonts w:ascii="Menlo" w:eastAsia="Times New Roman" w:hAnsi="Menlo" w:cs="Menlo"/>
-          <w:color w:val="BBBEBF"/>
-          <w:sz w:val="21"/>
-          <w:szCs w:val="21"/>
-          <w:lang w:val="en-VN" w:eastAsia="ja-JP"/>
-        </w:rPr>
-        <w:t xml:space="preserve"> </w:t>
-      </w:r>
-      <w:r>
-        <w:rPr>
-          <w:rFonts w:ascii="Menlo" w:eastAsia="Times New Roman" w:hAnsi="Menlo" w:cs="Menlo"/>
-          <w:color w:val="D4D4D4"/>
-          <w:sz w:val="21"/>
-          <w:szCs w:val="21"/>
-          <w:lang w:val="en-VN" w:eastAsia="ja-JP"/>
-        </w:rPr>
-        <w:t>*</w:t>
-      </w:r>
-      <w:r>
-        <w:rPr>
-          <w:rFonts w:ascii="Menlo" w:eastAsia="Times New Roman" w:hAnsi="Menlo" w:cs="Menlo"/>
-          <w:color w:val="4EC9B0"/>
-          <w:sz w:val="21"/>
-          <w:szCs w:val="21"/>
-          <w:lang w:val="en-VN" w:eastAsia="ja-JP"/>
-        </w:rPr>
-        <w:t>core</w:t>
-      </w:r>
-      <w:r>
-        <w:rPr>
-          <w:rFonts w:ascii="Menlo" w:eastAsia="Times New Roman" w:hAnsi="Menlo" w:cs="Menlo"/>
-          <w:color w:val="BBBEBF"/>
-          <w:sz w:val="21"/>
-          <w:szCs w:val="21"/>
-          <w:lang w:val="en-VN" w:eastAsia="ja-JP"/>
-        </w:rPr>
-        <w:t>.</w:t>
-      </w:r>
-      <w:r>
-        <w:rPr>
-          <w:rFonts w:ascii="Menlo" w:eastAsia="Times New Roman" w:hAnsi="Menlo" w:cs="Menlo"/>
-          <w:color w:val="4EC9B0"/>
-          <w:sz w:val="21"/>
-          <w:szCs w:val="21"/>
-          <w:lang w:val="en-VN" w:eastAsia="ja-JP"/>
-        </w:rPr>
-        <w:t>Registry</w:t>
-      </w:r>
-      <w:r>
-        <w:rPr>
-          <w:rFonts w:ascii="Menlo" w:eastAsia="Times New Roman" w:hAnsi="Menlo" w:cs="Menlo"/>
-          <w:color w:val="BBBEBF"/>
-          <w:sz w:val="21"/>
-          <w:szCs w:val="21"/>
-          <w:lang w:val="en-VN" w:eastAsia="ja-JP"/>
-        </w:rPr>
-        <w:t xml:space="preserve">, </w:t>
-      </w:r>
-      <w:r>
-        <w:rPr>
-          <w:rFonts w:ascii="Menlo" w:eastAsia="Times New Roman" w:hAnsi="Menlo" w:cs="Menlo"/>
-          <w:color w:val="FFA657"/>
-          <w:sz w:val="21"/>
-          <w:szCs w:val="21"/>
-          <w:lang w:val="en-VN" w:eastAsia="ja-JP"/>
-        </w:rPr>
-        <w:t>store</w:t>
-      </w:r>
-      <w:r>
-        <w:rPr>
-          <w:rFonts w:ascii="Menlo" w:eastAsia="Times New Roman" w:hAnsi="Menlo" w:cs="Menlo"/>
-          <w:color w:val="BBBEBF"/>
-          <w:sz w:val="21"/>
-          <w:szCs w:val="21"/>
-          <w:lang w:val="en-VN" w:eastAsia="ja-JP"/>
-        </w:rPr>
-        <w:t xml:space="preserve"> </w:t>
-      </w:r>
-      <w:r>
-        <w:rPr>
-          <w:rFonts w:ascii="Menlo" w:eastAsia="Times New Roman" w:hAnsi="Menlo" w:cs="Menlo"/>
-          <w:color w:val="D4D4D4"/>
-          <w:sz w:val="21"/>
-          <w:szCs w:val="21"/>
-          <w:lang w:val="en-VN" w:eastAsia="ja-JP"/>
-        </w:rPr>
-        <w:t>*</w:t>
-      </w:r>
-      <w:r>
-        <w:rPr>
-          <w:rFonts w:ascii="Menlo" w:eastAsia="Times New Roman" w:hAnsi="Menlo" w:cs="Menlo"/>
-          <w:color w:val="4EC9B0"/>
-          <w:sz w:val="21"/>
-          <w:szCs w:val="21"/>
-          <w:lang w:val="en-VN" w:eastAsia="ja-JP"/>
-        </w:rPr>
-        <w:t>database</w:t>
-      </w:r>
-      <w:r>
-        <w:rPr>
-          <w:rFonts w:ascii="Menlo" w:eastAsia="Times New Roman" w:hAnsi="Menlo" w:cs="Menlo"/>
-          <w:color w:val="BBBEBF"/>
-          <w:sz w:val="21"/>
-          <w:szCs w:val="21"/>
-          <w:lang w:val="en-VN" w:eastAsia="ja-JP"/>
-        </w:rPr>
-        <w:t>.</w:t>
-      </w:r>
-      <w:r>
-        <w:rPr>
-          <w:rFonts w:ascii="Menlo" w:eastAsia="Times New Roman" w:hAnsi="Menlo" w:cs="Menlo"/>
-          <w:color w:val="4EC9B0"/>
-          <w:sz w:val="21"/>
-          <w:szCs w:val="21"/>
-          <w:lang w:val="en-VN" w:eastAsia="ja-JP"/>
-        </w:rPr>
-        <w:t>Store</w:t>
-      </w:r>
-      <w:r>
-        <w:rPr>
-          <w:rFonts w:ascii="Menlo" w:eastAsia="Times New Roman" w:hAnsi="Menlo" w:cs="Menlo"/>
-          <w:color w:val="BBBEBF"/>
-          <w:sz w:val="21"/>
-          <w:szCs w:val="21"/>
-          <w:lang w:val="en-VN" w:eastAsia="ja-JP"/>
-        </w:rPr>
-        <w:t>) {</w:t>
-      </w:r>
-    </w:p>
-    <w:p>
-      <w:pPr>
-        <w:shd w:val="clear" w:color="auto" w:fill="121314"/>
-        <w:spacing w:line="315" w:lineRule="atLeast"/>
-        <w:rPr>
-          <w:rFonts w:ascii="Menlo" w:eastAsia="Times New Roman" w:hAnsi="Menlo" w:cs="Menlo"/>
-          <w:color w:val="BBBEBF"/>
-          <w:sz w:val="21"/>
-          <w:szCs w:val="21"/>
-          <w:lang w:val="en-VN" w:eastAsia="ja-JP"/>
-        </w:rPr>
-      </w:pPr>
-      <w:r>
-        <w:rPr>
-          <w:rFonts w:ascii="Menlo" w:eastAsia="Times New Roman" w:hAnsi="Menlo" w:cs="Menlo"/>
-          <w:color w:val="BBBEBF"/>
-          <w:sz w:val="21"/>
-          <w:szCs w:val="21"/>
-          <w:lang w:val="en-VN" w:eastAsia="ja-JP"/>
-        </w:rPr>
-        <w:t xml:space="preserve">    </w:t>
-      </w:r>
-      <w:r>
-        <w:rPr>
-          <w:rFonts w:ascii="Menlo" w:eastAsia="Times New Roman" w:hAnsi="Menlo" w:cs="Menlo"/>
-          <w:color w:val="8B949E"/>
-          <w:sz w:val="21"/>
-          <w:szCs w:val="21"/>
-          <w:lang w:val="en-VN" w:eastAsia="ja-JP"/>
-        </w:rPr>
-        <w:t>// Đăng ký Variant 1</w:t>
-      </w:r>
-    </w:p>
-    <w:p>
-      <w:pPr>
-        <w:shd w:val="clear" w:color="auto" w:fill="121314"/>
-        <w:spacing w:line="315" w:lineRule="atLeast"/>
-        <w:rPr>
-          <w:rFonts w:ascii="Menlo" w:eastAsia="Times New Roman" w:hAnsi="Menlo" w:cs="Menlo"/>
-          <w:color w:val="BBBEBF"/>
-          <w:sz w:val="21"/>
-          <w:szCs w:val="21"/>
-          <w:lang w:val="en-VN" w:eastAsia="ja-JP"/>
-        </w:rPr>
-      </w:pPr>
-      <w:r>
-        <w:rPr>
-          <w:rFonts w:ascii="Menlo" w:eastAsia="Times New Roman" w:hAnsi="Menlo" w:cs="Menlo"/>
-          <w:color w:val="BBBEBF"/>
-          <w:sz w:val="21"/>
-          <w:szCs w:val="21"/>
-          <w:lang w:val="en-VN" w:eastAsia="ja-JP"/>
-        </w:rPr>
-        <w:t xml:space="preserve">    </w:t>
-      </w:r>
-      <w:r>
-        <w:rPr>
-          <w:rFonts w:ascii="Menlo" w:eastAsia="Times New Roman" w:hAnsi="Menlo" w:cs="Menlo"/>
-          <w:color w:val="C9D1D9"/>
-          <w:sz w:val="21"/>
-          <w:szCs w:val="21"/>
-          <w:lang w:val="en-VN" w:eastAsia="ja-JP"/>
-        </w:rPr>
-        <w:t>reg</w:t>
-      </w:r>
-      <w:r>
-        <w:rPr>
-          <w:rFonts w:ascii="Menlo" w:eastAsia="Times New Roman" w:hAnsi="Menlo" w:cs="Menlo"/>
-          <w:color w:val="BBBEBF"/>
-          <w:sz w:val="21"/>
-          <w:szCs w:val="21"/>
-          <w:lang w:val="en-VN" w:eastAsia="ja-JP"/>
-        </w:rPr>
-        <w:t>.</w:t>
-      </w:r>
-      <w:r>
-        <w:rPr>
-          <w:rFonts w:ascii="Menlo" w:eastAsia="Times New Roman" w:hAnsi="Menlo" w:cs="Menlo"/>
-          <w:color w:val="D2A8FF"/>
-          <w:sz w:val="21"/>
-          <w:szCs w:val="21"/>
-          <w:lang w:val="en-VN" w:eastAsia="ja-JP"/>
-        </w:rPr>
-        <w:t>Register</w:t>
-      </w:r>
-      <w:r>
-        <w:rPr>
-          <w:rFonts w:ascii="Menlo" w:eastAsia="Times New Roman" w:hAnsi="Menlo" w:cs="Menlo"/>
-          <w:color w:val="BBBEBF"/>
-          <w:sz w:val="21"/>
-          <w:szCs w:val="21"/>
-          <w:lang w:val="en-VN" w:eastAsia="ja-JP"/>
-        </w:rPr>
-        <w:t>(</w:t>
-      </w:r>
-      <w:r>
-        <w:rPr>
-          <w:rFonts w:ascii="Menlo" w:eastAsia="Times New Roman" w:hAnsi="Menlo" w:cs="Menlo"/>
-          <w:color w:val="A5D6FF"/>
-          <w:sz w:val="21"/>
-          <w:szCs w:val="21"/>
-          <w:lang w:val="en-VN" w:eastAsia="ja-JP"/>
-        </w:rPr>
-        <w:t>"vuln-type-1"</w:t>
-      </w:r>
-      <w:r>
-        <w:rPr>
-          <w:rFonts w:ascii="Menlo" w:eastAsia="Times New Roman" w:hAnsi="Menlo" w:cs="Menlo"/>
-          <w:color w:val="BBBEBF"/>
-          <w:sz w:val="21"/>
-          <w:szCs w:val="21"/>
-          <w:lang w:val="en-VN" w:eastAsia="ja-JP"/>
-        </w:rPr>
-        <w:t xml:space="preserve">, </w:t>
-      </w:r>
-      <w:r>
-        <w:rPr>
-          <w:rFonts w:ascii="Menlo" w:eastAsia="Times New Roman" w:hAnsi="Menlo" w:cs="Menlo"/>
-          <w:color w:val="FF7B72"/>
-          <w:sz w:val="21"/>
-          <w:szCs w:val="21"/>
-          <w:lang w:val="en-VN" w:eastAsia="ja-JP"/>
-        </w:rPr>
-        <w:t>func</w:t>
-      </w:r>
-      <w:r>
-        <w:rPr>
-          <w:rFonts w:ascii="Menlo" w:eastAsia="Times New Roman" w:hAnsi="Menlo" w:cs="Menlo"/>
-          <w:color w:val="BBBEBF"/>
-          <w:sz w:val="21"/>
-          <w:szCs w:val="21"/>
-          <w:lang w:val="en-VN" w:eastAsia="ja-JP"/>
-        </w:rPr>
-        <w:t>(</w:t>
-      </w:r>
-      <w:r>
-        <w:rPr>
-          <w:rFonts w:ascii="Menlo" w:eastAsia="Times New Roman" w:hAnsi="Menlo" w:cs="Menlo"/>
-          <w:color w:val="FFA657"/>
-          <w:sz w:val="21"/>
-          <w:szCs w:val="21"/>
-          <w:lang w:val="en-VN" w:eastAsia="ja-JP"/>
-        </w:rPr>
-        <w:t>d</w:t>
-      </w:r>
-      <w:r>
-        <w:rPr>
-          <w:rFonts w:ascii="Menlo" w:eastAsia="Times New Roman" w:hAnsi="Menlo" w:cs="Menlo"/>
-          <w:color w:val="BBBEBF"/>
-          <w:sz w:val="21"/>
-          <w:szCs w:val="21"/>
-          <w:lang w:val="en-VN" w:eastAsia="ja-JP"/>
-        </w:rPr>
-        <w:t xml:space="preserve"> </w:t>
-      </w:r>
-      <w:r>
-        <w:rPr>
-          <w:rFonts w:ascii="Menlo" w:eastAsia="Times New Roman" w:hAnsi="Menlo" w:cs="Menlo"/>
-          <w:color w:val="4EC9B0"/>
-          <w:sz w:val="21"/>
-          <w:szCs w:val="21"/>
-          <w:lang w:val="en-VN" w:eastAsia="ja-JP"/>
-        </w:rPr>
-        <w:t>core</w:t>
-      </w:r>
-      <w:r>
-        <w:rPr>
-          <w:rFonts w:ascii="Menlo" w:eastAsia="Times New Roman" w:hAnsi="Menlo" w:cs="Menlo"/>
-          <w:color w:val="BBBEBF"/>
-          <w:sz w:val="21"/>
-          <w:szCs w:val="21"/>
-          <w:lang w:val="en-VN" w:eastAsia="ja-JP"/>
-        </w:rPr>
-        <w:t>.</w:t>
-      </w:r>
-      <w:r>
-        <w:rPr>
-          <w:rFonts w:ascii="Menlo" w:eastAsia="Times New Roman" w:hAnsi="Menlo" w:cs="Menlo"/>
-          <w:color w:val="4EC9B0"/>
-          <w:sz w:val="21"/>
-          <w:szCs w:val="21"/>
-          <w:lang w:val="en-VN" w:eastAsia="ja-JP"/>
-        </w:rPr>
-        <w:t>Difficulty</w:t>
-      </w:r>
-      <w:r>
-        <w:rPr>
-          <w:rFonts w:ascii="Menlo" w:eastAsia="Times New Roman" w:hAnsi="Menlo" w:cs="Menlo"/>
-          <w:color w:val="BBBEBF"/>
-          <w:sz w:val="21"/>
-          <w:szCs w:val="21"/>
-          <w:lang w:val="en-VN" w:eastAsia="ja-JP"/>
-        </w:rPr>
-        <w:t xml:space="preserve">) </w:t>
-      </w:r>
-      <w:r>
-        <w:rPr>
-          <w:rFonts w:ascii="Menlo" w:eastAsia="Times New Roman" w:hAnsi="Menlo" w:cs="Menlo"/>
-          <w:color w:val="4EC9B0"/>
-          <w:sz w:val="21"/>
-          <w:szCs w:val="21"/>
-          <w:lang w:val="en-VN" w:eastAsia="ja-JP"/>
-        </w:rPr>
-        <w:t>core</w:t>
-      </w:r>
-      <w:r>
-        <w:rPr>
-          <w:rFonts w:ascii="Menlo" w:eastAsia="Times New Roman" w:hAnsi="Menlo" w:cs="Menlo"/>
-          <w:color w:val="BBBEBF"/>
-          <w:sz w:val="21"/>
-          <w:szCs w:val="21"/>
-          <w:lang w:val="en-VN" w:eastAsia="ja-JP"/>
-        </w:rPr>
-        <w:t>.</w:t>
-      </w:r>
-      <w:r>
-        <w:rPr>
-          <w:rFonts w:ascii="Menlo" w:eastAsia="Times New Roman" w:hAnsi="Menlo" w:cs="Menlo"/>
-          <w:color w:val="4EC9B0"/>
-          <w:sz w:val="21"/>
-          <w:szCs w:val="21"/>
-          <w:lang w:val="en-VN" w:eastAsia="ja-JP"/>
-        </w:rPr>
-        <w:t>VulnModule</w:t>
-      </w:r>
-      <w:r>
-        <w:rPr>
-          <w:rFonts w:ascii="Menlo" w:eastAsia="Times New Roman" w:hAnsi="Menlo" w:cs="Menlo"/>
-          <w:color w:val="BBBEBF"/>
-          <w:sz w:val="21"/>
-          <w:szCs w:val="21"/>
-          <w:lang w:val="en-VN" w:eastAsia="ja-JP"/>
-        </w:rPr>
-        <w:t xml:space="preserve"> {</w:t>
-      </w:r>
-    </w:p>
-    <w:p>
-      <w:pPr>
-        <w:shd w:val="clear" w:color="auto" w:fill="121314"/>
-        <w:spacing w:line="315" w:lineRule="atLeast"/>
-        <w:rPr>
-          <w:rFonts w:ascii="Menlo" w:eastAsia="Times New Roman" w:hAnsi="Menlo" w:cs="Menlo"/>
-          <w:color w:val="BBBEBF"/>
-          <w:sz w:val="21"/>
-          <w:szCs w:val="21"/>
-          <w:lang w:val="en-VN" w:eastAsia="ja-JP"/>
-        </w:rPr>
-      </w:pPr>
-      <w:r>
-        <w:rPr>
-          <w:rFonts w:ascii="Menlo" w:eastAsia="Times New Roman" w:hAnsi="Menlo" w:cs="Menlo"/>
-          <w:color w:val="BBBEBF"/>
-          <w:sz w:val="21"/>
-          <w:szCs w:val="21"/>
-          <w:lang w:val="en-VN" w:eastAsia="ja-JP"/>
-        </w:rPr>
-        <w:t xml:space="preserve">        </w:t>
-      </w:r>
-      <w:r>
-        <w:rPr>
-          <w:rFonts w:ascii="Menlo" w:eastAsia="Times New Roman" w:hAnsi="Menlo" w:cs="Menlo"/>
-          <w:color w:val="C586C0"/>
-          <w:sz w:val="21"/>
-          <w:szCs w:val="21"/>
-          <w:lang w:val="en-VN" w:eastAsia="ja-JP"/>
-        </w:rPr>
-        <w:t>return</w:t>
-      </w:r>
-      <w:r>
-        <w:rPr>
-          <w:rFonts w:ascii="Menlo" w:eastAsia="Times New Roman" w:hAnsi="Menlo" w:cs="Menlo"/>
-          <w:color w:val="BBBEBF"/>
-          <w:sz w:val="21"/>
-          <w:szCs w:val="21"/>
-          <w:lang w:val="en-VN" w:eastAsia="ja-JP"/>
-        </w:rPr>
-        <w:t xml:space="preserve"> </w:t>
-      </w:r>
-      <w:r>
-        <w:rPr>
-          <w:rFonts w:ascii="Menlo" w:eastAsia="Times New Roman" w:hAnsi="Menlo" w:cs="Menlo"/>
-          <w:color w:val="D4D4D4"/>
-          <w:sz w:val="21"/>
-          <w:szCs w:val="21"/>
-          <w:lang w:val="en-VN" w:eastAsia="ja-JP"/>
-        </w:rPr>
-        <w:t>&amp;</w:t>
-      </w:r>
-      <w:r>
-        <w:rPr>
-          <w:rFonts w:ascii="Menlo" w:eastAsia="Times New Roman" w:hAnsi="Menlo" w:cs="Menlo"/>
-          <w:color w:val="4EC9B0"/>
-          <w:sz w:val="21"/>
-          <w:szCs w:val="21"/>
-          <w:lang w:val="en-VN" w:eastAsia="ja-JP"/>
-        </w:rPr>
-        <w:t>MyVulnModule</w:t>
-      </w:r>
-      <w:r>
-        <w:rPr>
-          <w:rFonts w:ascii="Menlo" w:eastAsia="Times New Roman" w:hAnsi="Menlo" w:cs="Menlo"/>
-          <w:color w:val="BBBEBF"/>
-          <w:sz w:val="21"/>
-          <w:szCs w:val="21"/>
-          <w:lang w:val="en-VN" w:eastAsia="ja-JP"/>
-        </w:rPr>
-        <w:t>{</w:t>
-      </w:r>
-    </w:p>
-    <w:p>
-      <w:pPr>
-        <w:shd w:val="clear" w:color="auto" w:fill="121314"/>
-        <w:spacing w:line="315" w:lineRule="atLeast"/>
-        <w:rPr>
-          <w:rFonts w:ascii="Menlo" w:eastAsia="Times New Roman" w:hAnsi="Menlo" w:cs="Menlo"/>
-          <w:color w:val="BBBEBF"/>
-          <w:sz w:val="21"/>
-          <w:szCs w:val="21"/>
-          <w:lang w:val="en-VN" w:eastAsia="ja-JP"/>
-        </w:rPr>
-      </w:pPr>
-      <w:r>
-        <w:rPr>
-          <w:rFonts w:ascii="Menlo" w:eastAsia="Times New Roman" w:hAnsi="Menlo" w:cs="Menlo"/>
-          <w:color w:val="BBBEBF"/>
-          <w:sz w:val="21"/>
-          <w:szCs w:val="21"/>
-          <w:lang w:val="en-VN" w:eastAsia="ja-JP"/>
-        </w:rPr>
-        <w:t xml:space="preserve">            </w:t>
-      </w:r>
-      <w:r>
-        <w:rPr>
-          <w:rFonts w:ascii="Menlo" w:eastAsia="Times New Roman" w:hAnsi="Menlo" w:cs="Menlo"/>
-          <w:color w:val="C9D1D9"/>
-          <w:sz w:val="21"/>
-          <w:szCs w:val="21"/>
-          <w:lang w:val="en-VN" w:eastAsia="ja-JP"/>
-        </w:rPr>
-        <w:t>difficulty</w:t>
-      </w:r>
-      <w:r>
-        <w:rPr>
-          <w:rFonts w:ascii="Menlo" w:eastAsia="Times New Roman" w:hAnsi="Menlo" w:cs="Menlo"/>
-          <w:color w:val="BBBEBF"/>
-          <w:sz w:val="21"/>
-          <w:szCs w:val="21"/>
-          <w:lang w:val="en-VN" w:eastAsia="ja-JP"/>
-        </w:rPr>
-        <w:t xml:space="preserve">: </w:t>
-      </w:r>
-      <w:r>
-        <w:rPr>
-          <w:rFonts w:ascii="Menlo" w:eastAsia="Times New Roman" w:hAnsi="Menlo" w:cs="Menlo"/>
-          <w:color w:val="C9D1D9"/>
-          <w:sz w:val="21"/>
-          <w:szCs w:val="21"/>
-          <w:lang w:val="en-VN" w:eastAsia="ja-JP"/>
-        </w:rPr>
-        <w:t>d</w:t>
-      </w:r>
-      <w:r>
-        <w:rPr>
-          <w:rFonts w:ascii="Menlo" w:eastAsia="Times New Roman" w:hAnsi="Menlo" w:cs="Menlo"/>
-          <w:color w:val="BBBEBF"/>
-          <w:sz w:val="21"/>
-          <w:szCs w:val="21"/>
-          <w:lang w:val="en-VN" w:eastAsia="ja-JP"/>
-        </w:rPr>
-        <w:t xml:space="preserve">, </w:t>
-      </w:r>
-    </w:p>
-    <w:p>
-      <w:pPr>
-        <w:shd w:val="clear" w:color="auto" w:fill="121314"/>
-        <w:spacing w:line="315" w:lineRule="atLeast"/>
-        <w:rPr>
-          <w:rFonts w:ascii="Menlo" w:eastAsia="Times New Roman" w:hAnsi="Menlo" w:cs="Menlo"/>
-          <w:color w:val="BBBEBF"/>
-          <w:sz w:val="21"/>
-          <w:szCs w:val="21"/>
-          <w:lang w:val="en-VN" w:eastAsia="ja-JP"/>
-        </w:rPr>
-      </w:pPr>
-      <w:r>
-        <w:rPr>
-          <w:rFonts w:ascii="Menlo" w:eastAsia="Times New Roman" w:hAnsi="Menlo" w:cs="Menlo"/>
-          <w:color w:val="BBBEBF"/>
-          <w:sz w:val="21"/>
-          <w:szCs w:val="21"/>
-          <w:lang w:val="en-VN" w:eastAsia="ja-JP"/>
-        </w:rPr>
-        <w:t xml:space="preserve">            </w:t>
-      </w:r>
-      <w:r>
-        <w:rPr>
-          <w:rFonts w:ascii="Menlo" w:eastAsia="Times New Roman" w:hAnsi="Menlo" w:cs="Menlo"/>
-          <w:color w:val="C9D1D9"/>
-          <w:sz w:val="21"/>
-          <w:szCs w:val="21"/>
-          <w:lang w:val="en-VN" w:eastAsia="ja-JP"/>
-        </w:rPr>
-        <w:t>meta</w:t>
-      </w:r>
-      <w:r>
-        <w:rPr>
-          <w:rFonts w:ascii="Menlo" w:eastAsia="Times New Roman" w:hAnsi="Menlo" w:cs="Menlo"/>
-          <w:color w:val="BBBEBF"/>
-          <w:sz w:val="21"/>
-          <w:szCs w:val="21"/>
-          <w:lang w:val="en-VN" w:eastAsia="ja-JP"/>
-        </w:rPr>
-        <w:t xml:space="preserve">:       </w:t>
-      </w:r>
-      <w:r>
-        <w:rPr>
-          <w:rFonts w:ascii="Menlo" w:eastAsia="Times New Roman" w:hAnsi="Menlo" w:cs="Menlo"/>
-          <w:color w:val="D2A8FF"/>
-          <w:sz w:val="21"/>
-          <w:szCs w:val="21"/>
-          <w:lang w:val="en-VN" w:eastAsia="ja-JP"/>
-        </w:rPr>
-        <w:t>vulnType1Meta</w:t>
-      </w:r>
-      <w:r>
-        <w:rPr>
-          <w:rFonts w:ascii="Menlo" w:eastAsia="Times New Roman" w:hAnsi="Menlo" w:cs="Menlo"/>
-          <w:color w:val="BBBEBF"/>
-          <w:sz w:val="21"/>
-          <w:szCs w:val="21"/>
-          <w:lang w:val="en-VN" w:eastAsia="ja-JP"/>
-        </w:rPr>
-        <w:t>(</w:t>
-      </w:r>
-      <w:r>
-        <w:rPr>
-          <w:rFonts w:ascii="Menlo" w:eastAsia="Times New Roman" w:hAnsi="Menlo" w:cs="Menlo"/>
-          <w:color w:val="C9D1D9"/>
-          <w:sz w:val="21"/>
-          <w:szCs w:val="21"/>
-          <w:lang w:val="en-VN" w:eastAsia="ja-JP"/>
-        </w:rPr>
-        <w:t>d</w:t>
-      </w:r>
-      <w:r>
-        <w:rPr>
-          <w:rFonts w:ascii="Menlo" w:eastAsia="Times New Roman" w:hAnsi="Menlo" w:cs="Menlo"/>
-          <w:color w:val="BBBEBF"/>
-          <w:sz w:val="21"/>
-          <w:szCs w:val="21"/>
-          <w:lang w:val="en-VN" w:eastAsia="ja-JP"/>
-        </w:rPr>
-        <w:t xml:space="preserve">), </w:t>
-      </w:r>
-    </w:p>
-    <w:p>
-      <w:pPr>
-        <w:shd w:val="clear" w:color="auto" w:fill="121314"/>
-        <w:spacing w:line="315" w:lineRule="atLeast"/>
-        <w:rPr>
-          <w:rFonts w:ascii="Menlo" w:eastAsia="Times New Roman" w:hAnsi="Menlo" w:cs="Menlo"/>
-          <w:color w:val="BBBEBF"/>
-          <w:sz w:val="21"/>
-          <w:szCs w:val="21"/>
-          <w:lang w:val="en-VN" w:eastAsia="ja-JP"/>
-        </w:rPr>
-      </w:pPr>
-      <w:r>
-        <w:rPr>
-          <w:rFonts w:ascii="Menlo" w:eastAsia="Times New Roman" w:hAnsi="Menlo" w:cs="Menlo"/>
-          <w:color w:val="BBBEBF"/>
-          <w:sz w:val="21"/>
-          <w:szCs w:val="21"/>
-          <w:lang w:val="en-VN" w:eastAsia="ja-JP"/>
-        </w:rPr>
-        <w:t xml:space="preserve">            </w:t>
-      </w:r>
-      <w:r>
-        <w:rPr>
-          <w:rFonts w:ascii="Menlo" w:eastAsia="Times New Roman" w:hAnsi="Menlo" w:cs="Menlo"/>
-          <w:color w:val="C9D1D9"/>
-          <w:sz w:val="21"/>
-          <w:szCs w:val="21"/>
-          <w:lang w:val="en-VN" w:eastAsia="ja-JP"/>
-        </w:rPr>
-        <w:t>serve</w:t>
-      </w:r>
-      <w:r>
-        <w:rPr>
-          <w:rFonts w:ascii="Menlo" w:eastAsia="Times New Roman" w:hAnsi="Menlo" w:cs="Menlo"/>
-          <w:color w:val="BBBEBF"/>
-          <w:sz w:val="21"/>
-          <w:szCs w:val="21"/>
-          <w:lang w:val="en-VN" w:eastAsia="ja-JP"/>
-        </w:rPr>
-        <w:t xml:space="preserve">:      </w:t>
-      </w:r>
-      <w:r>
-        <w:rPr>
-          <w:rFonts w:ascii="Menlo" w:eastAsia="Times New Roman" w:hAnsi="Menlo" w:cs="Menlo"/>
-          <w:color w:val="C9D1D9"/>
-          <w:sz w:val="21"/>
-          <w:szCs w:val="21"/>
-          <w:lang w:val="en-VN" w:eastAsia="ja-JP"/>
-        </w:rPr>
-        <w:t>serveVulnType1</w:t>
-      </w:r>
-      <w:r>
-        <w:rPr>
-          <w:rFonts w:ascii="Menlo" w:eastAsia="Times New Roman" w:hAnsi="Menlo" w:cs="Menlo"/>
-          <w:color w:val="BBBEBF"/>
-          <w:sz w:val="21"/>
-          <w:szCs w:val="21"/>
-          <w:lang w:val="en-VN" w:eastAsia="ja-JP"/>
-        </w:rPr>
-        <w:t xml:space="preserve">, </w:t>
-      </w:r>
-    </w:p>
-    <w:p>
-      <w:pPr>
-        <w:shd w:val="clear" w:color="auto" w:fill="121314"/>
-        <w:spacing w:line="315" w:lineRule="atLeast"/>
-        <w:rPr>
-          <w:rFonts w:ascii="Menlo" w:eastAsia="Times New Roman" w:hAnsi="Menlo" w:cs="Menlo"/>
-          <w:color w:val="BBBEBF"/>
-          <w:sz w:val="21"/>
-          <w:szCs w:val="21"/>
-          <w:lang w:val="en-VN" w:eastAsia="ja-JP"/>
-        </w:rPr>
-      </w:pPr>
-      <w:r>
-        <w:rPr>
-          <w:rFonts w:ascii="Menlo" w:eastAsia="Times New Roman" w:hAnsi="Menlo" w:cs="Menlo"/>
-          <w:color w:val="BBBEBF"/>
-          <w:sz w:val="21"/>
-          <w:szCs w:val="21"/>
-          <w:lang w:val="en-VN" w:eastAsia="ja-JP"/>
-        </w:rPr>
-        <w:t xml:space="preserve">            </w:t>
-      </w:r>
-      <w:r>
-        <w:rPr>
-          <w:rFonts w:ascii="Menlo" w:eastAsia="Times New Roman" w:hAnsi="Menlo" w:cs="Menlo"/>
-          <w:color w:val="C9D1D9"/>
-          <w:sz w:val="21"/>
-          <w:szCs w:val="21"/>
-          <w:lang w:val="en-VN" w:eastAsia="ja-JP"/>
-        </w:rPr>
-        <w:t>store</w:t>
-      </w:r>
-      <w:r>
-        <w:rPr>
-          <w:rFonts w:ascii="Menlo" w:eastAsia="Times New Roman" w:hAnsi="Menlo" w:cs="Menlo"/>
-          <w:color w:val="BBBEBF"/>
-          <w:sz w:val="21"/>
-          <w:szCs w:val="21"/>
-          <w:lang w:val="en-VN" w:eastAsia="ja-JP"/>
-        </w:rPr>
-        <w:t xml:space="preserve">:      </w:t>
-      </w:r>
-      <w:r>
-        <w:rPr>
-          <w:rFonts w:ascii="Menlo" w:eastAsia="Times New Roman" w:hAnsi="Menlo" w:cs="Menlo"/>
-          <w:color w:val="C9D1D9"/>
-          <w:sz w:val="21"/>
-          <w:szCs w:val="21"/>
-          <w:lang w:val="en-VN" w:eastAsia="ja-JP"/>
-        </w:rPr>
-        <w:t>store</w:t>
-      </w:r>
-      <w:r>
-        <w:rPr>
-          <w:rFonts w:ascii="Menlo" w:eastAsia="Times New Roman" w:hAnsi="Menlo" w:cs="Menlo"/>
-          <w:color w:val="BBBEBF"/>
-          <w:sz w:val="21"/>
-          <w:szCs w:val="21"/>
-          <w:lang w:val="en-VN" w:eastAsia="ja-JP"/>
-        </w:rPr>
-        <w:t>,</w:t>
-      </w:r>
-    </w:p>
-    <w:p>
-      <w:pPr>
-        <w:shd w:val="clear" w:color="auto" w:fill="121314"/>
-        <w:spacing w:line="315" w:lineRule="atLeast"/>
-        <w:rPr>
-          <w:rFonts w:ascii="Menlo" w:eastAsia="Times New Roman" w:hAnsi="Menlo" w:cs="Menlo"/>
-          <w:color w:val="BBBEBF"/>
-          <w:sz w:val="21"/>
-          <w:szCs w:val="21"/>
-          <w:lang w:val="en-VN" w:eastAsia="ja-JP"/>
-        </w:rPr>
-      </w:pPr>
-      <w:r>
-        <w:rPr>
-          <w:rFonts w:ascii="Menlo" w:eastAsia="Times New Roman" w:hAnsi="Menlo" w:cs="Menlo"/>
-          <w:color w:val="BBBEBF"/>
-          <w:sz w:val="21"/>
-          <w:szCs w:val="21"/>
-          <w:lang w:val="en-VN" w:eastAsia="ja-JP"/>
-        </w:rPr>
-        <w:t xml:space="preserve">        }</w:t>
-      </w:r>
-    </w:p>
-    <w:p>
-      <w:pPr>
-        <w:shd w:val="clear" w:color="auto" w:fill="121314"/>
-        <w:spacing w:line="315" w:lineRule="atLeast"/>
-        <w:rPr>
-          <w:rFonts w:ascii="Menlo" w:eastAsia="Times New Roman" w:hAnsi="Menlo" w:cs="Menlo"/>
-          <w:color w:val="BBBEBF"/>
-          <w:sz w:val="21"/>
-          <w:szCs w:val="21"/>
-          <w:lang w:val="en-VN" w:eastAsia="ja-JP"/>
-        </w:rPr>
-      </w:pPr>
-      <w:r>
-        <w:rPr>
-          <w:rFonts w:ascii="Menlo" w:eastAsia="Times New Roman" w:hAnsi="Menlo" w:cs="Menlo"/>
-          <w:color w:val="BBBEBF"/>
-          <w:sz w:val="21"/>
-          <w:szCs w:val="21"/>
-          <w:lang w:val="en-VN" w:eastAsia="ja-JP"/>
-        </w:rPr>
-        <w:t xml:space="preserve">    })</w:t>
-      </w:r>
-    </w:p>
-    <w:p>
-      <w:pPr>
-        <w:shd w:val="clear" w:color="auto" w:fill="121314"/>
-        <w:spacing w:line="315" w:lineRule="atLeast"/>
-        <w:rPr>
-          <w:rFonts w:ascii="Menlo" w:eastAsia="Times New Roman" w:hAnsi="Menlo" w:cs="Menlo"/>
-          <w:color w:val="BBBEBF"/>
-          <w:sz w:val="21"/>
-          <w:szCs w:val="21"/>
-          <w:lang w:val="en-VN" w:eastAsia="ja-JP"/>
-        </w:rPr>
-      </w:pPr>
-    </w:p>
-    <w:p>
-      <w:pPr>
-        <w:shd w:val="clear" w:color="auto" w:fill="121314"/>
-        <w:spacing w:line="315" w:lineRule="atLeast"/>
-        <w:rPr>
-          <w:rFonts w:ascii="Menlo" w:eastAsia="Times New Roman" w:hAnsi="Menlo" w:cs="Menlo"/>
-          <w:color w:val="BBBEBF"/>
-          <w:sz w:val="21"/>
-          <w:szCs w:val="21"/>
-          <w:lang w:val="en-VN" w:eastAsia="ja-JP"/>
-        </w:rPr>
-      </w:pPr>
-      <w:r>
-        <w:rPr>
-          <w:rFonts w:ascii="Menlo" w:eastAsia="Times New Roman" w:hAnsi="Menlo" w:cs="Menlo"/>
-          <w:color w:val="BBBEBF"/>
-          <w:sz w:val="21"/>
-          <w:szCs w:val="21"/>
-          <w:lang w:val="en-VN" w:eastAsia="ja-JP"/>
-        </w:rPr>
-        <w:t xml:space="preserve">    </w:t>
-      </w:r>
-      <w:r>
-        <w:rPr>
-          <w:rFonts w:ascii="Menlo" w:eastAsia="Times New Roman" w:hAnsi="Menlo" w:cs="Menlo"/>
-          <w:color w:val="8B949E"/>
-          <w:sz w:val="21"/>
-          <w:szCs w:val="21"/>
-          <w:lang w:val="en-VN" w:eastAsia="ja-JP"/>
-        </w:rPr>
-        <w:t>// Đăng ký Variant 2</w:t>
-      </w:r>
-    </w:p>
-    <w:p>
-      <w:pPr>
-        <w:shd w:val="clear" w:color="auto" w:fill="121314"/>
-        <w:spacing w:line="315" w:lineRule="atLeast"/>
-        <w:rPr>
-          <w:rFonts w:ascii="Menlo" w:eastAsia="Times New Roman" w:hAnsi="Menlo" w:cs="Menlo"/>
-          <w:color w:val="BBBEBF"/>
-          <w:sz w:val="21"/>
-          <w:szCs w:val="21"/>
-          <w:lang w:val="en-VN" w:eastAsia="ja-JP"/>
-        </w:rPr>
-      </w:pPr>
-      <w:r>
-        <w:rPr>
-          <w:rFonts w:ascii="Menlo" w:eastAsia="Times New Roman" w:hAnsi="Menlo" w:cs="Menlo"/>
-          <w:color w:val="BBBEBF"/>
-          <w:sz w:val="21"/>
-          <w:szCs w:val="21"/>
-          <w:lang w:val="en-VN" w:eastAsia="ja-JP"/>
-        </w:rPr>
-        <w:t xml:space="preserve">    </w:t>
-      </w:r>
-      <w:r>
-        <w:rPr>
-          <w:rFonts w:ascii="Menlo" w:eastAsia="Times New Roman" w:hAnsi="Menlo" w:cs="Menlo"/>
-          <w:color w:val="C9D1D9"/>
-          <w:sz w:val="21"/>
-          <w:szCs w:val="21"/>
-          <w:lang w:val="en-VN" w:eastAsia="ja-JP"/>
-        </w:rPr>
-        <w:t>reg</w:t>
-      </w:r>
-      <w:r>
-        <w:rPr>
-          <w:rFonts w:ascii="Menlo" w:eastAsia="Times New Roman" w:hAnsi="Menlo" w:cs="Menlo"/>
-          <w:color w:val="BBBEBF"/>
-          <w:sz w:val="21"/>
-          <w:szCs w:val="21"/>
-          <w:lang w:val="en-VN" w:eastAsia="ja-JP"/>
-        </w:rPr>
-        <w:t>.</w:t>
-      </w:r>
-      <w:r>
-        <w:rPr>
-          <w:rFonts w:ascii="Menlo" w:eastAsia="Times New Roman" w:hAnsi="Menlo" w:cs="Menlo"/>
-          <w:color w:val="D2A8FF"/>
-          <w:sz w:val="21"/>
-          <w:szCs w:val="21"/>
-          <w:lang w:val="en-VN" w:eastAsia="ja-JP"/>
-        </w:rPr>
-        <w:t>Register</w:t>
-      </w:r>
-      <w:r>
-        <w:rPr>
-          <w:rFonts w:ascii="Menlo" w:eastAsia="Times New Roman" w:hAnsi="Menlo" w:cs="Menlo"/>
-          <w:color w:val="BBBEBF"/>
-          <w:sz w:val="21"/>
-          <w:szCs w:val="21"/>
-          <w:lang w:val="en-VN" w:eastAsia="ja-JP"/>
-        </w:rPr>
-        <w:t>(</w:t>
-      </w:r>
-      <w:r>
-        <w:rPr>
-          <w:rFonts w:ascii="Menlo" w:eastAsia="Times New Roman" w:hAnsi="Menlo" w:cs="Menlo"/>
-          <w:color w:val="A5D6FF"/>
-          <w:sz w:val="21"/>
-          <w:szCs w:val="21"/>
-          <w:lang w:val="en-VN" w:eastAsia="ja-JP"/>
-        </w:rPr>
-        <w:t>"vuln-type-2"</w:t>
-      </w:r>
-      <w:r>
-        <w:rPr>
-          <w:rFonts w:ascii="Menlo" w:eastAsia="Times New Roman" w:hAnsi="Menlo" w:cs="Menlo"/>
-          <w:color w:val="BBBEBF"/>
-          <w:sz w:val="21"/>
-          <w:szCs w:val="21"/>
-          <w:lang w:val="en-VN" w:eastAsia="ja-JP"/>
-        </w:rPr>
-        <w:t xml:space="preserve">, </w:t>
-      </w:r>
-      <w:r>
-        <w:rPr>
-          <w:rFonts w:ascii="Menlo" w:eastAsia="Times New Roman" w:hAnsi="Menlo" w:cs="Menlo"/>
-          <w:color w:val="FF7B72"/>
-          <w:sz w:val="21"/>
-          <w:szCs w:val="21"/>
-          <w:lang w:val="en-VN" w:eastAsia="ja-JP"/>
-        </w:rPr>
-        <w:t>func</w:t>
-      </w:r>
-      <w:r>
-        <w:rPr>
-          <w:rFonts w:ascii="Menlo" w:eastAsia="Times New Roman" w:hAnsi="Menlo" w:cs="Menlo"/>
-          <w:color w:val="BBBEBF"/>
-          <w:sz w:val="21"/>
-          <w:szCs w:val="21"/>
-          <w:lang w:val="en-VN" w:eastAsia="ja-JP"/>
-        </w:rPr>
-        <w:t>(</w:t>
-      </w:r>
-      <w:r>
-        <w:rPr>
-          <w:rFonts w:ascii="Menlo" w:eastAsia="Times New Roman" w:hAnsi="Menlo" w:cs="Menlo"/>
-          <w:color w:val="FFA657"/>
-          <w:sz w:val="21"/>
-          <w:szCs w:val="21"/>
-          <w:lang w:val="en-VN" w:eastAsia="ja-JP"/>
-        </w:rPr>
-        <w:t>d</w:t>
-      </w:r>
-      <w:r>
-        <w:rPr>
-          <w:rFonts w:ascii="Menlo" w:eastAsia="Times New Roman" w:hAnsi="Menlo" w:cs="Menlo"/>
-          <w:color w:val="BBBEBF"/>
-          <w:sz w:val="21"/>
-          <w:szCs w:val="21"/>
-          <w:lang w:val="en-VN" w:eastAsia="ja-JP"/>
-        </w:rPr>
-        <w:t xml:space="preserve"> </w:t>
-      </w:r>
-      <w:r>
-        <w:rPr>
-          <w:rFonts w:ascii="Menlo" w:eastAsia="Times New Roman" w:hAnsi="Menlo" w:cs="Menlo"/>
-          <w:color w:val="4EC9B0"/>
-          <w:sz w:val="21"/>
-          <w:szCs w:val="21"/>
-          <w:lang w:val="en-VN" w:eastAsia="ja-JP"/>
-        </w:rPr>
-        <w:t>core</w:t>
-      </w:r>
-      <w:r>
-        <w:rPr>
-          <w:rFonts w:ascii="Menlo" w:eastAsia="Times New Roman" w:hAnsi="Menlo" w:cs="Menlo"/>
-          <w:color w:val="BBBEBF"/>
-          <w:sz w:val="21"/>
-          <w:szCs w:val="21"/>
-          <w:lang w:val="en-VN" w:eastAsia="ja-JP"/>
-        </w:rPr>
-        <w:t>.</w:t>
-      </w:r>
-      <w:r>
-        <w:rPr>
-          <w:rFonts w:ascii="Menlo" w:eastAsia="Times New Roman" w:hAnsi="Menlo" w:cs="Menlo"/>
-          <w:color w:val="4EC9B0"/>
-          <w:sz w:val="21"/>
-          <w:szCs w:val="21"/>
-          <w:lang w:val="en-VN" w:eastAsia="ja-JP"/>
-        </w:rPr>
-        <w:t>Difficulty</w:t>
-      </w:r>
-      <w:r>
-        <w:rPr>
-          <w:rFonts w:ascii="Menlo" w:eastAsia="Times New Roman" w:hAnsi="Menlo" w:cs="Menlo"/>
-          <w:color w:val="BBBEBF"/>
-          <w:sz w:val="21"/>
-          <w:szCs w:val="21"/>
-          <w:lang w:val="en-VN" w:eastAsia="ja-JP"/>
-        </w:rPr>
-        <w:t xml:space="preserve">) </w:t>
-      </w:r>
-      <w:r>
-        <w:rPr>
-          <w:rFonts w:ascii="Menlo" w:eastAsia="Times New Roman" w:hAnsi="Menlo" w:cs="Menlo"/>
-          <w:color w:val="4EC9B0"/>
-          <w:sz w:val="21"/>
-          <w:szCs w:val="21"/>
-          <w:lang w:val="en-VN" w:eastAsia="ja-JP"/>
-        </w:rPr>
-        <w:t>core</w:t>
-      </w:r>
-      <w:r>
-        <w:rPr>
-          <w:rFonts w:ascii="Menlo" w:eastAsia="Times New Roman" w:hAnsi="Menlo" w:cs="Menlo"/>
-          <w:color w:val="BBBEBF"/>
-          <w:sz w:val="21"/>
-          <w:szCs w:val="21"/>
-          <w:lang w:val="en-VN" w:eastAsia="ja-JP"/>
-        </w:rPr>
-        <w:t>.</w:t>
-      </w:r>
-      <w:r>
-        <w:rPr>
-          <w:rFonts w:ascii="Menlo" w:eastAsia="Times New Roman" w:hAnsi="Menlo" w:cs="Menlo"/>
-          <w:color w:val="4EC9B0"/>
-          <w:sz w:val="21"/>
-          <w:szCs w:val="21"/>
-          <w:lang w:val="en-VN" w:eastAsia="ja-JP"/>
-        </w:rPr>
-        <w:t>VulnModule</w:t>
-      </w:r>
-      <w:r>
-        <w:rPr>
-          <w:rFonts w:ascii="Menlo" w:eastAsia="Times New Roman" w:hAnsi="Menlo" w:cs="Menlo"/>
-          <w:color w:val="BBBEBF"/>
-          <w:sz w:val="21"/>
-          <w:szCs w:val="21"/>
-          <w:lang w:val="en-VN" w:eastAsia="ja-JP"/>
-        </w:rPr>
-        <w:t xml:space="preserve"> {</w:t>
-      </w:r>
-    </w:p>
-    <w:p>
-      <w:pPr>
-        <w:shd w:val="clear" w:color="auto" w:fill="121314"/>
-        <w:spacing w:line="315" w:lineRule="atLeast"/>
-        <w:rPr>
-          <w:rFonts w:ascii="Menlo" w:eastAsia="Times New Roman" w:hAnsi="Menlo" w:cs="Menlo"/>
-          <w:color w:val="BBBEBF"/>
-          <w:sz w:val="21"/>
-          <w:szCs w:val="21"/>
-          <w:lang w:val="en-VN" w:eastAsia="ja-JP"/>
-        </w:rPr>
-      </w:pPr>
-      <w:r>
-        <w:rPr>
-          <w:rFonts w:ascii="Menlo" w:eastAsia="Times New Roman" w:hAnsi="Menlo" w:cs="Menlo"/>
-          <w:color w:val="BBBEBF"/>
-          <w:sz w:val="21"/>
-          <w:szCs w:val="21"/>
-          <w:lang w:val="en-VN" w:eastAsia="ja-JP"/>
-        </w:rPr>
-        <w:t xml:space="preserve">        </w:t>
-      </w:r>
-      <w:r>
-        <w:rPr>
-          <w:rFonts w:ascii="Menlo" w:eastAsia="Times New Roman" w:hAnsi="Menlo" w:cs="Menlo"/>
-          <w:color w:val="C586C0"/>
-          <w:sz w:val="21"/>
-          <w:szCs w:val="21"/>
-          <w:lang w:val="en-VN" w:eastAsia="ja-JP"/>
-        </w:rPr>
-        <w:t>return</w:t>
-      </w:r>
-      <w:r>
-        <w:rPr>
-          <w:rFonts w:ascii="Menlo" w:eastAsia="Times New Roman" w:hAnsi="Menlo" w:cs="Menlo"/>
-          <w:color w:val="BBBEBF"/>
-          <w:sz w:val="21"/>
-          <w:szCs w:val="21"/>
-          <w:lang w:val="en-VN" w:eastAsia="ja-JP"/>
-        </w:rPr>
-        <w:t xml:space="preserve"> </w:t>
-      </w:r>
-      <w:r>
-        <w:rPr>
-          <w:rFonts w:ascii="Menlo" w:eastAsia="Times New Roman" w:hAnsi="Menlo" w:cs="Menlo"/>
-          <w:color w:val="D4D4D4"/>
-          <w:sz w:val="21"/>
-          <w:szCs w:val="21"/>
-          <w:lang w:val="en-VN" w:eastAsia="ja-JP"/>
-        </w:rPr>
-        <w:t>&amp;</w:t>
-      </w:r>
-      <w:r>
-        <w:rPr>
-          <w:rFonts w:ascii="Menlo" w:eastAsia="Times New Roman" w:hAnsi="Menlo" w:cs="Menlo"/>
-          <w:color w:val="4EC9B0"/>
-          <w:sz w:val="21"/>
-          <w:szCs w:val="21"/>
-          <w:lang w:val="en-VN" w:eastAsia="ja-JP"/>
-        </w:rPr>
-        <w:t>MyVulnModule</w:t>
-      </w:r>
-      <w:r>
-        <w:rPr>
-          <w:rFonts w:ascii="Menlo" w:eastAsia="Times New Roman" w:hAnsi="Menlo" w:cs="Menlo"/>
-          <w:color w:val="BBBEBF"/>
-          <w:sz w:val="21"/>
-          <w:szCs w:val="21"/>
-          <w:lang w:val="en-VN" w:eastAsia="ja-JP"/>
-        </w:rPr>
-        <w:t>{</w:t>
-      </w:r>
-    </w:p>
-    <w:p>
-      <w:pPr>
-        <w:shd w:val="clear" w:color="auto" w:fill="121314"/>
-        <w:spacing w:line="315" w:lineRule="atLeast"/>
-        <w:rPr>
-          <w:rFonts w:ascii="Menlo" w:eastAsia="Times New Roman" w:hAnsi="Menlo" w:cs="Menlo"/>
-          <w:color w:val="BBBEBF"/>
-          <w:sz w:val="21"/>
-          <w:szCs w:val="21"/>
-          <w:lang w:val="en-VN" w:eastAsia="ja-JP"/>
-        </w:rPr>
-      </w:pPr>
-      <w:r>
-        <w:rPr>
-          <w:rFonts w:ascii="Menlo" w:eastAsia="Times New Roman" w:hAnsi="Menlo" w:cs="Menlo"/>
-          <w:color w:val="BBBEBF"/>
-          <w:sz w:val="21"/>
-          <w:szCs w:val="21"/>
-          <w:lang w:val="en-VN" w:eastAsia="ja-JP"/>
-        </w:rPr>
-        <w:t xml:space="preserve">            </w:t>
-      </w:r>
-      <w:r>
-        <w:rPr>
-          <w:rFonts w:ascii="Menlo" w:eastAsia="Times New Roman" w:hAnsi="Menlo" w:cs="Menlo"/>
-          <w:color w:val="C9D1D9"/>
-          <w:sz w:val="21"/>
-          <w:szCs w:val="21"/>
-          <w:lang w:val="en-VN" w:eastAsia="ja-JP"/>
-        </w:rPr>
-        <w:t>difficulty</w:t>
-      </w:r>
-      <w:r>
-        <w:rPr>
-          <w:rFonts w:ascii="Menlo" w:eastAsia="Times New Roman" w:hAnsi="Menlo" w:cs="Menlo"/>
-          <w:color w:val="BBBEBF"/>
-          <w:sz w:val="21"/>
-          <w:szCs w:val="21"/>
-          <w:lang w:val="en-VN" w:eastAsia="ja-JP"/>
-        </w:rPr>
-        <w:t xml:space="preserve">: </w:t>
-      </w:r>
-      <w:r>
-        <w:rPr>
-          <w:rFonts w:ascii="Menlo" w:eastAsia="Times New Roman" w:hAnsi="Menlo" w:cs="Menlo"/>
-          <w:color w:val="C9D1D9"/>
-          <w:sz w:val="21"/>
-          <w:szCs w:val="21"/>
-          <w:lang w:val="en-VN" w:eastAsia="ja-JP"/>
-        </w:rPr>
-        <w:t>d</w:t>
-      </w:r>
-      <w:r>
-        <w:rPr>
-          <w:rFonts w:ascii="Menlo" w:eastAsia="Times New Roman" w:hAnsi="Menlo" w:cs="Menlo"/>
-          <w:color w:val="BBBEBF"/>
-          <w:sz w:val="21"/>
-          <w:szCs w:val="21"/>
-          <w:lang w:val="en-VN" w:eastAsia="ja-JP"/>
-        </w:rPr>
-        <w:t xml:space="preserve">, </w:t>
-      </w:r>
-    </w:p>
-    <w:p>
-      <w:pPr>
-        <w:shd w:val="clear" w:color="auto" w:fill="121314"/>
-        <w:spacing w:line="315" w:lineRule="atLeast"/>
-        <w:rPr>
-          <w:rFonts w:ascii="Menlo" w:eastAsia="Times New Roman" w:hAnsi="Menlo" w:cs="Menlo"/>
-          <w:color w:val="BBBEBF"/>
-          <w:sz w:val="21"/>
-          <w:szCs w:val="21"/>
-          <w:lang w:val="en-VN" w:eastAsia="ja-JP"/>
-        </w:rPr>
-      </w:pPr>
-      <w:r>
-        <w:rPr>
-          <w:rFonts w:ascii="Menlo" w:eastAsia="Times New Roman" w:hAnsi="Menlo" w:cs="Menlo"/>
-          <w:color w:val="BBBEBF"/>
-          <w:sz w:val="21"/>
-          <w:szCs w:val="21"/>
-          <w:lang w:val="en-VN" w:eastAsia="ja-JP"/>
-        </w:rPr>
-        <w:t xml:space="preserve">            </w:t>
-      </w:r>
-      <w:r>
-        <w:rPr>
-          <w:rFonts w:ascii="Menlo" w:eastAsia="Times New Roman" w:hAnsi="Menlo" w:cs="Menlo"/>
-          <w:color w:val="C9D1D9"/>
-          <w:sz w:val="21"/>
-          <w:szCs w:val="21"/>
-          <w:lang w:val="en-VN" w:eastAsia="ja-JP"/>
-        </w:rPr>
-        <w:t>meta</w:t>
-      </w:r>
-      <w:r>
-        <w:rPr>
-          <w:rFonts w:ascii="Menlo" w:eastAsia="Times New Roman" w:hAnsi="Menlo" w:cs="Menlo"/>
-          <w:color w:val="BBBEBF"/>
-          <w:sz w:val="21"/>
-          <w:szCs w:val="21"/>
-          <w:lang w:val="en-VN" w:eastAsia="ja-JP"/>
-        </w:rPr>
-        <w:t xml:space="preserve">:       </w:t>
-      </w:r>
-      <w:r>
-        <w:rPr>
-          <w:rFonts w:ascii="Menlo" w:eastAsia="Times New Roman" w:hAnsi="Menlo" w:cs="Menlo"/>
-          <w:color w:val="D2A8FF"/>
-          <w:sz w:val="21"/>
-          <w:szCs w:val="21"/>
-          <w:lang w:val="en-VN" w:eastAsia="ja-JP"/>
-        </w:rPr>
-        <w:t>vulnType2Meta</w:t>
-      </w:r>
-      <w:r>
-        <w:rPr>
-          <w:rFonts w:ascii="Menlo" w:eastAsia="Times New Roman" w:hAnsi="Menlo" w:cs="Menlo"/>
-          <w:color w:val="BBBEBF"/>
-          <w:sz w:val="21"/>
-          <w:szCs w:val="21"/>
-          <w:lang w:val="en-VN" w:eastAsia="ja-JP"/>
-        </w:rPr>
-        <w:t>(</w:t>
-      </w:r>
-      <w:r>
-        <w:rPr>
-          <w:rFonts w:ascii="Menlo" w:eastAsia="Times New Roman" w:hAnsi="Menlo" w:cs="Menlo"/>
-          <w:color w:val="C9D1D9"/>
-          <w:sz w:val="21"/>
-          <w:szCs w:val="21"/>
-          <w:lang w:val="en-VN" w:eastAsia="ja-JP"/>
-        </w:rPr>
-        <w:t>d</w:t>
-      </w:r>
-      <w:r>
-        <w:rPr>
-          <w:rFonts w:ascii="Menlo" w:eastAsia="Times New Roman" w:hAnsi="Menlo" w:cs="Menlo"/>
-          <w:color w:val="BBBEBF"/>
-          <w:sz w:val="21"/>
-          <w:szCs w:val="21"/>
-          <w:lang w:val="en-VN" w:eastAsia="ja-JP"/>
-        </w:rPr>
-        <w:t xml:space="preserve">), </w:t>
-      </w:r>
-    </w:p>
-    <w:p>
-      <w:pPr>
-        <w:shd w:val="clear" w:color="auto" w:fill="121314"/>
-        <w:spacing w:line="315" w:lineRule="atLeast"/>
-        <w:rPr>
-          <w:rFonts w:ascii="Menlo" w:eastAsia="Times New Roman" w:hAnsi="Menlo" w:cs="Menlo"/>
-          <w:color w:val="BBBEBF"/>
-          <w:sz w:val="21"/>
-          <w:szCs w:val="21"/>
-          <w:lang w:val="en-VN" w:eastAsia="ja-JP"/>
-        </w:rPr>
-      </w:pPr>
-      <w:r>
-        <w:rPr>
-          <w:rFonts w:ascii="Menlo" w:eastAsia="Times New Roman" w:hAnsi="Menlo" w:cs="Menlo"/>
-          <w:color w:val="BBBEBF"/>
-          <w:sz w:val="21"/>
-          <w:szCs w:val="21"/>
-          <w:lang w:val="en-VN" w:eastAsia="ja-JP"/>
-        </w:rPr>
-        <w:t xml:space="preserve">            </w:t>
-      </w:r>
-      <w:r>
-        <w:rPr>
-          <w:rFonts w:ascii="Menlo" w:eastAsia="Times New Roman" w:hAnsi="Menlo" w:cs="Menlo"/>
-          <w:color w:val="C9D1D9"/>
-          <w:sz w:val="21"/>
-          <w:szCs w:val="21"/>
-          <w:lang w:val="en-VN" w:eastAsia="ja-JP"/>
-        </w:rPr>
-        <w:t>serve</w:t>
-      </w:r>
-      <w:r>
-        <w:rPr>
-          <w:rFonts w:ascii="Menlo" w:eastAsia="Times New Roman" w:hAnsi="Menlo" w:cs="Menlo"/>
-          <w:color w:val="BBBEBF"/>
-          <w:sz w:val="21"/>
-          <w:szCs w:val="21"/>
-          <w:lang w:val="en-VN" w:eastAsia="ja-JP"/>
-        </w:rPr>
-        <w:t xml:space="preserve">:      </w:t>
-      </w:r>
-      <w:r>
-        <w:rPr>
-          <w:rFonts w:ascii="Menlo" w:eastAsia="Times New Roman" w:hAnsi="Menlo" w:cs="Menlo"/>
-          <w:color w:val="C9D1D9"/>
-          <w:sz w:val="21"/>
-          <w:szCs w:val="21"/>
-          <w:lang w:val="en-VN" w:eastAsia="ja-JP"/>
-        </w:rPr>
-        <w:t>serveVulnType2</w:t>
-      </w:r>
-      <w:r>
-        <w:rPr>
-          <w:rFonts w:ascii="Menlo" w:eastAsia="Times New Roman" w:hAnsi="Menlo" w:cs="Menlo"/>
-          <w:color w:val="BBBEBF"/>
-          <w:sz w:val="21"/>
-          <w:szCs w:val="21"/>
-          <w:lang w:val="en-VN" w:eastAsia="ja-JP"/>
-        </w:rPr>
-        <w:t xml:space="preserve">, </w:t>
-      </w:r>
-    </w:p>
-    <w:p>
-      <w:pPr>
-        <w:shd w:val="clear" w:color="auto" w:fill="121314"/>
-        <w:spacing w:line="315" w:lineRule="atLeast"/>
-        <w:rPr>
-          <w:rFonts w:ascii="Menlo" w:eastAsia="Times New Roman" w:hAnsi="Menlo" w:cs="Menlo"/>
-          <w:color w:val="BBBEBF"/>
-          <w:sz w:val="21"/>
-          <w:szCs w:val="21"/>
-          <w:lang w:val="en-VN" w:eastAsia="ja-JP"/>
-        </w:rPr>
-      </w:pPr>
-      <w:r>
-        <w:rPr>
-          <w:rFonts w:ascii="Menlo" w:eastAsia="Times New Roman" w:hAnsi="Menlo" w:cs="Menlo"/>
-          <w:color w:val="BBBEBF"/>
-          <w:sz w:val="21"/>
-          <w:szCs w:val="21"/>
-          <w:lang w:val="en-VN" w:eastAsia="ja-JP"/>
-        </w:rPr>
-        <w:t xml:space="preserve">            </w:t>
-      </w:r>
-      <w:r>
-        <w:rPr>
-          <w:rFonts w:ascii="Menlo" w:eastAsia="Times New Roman" w:hAnsi="Menlo" w:cs="Menlo"/>
-          <w:color w:val="C9D1D9"/>
-          <w:sz w:val="21"/>
-          <w:szCs w:val="21"/>
-          <w:lang w:val="en-VN" w:eastAsia="ja-JP"/>
-        </w:rPr>
-        <w:t>store</w:t>
-      </w:r>
-      <w:r>
-        <w:rPr>
-          <w:rFonts w:ascii="Menlo" w:eastAsia="Times New Roman" w:hAnsi="Menlo" w:cs="Menlo"/>
-          <w:color w:val="BBBEBF"/>
-          <w:sz w:val="21"/>
-          <w:szCs w:val="21"/>
-          <w:lang w:val="en-VN" w:eastAsia="ja-JP"/>
-        </w:rPr>
-        <w:t xml:space="preserve">:      </w:t>
-      </w:r>
-      <w:r>
-        <w:rPr>
-          <w:rFonts w:ascii="Menlo" w:eastAsia="Times New Roman" w:hAnsi="Menlo" w:cs="Menlo"/>
-          <w:color w:val="C9D1D9"/>
-          <w:sz w:val="21"/>
-          <w:szCs w:val="21"/>
-          <w:lang w:val="en-VN" w:eastAsia="ja-JP"/>
-        </w:rPr>
-        <w:t>store</w:t>
-      </w:r>
-      <w:r>
-        <w:rPr>
-          <w:rFonts w:ascii="Menlo" w:eastAsia="Times New Roman" w:hAnsi="Menlo" w:cs="Menlo"/>
-          <w:color w:val="BBBEBF"/>
-          <w:sz w:val="21"/>
-          <w:szCs w:val="21"/>
-          <w:lang w:val="en-VN" w:eastAsia="ja-JP"/>
-        </w:rPr>
-        <w:t>,</w:t>
-      </w:r>
-    </w:p>
-    <w:p>
-      <w:pPr>
-        <w:shd w:val="clear" w:color="auto" w:fill="121314"/>
-        <w:spacing w:line="315" w:lineRule="atLeast"/>
-        <w:rPr>
-          <w:rFonts w:ascii="Menlo" w:eastAsia="Times New Roman" w:hAnsi="Menlo" w:cs="Menlo"/>
-          <w:color w:val="BBBEBF"/>
-          <w:sz w:val="21"/>
-          <w:szCs w:val="21"/>
-          <w:lang w:val="en-VN" w:eastAsia="ja-JP"/>
-        </w:rPr>
-      </w:pPr>
-      <w:r>
-        <w:rPr>
-          <w:rFonts w:ascii="Menlo" w:eastAsia="Times New Roman" w:hAnsi="Menlo" w:cs="Menlo"/>
-          <w:color w:val="BBBEBF"/>
-          <w:sz w:val="21"/>
-          <w:szCs w:val="21"/>
-          <w:lang w:val="en-VN" w:eastAsia="ja-JP"/>
-        </w:rPr>
-        <w:t xml:space="preserve">        }</w:t>
-      </w:r>
-    </w:p>
-    <w:p>
-      <w:pPr>
-        <w:shd w:val="clear" w:color="auto" w:fill="121314"/>
-        <w:spacing w:line="315" w:lineRule="atLeast"/>
-        <w:rPr>
-          <w:rFonts w:ascii="Menlo" w:eastAsia="Times New Roman" w:hAnsi="Menlo" w:cs="Menlo"/>
-          <w:color w:val="BBBEBF"/>
-          <w:sz w:val="21"/>
-          <w:szCs w:val="21"/>
-          <w:lang w:val="en-VN" w:eastAsia="ja-JP"/>
-        </w:rPr>
-      </w:pPr>
-      <w:r>
-        <w:rPr>
-          <w:rFonts w:ascii="Menlo" w:eastAsia="Times New Roman" w:hAnsi="Menlo" w:cs="Menlo"/>
-          <w:color w:val="BBBEBF"/>
-          <w:sz w:val="21"/>
-          <w:szCs w:val="21"/>
-          <w:lang w:val="en-VN" w:eastAsia="ja-JP"/>
-        </w:rPr>
-        <w:lastRenderedPageBreak/>
-        <w:t xml:space="preserve">    })</w:t>
-      </w:r>
-    </w:p>
-    <w:p>
-      <w:pPr>
-        <w:shd w:val="clear" w:color="auto" w:fill="121314"/>
-        <w:spacing w:line="315" w:lineRule="atLeast"/>
-        <w:rPr>
-          <w:rFonts w:ascii="Menlo" w:eastAsia="Times New Roman" w:hAnsi="Menlo" w:cs="Menlo"/>
-          <w:color w:val="BBBEBF"/>
-          <w:sz w:val="21"/>
-          <w:szCs w:val="21"/>
-          <w:lang w:val="en-VN" w:eastAsia="ja-JP"/>
-        </w:rPr>
-      </w:pPr>
-      <w:r>
-        <w:rPr>
-          <w:rFonts w:ascii="Menlo" w:eastAsia="Times New Roman" w:hAnsi="Menlo" w:cs="Menlo"/>
-          <w:color w:val="BBBEBF"/>
-          <w:sz w:val="21"/>
-          <w:szCs w:val="21"/>
-          <w:lang w:val="en-VN" w:eastAsia="ja-JP"/>
-        </w:rPr>
-        <w:t>}</w:t>
-      </w:r>
-    </w:p>
-    <w:p>
-      <w:pPr>
-        <w:spacing w:before="240"/>
-        <w:rPr>
-          <w:lang w:val="en-VN"/>
-        </w:rPr>
-      </w:pPr>
-      <w:r>
-        <w:rPr>
-          <w:b/>
-          <w:bCs/>
-          <w:lang w:val="en-VN"/>
-        </w:rPr>
-        <w:t xml:space="preserve">Bước 4: Gọi hàm </w:t>
       </w:r>
       <w:r>
         <w:rPr>
@@ -25457,6 +23866,1840 @@
       </w:r>
       <w:r>
         <w:rPr>
+          <w:lang w:val="en-VN"/>
+        </w:rPr>
+        <w:t xml:space="preserve"> </w:t>
+      </w:r>
+    </w:p>
+    <w:p>
+      <w:pPr>
+        <w:rPr>
+          <w:lang w:val="en-VN"/>
+        </w:rPr>
+      </w:pPr>
+      <w:r>
+        <w:t xml:space="preserve">Tạo file </w:t>
+      </w:r>
+      <w:r>
+        <w:rPr>
+          <w:rStyle w:val="HTMLCode"/>
+          <w:rFonts w:ascii="Times New Roman" w:eastAsia="MS Mincho" w:hAnsi="Times New Roman" w:cs="Times New Roman"/>
+          <w:sz w:val="24"/>
+          <w:szCs w:val="24"/>
+        </w:rPr>
+        <w:t>register.go</w:t>
+      </w:r>
+      <w:r>
+        <w:t xml:space="preserve"> trong package của bạn. Đây là nơi bạn kết nối (bind) Metadata, hàm Serve, và các dependencies lại với nhau thành một Constructor để nạp vào Registry.</w:t>
+      </w:r>
+    </w:p>
+    <w:p>
+      <w:pPr>
+        <w:shd w:val="clear" w:color="auto" w:fill="121314"/>
+        <w:spacing w:line="315" w:lineRule="atLeast"/>
+        <w:rPr>
+          <w:rFonts w:ascii="Menlo" w:eastAsia="Times New Roman" w:hAnsi="Menlo" w:cs="Menlo"/>
+          <w:color w:val="BBBEBF"/>
+          <w:sz w:val="21"/>
+          <w:szCs w:val="21"/>
+          <w:lang w:val="en-VN" w:eastAsia="ja-JP"/>
+        </w:rPr>
+      </w:pPr>
+      <w:r>
+        <w:rPr>
+          <w:rFonts w:ascii="Menlo" w:eastAsia="Times New Roman" w:hAnsi="Menlo" w:cs="Menlo"/>
+          <w:color w:val="FF7B72"/>
+          <w:sz w:val="21"/>
+          <w:szCs w:val="21"/>
+          <w:lang w:val="en-VN" w:eastAsia="ja-JP"/>
+        </w:rPr>
+        <w:t>package</w:t>
+      </w:r>
+      <w:r>
+        <w:rPr>
+          <w:rFonts w:ascii="Menlo" w:eastAsia="Times New Roman" w:hAnsi="Menlo" w:cs="Menlo"/>
+          <w:color w:val="BBBEBF"/>
+          <w:sz w:val="21"/>
+          <w:szCs w:val="21"/>
+          <w:lang w:val="en-VN" w:eastAsia="ja-JP"/>
+        </w:rPr>
+        <w:t xml:space="preserve"> </w:t>
+      </w:r>
+      <w:r>
+        <w:rPr>
+          <w:rFonts w:ascii="Menlo" w:eastAsia="Times New Roman" w:hAnsi="Menlo" w:cs="Menlo"/>
+          <w:color w:val="4EC9B0"/>
+          <w:sz w:val="21"/>
+          <w:szCs w:val="21"/>
+          <w:lang w:val="en-VN" w:eastAsia="ja-JP"/>
+        </w:rPr>
+        <w:t>myvuln</w:t>
+      </w:r>
+    </w:p>
+    <w:p>
+      <w:pPr>
+        <w:shd w:val="clear" w:color="auto" w:fill="121314"/>
+        <w:spacing w:line="315" w:lineRule="atLeast"/>
+        <w:rPr>
+          <w:rFonts w:ascii="Menlo" w:eastAsia="Times New Roman" w:hAnsi="Menlo" w:cs="Menlo"/>
+          <w:color w:val="BBBEBF"/>
+          <w:sz w:val="21"/>
+          <w:szCs w:val="21"/>
+          <w:lang w:val="en-VN" w:eastAsia="ja-JP"/>
+        </w:rPr>
+      </w:pPr>
+    </w:p>
+    <w:p>
+      <w:pPr>
+        <w:shd w:val="clear" w:color="auto" w:fill="121314"/>
+        <w:spacing w:line="315" w:lineRule="atLeast"/>
+        <w:rPr>
+          <w:rFonts w:ascii="Menlo" w:eastAsia="Times New Roman" w:hAnsi="Menlo" w:cs="Menlo"/>
+          <w:color w:val="BBBEBF"/>
+          <w:sz w:val="21"/>
+          <w:szCs w:val="21"/>
+          <w:lang w:val="en-VN" w:eastAsia="ja-JP"/>
+        </w:rPr>
+      </w:pPr>
+      <w:r>
+        <w:rPr>
+          <w:rFonts w:ascii="Menlo" w:eastAsia="Times New Roman" w:hAnsi="Menlo" w:cs="Menlo"/>
+          <w:color w:val="C586C0"/>
+          <w:sz w:val="21"/>
+          <w:szCs w:val="21"/>
+          <w:lang w:val="en-VN" w:eastAsia="ja-JP"/>
+        </w:rPr>
+        <w:t>import</w:t>
+      </w:r>
+      <w:r>
+        <w:rPr>
+          <w:rFonts w:ascii="Menlo" w:eastAsia="Times New Roman" w:hAnsi="Menlo" w:cs="Menlo"/>
+          <w:color w:val="BBBEBF"/>
+          <w:sz w:val="21"/>
+          <w:szCs w:val="21"/>
+          <w:lang w:val="en-VN" w:eastAsia="ja-JP"/>
+        </w:rPr>
+        <w:t xml:space="preserve"> (</w:t>
+      </w:r>
+    </w:p>
+    <w:p>
+      <w:pPr>
+        <w:shd w:val="clear" w:color="auto" w:fill="121314"/>
+        <w:spacing w:line="315" w:lineRule="atLeast"/>
+        <w:rPr>
+          <w:rFonts w:ascii="Menlo" w:eastAsia="Times New Roman" w:hAnsi="Menlo" w:cs="Menlo"/>
+          <w:color w:val="BBBEBF"/>
+          <w:sz w:val="21"/>
+          <w:szCs w:val="21"/>
+          <w:lang w:val="en-VN" w:eastAsia="ja-JP"/>
+        </w:rPr>
+      </w:pPr>
+      <w:r>
+        <w:rPr>
+          <w:rFonts w:ascii="Menlo" w:eastAsia="Times New Roman" w:hAnsi="Menlo" w:cs="Menlo"/>
+          <w:color w:val="BBBEBF"/>
+          <w:sz w:val="21"/>
+          <w:szCs w:val="21"/>
+          <w:lang w:val="en-VN" w:eastAsia="ja-JP"/>
+        </w:rPr>
+        <w:t xml:space="preserve">    </w:t>
+      </w:r>
+      <w:r>
+        <w:rPr>
+          <w:rFonts w:ascii="Menlo" w:eastAsia="Times New Roman" w:hAnsi="Menlo" w:cs="Menlo"/>
+          <w:color w:val="A5D6FF"/>
+          <w:sz w:val="21"/>
+          <w:szCs w:val="21"/>
+          <w:lang w:val="en-VN" w:eastAsia="ja-JP"/>
+        </w:rPr>
+        <w:t>"</w:t>
+      </w:r>
+      <w:r>
+        <w:rPr>
+          <w:rFonts w:ascii="Menlo" w:eastAsia="Times New Roman" w:hAnsi="Menlo" w:cs="Menlo"/>
+          <w:color w:val="FFA657"/>
+          <w:sz w:val="21"/>
+          <w:szCs w:val="21"/>
+          <w:lang w:val="en-VN" w:eastAsia="ja-JP"/>
+        </w:rPr>
+        <w:t>dvga/internal/core</w:t>
+      </w:r>
+      <w:r>
+        <w:rPr>
+          <w:rFonts w:ascii="Menlo" w:eastAsia="Times New Roman" w:hAnsi="Menlo" w:cs="Menlo"/>
+          <w:color w:val="A5D6FF"/>
+          <w:sz w:val="21"/>
+          <w:szCs w:val="21"/>
+          <w:lang w:val="en-VN" w:eastAsia="ja-JP"/>
+        </w:rPr>
+        <w:t>"</w:t>
+      </w:r>
+    </w:p>
+    <w:p>
+      <w:pPr>
+        <w:shd w:val="clear" w:color="auto" w:fill="121314"/>
+        <w:spacing w:line="315" w:lineRule="atLeast"/>
+        <w:rPr>
+          <w:rFonts w:ascii="Menlo" w:eastAsia="Times New Roman" w:hAnsi="Menlo" w:cs="Menlo"/>
+          <w:color w:val="BBBEBF"/>
+          <w:sz w:val="21"/>
+          <w:szCs w:val="21"/>
+          <w:lang w:val="en-VN" w:eastAsia="ja-JP"/>
+        </w:rPr>
+      </w:pPr>
+      <w:r>
+        <w:rPr>
+          <w:rFonts w:ascii="Menlo" w:eastAsia="Times New Roman" w:hAnsi="Menlo" w:cs="Menlo"/>
+          <w:color w:val="BBBEBF"/>
+          <w:sz w:val="21"/>
+          <w:szCs w:val="21"/>
+          <w:lang w:val="en-VN" w:eastAsia="ja-JP"/>
+        </w:rPr>
+        <w:t xml:space="preserve">    </w:t>
+      </w:r>
+      <w:r>
+        <w:rPr>
+          <w:rFonts w:ascii="Menlo" w:eastAsia="Times New Roman" w:hAnsi="Menlo" w:cs="Menlo"/>
+          <w:color w:val="A5D6FF"/>
+          <w:sz w:val="21"/>
+          <w:szCs w:val="21"/>
+          <w:lang w:val="en-VN" w:eastAsia="ja-JP"/>
+        </w:rPr>
+        <w:t>"</w:t>
+      </w:r>
+      <w:r>
+        <w:rPr>
+          <w:rFonts w:ascii="Menlo" w:eastAsia="Times New Roman" w:hAnsi="Menlo" w:cs="Menlo"/>
+          <w:color w:val="FFA657"/>
+          <w:sz w:val="21"/>
+          <w:szCs w:val="21"/>
+          <w:lang w:val="en-VN" w:eastAsia="ja-JP"/>
+        </w:rPr>
+        <w:t>dvga/internal/database</w:t>
+      </w:r>
+      <w:r>
+        <w:rPr>
+          <w:rFonts w:ascii="Menlo" w:eastAsia="Times New Roman" w:hAnsi="Menlo" w:cs="Menlo"/>
+          <w:color w:val="A5D6FF"/>
+          <w:sz w:val="21"/>
+          <w:szCs w:val="21"/>
+          <w:lang w:val="en-VN" w:eastAsia="ja-JP"/>
+        </w:rPr>
+        <w:t>"</w:t>
+      </w:r>
+    </w:p>
+    <w:p>
+      <w:pPr>
+        <w:shd w:val="clear" w:color="auto" w:fill="121314"/>
+        <w:spacing w:line="315" w:lineRule="atLeast"/>
+        <w:rPr>
+          <w:rFonts w:ascii="Menlo" w:eastAsia="Times New Roman" w:hAnsi="Menlo" w:cs="Menlo"/>
+          <w:color w:val="BBBEBF"/>
+          <w:sz w:val="21"/>
+          <w:szCs w:val="21"/>
+          <w:lang w:val="en-VN" w:eastAsia="ja-JP"/>
+        </w:rPr>
+      </w:pPr>
+      <w:r>
+        <w:rPr>
+          <w:rFonts w:ascii="Menlo" w:eastAsia="Times New Roman" w:hAnsi="Menlo" w:cs="Menlo"/>
+          <w:color w:val="BBBEBF"/>
+          <w:sz w:val="21"/>
+          <w:szCs w:val="21"/>
+          <w:lang w:val="en-VN" w:eastAsia="ja-JP"/>
+        </w:rPr>
+        <w:t>)</w:t>
+      </w:r>
+    </w:p>
+    <w:p>
+      <w:pPr>
+        <w:shd w:val="clear" w:color="auto" w:fill="121314"/>
+        <w:spacing w:line="315" w:lineRule="atLeast"/>
+        <w:rPr>
+          <w:rFonts w:ascii="Menlo" w:eastAsia="Times New Roman" w:hAnsi="Menlo" w:cs="Menlo"/>
+          <w:color w:val="BBBEBF"/>
+          <w:sz w:val="21"/>
+          <w:szCs w:val="21"/>
+          <w:lang w:val="en-VN" w:eastAsia="ja-JP"/>
+        </w:rPr>
+      </w:pPr>
+    </w:p>
+    <w:p>
+      <w:pPr>
+        <w:shd w:val="clear" w:color="auto" w:fill="121314"/>
+        <w:spacing w:line="315" w:lineRule="atLeast"/>
+        <w:rPr>
+          <w:rFonts w:ascii="Menlo" w:eastAsia="Times New Roman" w:hAnsi="Menlo" w:cs="Menlo"/>
+          <w:color w:val="BBBEBF"/>
+          <w:sz w:val="21"/>
+          <w:szCs w:val="21"/>
+          <w:lang w:val="en-VN" w:eastAsia="ja-JP"/>
+        </w:rPr>
+      </w:pPr>
+      <w:r>
+        <w:rPr>
+          <w:rFonts w:ascii="Menlo" w:eastAsia="Times New Roman" w:hAnsi="Menlo" w:cs="Menlo"/>
+          <w:color w:val="8B949E"/>
+          <w:sz w:val="21"/>
+          <w:szCs w:val="21"/>
+          <w:lang w:val="en-VN" w:eastAsia="ja-JP"/>
+        </w:rPr>
+        <w:t>// RegisterAll đăng ký t</w:t>
+      </w:r>
+      <w:r>
+        <w:rPr>
+          <w:rFonts w:ascii="Calibri" w:eastAsia="Times New Roman" w:hAnsi="Calibri" w:cs="Calibri"/>
+          <w:color w:val="8B949E"/>
+          <w:sz w:val="21"/>
+          <w:szCs w:val="21"/>
+          <w:lang w:val="en-VN" w:eastAsia="ja-JP"/>
+        </w:rPr>
+        <w:t>ấ</w:t>
+      </w:r>
+      <w:r>
+        <w:rPr>
+          <w:rFonts w:ascii="Menlo" w:eastAsia="Times New Roman" w:hAnsi="Menlo" w:cs="Menlo"/>
+          <w:color w:val="8B949E"/>
+          <w:sz w:val="21"/>
+          <w:szCs w:val="21"/>
+          <w:lang w:val="en-VN" w:eastAsia="ja-JP"/>
+        </w:rPr>
+        <w:t>t c</w:t>
+      </w:r>
+      <w:r>
+        <w:rPr>
+          <w:rFonts w:ascii="Calibri" w:eastAsia="Times New Roman" w:hAnsi="Calibri" w:cs="Calibri"/>
+          <w:color w:val="8B949E"/>
+          <w:sz w:val="21"/>
+          <w:szCs w:val="21"/>
+          <w:lang w:val="en-VN" w:eastAsia="ja-JP"/>
+        </w:rPr>
+        <w:t>ả</w:t>
+      </w:r>
+      <w:r>
+        <w:rPr>
+          <w:rFonts w:ascii="Menlo" w:eastAsia="Times New Roman" w:hAnsi="Menlo" w:cs="Menlo"/>
+          <w:color w:val="8B949E"/>
+          <w:sz w:val="21"/>
+          <w:szCs w:val="21"/>
+          <w:lang w:val="en-VN" w:eastAsia="ja-JP"/>
+        </w:rPr>
+        <w:t xml:space="preserve"> các bài Lab thuộc package này</w:t>
+      </w:r>
+    </w:p>
+    <w:p>
+      <w:pPr>
+        <w:shd w:val="clear" w:color="auto" w:fill="121314"/>
+        <w:spacing w:line="315" w:lineRule="atLeast"/>
+        <w:rPr>
+          <w:rFonts w:ascii="Menlo" w:eastAsia="Times New Roman" w:hAnsi="Menlo" w:cs="Menlo"/>
+          <w:color w:val="BBBEBF"/>
+          <w:sz w:val="21"/>
+          <w:szCs w:val="21"/>
+          <w:lang w:val="en-VN" w:eastAsia="ja-JP"/>
+        </w:rPr>
+      </w:pPr>
+      <w:r>
+        <w:rPr>
+          <w:rFonts w:ascii="Menlo" w:eastAsia="Times New Roman" w:hAnsi="Menlo" w:cs="Menlo"/>
+          <w:color w:val="FF7B72"/>
+          <w:sz w:val="21"/>
+          <w:szCs w:val="21"/>
+          <w:lang w:val="en-VN" w:eastAsia="ja-JP"/>
+        </w:rPr>
+        <w:t>func</w:t>
+      </w:r>
+      <w:r>
+        <w:rPr>
+          <w:rFonts w:ascii="Menlo" w:eastAsia="Times New Roman" w:hAnsi="Menlo" w:cs="Menlo"/>
+          <w:color w:val="BBBEBF"/>
+          <w:sz w:val="21"/>
+          <w:szCs w:val="21"/>
+          <w:lang w:val="en-VN" w:eastAsia="ja-JP"/>
+        </w:rPr>
+        <w:t xml:space="preserve"> </w:t>
+      </w:r>
+      <w:r>
+        <w:rPr>
+          <w:rFonts w:ascii="Menlo" w:eastAsia="Times New Roman" w:hAnsi="Menlo" w:cs="Menlo"/>
+          <w:color w:val="D2A8FF"/>
+          <w:sz w:val="21"/>
+          <w:szCs w:val="21"/>
+          <w:lang w:val="en-VN" w:eastAsia="ja-JP"/>
+        </w:rPr>
+        <w:t>RegisterAll</w:t>
+      </w:r>
+      <w:r>
+        <w:rPr>
+          <w:rFonts w:ascii="Menlo" w:eastAsia="Times New Roman" w:hAnsi="Menlo" w:cs="Menlo"/>
+          <w:color w:val="BBBEBF"/>
+          <w:sz w:val="21"/>
+          <w:szCs w:val="21"/>
+          <w:lang w:val="en-VN" w:eastAsia="ja-JP"/>
+        </w:rPr>
+        <w:t>(</w:t>
+      </w:r>
+      <w:r>
+        <w:rPr>
+          <w:rFonts w:ascii="Menlo" w:eastAsia="Times New Roman" w:hAnsi="Menlo" w:cs="Menlo"/>
+          <w:color w:val="FFA657"/>
+          <w:sz w:val="21"/>
+          <w:szCs w:val="21"/>
+          <w:lang w:val="en-VN" w:eastAsia="ja-JP"/>
+        </w:rPr>
+        <w:t>reg</w:t>
+      </w:r>
+      <w:r>
+        <w:rPr>
+          <w:rFonts w:ascii="Menlo" w:eastAsia="Times New Roman" w:hAnsi="Menlo" w:cs="Menlo"/>
+          <w:color w:val="BBBEBF"/>
+          <w:sz w:val="21"/>
+          <w:szCs w:val="21"/>
+          <w:lang w:val="en-VN" w:eastAsia="ja-JP"/>
+        </w:rPr>
+        <w:t xml:space="preserve"> </w:t>
+      </w:r>
+      <w:r>
+        <w:rPr>
+          <w:rFonts w:ascii="Menlo" w:eastAsia="Times New Roman" w:hAnsi="Menlo" w:cs="Menlo"/>
+          <w:color w:val="D4D4D4"/>
+          <w:sz w:val="21"/>
+          <w:szCs w:val="21"/>
+          <w:lang w:val="en-VN" w:eastAsia="ja-JP"/>
+        </w:rPr>
+        <w:t>*</w:t>
+      </w:r>
+      <w:r>
+        <w:rPr>
+          <w:rFonts w:ascii="Menlo" w:eastAsia="Times New Roman" w:hAnsi="Menlo" w:cs="Menlo"/>
+          <w:color w:val="4EC9B0"/>
+          <w:sz w:val="21"/>
+          <w:szCs w:val="21"/>
+          <w:lang w:val="en-VN" w:eastAsia="ja-JP"/>
+        </w:rPr>
+        <w:t>core</w:t>
+      </w:r>
+      <w:r>
+        <w:rPr>
+          <w:rFonts w:ascii="Menlo" w:eastAsia="Times New Roman" w:hAnsi="Menlo" w:cs="Menlo"/>
+          <w:color w:val="BBBEBF"/>
+          <w:sz w:val="21"/>
+          <w:szCs w:val="21"/>
+          <w:lang w:val="en-VN" w:eastAsia="ja-JP"/>
+        </w:rPr>
+        <w:t>.</w:t>
+      </w:r>
+      <w:r>
+        <w:rPr>
+          <w:rFonts w:ascii="Menlo" w:eastAsia="Times New Roman" w:hAnsi="Menlo" w:cs="Menlo"/>
+          <w:color w:val="4EC9B0"/>
+          <w:sz w:val="21"/>
+          <w:szCs w:val="21"/>
+          <w:lang w:val="en-VN" w:eastAsia="ja-JP"/>
+        </w:rPr>
+        <w:t>Registry</w:t>
+      </w:r>
+      <w:r>
+        <w:rPr>
+          <w:rFonts w:ascii="Menlo" w:eastAsia="Times New Roman" w:hAnsi="Menlo" w:cs="Menlo"/>
+          <w:color w:val="BBBEBF"/>
+          <w:sz w:val="21"/>
+          <w:szCs w:val="21"/>
+          <w:lang w:val="en-VN" w:eastAsia="ja-JP"/>
+        </w:rPr>
+        <w:t xml:space="preserve">, </w:t>
+      </w:r>
+      <w:r>
+        <w:rPr>
+          <w:rFonts w:ascii="Menlo" w:eastAsia="Times New Roman" w:hAnsi="Menlo" w:cs="Menlo"/>
+          <w:color w:val="FFA657"/>
+          <w:sz w:val="21"/>
+          <w:szCs w:val="21"/>
+          <w:lang w:val="en-VN" w:eastAsia="ja-JP"/>
+        </w:rPr>
+        <w:t>store</w:t>
+      </w:r>
+      <w:r>
+        <w:rPr>
+          <w:rFonts w:ascii="Menlo" w:eastAsia="Times New Roman" w:hAnsi="Menlo" w:cs="Menlo"/>
+          <w:color w:val="BBBEBF"/>
+          <w:sz w:val="21"/>
+          <w:szCs w:val="21"/>
+          <w:lang w:val="en-VN" w:eastAsia="ja-JP"/>
+        </w:rPr>
+        <w:t xml:space="preserve"> </w:t>
+      </w:r>
+      <w:r>
+        <w:rPr>
+          <w:rFonts w:ascii="Menlo" w:eastAsia="Times New Roman" w:hAnsi="Menlo" w:cs="Menlo"/>
+          <w:color w:val="D4D4D4"/>
+          <w:sz w:val="21"/>
+          <w:szCs w:val="21"/>
+          <w:lang w:val="en-VN" w:eastAsia="ja-JP"/>
+        </w:rPr>
+        <w:t>*</w:t>
+      </w:r>
+      <w:r>
+        <w:rPr>
+          <w:rFonts w:ascii="Menlo" w:eastAsia="Times New Roman" w:hAnsi="Menlo" w:cs="Menlo"/>
+          <w:color w:val="4EC9B0"/>
+          <w:sz w:val="21"/>
+          <w:szCs w:val="21"/>
+          <w:lang w:val="en-VN" w:eastAsia="ja-JP"/>
+        </w:rPr>
+        <w:t>database</w:t>
+      </w:r>
+      <w:r>
+        <w:rPr>
+          <w:rFonts w:ascii="Menlo" w:eastAsia="Times New Roman" w:hAnsi="Menlo" w:cs="Menlo"/>
+          <w:color w:val="BBBEBF"/>
+          <w:sz w:val="21"/>
+          <w:szCs w:val="21"/>
+          <w:lang w:val="en-VN" w:eastAsia="ja-JP"/>
+        </w:rPr>
+        <w:t>.</w:t>
+      </w:r>
+      <w:r>
+        <w:rPr>
+          <w:rFonts w:ascii="Menlo" w:eastAsia="Times New Roman" w:hAnsi="Menlo" w:cs="Menlo"/>
+          <w:color w:val="4EC9B0"/>
+          <w:sz w:val="21"/>
+          <w:szCs w:val="21"/>
+          <w:lang w:val="en-VN" w:eastAsia="ja-JP"/>
+        </w:rPr>
+        <w:t>Store</w:t>
+      </w:r>
+      <w:r>
+        <w:rPr>
+          <w:rFonts w:ascii="Menlo" w:eastAsia="Times New Roman" w:hAnsi="Menlo" w:cs="Menlo"/>
+          <w:color w:val="BBBEBF"/>
+          <w:sz w:val="21"/>
+          <w:szCs w:val="21"/>
+          <w:lang w:val="en-VN" w:eastAsia="ja-JP"/>
+        </w:rPr>
+        <w:t>) {</w:t>
+      </w:r>
+    </w:p>
+    <w:p>
+      <w:pPr>
+        <w:shd w:val="clear" w:color="auto" w:fill="121314"/>
+        <w:spacing w:line="315" w:lineRule="atLeast"/>
+        <w:rPr>
+          <w:rFonts w:ascii="Menlo" w:eastAsia="Times New Roman" w:hAnsi="Menlo" w:cs="Menlo"/>
+          <w:color w:val="BBBEBF"/>
+          <w:sz w:val="21"/>
+          <w:szCs w:val="21"/>
+          <w:lang w:val="en-VN" w:eastAsia="ja-JP"/>
+        </w:rPr>
+      </w:pPr>
+      <w:r>
+        <w:rPr>
+          <w:rFonts w:ascii="Menlo" w:eastAsia="Times New Roman" w:hAnsi="Menlo" w:cs="Menlo"/>
+          <w:color w:val="BBBEBF"/>
+          <w:sz w:val="21"/>
+          <w:szCs w:val="21"/>
+          <w:lang w:val="en-VN" w:eastAsia="ja-JP"/>
+        </w:rPr>
+        <w:t xml:space="preserve">    </w:t>
+      </w:r>
+      <w:r>
+        <w:rPr>
+          <w:rFonts w:ascii="Menlo" w:eastAsia="Times New Roman" w:hAnsi="Menlo" w:cs="Menlo"/>
+          <w:color w:val="8B949E"/>
+          <w:sz w:val="21"/>
+          <w:szCs w:val="21"/>
+          <w:lang w:val="en-VN" w:eastAsia="ja-JP"/>
+        </w:rPr>
+        <w:t>// Đăng ký Variant 1</w:t>
+      </w:r>
+    </w:p>
+    <w:p>
+      <w:pPr>
+        <w:shd w:val="clear" w:color="auto" w:fill="121314"/>
+        <w:spacing w:line="315" w:lineRule="atLeast"/>
+        <w:rPr>
+          <w:rFonts w:ascii="Menlo" w:eastAsia="Times New Roman" w:hAnsi="Menlo" w:cs="Menlo"/>
+          <w:color w:val="BBBEBF"/>
+          <w:sz w:val="21"/>
+          <w:szCs w:val="21"/>
+          <w:lang w:val="en-VN" w:eastAsia="ja-JP"/>
+        </w:rPr>
+      </w:pPr>
+      <w:r>
+        <w:rPr>
+          <w:rFonts w:ascii="Menlo" w:eastAsia="Times New Roman" w:hAnsi="Menlo" w:cs="Menlo"/>
+          <w:color w:val="BBBEBF"/>
+          <w:sz w:val="21"/>
+          <w:szCs w:val="21"/>
+          <w:lang w:val="en-VN" w:eastAsia="ja-JP"/>
+        </w:rPr>
+        <w:t xml:space="preserve">    </w:t>
+      </w:r>
+      <w:r>
+        <w:rPr>
+          <w:rFonts w:ascii="Menlo" w:eastAsia="Times New Roman" w:hAnsi="Menlo" w:cs="Menlo"/>
+          <w:color w:val="C9D1D9"/>
+          <w:sz w:val="21"/>
+          <w:szCs w:val="21"/>
+          <w:lang w:val="en-VN" w:eastAsia="ja-JP"/>
+        </w:rPr>
+        <w:t>reg</w:t>
+      </w:r>
+      <w:r>
+        <w:rPr>
+          <w:rFonts w:ascii="Menlo" w:eastAsia="Times New Roman" w:hAnsi="Menlo" w:cs="Menlo"/>
+          <w:color w:val="BBBEBF"/>
+          <w:sz w:val="21"/>
+          <w:szCs w:val="21"/>
+          <w:lang w:val="en-VN" w:eastAsia="ja-JP"/>
+        </w:rPr>
+        <w:t>.</w:t>
+      </w:r>
+      <w:r>
+        <w:rPr>
+          <w:rFonts w:ascii="Menlo" w:eastAsia="Times New Roman" w:hAnsi="Menlo" w:cs="Menlo"/>
+          <w:color w:val="D2A8FF"/>
+          <w:sz w:val="21"/>
+          <w:szCs w:val="21"/>
+          <w:lang w:val="en-VN" w:eastAsia="ja-JP"/>
+        </w:rPr>
+        <w:t>Register</w:t>
+      </w:r>
+      <w:r>
+        <w:rPr>
+          <w:rFonts w:ascii="Menlo" w:eastAsia="Times New Roman" w:hAnsi="Menlo" w:cs="Menlo"/>
+          <w:color w:val="BBBEBF"/>
+          <w:sz w:val="21"/>
+          <w:szCs w:val="21"/>
+          <w:lang w:val="en-VN" w:eastAsia="ja-JP"/>
+        </w:rPr>
+        <w:t>(</w:t>
+      </w:r>
+      <w:r>
+        <w:rPr>
+          <w:rFonts w:ascii="Menlo" w:eastAsia="Times New Roman" w:hAnsi="Menlo" w:cs="Menlo"/>
+          <w:color w:val="A5D6FF"/>
+          <w:sz w:val="21"/>
+          <w:szCs w:val="21"/>
+          <w:lang w:val="en-VN" w:eastAsia="ja-JP"/>
+        </w:rPr>
+        <w:t>"vuln-type-1"</w:t>
+      </w:r>
+      <w:r>
+        <w:rPr>
+          <w:rFonts w:ascii="Menlo" w:eastAsia="Times New Roman" w:hAnsi="Menlo" w:cs="Menlo"/>
+          <w:color w:val="BBBEBF"/>
+          <w:sz w:val="21"/>
+          <w:szCs w:val="21"/>
+          <w:lang w:val="en-VN" w:eastAsia="ja-JP"/>
+        </w:rPr>
+        <w:t xml:space="preserve">, </w:t>
+      </w:r>
+      <w:r>
+        <w:rPr>
+          <w:rFonts w:ascii="Menlo" w:eastAsia="Times New Roman" w:hAnsi="Menlo" w:cs="Menlo"/>
+          <w:color w:val="FF7B72"/>
+          <w:sz w:val="21"/>
+          <w:szCs w:val="21"/>
+          <w:lang w:val="en-VN" w:eastAsia="ja-JP"/>
+        </w:rPr>
+        <w:t>func</w:t>
+      </w:r>
+      <w:r>
+        <w:rPr>
+          <w:rFonts w:ascii="Menlo" w:eastAsia="Times New Roman" w:hAnsi="Menlo" w:cs="Menlo"/>
+          <w:color w:val="BBBEBF"/>
+          <w:sz w:val="21"/>
+          <w:szCs w:val="21"/>
+          <w:lang w:val="en-VN" w:eastAsia="ja-JP"/>
+        </w:rPr>
+        <w:t>(</w:t>
+      </w:r>
+      <w:r>
+        <w:rPr>
+          <w:rFonts w:ascii="Menlo" w:eastAsia="Times New Roman" w:hAnsi="Menlo" w:cs="Menlo"/>
+          <w:color w:val="FFA657"/>
+          <w:sz w:val="21"/>
+          <w:szCs w:val="21"/>
+          <w:lang w:val="en-VN" w:eastAsia="ja-JP"/>
+        </w:rPr>
+        <w:t>d</w:t>
+      </w:r>
+      <w:r>
+        <w:rPr>
+          <w:rFonts w:ascii="Menlo" w:eastAsia="Times New Roman" w:hAnsi="Menlo" w:cs="Menlo"/>
+          <w:color w:val="BBBEBF"/>
+          <w:sz w:val="21"/>
+          <w:szCs w:val="21"/>
+          <w:lang w:val="en-VN" w:eastAsia="ja-JP"/>
+        </w:rPr>
+        <w:t xml:space="preserve"> </w:t>
+      </w:r>
+      <w:r>
+        <w:rPr>
+          <w:rFonts w:ascii="Menlo" w:eastAsia="Times New Roman" w:hAnsi="Menlo" w:cs="Menlo"/>
+          <w:color w:val="4EC9B0"/>
+          <w:sz w:val="21"/>
+          <w:szCs w:val="21"/>
+          <w:lang w:val="en-VN" w:eastAsia="ja-JP"/>
+        </w:rPr>
+        <w:t>core</w:t>
+      </w:r>
+      <w:r>
+        <w:rPr>
+          <w:rFonts w:ascii="Menlo" w:eastAsia="Times New Roman" w:hAnsi="Menlo" w:cs="Menlo"/>
+          <w:color w:val="BBBEBF"/>
+          <w:sz w:val="21"/>
+          <w:szCs w:val="21"/>
+          <w:lang w:val="en-VN" w:eastAsia="ja-JP"/>
+        </w:rPr>
+        <w:t>.</w:t>
+      </w:r>
+      <w:r>
+        <w:rPr>
+          <w:rFonts w:ascii="Menlo" w:eastAsia="Times New Roman" w:hAnsi="Menlo" w:cs="Menlo"/>
+          <w:color w:val="4EC9B0"/>
+          <w:sz w:val="21"/>
+          <w:szCs w:val="21"/>
+          <w:lang w:val="en-VN" w:eastAsia="ja-JP"/>
+        </w:rPr>
+        <w:t>Difficulty</w:t>
+      </w:r>
+      <w:r>
+        <w:rPr>
+          <w:rFonts w:ascii="Menlo" w:eastAsia="Times New Roman" w:hAnsi="Menlo" w:cs="Menlo"/>
+          <w:color w:val="BBBEBF"/>
+          <w:sz w:val="21"/>
+          <w:szCs w:val="21"/>
+          <w:lang w:val="en-VN" w:eastAsia="ja-JP"/>
+        </w:rPr>
+        <w:t xml:space="preserve">) </w:t>
+      </w:r>
+      <w:r>
+        <w:rPr>
+          <w:rFonts w:ascii="Menlo" w:eastAsia="Times New Roman" w:hAnsi="Menlo" w:cs="Menlo"/>
+          <w:color w:val="4EC9B0"/>
+          <w:sz w:val="21"/>
+          <w:szCs w:val="21"/>
+          <w:lang w:val="en-VN" w:eastAsia="ja-JP"/>
+        </w:rPr>
+        <w:t>core</w:t>
+      </w:r>
+      <w:r>
+        <w:rPr>
+          <w:rFonts w:ascii="Menlo" w:eastAsia="Times New Roman" w:hAnsi="Menlo" w:cs="Menlo"/>
+          <w:color w:val="BBBEBF"/>
+          <w:sz w:val="21"/>
+          <w:szCs w:val="21"/>
+          <w:lang w:val="en-VN" w:eastAsia="ja-JP"/>
+        </w:rPr>
+        <w:t>.</w:t>
+      </w:r>
+      <w:r>
+        <w:rPr>
+          <w:rFonts w:ascii="Menlo" w:eastAsia="Times New Roman" w:hAnsi="Menlo" w:cs="Menlo"/>
+          <w:color w:val="4EC9B0"/>
+          <w:sz w:val="21"/>
+          <w:szCs w:val="21"/>
+          <w:lang w:val="en-VN" w:eastAsia="ja-JP"/>
+        </w:rPr>
+        <w:t>VulnModule</w:t>
+      </w:r>
+      <w:r>
+        <w:rPr>
+          <w:rFonts w:ascii="Menlo" w:eastAsia="Times New Roman" w:hAnsi="Menlo" w:cs="Menlo"/>
+          <w:color w:val="BBBEBF"/>
+          <w:sz w:val="21"/>
+          <w:szCs w:val="21"/>
+          <w:lang w:val="en-VN" w:eastAsia="ja-JP"/>
+        </w:rPr>
+        <w:t xml:space="preserve"> {</w:t>
+      </w:r>
+    </w:p>
+    <w:p>
+      <w:pPr>
+        <w:shd w:val="clear" w:color="auto" w:fill="121314"/>
+        <w:spacing w:line="315" w:lineRule="atLeast"/>
+        <w:rPr>
+          <w:rFonts w:ascii="Menlo" w:eastAsia="Times New Roman" w:hAnsi="Menlo" w:cs="Menlo"/>
+          <w:color w:val="BBBEBF"/>
+          <w:sz w:val="21"/>
+          <w:szCs w:val="21"/>
+          <w:lang w:val="en-VN" w:eastAsia="ja-JP"/>
+        </w:rPr>
+      </w:pPr>
+      <w:r>
+        <w:rPr>
+          <w:rFonts w:ascii="Menlo" w:eastAsia="Times New Roman" w:hAnsi="Menlo" w:cs="Menlo"/>
+          <w:color w:val="BBBEBF"/>
+          <w:sz w:val="21"/>
+          <w:szCs w:val="21"/>
+          <w:lang w:val="en-VN" w:eastAsia="ja-JP"/>
+        </w:rPr>
+        <w:t xml:space="preserve">        </w:t>
+      </w:r>
+      <w:r>
+        <w:rPr>
+          <w:rFonts w:ascii="Menlo" w:eastAsia="Times New Roman" w:hAnsi="Menlo" w:cs="Menlo"/>
+          <w:color w:val="C586C0"/>
+          <w:sz w:val="21"/>
+          <w:szCs w:val="21"/>
+          <w:lang w:val="en-VN" w:eastAsia="ja-JP"/>
+        </w:rPr>
+        <w:t>return</w:t>
+      </w:r>
+      <w:r>
+        <w:rPr>
+          <w:rFonts w:ascii="Menlo" w:eastAsia="Times New Roman" w:hAnsi="Menlo" w:cs="Menlo"/>
+          <w:color w:val="BBBEBF"/>
+          <w:sz w:val="21"/>
+          <w:szCs w:val="21"/>
+          <w:lang w:val="en-VN" w:eastAsia="ja-JP"/>
+        </w:rPr>
+        <w:t xml:space="preserve"> </w:t>
+      </w:r>
+      <w:r>
+        <w:rPr>
+          <w:rFonts w:ascii="Menlo" w:eastAsia="Times New Roman" w:hAnsi="Menlo" w:cs="Menlo"/>
+          <w:color w:val="D4D4D4"/>
+          <w:sz w:val="21"/>
+          <w:szCs w:val="21"/>
+          <w:lang w:val="en-VN" w:eastAsia="ja-JP"/>
+        </w:rPr>
+        <w:t>&amp;</w:t>
+      </w:r>
+      <w:r>
+        <w:rPr>
+          <w:rFonts w:ascii="Menlo" w:eastAsia="Times New Roman" w:hAnsi="Menlo" w:cs="Menlo"/>
+          <w:color w:val="4EC9B0"/>
+          <w:sz w:val="21"/>
+          <w:szCs w:val="21"/>
+          <w:lang w:val="en-VN" w:eastAsia="ja-JP"/>
+        </w:rPr>
+        <w:t>MyVulnModule</w:t>
+      </w:r>
+      <w:r>
+        <w:rPr>
+          <w:rFonts w:ascii="Menlo" w:eastAsia="Times New Roman" w:hAnsi="Menlo" w:cs="Menlo"/>
+          <w:color w:val="BBBEBF"/>
+          <w:sz w:val="21"/>
+          <w:szCs w:val="21"/>
+          <w:lang w:val="en-VN" w:eastAsia="ja-JP"/>
+        </w:rPr>
+        <w:t>{</w:t>
+      </w:r>
+    </w:p>
+    <w:p>
+      <w:pPr>
+        <w:shd w:val="clear" w:color="auto" w:fill="121314"/>
+        <w:spacing w:line="315" w:lineRule="atLeast"/>
+        <w:rPr>
+          <w:rFonts w:ascii="Menlo" w:eastAsia="Times New Roman" w:hAnsi="Menlo" w:cs="Menlo"/>
+          <w:color w:val="BBBEBF"/>
+          <w:sz w:val="21"/>
+          <w:szCs w:val="21"/>
+          <w:lang w:val="en-VN" w:eastAsia="ja-JP"/>
+        </w:rPr>
+      </w:pPr>
+      <w:r>
+        <w:rPr>
+          <w:rFonts w:ascii="Menlo" w:eastAsia="Times New Roman" w:hAnsi="Menlo" w:cs="Menlo"/>
+          <w:color w:val="BBBEBF"/>
+          <w:sz w:val="21"/>
+          <w:szCs w:val="21"/>
+          <w:lang w:val="en-VN" w:eastAsia="ja-JP"/>
+        </w:rPr>
+        <w:t xml:space="preserve">            </w:t>
+      </w:r>
+      <w:r>
+        <w:rPr>
+          <w:rFonts w:ascii="Menlo" w:eastAsia="Times New Roman" w:hAnsi="Menlo" w:cs="Menlo"/>
+          <w:color w:val="C9D1D9"/>
+          <w:sz w:val="21"/>
+          <w:szCs w:val="21"/>
+          <w:lang w:val="en-VN" w:eastAsia="ja-JP"/>
+        </w:rPr>
+        <w:t>difficulty</w:t>
+      </w:r>
+      <w:r>
+        <w:rPr>
+          <w:rFonts w:ascii="Menlo" w:eastAsia="Times New Roman" w:hAnsi="Menlo" w:cs="Menlo"/>
+          <w:color w:val="BBBEBF"/>
+          <w:sz w:val="21"/>
+          <w:szCs w:val="21"/>
+          <w:lang w:val="en-VN" w:eastAsia="ja-JP"/>
+        </w:rPr>
+        <w:t xml:space="preserve">: </w:t>
+      </w:r>
+      <w:r>
+        <w:rPr>
+          <w:rFonts w:ascii="Menlo" w:eastAsia="Times New Roman" w:hAnsi="Menlo" w:cs="Menlo"/>
+          <w:color w:val="C9D1D9"/>
+          <w:sz w:val="21"/>
+          <w:szCs w:val="21"/>
+          <w:lang w:val="en-VN" w:eastAsia="ja-JP"/>
+        </w:rPr>
+        <w:t>d</w:t>
+      </w:r>
+      <w:r>
+        <w:rPr>
+          <w:rFonts w:ascii="Menlo" w:eastAsia="Times New Roman" w:hAnsi="Menlo" w:cs="Menlo"/>
+          <w:color w:val="BBBEBF"/>
+          <w:sz w:val="21"/>
+          <w:szCs w:val="21"/>
+          <w:lang w:val="en-VN" w:eastAsia="ja-JP"/>
+        </w:rPr>
+        <w:t xml:space="preserve">, </w:t>
+      </w:r>
+    </w:p>
+    <w:p>
+      <w:pPr>
+        <w:shd w:val="clear" w:color="auto" w:fill="121314"/>
+        <w:spacing w:line="315" w:lineRule="atLeast"/>
+        <w:rPr>
+          <w:rFonts w:ascii="Menlo" w:eastAsia="Times New Roman" w:hAnsi="Menlo" w:cs="Menlo"/>
+          <w:color w:val="BBBEBF"/>
+          <w:sz w:val="21"/>
+          <w:szCs w:val="21"/>
+          <w:lang w:val="en-VN" w:eastAsia="ja-JP"/>
+        </w:rPr>
+      </w:pPr>
+      <w:r>
+        <w:rPr>
+          <w:rFonts w:ascii="Menlo" w:eastAsia="Times New Roman" w:hAnsi="Menlo" w:cs="Menlo"/>
+          <w:color w:val="BBBEBF"/>
+          <w:sz w:val="21"/>
+          <w:szCs w:val="21"/>
+          <w:lang w:val="en-VN" w:eastAsia="ja-JP"/>
+        </w:rPr>
+        <w:t xml:space="preserve">            </w:t>
+      </w:r>
+      <w:r>
+        <w:rPr>
+          <w:rFonts w:ascii="Menlo" w:eastAsia="Times New Roman" w:hAnsi="Menlo" w:cs="Menlo"/>
+          <w:color w:val="C9D1D9"/>
+          <w:sz w:val="21"/>
+          <w:szCs w:val="21"/>
+          <w:lang w:val="en-VN" w:eastAsia="ja-JP"/>
+        </w:rPr>
+        <w:t>meta</w:t>
+      </w:r>
+      <w:r>
+        <w:rPr>
+          <w:rFonts w:ascii="Menlo" w:eastAsia="Times New Roman" w:hAnsi="Menlo" w:cs="Menlo"/>
+          <w:color w:val="BBBEBF"/>
+          <w:sz w:val="21"/>
+          <w:szCs w:val="21"/>
+          <w:lang w:val="en-VN" w:eastAsia="ja-JP"/>
+        </w:rPr>
+        <w:t xml:space="preserve">:       </w:t>
+      </w:r>
+      <w:r>
+        <w:rPr>
+          <w:rFonts w:ascii="Menlo" w:eastAsia="Times New Roman" w:hAnsi="Menlo" w:cs="Menlo"/>
+          <w:color w:val="D2A8FF"/>
+          <w:sz w:val="21"/>
+          <w:szCs w:val="21"/>
+          <w:lang w:val="en-VN" w:eastAsia="ja-JP"/>
+        </w:rPr>
+        <w:t>vulnType1Meta</w:t>
+      </w:r>
+      <w:r>
+        <w:rPr>
+          <w:rFonts w:ascii="Menlo" w:eastAsia="Times New Roman" w:hAnsi="Menlo" w:cs="Menlo"/>
+          <w:color w:val="BBBEBF"/>
+          <w:sz w:val="21"/>
+          <w:szCs w:val="21"/>
+          <w:lang w:val="en-VN" w:eastAsia="ja-JP"/>
+        </w:rPr>
+        <w:t>(</w:t>
+      </w:r>
+      <w:r>
+        <w:rPr>
+          <w:rFonts w:ascii="Menlo" w:eastAsia="Times New Roman" w:hAnsi="Menlo" w:cs="Menlo"/>
+          <w:color w:val="C9D1D9"/>
+          <w:sz w:val="21"/>
+          <w:szCs w:val="21"/>
+          <w:lang w:val="en-VN" w:eastAsia="ja-JP"/>
+        </w:rPr>
+        <w:t>d</w:t>
+      </w:r>
+      <w:r>
+        <w:rPr>
+          <w:rFonts w:ascii="Menlo" w:eastAsia="Times New Roman" w:hAnsi="Menlo" w:cs="Menlo"/>
+          <w:color w:val="BBBEBF"/>
+          <w:sz w:val="21"/>
+          <w:szCs w:val="21"/>
+          <w:lang w:val="en-VN" w:eastAsia="ja-JP"/>
+        </w:rPr>
+        <w:t xml:space="preserve">), </w:t>
+      </w:r>
+    </w:p>
+    <w:p>
+      <w:pPr>
+        <w:shd w:val="clear" w:color="auto" w:fill="121314"/>
+        <w:spacing w:line="315" w:lineRule="atLeast"/>
+        <w:rPr>
+          <w:rFonts w:ascii="Menlo" w:eastAsia="Times New Roman" w:hAnsi="Menlo" w:cs="Menlo"/>
+          <w:color w:val="BBBEBF"/>
+          <w:sz w:val="21"/>
+          <w:szCs w:val="21"/>
+          <w:lang w:val="en-VN" w:eastAsia="ja-JP"/>
+        </w:rPr>
+      </w:pPr>
+      <w:r>
+        <w:rPr>
+          <w:rFonts w:ascii="Menlo" w:eastAsia="Times New Roman" w:hAnsi="Menlo" w:cs="Menlo"/>
+          <w:color w:val="BBBEBF"/>
+          <w:sz w:val="21"/>
+          <w:szCs w:val="21"/>
+          <w:lang w:val="en-VN" w:eastAsia="ja-JP"/>
+        </w:rPr>
+        <w:t xml:space="preserve">            </w:t>
+      </w:r>
+      <w:r>
+        <w:rPr>
+          <w:rFonts w:ascii="Menlo" w:eastAsia="Times New Roman" w:hAnsi="Menlo" w:cs="Menlo"/>
+          <w:color w:val="C9D1D9"/>
+          <w:sz w:val="21"/>
+          <w:szCs w:val="21"/>
+          <w:lang w:val="en-VN" w:eastAsia="ja-JP"/>
+        </w:rPr>
+        <w:t>serve</w:t>
+      </w:r>
+      <w:r>
+        <w:rPr>
+          <w:rFonts w:ascii="Menlo" w:eastAsia="Times New Roman" w:hAnsi="Menlo" w:cs="Menlo"/>
+          <w:color w:val="BBBEBF"/>
+          <w:sz w:val="21"/>
+          <w:szCs w:val="21"/>
+          <w:lang w:val="en-VN" w:eastAsia="ja-JP"/>
+        </w:rPr>
+        <w:t xml:space="preserve">:      </w:t>
+      </w:r>
+      <w:r>
+        <w:rPr>
+          <w:rFonts w:ascii="Menlo" w:eastAsia="Times New Roman" w:hAnsi="Menlo" w:cs="Menlo"/>
+          <w:color w:val="C9D1D9"/>
+          <w:sz w:val="21"/>
+          <w:szCs w:val="21"/>
+          <w:lang w:val="en-VN" w:eastAsia="ja-JP"/>
+        </w:rPr>
+        <w:t>serveVulnType1</w:t>
+      </w:r>
+      <w:r>
+        <w:rPr>
+          <w:rFonts w:ascii="Menlo" w:eastAsia="Times New Roman" w:hAnsi="Menlo" w:cs="Menlo"/>
+          <w:color w:val="BBBEBF"/>
+          <w:sz w:val="21"/>
+          <w:szCs w:val="21"/>
+          <w:lang w:val="en-VN" w:eastAsia="ja-JP"/>
+        </w:rPr>
+        <w:t xml:space="preserve">, </w:t>
+      </w:r>
+    </w:p>
+    <w:p>
+      <w:pPr>
+        <w:shd w:val="clear" w:color="auto" w:fill="121314"/>
+        <w:spacing w:line="315" w:lineRule="atLeast"/>
+        <w:rPr>
+          <w:rFonts w:ascii="Menlo" w:eastAsia="Times New Roman" w:hAnsi="Menlo" w:cs="Menlo"/>
+          <w:color w:val="BBBEBF"/>
+          <w:sz w:val="21"/>
+          <w:szCs w:val="21"/>
+          <w:lang w:val="en-VN" w:eastAsia="ja-JP"/>
+        </w:rPr>
+      </w:pPr>
+      <w:r>
+        <w:rPr>
+          <w:rFonts w:ascii="Menlo" w:eastAsia="Times New Roman" w:hAnsi="Menlo" w:cs="Menlo"/>
+          <w:color w:val="BBBEBF"/>
+          <w:sz w:val="21"/>
+          <w:szCs w:val="21"/>
+          <w:lang w:val="en-VN" w:eastAsia="ja-JP"/>
+        </w:rPr>
+        <w:t xml:space="preserve">            </w:t>
+      </w:r>
+      <w:r>
+        <w:rPr>
+          <w:rFonts w:ascii="Menlo" w:eastAsia="Times New Roman" w:hAnsi="Menlo" w:cs="Menlo"/>
+          <w:color w:val="C9D1D9"/>
+          <w:sz w:val="21"/>
+          <w:szCs w:val="21"/>
+          <w:lang w:val="en-VN" w:eastAsia="ja-JP"/>
+        </w:rPr>
+        <w:t>store</w:t>
+      </w:r>
+      <w:r>
+        <w:rPr>
+          <w:rFonts w:ascii="Menlo" w:eastAsia="Times New Roman" w:hAnsi="Menlo" w:cs="Menlo"/>
+          <w:color w:val="BBBEBF"/>
+          <w:sz w:val="21"/>
+          <w:szCs w:val="21"/>
+          <w:lang w:val="en-VN" w:eastAsia="ja-JP"/>
+        </w:rPr>
+        <w:t xml:space="preserve">:      </w:t>
+      </w:r>
+      <w:r>
+        <w:rPr>
+          <w:rFonts w:ascii="Menlo" w:eastAsia="Times New Roman" w:hAnsi="Menlo" w:cs="Menlo"/>
+          <w:color w:val="C9D1D9"/>
+          <w:sz w:val="21"/>
+          <w:szCs w:val="21"/>
+          <w:lang w:val="en-VN" w:eastAsia="ja-JP"/>
+        </w:rPr>
+        <w:t>store</w:t>
+      </w:r>
+      <w:r>
+        <w:rPr>
+          <w:rFonts w:ascii="Menlo" w:eastAsia="Times New Roman" w:hAnsi="Menlo" w:cs="Menlo"/>
+          <w:color w:val="BBBEBF"/>
+          <w:sz w:val="21"/>
+          <w:szCs w:val="21"/>
+          <w:lang w:val="en-VN" w:eastAsia="ja-JP"/>
+        </w:rPr>
+        <w:t>,</w:t>
+      </w:r>
+    </w:p>
+    <w:p>
+      <w:pPr>
+        <w:shd w:val="clear" w:color="auto" w:fill="121314"/>
+        <w:spacing w:line="315" w:lineRule="atLeast"/>
+        <w:rPr>
+          <w:rFonts w:ascii="Menlo" w:eastAsia="Times New Roman" w:hAnsi="Menlo" w:cs="Menlo"/>
+          <w:color w:val="BBBEBF"/>
+          <w:sz w:val="21"/>
+          <w:szCs w:val="21"/>
+          <w:lang w:val="en-VN" w:eastAsia="ja-JP"/>
+        </w:rPr>
+      </w:pPr>
+      <w:r>
+        <w:rPr>
+          <w:rFonts w:ascii="Menlo" w:eastAsia="Times New Roman" w:hAnsi="Menlo" w:cs="Menlo"/>
+          <w:color w:val="BBBEBF"/>
+          <w:sz w:val="21"/>
+          <w:szCs w:val="21"/>
+          <w:lang w:val="en-VN" w:eastAsia="ja-JP"/>
+        </w:rPr>
+        <w:t xml:space="preserve">        }</w:t>
+      </w:r>
+    </w:p>
+    <w:p>
+      <w:pPr>
+        <w:shd w:val="clear" w:color="auto" w:fill="121314"/>
+        <w:spacing w:line="315" w:lineRule="atLeast"/>
+        <w:rPr>
+          <w:rFonts w:ascii="Menlo" w:eastAsia="Times New Roman" w:hAnsi="Menlo" w:cs="Menlo"/>
+          <w:color w:val="BBBEBF"/>
+          <w:sz w:val="21"/>
+          <w:szCs w:val="21"/>
+          <w:lang w:val="en-VN" w:eastAsia="ja-JP"/>
+        </w:rPr>
+      </w:pPr>
+      <w:r>
+        <w:rPr>
+          <w:rFonts w:ascii="Menlo" w:eastAsia="Times New Roman" w:hAnsi="Menlo" w:cs="Menlo"/>
+          <w:color w:val="BBBEBF"/>
+          <w:sz w:val="21"/>
+          <w:szCs w:val="21"/>
+          <w:lang w:val="en-VN" w:eastAsia="ja-JP"/>
+        </w:rPr>
+        <w:t xml:space="preserve">    })</w:t>
+      </w:r>
+    </w:p>
+    <w:p>
+      <w:pPr>
+        <w:shd w:val="clear" w:color="auto" w:fill="121314"/>
+        <w:spacing w:line="315" w:lineRule="atLeast"/>
+        <w:rPr>
+          <w:rFonts w:ascii="Menlo" w:eastAsia="Times New Roman" w:hAnsi="Menlo" w:cs="Menlo"/>
+          <w:color w:val="BBBEBF"/>
+          <w:sz w:val="21"/>
+          <w:szCs w:val="21"/>
+          <w:lang w:val="en-VN" w:eastAsia="ja-JP"/>
+        </w:rPr>
+      </w:pPr>
+    </w:p>
+    <w:p>
+      <w:pPr>
+        <w:shd w:val="clear" w:color="auto" w:fill="121314"/>
+        <w:spacing w:line="315" w:lineRule="atLeast"/>
+        <w:rPr>
+          <w:rFonts w:ascii="Menlo" w:eastAsia="Times New Roman" w:hAnsi="Menlo" w:cs="Menlo"/>
+          <w:color w:val="BBBEBF"/>
+          <w:sz w:val="21"/>
+          <w:szCs w:val="21"/>
+          <w:lang w:val="en-VN" w:eastAsia="ja-JP"/>
+        </w:rPr>
+      </w:pPr>
+      <w:r>
+        <w:rPr>
+          <w:rFonts w:ascii="Menlo" w:eastAsia="Times New Roman" w:hAnsi="Menlo" w:cs="Menlo"/>
+          <w:color w:val="BBBEBF"/>
+          <w:sz w:val="21"/>
+          <w:szCs w:val="21"/>
+          <w:lang w:val="en-VN" w:eastAsia="ja-JP"/>
+        </w:rPr>
+        <w:t xml:space="preserve">    </w:t>
+      </w:r>
+      <w:r>
+        <w:rPr>
+          <w:rFonts w:ascii="Menlo" w:eastAsia="Times New Roman" w:hAnsi="Menlo" w:cs="Menlo"/>
+          <w:color w:val="8B949E"/>
+          <w:sz w:val="21"/>
+          <w:szCs w:val="21"/>
+          <w:lang w:val="en-VN" w:eastAsia="ja-JP"/>
+        </w:rPr>
+        <w:t>// Đăng ký Variant 2</w:t>
+      </w:r>
+    </w:p>
+    <w:p>
+      <w:pPr>
+        <w:shd w:val="clear" w:color="auto" w:fill="121314"/>
+        <w:spacing w:line="315" w:lineRule="atLeast"/>
+        <w:rPr>
+          <w:rFonts w:ascii="Menlo" w:eastAsia="Times New Roman" w:hAnsi="Menlo" w:cs="Menlo"/>
+          <w:color w:val="BBBEBF"/>
+          <w:sz w:val="21"/>
+          <w:szCs w:val="21"/>
+          <w:lang w:val="en-VN" w:eastAsia="ja-JP"/>
+        </w:rPr>
+      </w:pPr>
+      <w:r>
+        <w:rPr>
+          <w:rFonts w:ascii="Menlo" w:eastAsia="Times New Roman" w:hAnsi="Menlo" w:cs="Menlo"/>
+          <w:color w:val="BBBEBF"/>
+          <w:sz w:val="21"/>
+          <w:szCs w:val="21"/>
+          <w:lang w:val="en-VN" w:eastAsia="ja-JP"/>
+        </w:rPr>
+        <w:t xml:space="preserve">    </w:t>
+      </w:r>
+      <w:r>
+        <w:rPr>
+          <w:rFonts w:ascii="Menlo" w:eastAsia="Times New Roman" w:hAnsi="Menlo" w:cs="Menlo"/>
+          <w:color w:val="C9D1D9"/>
+          <w:sz w:val="21"/>
+          <w:szCs w:val="21"/>
+          <w:lang w:val="en-VN" w:eastAsia="ja-JP"/>
+        </w:rPr>
+        <w:t>reg</w:t>
+      </w:r>
+      <w:r>
+        <w:rPr>
+          <w:rFonts w:ascii="Menlo" w:eastAsia="Times New Roman" w:hAnsi="Menlo" w:cs="Menlo"/>
+          <w:color w:val="BBBEBF"/>
+          <w:sz w:val="21"/>
+          <w:szCs w:val="21"/>
+          <w:lang w:val="en-VN" w:eastAsia="ja-JP"/>
+        </w:rPr>
+        <w:t>.</w:t>
+      </w:r>
+      <w:r>
+        <w:rPr>
+          <w:rFonts w:ascii="Menlo" w:eastAsia="Times New Roman" w:hAnsi="Menlo" w:cs="Menlo"/>
+          <w:color w:val="D2A8FF"/>
+          <w:sz w:val="21"/>
+          <w:szCs w:val="21"/>
+          <w:lang w:val="en-VN" w:eastAsia="ja-JP"/>
+        </w:rPr>
+        <w:t>Register</w:t>
+      </w:r>
+      <w:r>
+        <w:rPr>
+          <w:rFonts w:ascii="Menlo" w:eastAsia="Times New Roman" w:hAnsi="Menlo" w:cs="Menlo"/>
+          <w:color w:val="BBBEBF"/>
+          <w:sz w:val="21"/>
+          <w:szCs w:val="21"/>
+          <w:lang w:val="en-VN" w:eastAsia="ja-JP"/>
+        </w:rPr>
+        <w:t>(</w:t>
+      </w:r>
+      <w:r>
+        <w:rPr>
+          <w:rFonts w:ascii="Menlo" w:eastAsia="Times New Roman" w:hAnsi="Menlo" w:cs="Menlo"/>
+          <w:color w:val="A5D6FF"/>
+          <w:sz w:val="21"/>
+          <w:szCs w:val="21"/>
+          <w:lang w:val="en-VN" w:eastAsia="ja-JP"/>
+        </w:rPr>
+        <w:t>"vuln-type-2"</w:t>
+      </w:r>
+      <w:r>
+        <w:rPr>
+          <w:rFonts w:ascii="Menlo" w:eastAsia="Times New Roman" w:hAnsi="Menlo" w:cs="Menlo"/>
+          <w:color w:val="BBBEBF"/>
+          <w:sz w:val="21"/>
+          <w:szCs w:val="21"/>
+          <w:lang w:val="en-VN" w:eastAsia="ja-JP"/>
+        </w:rPr>
+        <w:t xml:space="preserve">, </w:t>
+      </w:r>
+      <w:r>
+        <w:rPr>
+          <w:rFonts w:ascii="Menlo" w:eastAsia="Times New Roman" w:hAnsi="Menlo" w:cs="Menlo"/>
+          <w:color w:val="FF7B72"/>
+          <w:sz w:val="21"/>
+          <w:szCs w:val="21"/>
+          <w:lang w:val="en-VN" w:eastAsia="ja-JP"/>
+        </w:rPr>
+        <w:t>func</w:t>
+      </w:r>
+      <w:r>
+        <w:rPr>
+          <w:rFonts w:ascii="Menlo" w:eastAsia="Times New Roman" w:hAnsi="Menlo" w:cs="Menlo"/>
+          <w:color w:val="BBBEBF"/>
+          <w:sz w:val="21"/>
+          <w:szCs w:val="21"/>
+          <w:lang w:val="en-VN" w:eastAsia="ja-JP"/>
+        </w:rPr>
+        <w:t>(</w:t>
+      </w:r>
+      <w:r>
+        <w:rPr>
+          <w:rFonts w:ascii="Menlo" w:eastAsia="Times New Roman" w:hAnsi="Menlo" w:cs="Menlo"/>
+          <w:color w:val="FFA657"/>
+          <w:sz w:val="21"/>
+          <w:szCs w:val="21"/>
+          <w:lang w:val="en-VN" w:eastAsia="ja-JP"/>
+        </w:rPr>
+        <w:t>d</w:t>
+      </w:r>
+      <w:r>
+        <w:rPr>
+          <w:rFonts w:ascii="Menlo" w:eastAsia="Times New Roman" w:hAnsi="Menlo" w:cs="Menlo"/>
+          <w:color w:val="BBBEBF"/>
+          <w:sz w:val="21"/>
+          <w:szCs w:val="21"/>
+          <w:lang w:val="en-VN" w:eastAsia="ja-JP"/>
+        </w:rPr>
+        <w:t xml:space="preserve"> </w:t>
+      </w:r>
+      <w:r>
+        <w:rPr>
+          <w:rFonts w:ascii="Menlo" w:eastAsia="Times New Roman" w:hAnsi="Menlo" w:cs="Menlo"/>
+          <w:color w:val="4EC9B0"/>
+          <w:sz w:val="21"/>
+          <w:szCs w:val="21"/>
+          <w:lang w:val="en-VN" w:eastAsia="ja-JP"/>
+        </w:rPr>
+        <w:t>core</w:t>
+      </w:r>
+      <w:r>
+        <w:rPr>
+          <w:rFonts w:ascii="Menlo" w:eastAsia="Times New Roman" w:hAnsi="Menlo" w:cs="Menlo"/>
+          <w:color w:val="BBBEBF"/>
+          <w:sz w:val="21"/>
+          <w:szCs w:val="21"/>
+          <w:lang w:val="en-VN" w:eastAsia="ja-JP"/>
+        </w:rPr>
+        <w:t>.</w:t>
+      </w:r>
+      <w:r>
+        <w:rPr>
+          <w:rFonts w:ascii="Menlo" w:eastAsia="Times New Roman" w:hAnsi="Menlo" w:cs="Menlo"/>
+          <w:color w:val="4EC9B0"/>
+          <w:sz w:val="21"/>
+          <w:szCs w:val="21"/>
+          <w:lang w:val="en-VN" w:eastAsia="ja-JP"/>
+        </w:rPr>
+        <w:t>Difficulty</w:t>
+      </w:r>
+      <w:r>
+        <w:rPr>
+          <w:rFonts w:ascii="Menlo" w:eastAsia="Times New Roman" w:hAnsi="Menlo" w:cs="Menlo"/>
+          <w:color w:val="BBBEBF"/>
+          <w:sz w:val="21"/>
+          <w:szCs w:val="21"/>
+          <w:lang w:val="en-VN" w:eastAsia="ja-JP"/>
+        </w:rPr>
+        <w:t xml:space="preserve">) </w:t>
+      </w:r>
+      <w:r>
+        <w:rPr>
+          <w:rFonts w:ascii="Menlo" w:eastAsia="Times New Roman" w:hAnsi="Menlo" w:cs="Menlo"/>
+          <w:color w:val="4EC9B0"/>
+          <w:sz w:val="21"/>
+          <w:szCs w:val="21"/>
+          <w:lang w:val="en-VN" w:eastAsia="ja-JP"/>
+        </w:rPr>
+        <w:t>core</w:t>
+      </w:r>
+      <w:r>
+        <w:rPr>
+          <w:rFonts w:ascii="Menlo" w:eastAsia="Times New Roman" w:hAnsi="Menlo" w:cs="Menlo"/>
+          <w:color w:val="BBBEBF"/>
+          <w:sz w:val="21"/>
+          <w:szCs w:val="21"/>
+          <w:lang w:val="en-VN" w:eastAsia="ja-JP"/>
+        </w:rPr>
+        <w:t>.</w:t>
+      </w:r>
+      <w:r>
+        <w:rPr>
+          <w:rFonts w:ascii="Menlo" w:eastAsia="Times New Roman" w:hAnsi="Menlo" w:cs="Menlo"/>
+          <w:color w:val="4EC9B0"/>
+          <w:sz w:val="21"/>
+          <w:szCs w:val="21"/>
+          <w:lang w:val="en-VN" w:eastAsia="ja-JP"/>
+        </w:rPr>
+        <w:t>VulnModule</w:t>
+      </w:r>
+      <w:r>
+        <w:rPr>
+          <w:rFonts w:ascii="Menlo" w:eastAsia="Times New Roman" w:hAnsi="Menlo" w:cs="Menlo"/>
+          <w:color w:val="BBBEBF"/>
+          <w:sz w:val="21"/>
+          <w:szCs w:val="21"/>
+          <w:lang w:val="en-VN" w:eastAsia="ja-JP"/>
+        </w:rPr>
+        <w:t xml:space="preserve"> {</w:t>
+      </w:r>
+    </w:p>
+    <w:p>
+      <w:pPr>
+        <w:shd w:val="clear" w:color="auto" w:fill="121314"/>
+        <w:spacing w:line="315" w:lineRule="atLeast"/>
+        <w:rPr>
+          <w:rFonts w:ascii="Menlo" w:eastAsia="Times New Roman" w:hAnsi="Menlo" w:cs="Menlo"/>
+          <w:color w:val="BBBEBF"/>
+          <w:sz w:val="21"/>
+          <w:szCs w:val="21"/>
+          <w:lang w:val="en-VN" w:eastAsia="ja-JP"/>
+        </w:rPr>
+      </w:pPr>
+      <w:r>
+        <w:rPr>
+          <w:rFonts w:ascii="Menlo" w:eastAsia="Times New Roman" w:hAnsi="Menlo" w:cs="Menlo"/>
+          <w:color w:val="BBBEBF"/>
+          <w:sz w:val="21"/>
+          <w:szCs w:val="21"/>
+          <w:lang w:val="en-VN" w:eastAsia="ja-JP"/>
+        </w:rPr>
+        <w:t xml:space="preserve">        </w:t>
+      </w:r>
+      <w:r>
+        <w:rPr>
+          <w:rFonts w:ascii="Menlo" w:eastAsia="Times New Roman" w:hAnsi="Menlo" w:cs="Menlo"/>
+          <w:color w:val="C586C0"/>
+          <w:sz w:val="21"/>
+          <w:szCs w:val="21"/>
+          <w:lang w:val="en-VN" w:eastAsia="ja-JP"/>
+        </w:rPr>
+        <w:t>return</w:t>
+      </w:r>
+      <w:r>
+        <w:rPr>
+          <w:rFonts w:ascii="Menlo" w:eastAsia="Times New Roman" w:hAnsi="Menlo" w:cs="Menlo"/>
+          <w:color w:val="BBBEBF"/>
+          <w:sz w:val="21"/>
+          <w:szCs w:val="21"/>
+          <w:lang w:val="en-VN" w:eastAsia="ja-JP"/>
+        </w:rPr>
+        <w:t xml:space="preserve"> </w:t>
+      </w:r>
+      <w:r>
+        <w:rPr>
+          <w:rFonts w:ascii="Menlo" w:eastAsia="Times New Roman" w:hAnsi="Menlo" w:cs="Menlo"/>
+          <w:color w:val="D4D4D4"/>
+          <w:sz w:val="21"/>
+          <w:szCs w:val="21"/>
+          <w:lang w:val="en-VN" w:eastAsia="ja-JP"/>
+        </w:rPr>
+        <w:t>&amp;</w:t>
+      </w:r>
+      <w:r>
+        <w:rPr>
+          <w:rFonts w:ascii="Menlo" w:eastAsia="Times New Roman" w:hAnsi="Menlo" w:cs="Menlo"/>
+          <w:color w:val="4EC9B0"/>
+          <w:sz w:val="21"/>
+          <w:szCs w:val="21"/>
+          <w:lang w:val="en-VN" w:eastAsia="ja-JP"/>
+        </w:rPr>
+        <w:t>MyVulnModule</w:t>
+      </w:r>
+      <w:r>
+        <w:rPr>
+          <w:rFonts w:ascii="Menlo" w:eastAsia="Times New Roman" w:hAnsi="Menlo" w:cs="Menlo"/>
+          <w:color w:val="BBBEBF"/>
+          <w:sz w:val="21"/>
+          <w:szCs w:val="21"/>
+          <w:lang w:val="en-VN" w:eastAsia="ja-JP"/>
+        </w:rPr>
+        <w:t>{</w:t>
+      </w:r>
+    </w:p>
+    <w:p>
+      <w:pPr>
+        <w:shd w:val="clear" w:color="auto" w:fill="121314"/>
+        <w:spacing w:line="315" w:lineRule="atLeast"/>
+        <w:rPr>
+          <w:rFonts w:ascii="Menlo" w:eastAsia="Times New Roman" w:hAnsi="Menlo" w:cs="Menlo"/>
+          <w:color w:val="BBBEBF"/>
+          <w:sz w:val="21"/>
+          <w:szCs w:val="21"/>
+          <w:lang w:val="en-VN" w:eastAsia="ja-JP"/>
+        </w:rPr>
+      </w:pPr>
+      <w:r>
+        <w:rPr>
+          <w:rFonts w:ascii="Menlo" w:eastAsia="Times New Roman" w:hAnsi="Menlo" w:cs="Menlo"/>
+          <w:color w:val="BBBEBF"/>
+          <w:sz w:val="21"/>
+          <w:szCs w:val="21"/>
+          <w:lang w:val="en-VN" w:eastAsia="ja-JP"/>
+        </w:rPr>
+        <w:t xml:space="preserve">            </w:t>
+      </w:r>
+      <w:r>
+        <w:rPr>
+          <w:rFonts w:ascii="Menlo" w:eastAsia="Times New Roman" w:hAnsi="Menlo" w:cs="Menlo"/>
+          <w:color w:val="C9D1D9"/>
+          <w:sz w:val="21"/>
+          <w:szCs w:val="21"/>
+          <w:lang w:val="en-VN" w:eastAsia="ja-JP"/>
+        </w:rPr>
+        <w:t>difficulty</w:t>
+      </w:r>
+      <w:r>
+        <w:rPr>
+          <w:rFonts w:ascii="Menlo" w:eastAsia="Times New Roman" w:hAnsi="Menlo" w:cs="Menlo"/>
+          <w:color w:val="BBBEBF"/>
+          <w:sz w:val="21"/>
+          <w:szCs w:val="21"/>
+          <w:lang w:val="en-VN" w:eastAsia="ja-JP"/>
+        </w:rPr>
+        <w:t xml:space="preserve">: </w:t>
+      </w:r>
+      <w:r>
+        <w:rPr>
+          <w:rFonts w:ascii="Menlo" w:eastAsia="Times New Roman" w:hAnsi="Menlo" w:cs="Menlo"/>
+          <w:color w:val="C9D1D9"/>
+          <w:sz w:val="21"/>
+          <w:szCs w:val="21"/>
+          <w:lang w:val="en-VN" w:eastAsia="ja-JP"/>
+        </w:rPr>
+        <w:t>d</w:t>
+      </w:r>
+      <w:r>
+        <w:rPr>
+          <w:rFonts w:ascii="Menlo" w:eastAsia="Times New Roman" w:hAnsi="Menlo" w:cs="Menlo"/>
+          <w:color w:val="BBBEBF"/>
+          <w:sz w:val="21"/>
+          <w:szCs w:val="21"/>
+          <w:lang w:val="en-VN" w:eastAsia="ja-JP"/>
+        </w:rPr>
+        <w:t xml:space="preserve">, </w:t>
+      </w:r>
+    </w:p>
+    <w:p>
+      <w:pPr>
+        <w:shd w:val="clear" w:color="auto" w:fill="121314"/>
+        <w:spacing w:line="315" w:lineRule="atLeast"/>
+        <w:rPr>
+          <w:rFonts w:ascii="Menlo" w:eastAsia="Times New Roman" w:hAnsi="Menlo" w:cs="Menlo"/>
+          <w:color w:val="BBBEBF"/>
+          <w:sz w:val="21"/>
+          <w:szCs w:val="21"/>
+          <w:lang w:val="en-VN" w:eastAsia="ja-JP"/>
+        </w:rPr>
+      </w:pPr>
+      <w:r>
+        <w:rPr>
+          <w:rFonts w:ascii="Menlo" w:eastAsia="Times New Roman" w:hAnsi="Menlo" w:cs="Menlo"/>
+          <w:color w:val="BBBEBF"/>
+          <w:sz w:val="21"/>
+          <w:szCs w:val="21"/>
+          <w:lang w:val="en-VN" w:eastAsia="ja-JP"/>
+        </w:rPr>
+        <w:t xml:space="preserve">            </w:t>
+      </w:r>
+      <w:r>
+        <w:rPr>
+          <w:rFonts w:ascii="Menlo" w:eastAsia="Times New Roman" w:hAnsi="Menlo" w:cs="Menlo"/>
+          <w:color w:val="C9D1D9"/>
+          <w:sz w:val="21"/>
+          <w:szCs w:val="21"/>
+          <w:lang w:val="en-VN" w:eastAsia="ja-JP"/>
+        </w:rPr>
+        <w:t>meta</w:t>
+      </w:r>
+      <w:r>
+        <w:rPr>
+          <w:rFonts w:ascii="Menlo" w:eastAsia="Times New Roman" w:hAnsi="Menlo" w:cs="Menlo"/>
+          <w:color w:val="BBBEBF"/>
+          <w:sz w:val="21"/>
+          <w:szCs w:val="21"/>
+          <w:lang w:val="en-VN" w:eastAsia="ja-JP"/>
+        </w:rPr>
+        <w:t xml:space="preserve">:       </w:t>
+      </w:r>
+      <w:r>
+        <w:rPr>
+          <w:rFonts w:ascii="Menlo" w:eastAsia="Times New Roman" w:hAnsi="Menlo" w:cs="Menlo"/>
+          <w:color w:val="D2A8FF"/>
+          <w:sz w:val="21"/>
+          <w:szCs w:val="21"/>
+          <w:lang w:val="en-VN" w:eastAsia="ja-JP"/>
+        </w:rPr>
+        <w:t>vulnType2Meta</w:t>
+      </w:r>
+      <w:r>
+        <w:rPr>
+          <w:rFonts w:ascii="Menlo" w:eastAsia="Times New Roman" w:hAnsi="Menlo" w:cs="Menlo"/>
+          <w:color w:val="BBBEBF"/>
+          <w:sz w:val="21"/>
+          <w:szCs w:val="21"/>
+          <w:lang w:val="en-VN" w:eastAsia="ja-JP"/>
+        </w:rPr>
+        <w:t>(</w:t>
+      </w:r>
+      <w:r>
+        <w:rPr>
+          <w:rFonts w:ascii="Menlo" w:eastAsia="Times New Roman" w:hAnsi="Menlo" w:cs="Menlo"/>
+          <w:color w:val="C9D1D9"/>
+          <w:sz w:val="21"/>
+          <w:szCs w:val="21"/>
+          <w:lang w:val="en-VN" w:eastAsia="ja-JP"/>
+        </w:rPr>
+        <w:t>d</w:t>
+      </w:r>
+      <w:r>
+        <w:rPr>
+          <w:rFonts w:ascii="Menlo" w:eastAsia="Times New Roman" w:hAnsi="Menlo" w:cs="Menlo"/>
+          <w:color w:val="BBBEBF"/>
+          <w:sz w:val="21"/>
+          <w:szCs w:val="21"/>
+          <w:lang w:val="en-VN" w:eastAsia="ja-JP"/>
+        </w:rPr>
+        <w:t xml:space="preserve">), </w:t>
+      </w:r>
+    </w:p>
+    <w:p>
+      <w:pPr>
+        <w:shd w:val="clear" w:color="auto" w:fill="121314"/>
+        <w:spacing w:line="315" w:lineRule="atLeast"/>
+        <w:rPr>
+          <w:rFonts w:ascii="Menlo" w:eastAsia="Times New Roman" w:hAnsi="Menlo" w:cs="Menlo"/>
+          <w:color w:val="BBBEBF"/>
+          <w:sz w:val="21"/>
+          <w:szCs w:val="21"/>
+          <w:lang w:val="en-VN" w:eastAsia="ja-JP"/>
+        </w:rPr>
+      </w:pPr>
+      <w:r>
+        <w:rPr>
+          <w:rFonts w:ascii="Menlo" w:eastAsia="Times New Roman" w:hAnsi="Menlo" w:cs="Menlo"/>
+          <w:color w:val="BBBEBF"/>
+          <w:sz w:val="21"/>
+          <w:szCs w:val="21"/>
+          <w:lang w:val="en-VN" w:eastAsia="ja-JP"/>
+        </w:rPr>
+        <w:t xml:space="preserve">            </w:t>
+      </w:r>
+      <w:r>
+        <w:rPr>
+          <w:rFonts w:ascii="Menlo" w:eastAsia="Times New Roman" w:hAnsi="Menlo" w:cs="Menlo"/>
+          <w:color w:val="C9D1D9"/>
+          <w:sz w:val="21"/>
+          <w:szCs w:val="21"/>
+          <w:lang w:val="en-VN" w:eastAsia="ja-JP"/>
+        </w:rPr>
+        <w:t>serve</w:t>
+      </w:r>
+      <w:r>
+        <w:rPr>
+          <w:rFonts w:ascii="Menlo" w:eastAsia="Times New Roman" w:hAnsi="Menlo" w:cs="Menlo"/>
+          <w:color w:val="BBBEBF"/>
+          <w:sz w:val="21"/>
+          <w:szCs w:val="21"/>
+          <w:lang w:val="en-VN" w:eastAsia="ja-JP"/>
+        </w:rPr>
+        <w:t xml:space="preserve">:      </w:t>
+      </w:r>
+      <w:r>
+        <w:rPr>
+          <w:rFonts w:ascii="Menlo" w:eastAsia="Times New Roman" w:hAnsi="Menlo" w:cs="Menlo"/>
+          <w:color w:val="C9D1D9"/>
+          <w:sz w:val="21"/>
+          <w:szCs w:val="21"/>
+          <w:lang w:val="en-VN" w:eastAsia="ja-JP"/>
+        </w:rPr>
+        <w:t>serveVulnType2</w:t>
+      </w:r>
+      <w:r>
+        <w:rPr>
+          <w:rFonts w:ascii="Menlo" w:eastAsia="Times New Roman" w:hAnsi="Menlo" w:cs="Menlo"/>
+          <w:color w:val="BBBEBF"/>
+          <w:sz w:val="21"/>
+          <w:szCs w:val="21"/>
+          <w:lang w:val="en-VN" w:eastAsia="ja-JP"/>
+        </w:rPr>
+        <w:t xml:space="preserve">, </w:t>
+      </w:r>
+    </w:p>
+    <w:p>
+      <w:pPr>
+        <w:shd w:val="clear" w:color="auto" w:fill="121314"/>
+        <w:spacing w:line="315" w:lineRule="atLeast"/>
+        <w:rPr>
+          <w:rFonts w:ascii="Menlo" w:eastAsia="Times New Roman" w:hAnsi="Menlo" w:cs="Menlo"/>
+          <w:color w:val="BBBEBF"/>
+          <w:sz w:val="21"/>
+          <w:szCs w:val="21"/>
+          <w:lang w:val="en-VN" w:eastAsia="ja-JP"/>
+        </w:rPr>
+      </w:pPr>
+      <w:r>
+        <w:rPr>
+          <w:rFonts w:ascii="Menlo" w:eastAsia="Times New Roman" w:hAnsi="Menlo" w:cs="Menlo"/>
+          <w:color w:val="BBBEBF"/>
+          <w:sz w:val="21"/>
+          <w:szCs w:val="21"/>
+          <w:lang w:val="en-VN" w:eastAsia="ja-JP"/>
+        </w:rPr>
+        <w:t xml:space="preserve">            </w:t>
+      </w:r>
+      <w:r>
+        <w:rPr>
+          <w:rFonts w:ascii="Menlo" w:eastAsia="Times New Roman" w:hAnsi="Menlo" w:cs="Menlo"/>
+          <w:color w:val="C9D1D9"/>
+          <w:sz w:val="21"/>
+          <w:szCs w:val="21"/>
+          <w:lang w:val="en-VN" w:eastAsia="ja-JP"/>
+        </w:rPr>
+        <w:t>store</w:t>
+      </w:r>
+      <w:r>
+        <w:rPr>
+          <w:rFonts w:ascii="Menlo" w:eastAsia="Times New Roman" w:hAnsi="Menlo" w:cs="Menlo"/>
+          <w:color w:val="BBBEBF"/>
+          <w:sz w:val="21"/>
+          <w:szCs w:val="21"/>
+          <w:lang w:val="en-VN" w:eastAsia="ja-JP"/>
+        </w:rPr>
+        <w:t xml:space="preserve">:      </w:t>
+      </w:r>
+      <w:r>
+        <w:rPr>
+          <w:rFonts w:ascii="Menlo" w:eastAsia="Times New Roman" w:hAnsi="Menlo" w:cs="Menlo"/>
+          <w:color w:val="C9D1D9"/>
+          <w:sz w:val="21"/>
+          <w:szCs w:val="21"/>
+          <w:lang w:val="en-VN" w:eastAsia="ja-JP"/>
+        </w:rPr>
+        <w:t>store</w:t>
+      </w:r>
+      <w:r>
+        <w:rPr>
+          <w:rFonts w:ascii="Menlo" w:eastAsia="Times New Roman" w:hAnsi="Menlo" w:cs="Menlo"/>
+          <w:color w:val="BBBEBF"/>
+          <w:sz w:val="21"/>
+          <w:szCs w:val="21"/>
+          <w:lang w:val="en-VN" w:eastAsia="ja-JP"/>
+        </w:rPr>
+        <w:t>,</w:t>
+      </w:r>
+    </w:p>
+    <w:p>
+      <w:pPr>
+        <w:shd w:val="clear" w:color="auto" w:fill="121314"/>
+        <w:spacing w:line="315" w:lineRule="atLeast"/>
+        <w:rPr>
+          <w:rFonts w:ascii="Menlo" w:eastAsia="Times New Roman" w:hAnsi="Menlo" w:cs="Menlo"/>
+          <w:color w:val="BBBEBF"/>
+          <w:sz w:val="21"/>
+          <w:szCs w:val="21"/>
+          <w:lang w:val="en-VN" w:eastAsia="ja-JP"/>
+        </w:rPr>
+      </w:pPr>
+      <w:r>
+        <w:rPr>
+          <w:rFonts w:ascii="Menlo" w:eastAsia="Times New Roman" w:hAnsi="Menlo" w:cs="Menlo"/>
+          <w:color w:val="BBBEBF"/>
+          <w:sz w:val="21"/>
+          <w:szCs w:val="21"/>
+          <w:lang w:val="en-VN" w:eastAsia="ja-JP"/>
+        </w:rPr>
+        <w:t xml:space="preserve">        }</w:t>
+      </w:r>
+    </w:p>
+    <w:p>
+      <w:pPr>
+        <w:shd w:val="clear" w:color="auto" w:fill="121314"/>
+        <w:spacing w:line="315" w:lineRule="atLeast"/>
+        <w:rPr>
+          <w:rFonts w:ascii="Menlo" w:eastAsia="Times New Roman" w:hAnsi="Menlo" w:cs="Menlo"/>
+          <w:color w:val="BBBEBF"/>
+          <w:sz w:val="21"/>
+          <w:szCs w:val="21"/>
+          <w:lang w:val="en-VN" w:eastAsia="ja-JP"/>
+        </w:rPr>
+      </w:pPr>
+      <w:r>
+        <w:rPr>
+          <w:rFonts w:ascii="Menlo" w:eastAsia="Times New Roman" w:hAnsi="Menlo" w:cs="Menlo"/>
+          <w:color w:val="BBBEBF"/>
+          <w:sz w:val="21"/>
+          <w:szCs w:val="21"/>
+          <w:lang w:val="en-VN" w:eastAsia="ja-JP"/>
+        </w:rPr>
+        <w:lastRenderedPageBreak/>
+        <w:t xml:space="preserve">    })</w:t>
+      </w:r>
+    </w:p>
+    <w:p>
+      <w:pPr>
+        <w:shd w:val="clear" w:color="auto" w:fill="121314"/>
+        <w:spacing w:line="315" w:lineRule="atLeast"/>
+        <w:rPr>
+          <w:rFonts w:ascii="Menlo" w:eastAsia="Times New Roman" w:hAnsi="Menlo" w:cs="Menlo"/>
+          <w:color w:val="BBBEBF"/>
+          <w:sz w:val="21"/>
+          <w:szCs w:val="21"/>
+          <w:lang w:val="en-VN" w:eastAsia="ja-JP"/>
+        </w:rPr>
+      </w:pPr>
+      <w:r>
+        <w:rPr>
+          <w:rFonts w:ascii="Menlo" w:eastAsia="Times New Roman" w:hAnsi="Menlo" w:cs="Menlo"/>
+          <w:color w:val="BBBEBF"/>
+          <w:sz w:val="21"/>
+          <w:szCs w:val="21"/>
+          <w:lang w:val="en-VN" w:eastAsia="ja-JP"/>
+        </w:rPr>
+        <w:t>}</w:t>
+      </w:r>
+    </w:p>
+    <w:p>
+      <w:pPr>
+        <w:spacing w:before="240"/>
+        <w:rPr>
+          <w:lang w:val="en-VN"/>
+        </w:rPr>
+      </w:pPr>
+      <w:r>
+        <w:rPr>
+          <w:b/>
+          <w:bCs/>
+          <w:lang w:val="en-VN"/>
+        </w:rPr>
+        <w:t xml:space="preserve">Bước 4: Gọi hàm </w:t>
+      </w:r>
+      <w:r>
+        <w:rPr>
+          <w:rStyle w:val="HTMLCode"/>
+          <w:rFonts w:ascii="Times New Roman" w:eastAsia="MS Mincho" w:hAnsi="Times New Roman" w:cs="Times New Roman"/>
+          <w:b/>
+          <w:bCs/>
+          <w:sz w:val="24"/>
+          <w:szCs w:val="24"/>
+          <w:lang w:val="en-VN"/>
+        </w:rPr>
+        <w:t>RegisterAll</w:t>
+      </w:r>
+      <w:r>
+        <w:rPr>
           <w:b/>
           <w:bCs/>
           <w:lang w:val="en-VN"/>
@@ -26210,14 +26453,14 @@
       <w:pPr>
         <w:pStyle w:val="Heading1"/>
       </w:pPr>
-      <w:bookmarkStart w:id="52" w:name="_Toc218633030"/>
-      <w:bookmarkStart w:id="53" w:name="_Toc233566915"/>
+      <w:bookmarkStart w:id="51" w:name="_Toc218633030"/>
+      <w:bookmarkStart w:id="52" w:name="_Toc233681101"/>
       <w:r>
         <w:lastRenderedPageBreak/>
         <w:t>Tổng kết</w:t>
       </w:r>
+      <w:bookmarkEnd w:id="51"/>
       <w:bookmarkEnd w:id="52"/>
-      <w:bookmarkEnd w:id="53"/>
     </w:p>
     <w:p>
       <w:pPr>
@@ -26232,13 +26475,13 @@
           <w:lang w:val="vi-VN"/>
         </w:rPr>
       </w:pPr>
-      <w:bookmarkStart w:id="54" w:name="_Toc218633031"/>
-      <w:bookmarkStart w:id="55" w:name="_Toc233566916"/>
+      <w:bookmarkStart w:id="53" w:name="_Toc218633031"/>
+      <w:bookmarkStart w:id="54" w:name="_Toc233681102"/>
       <w:r>
         <w:t>Kết quả đạt được</w:t>
       </w:r>
+      <w:bookmarkEnd w:id="53"/>
       <w:bookmarkEnd w:id="54"/>
-      <w:bookmarkEnd w:id="55"/>
     </w:p>
     <w:p>
       <w:pPr>
@@ -26280,14 +26523,14 @@
         </w:rPr>
         <w:t>. Tuy vậy, hệ thống vẫn cần được theo dõi, bảo trì và sửa lỗi (bug fixing) liên tục để đảm bảo các module vận hành trơn tru, chính xác theo kịch bản, từ đó mang lại giá trị học tập thực tiễn và hữu ích nhất cho người sử dụng.</w:t>
       </w:r>
-      <w:bookmarkStart w:id="56" w:name="_Toc218633032"/>
+      <w:bookmarkStart w:id="55" w:name="_Toc218633032"/>
       <w:r>
         <w:rPr>
           <w:lang w:val="vi-VN"/>
         </w:rPr>
         <w:t>Đánh giá ưu, khuyết điểm</w:t>
       </w:r>
-      <w:bookmarkEnd w:id="56"/>
+      <w:bookmarkEnd w:id="55"/>
     </w:p>
     <w:p>
       <w:pPr>
@@ -26301,13 +26544,13 @@
           <w:lang w:val="vi-VN"/>
         </w:rPr>
       </w:pPr>
-      <w:bookmarkStart w:id="57" w:name="_Toc218633033"/>
-      <w:bookmarkStart w:id="58" w:name="_Toc233566917"/>
+      <w:bookmarkStart w:id="56" w:name="_Toc218633033"/>
+      <w:bookmarkStart w:id="57" w:name="_Toc233681103"/>
       <w:r>
         <w:t>Ưu điểm:</w:t>
       </w:r>
+      <w:bookmarkEnd w:id="56"/>
       <w:bookmarkEnd w:id="57"/>
-      <w:bookmarkEnd w:id="58"/>
     </w:p>
     <w:p>
       <w:pPr>
@@ -26433,13 +26676,13 @@
           <w:lang w:val="vi-VN"/>
         </w:rPr>
       </w:pPr>
-      <w:bookmarkStart w:id="59" w:name="_Toc218633034"/>
-      <w:bookmarkStart w:id="60" w:name="_Toc233566918"/>
+      <w:bookmarkStart w:id="58" w:name="_Toc218633034"/>
+      <w:bookmarkStart w:id="59" w:name="_Toc233681104"/>
       <w:r>
         <w:t>Khuyết điểm</w:t>
       </w:r>
+      <w:bookmarkEnd w:id="58"/>
       <w:bookmarkEnd w:id="59"/>
-      <w:bookmarkEnd w:id="60"/>
     </w:p>
     <w:p>
       <w:pPr>
@@ -26467,13 +26710,13 @@
           <w:numId w:val="160"/>
         </w:numPr>
       </w:pPr>
-      <w:bookmarkStart w:id="61" w:name="_Toc218633035"/>
-      <w:bookmarkStart w:id="62" w:name="_Toc233566919"/>
+      <w:bookmarkStart w:id="60" w:name="_Toc218633035"/>
+      <w:bookmarkStart w:id="61" w:name="_Toc233681105"/>
       <w:r>
         <w:t>Hướng phát triển tương lai</w:t>
       </w:r>
+      <w:bookmarkEnd w:id="60"/>
       <w:bookmarkEnd w:id="61"/>
-      <w:bookmarkEnd w:id="62"/>
     </w:p>
     <w:p>
       <w:pPr>
@@ -26613,7 +26856,7 @@
         <w:spacing w:after="120"/>
         <w:ind w:left="357" w:hanging="357"/>
       </w:pPr>
-      <w:bookmarkStart w:id="63" w:name="_Toc233566920"/>
+      <w:bookmarkStart w:id="62" w:name="_Toc233681106"/>
       <w:r>
         <w:lastRenderedPageBreak/>
         <w:t>T</w:t>
@@ -26627,7 +26870,7 @@
         </w:rPr>
         <w:t xml:space="preserve"> liệu tham khảo</w:t>
       </w:r>
-      <w:bookmarkEnd w:id="63"/>
+      <w:bookmarkEnd w:id="62"/>
     </w:p>
     <w:tbl>
       <w:tblPr>
@@ -26754,17 +26997,826 @@
           <w:lang w:val="vi-VN" w:eastAsia="ja-JP"/>
         </w:rPr>
       </w:pPr>
+      <w:r>
+        <w:rPr>
+          <w:lang w:val="vi-VN" w:eastAsia="ja-JP"/>
+        </w:rPr>
+        <w:br w:type="page"/>
+      </w:r>
+    </w:p>
+    <w:p>
+      <w:pPr>
+        <w:pStyle w:val="Heading1"/>
+        <w:spacing w:after="120"/>
+        <w:ind w:left="357" w:hanging="357"/>
+        <w:rPr>
+          <w:lang w:val="vi-VN"/>
+        </w:rPr>
+      </w:pPr>
+      <w:bookmarkStart w:id="63" w:name="_Toc233681107"/>
+      <w:r>
+        <w:lastRenderedPageBreak/>
+        <w:t>Kiến</w:t>
+      </w:r>
+      <w:r>
+        <w:rPr>
+          <w:lang w:val="vi-VN"/>
+        </w:rPr>
+        <w:t xml:space="preserve"> trúc Hệ thống (Bonus)</w:t>
+      </w:r>
+      <w:bookmarkEnd w:id="63"/>
+    </w:p>
+    <w:p>
+      <w:pPr>
+        <w:pStyle w:val="Heading2"/>
+        <w:numPr>
+          <w:ilvl w:val="1"/>
+          <w:numId w:val="200"/>
+        </w:numPr>
+        <w:spacing w:before="120" w:after="240"/>
+        <w:ind w:left="357" w:hanging="357"/>
+        <w:rPr>
+          <w:lang w:val="vi-VN"/>
+        </w:rPr>
+      </w:pPr>
+      <w:bookmarkStart w:id="64" w:name="_Toc233681108"/>
+      <w:r>
+        <w:rPr>
+          <w:lang w:val="vi-VN"/>
+        </w:rPr>
+        <w:t>Kiến trúc hạ tầng</w:t>
+      </w:r>
+      <w:bookmarkEnd w:id="64"/>
+    </w:p>
+    <w:p>
+      <w:r>
+        <w:rPr>
+          <w:noProof/>
+          <w:lang w:val="vi-VN"/>
+        </w:rPr>
+        <w:drawing>
+          <wp:inline distT="0" distB="0" distL="0" distR="0" wp14:anchorId="6060A30C" wp14:editId="4030C4ED">
+            <wp:extent cx="5760720" cy="2668905"/>
+            <wp:effectExtent l="0" t="0" r="5080" b="0"/>
+            <wp:docPr id="896710983" name="Picture 1" descr="A screenshot of a computer&#10;&#10;AI-generated content may be incorrect."/>
+            <wp:cNvGraphicFramePr>
+              <a:graphicFrameLocks xmlns:a="http://schemas.openxmlformats.org/drawingml/2006/main" noChangeAspect="1"/>
+            </wp:cNvGraphicFramePr>
+            <a:graphic xmlns:a="http://schemas.openxmlformats.org/drawingml/2006/main">
+              <a:graphicData uri="http://schemas.openxmlformats.org/drawingml/2006/picture">
+                <pic:pic xmlns:pic="http://schemas.openxmlformats.org/drawingml/2006/picture">
+                  <pic:nvPicPr>
+                    <pic:cNvPr id="896710983" name="Picture 1" descr="A screenshot of a computer&#10;&#10;AI-generated content may be incorrect."/>
+                    <pic:cNvPicPr/>
+                  </pic:nvPicPr>
+                  <pic:blipFill>
+                    <a:blip r:embed="rId12">
+                      <a:extLst>
+                        <a:ext uri="{28A0092B-C50C-407E-A947-70E740481C1C}">
+                          <a14:useLocalDpi xmlns:a14="http://schemas.microsoft.com/office/drawing/2010/main" val="0"/>
+                        </a:ext>
+                      </a:extLst>
+                    </a:blip>
+                    <a:stretch>
+                      <a:fillRect/>
+                    </a:stretch>
+                  </pic:blipFill>
+                  <pic:spPr>
+                    <a:xfrm>
+                      <a:off x="0" y="0"/>
+                      <a:ext cx="5760720" cy="2668905"/>
+                    </a:xfrm>
+                    <a:prstGeom prst="rect">
+                      <a:avLst/>
+                    </a:prstGeom>
+                  </pic:spPr>
+                </pic:pic>
+              </a:graphicData>
+            </a:graphic>
+          </wp:inline>
+        </w:drawing>
+      </w:r>
+    </w:p>
+    <w:p>
+      <w:pPr>
+        <w:spacing w:before="240"/>
+        <w:rPr>
+          <w:rFonts w:eastAsia="Times New Roman"/>
+          <w:lang w:val="en-VN" w:eastAsia="ja-JP"/>
+        </w:rPr>
+      </w:pPr>
+      <w:r>
+        <w:rPr>
+          <w:rFonts w:eastAsia="Times New Roman"/>
+          <w:lang w:val="vi-VN" w:eastAsia="ja-JP"/>
+        </w:rPr>
+        <w:t xml:space="preserve">Phần thiết kế hệ thống này nằm ngoài phạm vi của scope dự án ban đầu, dự án chỉ hướng tới xây dựng một app chạy local phía người dùng để thử nghiệm song đội ngũ muốn quảng bá và giảm sự phức tạp khi sử dụng cho phần mềm nên hệ thống này ra đời để giải quyết vấn đề đó. </w:t>
+      </w:r>
+      <w:r>
+        <w:rPr>
+          <w:rFonts w:eastAsia="Times New Roman"/>
+          <w:lang w:val="en-VN" w:eastAsia="ja-JP"/>
+        </w:rPr>
+        <w:t xml:space="preserve">Hệ thống được thiết kế theo mô hình Dynamic Ephemeral Environment (Môi trường tạm thời và động) trên nền tảng AWS, đặt tại khu vực ap-southeast-1 (Singapore). Kiến trúc này cho phép cung cấp các môi trường DVGA (Damn Vulnerable </w:t>
+      </w:r>
+      <w:r>
+        <w:rPr>
+          <w:rFonts w:eastAsia="Times New Roman"/>
+          <w:lang w:val="en-VN" w:eastAsia="ja-JP"/>
+        </w:rPr>
+        <w:t>Go</w:t>
+      </w:r>
+      <w:r>
+        <w:rPr>
+          <w:rFonts w:eastAsia="Times New Roman"/>
+          <w:lang w:val="vi-VN" w:eastAsia="ja-JP"/>
+        </w:rPr>
+        <w:t xml:space="preserve"> </w:t>
+      </w:r>
+      <w:r>
+        <w:rPr>
+          <w:rFonts w:eastAsia="Times New Roman"/>
+          <w:lang w:val="en-VN" w:eastAsia="ja-JP"/>
+        </w:rPr>
+        <w:t>Application) hoàn toàn độc lập cho từng người dùng, giải quyết bài toán xung đột dữ liệu bằng cách cấp phát một container riêng biệt cho mỗi phiên làm việc.</w:t>
+      </w:r>
+    </w:p>
+    <w:p>
+      <w:pPr>
+        <w:spacing w:after="120"/>
+        <w:rPr>
+          <w:rFonts w:eastAsia="Times New Roman"/>
+          <w:lang w:val="en-VN" w:eastAsia="ja-JP"/>
+        </w:rPr>
+      </w:pPr>
+      <w:r>
+        <w:rPr>
+          <w:rFonts w:eastAsia="Times New Roman"/>
+          <w:lang w:val="en-VN" w:eastAsia="ja-JP"/>
+        </w:rPr>
+        <w:t>Trung tâm của luồng xử lý nằm ở máy chủ EC2. Khi một người dùng truy cập vào domain chính và yêu cầu tạo môi trường (ví dụ: nhập thông tin định danh là user1), máy chủ EC2 sẽ đóng vai trò như một bộ điều phối (Orchestrator). Nó gọi API RunTask tới dịch vụ ECS để khởi tạo ngay một container mới chứa ứng dụng DVGA. Đồng thời, EC2 cũng đóng vai trò là một Dynamic Reverse Proxy (Proxy đảo chiều động). Ngay sau khi container trên Fargate khởi động thành công và có địa chỉ IP nội bộ, EC2 sẽ tự động cấu hình route để điều hướng toàn bộ truy cập từ subdomain chuyên biệt (như user1.dvga.online) tới chính xác container vừa được tạo.</w:t>
+      </w:r>
+      <w:r>
+        <w:rPr>
+          <w:rFonts w:eastAsia="Times New Roman"/>
+          <w:lang w:val="vi-VN" w:eastAsia="ja-JP"/>
+        </w:rPr>
+        <w:t xml:space="preserve"> </w:t>
+      </w:r>
+      <w:r>
+        <w:rPr>
+          <w:rFonts w:eastAsia="Times New Roman"/>
+          <w:lang w:val="en-VN" w:eastAsia="ja-JP"/>
+        </w:rPr>
+        <w:t>Điều này mang lại trải nghiệm liền mạch cho người dùng: họ chỉ cần yêu cầu lab, hệ thống sẽ tự động cấp phát tài nguyên và trả về một đường dẫn riêng tư được cô lập hoàn toàn với các người dùng khác.</w:t>
+      </w:r>
+    </w:p>
+    <w:p>
+      <w:pPr>
+        <w:rPr>
+          <w:lang w:val="en-VN"/>
+        </w:rPr>
+      </w:pPr>
+      <w:r>
+        <w:rPr>
+          <w:lang w:val="en-VN"/>
+        </w:rPr>
+        <w:t>Các dịch vụ AWS được sử dụng trong hệ thống:</w:t>
+      </w:r>
+    </w:p>
+    <w:p>
+      <w:pPr>
+        <w:pStyle w:val="ListParagraph"/>
+        <w:numPr>
+          <w:ilvl w:val="0"/>
+          <w:numId w:val="201"/>
+        </w:numPr>
+        <w:rPr>
+          <w:rFonts w:ascii="Times New Roman" w:hAnsi="Times New Roman"/>
+          <w:sz w:val="24"/>
+          <w:szCs w:val="24"/>
+          <w:lang w:val="vi-VN"/>
+        </w:rPr>
+      </w:pPr>
+      <w:r>
+        <w:rPr>
+          <w:rFonts w:ascii="Times New Roman" w:hAnsi="Times New Roman"/>
+          <w:b/>
+          <w:bCs/>
+          <w:sz w:val="24"/>
+          <w:szCs w:val="24"/>
+          <w:lang w:val="en-VN"/>
+        </w:rPr>
+        <w:t>Amazon Route 53:</w:t>
+      </w:r>
+      <w:r>
+        <w:rPr>
+          <w:rFonts w:ascii="Times New Roman" w:hAnsi="Times New Roman"/>
+          <w:sz w:val="24"/>
+          <w:szCs w:val="24"/>
+          <w:lang w:val="en-VN"/>
+        </w:rPr>
+        <w:t xml:space="preserve"> Dịch vụ quản lý phân giải tên miền (DNS). Chịu trách nhiệm phân giải tên miền chính (</w:t>
+      </w:r>
+      <w:r>
+        <w:rPr>
+          <w:rStyle w:val="HTMLCode"/>
+          <w:rFonts w:ascii="Times New Roman" w:eastAsia="Aptos" w:hAnsi="Times New Roman" w:cs="Times New Roman"/>
+          <w:sz w:val="24"/>
+          <w:szCs w:val="24"/>
+          <w:lang w:val="en-VN"/>
+        </w:rPr>
+        <w:t>dvga.online</w:t>
+      </w:r>
+      <w:r>
+        <w:rPr>
+          <w:rFonts w:ascii="Times New Roman" w:hAnsi="Times New Roman"/>
+          <w:sz w:val="24"/>
+          <w:szCs w:val="24"/>
+          <w:lang w:val="en-VN"/>
+        </w:rPr>
+        <w:t>) và hỗ trợ wildcard DNS (</w:t>
+      </w:r>
+      <w:r>
+        <w:rPr>
+          <w:rStyle w:val="HTMLCode"/>
+          <w:rFonts w:ascii="Times New Roman" w:eastAsia="Aptos" w:hAnsi="Times New Roman" w:cs="Times New Roman"/>
+          <w:sz w:val="24"/>
+          <w:szCs w:val="24"/>
+          <w:lang w:val="en-VN"/>
+        </w:rPr>
+        <w:t>*.dvga.online</w:t>
+      </w:r>
+      <w:r>
+        <w:rPr>
+          <w:rFonts w:ascii="Times New Roman" w:hAnsi="Times New Roman"/>
+          <w:sz w:val="24"/>
+          <w:szCs w:val="24"/>
+          <w:lang w:val="en-VN"/>
+        </w:rPr>
+        <w:t>) để chuyển tiếp toàn bộ luồng traffic của người dùng về máy chủ EC2.</w:t>
+      </w:r>
+    </w:p>
+    <w:p>
+      <w:pPr>
+        <w:pStyle w:val="ListParagraph"/>
+        <w:numPr>
+          <w:ilvl w:val="0"/>
+          <w:numId w:val="201"/>
+        </w:numPr>
+        <w:rPr>
+          <w:rFonts w:ascii="Times New Roman" w:hAnsi="Times New Roman"/>
+          <w:sz w:val="24"/>
+          <w:szCs w:val="24"/>
+          <w:lang w:val="vi-VN"/>
+        </w:rPr>
+      </w:pPr>
+      <w:r>
+        <w:rPr>
+          <w:rFonts w:ascii="Times New Roman" w:hAnsi="Times New Roman"/>
+          <w:b/>
+          <w:bCs/>
+          <w:sz w:val="24"/>
+          <w:szCs w:val="24"/>
+        </w:rPr>
+        <w:t>Amazon EC2 (Elastic Compute Cloud):</w:t>
+      </w:r>
+      <w:r>
+        <w:rPr>
+          <w:rFonts w:ascii="Times New Roman" w:hAnsi="Times New Roman"/>
+          <w:sz w:val="24"/>
+          <w:szCs w:val="24"/>
+        </w:rPr>
+        <w:t xml:space="preserve"> Đóng vai trò là "Trái tim" của hệ thống quản lý (Management Portal &amp; Reverse Proxy). Nhiệm vụ cốt lõi của EC2 bao gồm:</w:t>
+      </w:r>
+      <w:r>
+        <w:rPr>
+          <w:rFonts w:ascii="Times New Roman" w:hAnsi="Times New Roman"/>
+          <w:sz w:val="24"/>
+          <w:szCs w:val="24"/>
+        </w:rPr>
+        <w:t xml:space="preserve"> </w:t>
+      </w:r>
+      <w:r>
+        <w:rPr>
+          <w:rFonts w:ascii="Times New Roman" w:hAnsi="Times New Roman"/>
+          <w:sz w:val="24"/>
+          <w:szCs w:val="24"/>
+        </w:rPr>
+        <w:t>Tiếp nhận yêu cầu tạo lab từ client</w:t>
+      </w:r>
+      <w:r>
+        <w:rPr>
+          <w:rFonts w:ascii="Times New Roman" w:hAnsi="Times New Roman"/>
+          <w:sz w:val="24"/>
+          <w:szCs w:val="24"/>
+          <w:lang w:val="vi-VN"/>
+        </w:rPr>
+        <w:t xml:space="preserve">, </w:t>
+      </w:r>
+      <w:r>
+        <w:rPr>
+          <w:rFonts w:ascii="Times New Roman" w:hAnsi="Times New Roman"/>
+          <w:sz w:val="24"/>
+          <w:szCs w:val="24"/>
+        </w:rPr>
+        <w:t>Giao tiếp với ECS API để kích hoạt khởi tạo Task mới</w:t>
+      </w:r>
+      <w:r>
+        <w:rPr>
+          <w:rFonts w:ascii="Times New Roman" w:hAnsi="Times New Roman"/>
+          <w:sz w:val="24"/>
+          <w:szCs w:val="24"/>
+          <w:lang w:val="vi-VN"/>
+        </w:rPr>
+        <w:t xml:space="preserve">, </w:t>
+      </w:r>
+      <w:r>
+        <w:rPr>
+          <w:rFonts w:ascii="Times New Roman" w:hAnsi="Times New Roman"/>
+          <w:sz w:val="24"/>
+          <w:szCs w:val="24"/>
+        </w:rPr>
+        <w:t>Tự động điều hướng</w:t>
+      </w:r>
+      <w:r>
+        <w:rPr>
+          <w:rFonts w:ascii="Times New Roman" w:hAnsi="Times New Roman"/>
+          <w:sz w:val="24"/>
+          <w:szCs w:val="24"/>
+          <w:lang w:val="vi-VN"/>
+        </w:rPr>
+        <w:t xml:space="preserve"> </w:t>
+      </w:r>
+      <w:r>
+        <w:rPr>
+          <w:rFonts w:ascii="Times New Roman" w:hAnsi="Times New Roman"/>
+          <w:sz w:val="24"/>
+          <w:szCs w:val="24"/>
+        </w:rPr>
+        <w:t xml:space="preserve">traffic từ các subdomain cụ thể (VD: </w:t>
+      </w:r>
+      <w:r>
+        <w:rPr>
+          <w:rStyle w:val="HTMLCode"/>
+          <w:rFonts w:ascii="Times New Roman" w:eastAsia="Aptos" w:hAnsi="Times New Roman" w:cs="Times New Roman"/>
+          <w:sz w:val="24"/>
+          <w:szCs w:val="24"/>
+        </w:rPr>
+        <w:t>user1.dvga.online</w:t>
+      </w:r>
+      <w:r>
+        <w:rPr>
+          <w:rFonts w:ascii="Times New Roman" w:hAnsi="Times New Roman"/>
+          <w:sz w:val="24"/>
+          <w:szCs w:val="24"/>
+        </w:rPr>
+        <w:t>) đến đúng địa chỉ IP của container tương ứng đang chạy trên ECS.</w:t>
+      </w:r>
+    </w:p>
+    <w:p>
+      <w:pPr>
+        <w:pStyle w:val="ListParagraph"/>
+        <w:numPr>
+          <w:ilvl w:val="0"/>
+          <w:numId w:val="201"/>
+        </w:numPr>
+        <w:rPr>
+          <w:rFonts w:ascii="Times New Roman" w:hAnsi="Times New Roman"/>
+          <w:sz w:val="24"/>
+          <w:szCs w:val="24"/>
+          <w:lang w:val="vi-VN"/>
+        </w:rPr>
+      </w:pPr>
+      <w:r>
+        <w:rPr>
+          <w:rFonts w:ascii="Times New Roman" w:hAnsi="Times New Roman"/>
+          <w:b/>
+          <w:bCs/>
+          <w:sz w:val="24"/>
+          <w:szCs w:val="24"/>
+        </w:rPr>
+        <w:lastRenderedPageBreak/>
+        <w:t>Amazon ECS (Elastic Container Service):</w:t>
+      </w:r>
+      <w:r>
+        <w:rPr>
+          <w:rFonts w:ascii="Times New Roman" w:hAnsi="Times New Roman"/>
+          <w:sz w:val="24"/>
+          <w:szCs w:val="24"/>
+        </w:rPr>
+        <w:t xml:space="preserve"> Dịch vụ điều phối container (Container Orchestration). Được sử dụng để quản lý vòng đời của các DVGA lab, đảm bảo mỗi user có một Task (container) riêng biệt và cô lập.</w:t>
+      </w:r>
+    </w:p>
+    <w:p>
+      <w:pPr>
+        <w:pStyle w:val="ListParagraph"/>
+        <w:numPr>
+          <w:ilvl w:val="0"/>
+          <w:numId w:val="201"/>
+        </w:numPr>
+        <w:rPr>
+          <w:rFonts w:ascii="Times New Roman" w:hAnsi="Times New Roman"/>
+          <w:sz w:val="24"/>
+          <w:szCs w:val="24"/>
+          <w:lang w:val="vi-VN"/>
+        </w:rPr>
+      </w:pPr>
+      <w:r>
+        <w:rPr>
+          <w:rFonts w:ascii="Times New Roman" w:hAnsi="Times New Roman"/>
+          <w:b/>
+          <w:bCs/>
+          <w:sz w:val="24"/>
+          <w:szCs w:val="24"/>
+        </w:rPr>
+        <w:t>AWS Fargate:</w:t>
+      </w:r>
+      <w:r>
+        <w:rPr>
+          <w:rFonts w:ascii="Times New Roman" w:hAnsi="Times New Roman"/>
+          <w:sz w:val="24"/>
+          <w:szCs w:val="24"/>
+        </w:rPr>
+        <w:t xml:space="preserve"> Công cụ tính toán Serverless dành cho container, tích hợp bên trong ECS. Fargate giúp chạy các container ứng dụng một cách độc lập mà không cần phải cấp phát hay quản lý các máy chủ EC2 nền cho các worker node</w:t>
+      </w:r>
+    </w:p>
+    <w:p>
+      <w:pPr>
+        <w:pStyle w:val="ListParagraph"/>
+        <w:numPr>
+          <w:ilvl w:val="0"/>
+          <w:numId w:val="201"/>
+        </w:numPr>
+        <w:rPr>
+          <w:rFonts w:ascii="Times New Roman" w:hAnsi="Times New Roman"/>
+          <w:sz w:val="24"/>
+          <w:szCs w:val="24"/>
+          <w:lang w:val="vi-VN"/>
+        </w:rPr>
+      </w:pPr>
+      <w:r>
+        <w:rPr>
+          <w:rFonts w:ascii="Times New Roman" w:hAnsi="Times New Roman"/>
+          <w:b/>
+          <w:bCs/>
+          <w:sz w:val="24"/>
+          <w:szCs w:val="24"/>
+        </w:rPr>
+        <w:t>Amazon ECR (Elastic Container Registry):</w:t>
+      </w:r>
+      <w:r>
+        <w:rPr>
+          <w:rFonts w:ascii="Times New Roman" w:hAnsi="Times New Roman"/>
+          <w:sz w:val="24"/>
+          <w:szCs w:val="24"/>
+        </w:rPr>
+        <w:t xml:space="preserve"> Kho lưu trữ an toàn chứa Docker Image của ứng dụng DVGA (bao gồm cả frontend và backend/database đóng gói chung). Khi ECS nhận lệnh </w:t>
+      </w:r>
+      <w:r>
+        <w:rPr>
+          <w:rStyle w:val="HTMLCode"/>
+          <w:rFonts w:ascii="Times New Roman" w:eastAsia="Aptos" w:hAnsi="Times New Roman" w:cs="Times New Roman"/>
+          <w:sz w:val="24"/>
+          <w:szCs w:val="24"/>
+        </w:rPr>
+        <w:t>RunTask</w:t>
+      </w:r>
+      <w:r>
+        <w:rPr>
+          <w:rFonts w:ascii="Times New Roman" w:hAnsi="Times New Roman"/>
+          <w:sz w:val="24"/>
+          <w:szCs w:val="24"/>
+        </w:rPr>
+        <w:t>, nó sẽ tự động kéo (pull) image từ ECR để khởi chạy môi trường mới.</w:t>
+      </w:r>
+    </w:p>
+    <w:p>
+      <w:pPr>
+        <w:pStyle w:val="ListParagraph"/>
+        <w:numPr>
+          <w:ilvl w:val="0"/>
+          <w:numId w:val="201"/>
+        </w:numPr>
+        <w:rPr>
+          <w:rFonts w:ascii="Times New Roman" w:hAnsi="Times New Roman"/>
+          <w:sz w:val="24"/>
+          <w:szCs w:val="24"/>
+          <w:lang w:val="vi-VN"/>
+        </w:rPr>
+      </w:pPr>
+      <w:r>
+        <w:rPr>
+          <w:rFonts w:ascii="Times New Roman" w:hAnsi="Times New Roman"/>
+          <w:b/>
+          <w:bCs/>
+          <w:sz w:val="24"/>
+          <w:szCs w:val="24"/>
+        </w:rPr>
+        <w:t>Amazon VPC (Virtual Private Cloud):</w:t>
+      </w:r>
+      <w:r>
+        <w:rPr>
+          <w:rFonts w:ascii="Times New Roman" w:hAnsi="Times New Roman"/>
+          <w:sz w:val="24"/>
+          <w:szCs w:val="24"/>
+        </w:rPr>
+        <w:t xml:space="preserve"> Cung cấp môi trường mạng ảo cách ly. Các dịch vụ trong mô hình này được triển khai trong một Public Subnet, cho phép EC2 nhận traffic từ Internet và Fargate có thể kéo image từ ECR.</w:t>
+      </w:r>
+    </w:p>
+    <w:p>
+      <w:pPr>
+        <w:pStyle w:val="Heading2"/>
+        <w:numPr>
+          <w:ilvl w:val="1"/>
+          <w:numId w:val="200"/>
+        </w:numPr>
+        <w:spacing w:before="120" w:after="120"/>
+        <w:ind w:left="357" w:hanging="357"/>
+        <w:rPr>
+          <w:lang w:val="vi-VN"/>
+        </w:rPr>
+      </w:pPr>
+      <w:bookmarkStart w:id="65" w:name="_Toc233681109"/>
+      <w:r>
+        <w:rPr>
+          <w:lang w:val="vi-VN"/>
+        </w:rPr>
+        <w:t>Hướng dẫn sử dụng</w:t>
+      </w:r>
+      <w:bookmarkEnd w:id="65"/>
+    </w:p>
+    <w:p>
+      <w:pPr>
+        <w:spacing w:after="120"/>
+        <w:rPr>
+          <w:lang w:val="vi-VN"/>
+        </w:rPr>
+      </w:pPr>
+      <w:r>
+        <w:rPr>
+          <w:lang w:val="vi-VN"/>
+        </w:rPr>
+        <w:t>Truy cập trang web: dvga.online. Và gõ vào tên người dùng mong muốn, ví dụ là minh2k4</w:t>
+      </w:r>
+      <w:r>
+        <w:rPr>
+          <w:lang w:val="vi-VN"/>
+        </w:rPr>
+        <w:t>, sau đó đợi hệ thống tạo server. Quá trình này mất từ 10 tới 20 giây cực kỳ nhanh chóng.</w:t>
+      </w:r>
+    </w:p>
+    <w:p>
+      <w:pPr>
+        <w:jc w:val="center"/>
+        <w:rPr>
+          <w:lang w:val="vi-VN" w:eastAsia="ja-JP"/>
+        </w:rPr>
+      </w:pPr>
+      <w:r>
+        <w:rPr>
+          <w:lang w:val="en-VN" w:eastAsia="ja-JP"/>
+        </w:rPr>
+        <w:drawing>
+          <wp:inline distT="0" distB="0" distL="0" distR="0" wp14:anchorId="2925A93E" wp14:editId="313B3ED7">
+            <wp:extent cx="4518631" cy="2639355"/>
+            <wp:effectExtent l="0" t="0" r="3175" b="2540"/>
+            <wp:docPr id="1699589318" name="Picture 1" descr="A screenshot of a computer&#10;&#10;AI-generated content may be incorrect."/>
+            <wp:cNvGraphicFramePr>
+              <a:graphicFrameLocks xmlns:a="http://schemas.openxmlformats.org/drawingml/2006/main" noChangeAspect="1"/>
+            </wp:cNvGraphicFramePr>
+            <a:graphic xmlns:a="http://schemas.openxmlformats.org/drawingml/2006/main">
+              <a:graphicData uri="http://schemas.openxmlformats.org/drawingml/2006/picture">
+                <pic:pic xmlns:pic="http://schemas.openxmlformats.org/drawingml/2006/picture">
+                  <pic:nvPicPr>
+                    <pic:cNvPr id="1699589318" name="Picture 1" descr="A screenshot of a computer&#10;&#10;AI-generated content may be incorrect."/>
+                    <pic:cNvPicPr/>
+                  </pic:nvPicPr>
+                  <pic:blipFill>
+                    <a:blip r:embed="rId13"/>
+                    <a:stretch>
+                      <a:fillRect/>
+                    </a:stretch>
+                  </pic:blipFill>
+                  <pic:spPr>
+                    <a:xfrm>
+                      <a:off x="0" y="0"/>
+                      <a:ext cx="4640247" cy="2710392"/>
+                    </a:xfrm>
+                    <a:prstGeom prst="rect">
+                      <a:avLst/>
+                    </a:prstGeom>
+                  </pic:spPr>
+                </pic:pic>
+              </a:graphicData>
+            </a:graphic>
+          </wp:inline>
+        </w:drawing>
+      </w:r>
+    </w:p>
+    <w:p>
+      <w:pPr>
+        <w:rPr>
+          <w:lang w:val="vi-VN" w:eastAsia="ja-JP"/>
+        </w:rPr>
+      </w:pPr>
+    </w:p>
+    <w:p>
+      <w:pPr>
+        <w:jc w:val="center"/>
+        <w:rPr>
+          <w:lang w:val="vi-VN" w:eastAsia="ja-JP"/>
+        </w:rPr>
+      </w:pPr>
+      <w:r>
+        <w:rPr>
+          <w:lang w:val="vi-VN" w:eastAsia="ja-JP"/>
+        </w:rPr>
+        <w:drawing>
+          <wp:inline distT="0" distB="0" distL="0" distR="0" wp14:anchorId="5F2721AA" wp14:editId="6AF60540">
+            <wp:extent cx="4475494" cy="2614158"/>
+            <wp:effectExtent l="0" t="0" r="0" b="2540"/>
+            <wp:docPr id="218301978" name="Picture 1" descr="A screenshot of a computer&#10;&#10;AI-generated content may be incorrect."/>
+            <wp:cNvGraphicFramePr>
+              <a:graphicFrameLocks xmlns:a="http://schemas.openxmlformats.org/drawingml/2006/main" noChangeAspect="1"/>
+            </wp:cNvGraphicFramePr>
+            <a:graphic xmlns:a="http://schemas.openxmlformats.org/drawingml/2006/main">
+              <a:graphicData uri="http://schemas.openxmlformats.org/drawingml/2006/picture">
+                <pic:pic xmlns:pic="http://schemas.openxmlformats.org/drawingml/2006/picture">
+                  <pic:nvPicPr>
+                    <pic:cNvPr id="218301978" name="Picture 1" descr="A screenshot of a computer&#10;&#10;AI-generated content may be incorrect."/>
+                    <pic:cNvPicPr/>
+                  </pic:nvPicPr>
+                  <pic:blipFill>
+                    <a:blip r:embed="rId14"/>
+                    <a:stretch>
+                      <a:fillRect/>
+                    </a:stretch>
+                  </pic:blipFill>
+                  <pic:spPr>
+                    <a:xfrm>
+                      <a:off x="0" y="0"/>
+                      <a:ext cx="4497176" cy="2626822"/>
+                    </a:xfrm>
+                    <a:prstGeom prst="rect">
+                      <a:avLst/>
+                    </a:prstGeom>
+                  </pic:spPr>
+                </pic:pic>
+              </a:graphicData>
+            </a:graphic>
+          </wp:inline>
+        </w:drawing>
+      </w:r>
+    </w:p>
+    <w:p>
+      <w:pPr>
+        <w:spacing w:after="120"/>
+        <w:rPr>
+          <w:lang w:val="vi-VN" w:eastAsia="ja-JP"/>
+        </w:rPr>
+      </w:pPr>
+      <w:r>
+        <w:rPr>
+          <w:lang w:val="vi-VN" w:eastAsia="ja-JP"/>
+        </w:rPr>
+        <w:lastRenderedPageBreak/>
+        <w:t>Sau đó hệ thống sẽ route tới subdomain mới tương ứng với username đã nhập như trên ví dụ thì subdomain sẽ là minh2k4.dvga.online. Màn hình sẽ load ứng dụng DVGA lên, tiến hành đăng nhập với credentials mặc định là admin/admin.</w:t>
+      </w:r>
+    </w:p>
+    <w:p>
+      <w:pPr>
+        <w:rPr>
+          <w:lang w:val="vi-VN" w:eastAsia="ja-JP"/>
+        </w:rPr>
+      </w:pPr>
+      <w:r>
+        <w:rPr>
+          <w:lang w:val="vi-VN" w:eastAsia="ja-JP"/>
+        </w:rPr>
+        <w:drawing>
+          <wp:inline distT="0" distB="0" distL="0" distR="0" wp14:anchorId="6964339B" wp14:editId="2EBA9E26">
+            <wp:extent cx="5760720" cy="3364865"/>
+            <wp:effectExtent l="0" t="0" r="5080" b="635"/>
+            <wp:docPr id="1557375340" name="Picture 1" descr="A screenshot of a computer&#10;&#10;AI-generated content may be incorrect."/>
+            <wp:cNvGraphicFramePr>
+              <a:graphicFrameLocks xmlns:a="http://schemas.openxmlformats.org/drawingml/2006/main" noChangeAspect="1"/>
+            </wp:cNvGraphicFramePr>
+            <a:graphic xmlns:a="http://schemas.openxmlformats.org/drawingml/2006/main">
+              <a:graphicData uri="http://schemas.openxmlformats.org/drawingml/2006/picture">
+                <pic:pic xmlns:pic="http://schemas.openxmlformats.org/drawingml/2006/picture">
+                  <pic:nvPicPr>
+                    <pic:cNvPr id="1557375340" name="Picture 1" descr="A screenshot of a computer&#10;&#10;AI-generated content may be incorrect."/>
+                    <pic:cNvPicPr/>
+                  </pic:nvPicPr>
+                  <pic:blipFill>
+                    <a:blip r:embed="rId15"/>
+                    <a:stretch>
+                      <a:fillRect/>
+                    </a:stretch>
+                  </pic:blipFill>
+                  <pic:spPr>
+                    <a:xfrm>
+                      <a:off x="0" y="0"/>
+                      <a:ext cx="5760720" cy="3364865"/>
+                    </a:xfrm>
+                    <a:prstGeom prst="rect">
+                      <a:avLst/>
+                    </a:prstGeom>
+                  </pic:spPr>
+                </pic:pic>
+              </a:graphicData>
+            </a:graphic>
+          </wp:inline>
+        </w:drawing>
+      </w:r>
+    </w:p>
+    <w:p>
+      <w:pPr>
+        <w:spacing w:before="120" w:after="120"/>
+        <w:rPr>
+          <w:lang w:val="vi-VN" w:eastAsia="ja-JP"/>
+        </w:rPr>
+      </w:pPr>
+      <w:r>
+        <w:rPr>
+          <w:lang w:val="vi-VN" w:eastAsia="ja-JP"/>
+        </w:rPr>
+        <w:t>Truy cập hệ thống và browse, kiểm thử các bài lab và lỗ hổng qua subdomain được cung cấp.</w:t>
+      </w:r>
+    </w:p>
+    <w:p>
+      <w:pPr>
+        <w:spacing w:before="120" w:after="120"/>
+        <w:rPr>
+          <w:lang w:val="vi-VN" w:eastAsia="ja-JP"/>
+        </w:rPr>
+      </w:pPr>
+      <w:r>
+        <w:rPr>
+          <w:lang w:val="vi-VN" w:eastAsia="ja-JP"/>
+        </w:rPr>
+        <w:drawing>
+          <wp:inline distT="0" distB="0" distL="0" distR="0" wp14:anchorId="41665AFC" wp14:editId="0989E256">
+            <wp:extent cx="5760720" cy="3364865"/>
+            <wp:effectExtent l="0" t="0" r="5080" b="635"/>
+            <wp:docPr id="265356667" name="Picture 1"/>
+            <wp:cNvGraphicFramePr>
+              <a:graphicFrameLocks xmlns:a="http://schemas.openxmlformats.org/drawingml/2006/main" noChangeAspect="1"/>
+            </wp:cNvGraphicFramePr>
+            <a:graphic xmlns:a="http://schemas.openxmlformats.org/drawingml/2006/main">
+              <a:graphicData uri="http://schemas.openxmlformats.org/drawingml/2006/picture">
+                <pic:pic xmlns:pic="http://schemas.openxmlformats.org/drawingml/2006/picture">
+                  <pic:nvPicPr>
+                    <pic:cNvPr id="265356667" name=""/>
+                    <pic:cNvPicPr/>
+                  </pic:nvPicPr>
+                  <pic:blipFill>
+                    <a:blip r:embed="rId16"/>
+                    <a:stretch>
+                      <a:fillRect/>
+                    </a:stretch>
+                  </pic:blipFill>
+                  <pic:spPr>
+                    <a:xfrm>
+                      <a:off x="0" y="0"/>
+                      <a:ext cx="5760720" cy="3364865"/>
+                    </a:xfrm>
+                    <a:prstGeom prst="rect">
+                      <a:avLst/>
+                    </a:prstGeom>
+                  </pic:spPr>
+                </pic:pic>
+              </a:graphicData>
+            </a:graphic>
+          </wp:inline>
+        </w:drawing>
+      </w:r>
+    </w:p>
+    <w:p>
+      <w:pPr>
+        <w:spacing w:before="120" w:after="120"/>
+        <w:rPr>
+          <w:lang w:val="vi-VN" w:eastAsia="ja-JP"/>
+        </w:rPr>
+      </w:pPr>
+      <w:r>
+        <w:rPr>
+          <w:lang w:val="vi-VN" w:eastAsia="ja-JP"/>
+        </w:rPr>
+        <w:t>Happy Hacking !!!</w:t>
+      </w:r>
     </w:p>
     <w:sectPr>
-      <w:headerReference w:type="default" r:id="rId12"/>
-      <w:footerReference w:type="default" r:id="rId13"/>
+      <w:headerReference w:type="default" r:id="rId17"/>
+      <w:footerReference w:type="default" r:id="rId18"/>
       <w:pgSz w:w="11907" w:h="16840" w:code="9"/>
       <w:pgMar w:top="1440" w:right="1134" w:bottom="1440" w:left="1701" w:header="720" w:footer="720" w:gutter="0"/>
-      <w:pgBorders w:display="firstPage" w:offsetFrom="page">
-        <w:top w:val="twistedLines1" w:sz="18" w:space="24" w:color="auto"/>
-        <w:left w:val="twistedLines1" w:sz="18" w:space="24" w:color="auto"/>
-        <w:bottom w:val="twistedLines1" w:sz="18" w:space="24" w:color="auto"/>
-        <w:right w:val="twistedLines1" w:sz="18" w:space="24" w:color="auto"/>
+      <w:pgBorders w:display="firstPage">
+        <w:top w:val="twistedLines1" w:sz="18" w:space="25" w:color="auto"/>
+        <w:left w:val="twistedLines1" w:sz="18" w:space="4" w:color="auto"/>
+        <w:bottom w:val="twistedLines1" w:sz="18" w:space="25" w:color="auto"/>
+        <w:right w:val="twistedLines1" w:sz="18" w:space="10" w:color="auto"/>
       </w:pgBorders>
       <w:cols w:space="720"/>
       <w:titlePg/>
@@ -28927,6 +29979,124 @@
     </w:lvl>
   </w:abstractNum>
   <w:abstractNum w:abstractNumId="20" w15:restartNumberingAfterBreak="0">
+    <w:nsid w:val="13C75E09"/>
+    <w:multiLevelType w:val="multilevel"/>
+    <w:tmpl w:val="4AEE0B68"/>
+    <w:lvl w:ilvl="0">
+      <w:start w:val="1"/>
+      <w:numFmt w:val="upperRoman"/>
+      <w:lvlText w:val="%1."/>
+      <w:lvlJc w:val="right"/>
+      <w:pPr>
+        <w:ind w:left="360" w:hanging="360"/>
+      </w:pPr>
+      <w:rPr>
+        <w:rFonts w:hint="default"/>
+      </w:rPr>
+    </w:lvl>
+    <w:lvl w:ilvl="1">
+      <w:start w:val="1"/>
+      <w:numFmt w:val="decimal"/>
+      <w:lvlText w:val="%2."/>
+      <w:lvlJc w:val="left"/>
+      <w:pPr>
+        <w:ind w:left="360" w:hanging="360"/>
+      </w:pPr>
+      <w:rPr>
+        <w:rFonts w:ascii="Arial" w:hAnsi="Arial" w:cs="Arial" w:hint="default"/>
+        <w:b/>
+        <w:bCs/>
+        <w:sz w:val="28"/>
+        <w:szCs w:val="28"/>
+        <w:lang w:val="vi-VN"/>
+      </w:rPr>
+    </w:lvl>
+    <w:lvl w:ilvl="2">
+      <w:start w:val="1"/>
+      <w:numFmt w:val="none"/>
+      <w:lvlText w:val="2.4."/>
+      <w:lvlJc w:val="left"/>
+      <w:pPr>
+        <w:ind w:left="720" w:hanging="720"/>
+      </w:pPr>
+      <w:rPr>
+        <w:rFonts w:hint="default"/>
+      </w:rPr>
+    </w:lvl>
+    <w:lvl w:ilvl="3">
+      <w:start w:val="1"/>
+      <w:numFmt w:val="decimal"/>
+      <w:lvlText w:val="%1.%2.%3.%4"/>
+      <w:lvlJc w:val="left"/>
+      <w:pPr>
+        <w:ind w:left="1080" w:hanging="1080"/>
+      </w:pPr>
+      <w:rPr>
+        <w:rFonts w:hint="default"/>
+      </w:rPr>
+    </w:lvl>
+    <w:lvl w:ilvl="4">
+      <w:start w:val="1"/>
+      <w:numFmt w:val="decimal"/>
+      <w:lvlText w:val="%1.%2.%3.%4.%5"/>
+      <w:lvlJc w:val="left"/>
+      <w:pPr>
+        <w:ind w:left="1440" w:hanging="1440"/>
+      </w:pPr>
+      <w:rPr>
+        <w:rFonts w:hint="default"/>
+      </w:rPr>
+    </w:lvl>
+    <w:lvl w:ilvl="5">
+      <w:start w:val="1"/>
+      <w:numFmt w:val="decimal"/>
+      <w:lvlText w:val="%1.%2.%3.%4.%5.%6"/>
+      <w:lvlJc w:val="left"/>
+      <w:pPr>
+        <w:ind w:left="1440" w:hanging="1440"/>
+      </w:pPr>
+      <w:rPr>
+        <w:rFonts w:hint="default"/>
+      </w:rPr>
+    </w:lvl>
+    <w:lvl w:ilvl="6">
+      <w:start w:val="1"/>
+      <w:numFmt w:val="decimal"/>
+      <w:lvlText w:val="%1.%2.%3.%4.%5.%6.%7"/>
+      <w:lvlJc w:val="left"/>
+      <w:pPr>
+        <w:ind w:left="1800" w:hanging="1800"/>
+      </w:pPr>
+      <w:rPr>
+        <w:rFonts w:hint="default"/>
+      </w:rPr>
+    </w:lvl>
+    <w:lvl w:ilvl="7">
+      <w:start w:val="1"/>
+      <w:numFmt w:val="decimal"/>
+      <w:lvlText w:val="%1.%2.%3.%4.%5.%6.%7.%8"/>
+      <w:lvlJc w:val="left"/>
+      <w:pPr>
+        <w:ind w:left="1800" w:hanging="1800"/>
+      </w:pPr>
+      <w:rPr>
+        <w:rFonts w:hint="default"/>
+      </w:rPr>
+    </w:lvl>
+    <w:lvl w:ilvl="8">
+      <w:start w:val="1"/>
+      <w:numFmt w:val="decimal"/>
+      <w:lvlText w:val="%1.%2.%3.%4.%5.%6.%7.%8.%9"/>
+      <w:lvlJc w:val="left"/>
+      <w:pPr>
+        <w:ind w:left="2160" w:hanging="2160"/>
+      </w:pPr>
+      <w:rPr>
+        <w:rFonts w:hint="default"/>
+      </w:rPr>
+    </w:lvl>
+  </w:abstractNum>
+  <w:abstractNum w:abstractNumId="21" w15:restartNumberingAfterBreak="0">
     <w:nsid w:val="13EB52E7"/>
     <w:multiLevelType w:val="hybridMultilevel"/>
     <w:tmpl w:val="4FE67FD8"/>
@@ -29015,7 +30185,7 @@
       </w:pPr>
     </w:lvl>
   </w:abstractNum>
-  <w:abstractNum w:abstractNumId="21" w15:restartNumberingAfterBreak="0">
+  <w:abstractNum w:abstractNumId="22" w15:restartNumberingAfterBreak="0">
     <w:nsid w:val="14AB1221"/>
     <w:multiLevelType w:val="hybridMultilevel"/>
     <w:tmpl w:val="5FEEA59E"/>
@@ -29104,7 +30274,7 @@
       </w:pPr>
     </w:lvl>
   </w:abstractNum>
-  <w:abstractNum w:abstractNumId="22" w15:restartNumberingAfterBreak="0">
+  <w:abstractNum w:abstractNumId="23" w15:restartNumberingAfterBreak="0">
     <w:nsid w:val="14E13259"/>
     <w:multiLevelType w:val="hybridMultilevel"/>
     <w:tmpl w:val="A0101016"/>
@@ -29193,7 +30363,7 @@
       </w:pPr>
     </w:lvl>
   </w:abstractNum>
-  <w:abstractNum w:abstractNumId="23" w15:restartNumberingAfterBreak="0">
+  <w:abstractNum w:abstractNumId="24" w15:restartNumberingAfterBreak="0">
     <w:nsid w:val="14F411C7"/>
     <w:multiLevelType w:val="hybridMultilevel"/>
     <w:tmpl w:val="610208B4"/>
@@ -29284,7 +30454,7 @@
       </w:pPr>
     </w:lvl>
   </w:abstractNum>
-  <w:abstractNum w:abstractNumId="24" w15:restartNumberingAfterBreak="0">
+  <w:abstractNum w:abstractNumId="25" w15:restartNumberingAfterBreak="0">
     <w:nsid w:val="15811768"/>
     <w:multiLevelType w:val="hybridMultilevel"/>
     <w:tmpl w:val="4A24A364"/>
@@ -29397,7 +30567,7 @@
       </w:rPr>
     </w:lvl>
   </w:abstractNum>
-  <w:abstractNum w:abstractNumId="25" w15:restartNumberingAfterBreak="0">
+  <w:abstractNum w:abstractNumId="26" w15:restartNumberingAfterBreak="0">
     <w:nsid w:val="163E75B9"/>
     <w:multiLevelType w:val="hybridMultilevel"/>
     <w:tmpl w:val="3A8A14D2"/>
@@ -29486,7 +30656,7 @@
       </w:pPr>
     </w:lvl>
   </w:abstractNum>
-  <w:abstractNum w:abstractNumId="26" w15:restartNumberingAfterBreak="0">
+  <w:abstractNum w:abstractNumId="27" w15:restartNumberingAfterBreak="0">
     <w:nsid w:val="16A90025"/>
     <w:multiLevelType w:val="multilevel"/>
     <w:tmpl w:val="A1769C66"/>
@@ -29631,7 +30801,7 @@
       </w:rPr>
     </w:lvl>
   </w:abstractNum>
-  <w:abstractNum w:abstractNumId="27" w15:restartNumberingAfterBreak="0">
+  <w:abstractNum w:abstractNumId="28" w15:restartNumberingAfterBreak="0">
     <w:nsid w:val="16AA28B4"/>
     <w:multiLevelType w:val="multilevel"/>
     <w:tmpl w:val="E2E64236"/>
@@ -29721,7 +30891,7 @@
       </w:pPr>
     </w:lvl>
   </w:abstractNum>
-  <w:abstractNum w:abstractNumId="28" w15:restartNumberingAfterBreak="0">
+  <w:abstractNum w:abstractNumId="29" w15:restartNumberingAfterBreak="0">
     <w:nsid w:val="17CB74DB"/>
     <w:multiLevelType w:val="multilevel"/>
     <w:tmpl w:val="5D6ED80E"/>
@@ -29835,7 +31005,7 @@
       </w:rPr>
     </w:lvl>
   </w:abstractNum>
-  <w:abstractNum w:abstractNumId="29" w15:restartNumberingAfterBreak="0">
+  <w:abstractNum w:abstractNumId="30" w15:restartNumberingAfterBreak="0">
     <w:nsid w:val="19256316"/>
     <w:multiLevelType w:val="hybridMultilevel"/>
     <w:tmpl w:val="6E4EFF36"/>
@@ -29925,7 +31095,7 @@
       </w:pPr>
     </w:lvl>
   </w:abstractNum>
-  <w:abstractNum w:abstractNumId="30" w15:restartNumberingAfterBreak="0">
+  <w:abstractNum w:abstractNumId="31" w15:restartNumberingAfterBreak="0">
     <w:nsid w:val="1AC0673B"/>
     <w:multiLevelType w:val="multilevel"/>
     <w:tmpl w:val="3334CF28"/>
@@ -30046,7 +31216,7 @@
       </w:rPr>
     </w:lvl>
   </w:abstractNum>
-  <w:abstractNum w:abstractNumId="31" w15:restartNumberingAfterBreak="0">
+  <w:abstractNum w:abstractNumId="32" w15:restartNumberingAfterBreak="0">
     <w:nsid w:val="1BA259AA"/>
     <w:multiLevelType w:val="hybridMultilevel"/>
     <w:tmpl w:val="9DAEBB56"/>
@@ -30135,7 +31305,7 @@
       </w:pPr>
     </w:lvl>
   </w:abstractNum>
-  <w:abstractNum w:abstractNumId="32" w15:restartNumberingAfterBreak="0">
+  <w:abstractNum w:abstractNumId="33" w15:restartNumberingAfterBreak="0">
     <w:nsid w:val="1BAB3529"/>
     <w:multiLevelType w:val="hybridMultilevel"/>
     <w:tmpl w:val="62388A2A"/>
@@ -30248,7 +31418,7 @@
       </w:rPr>
     </w:lvl>
   </w:abstractNum>
-  <w:abstractNum w:abstractNumId="33" w15:restartNumberingAfterBreak="0">
+  <w:abstractNum w:abstractNumId="34" w15:restartNumberingAfterBreak="0">
     <w:nsid w:val="1BD26B63"/>
     <w:multiLevelType w:val="hybridMultilevel"/>
     <w:tmpl w:val="E2A8E374"/>
@@ -30361,7 +31531,7 @@
       </w:rPr>
     </w:lvl>
   </w:abstractNum>
-  <w:abstractNum w:abstractNumId="34" w15:restartNumberingAfterBreak="0">
+  <w:abstractNum w:abstractNumId="35" w15:restartNumberingAfterBreak="0">
     <w:nsid w:val="1CDD13A7"/>
     <w:multiLevelType w:val="hybridMultilevel"/>
     <w:tmpl w:val="7668DD20"/>
@@ -30450,7 +31620,7 @@
       </w:pPr>
     </w:lvl>
   </w:abstractNum>
-  <w:abstractNum w:abstractNumId="35" w15:restartNumberingAfterBreak="0">
+  <w:abstractNum w:abstractNumId="36" w15:restartNumberingAfterBreak="0">
     <w:nsid w:val="1D57396B"/>
     <w:multiLevelType w:val="hybridMultilevel"/>
     <w:tmpl w:val="14F6A6F6"/>
@@ -30563,7 +31733,7 @@
       </w:rPr>
     </w:lvl>
   </w:abstractNum>
-  <w:abstractNum w:abstractNumId="36" w15:restartNumberingAfterBreak="0">
+  <w:abstractNum w:abstractNumId="37" w15:restartNumberingAfterBreak="0">
     <w:nsid w:val="1DEA3E67"/>
     <w:multiLevelType w:val="multilevel"/>
     <w:tmpl w:val="63E6F95A"/>
@@ -30677,7 +31847,7 @@
       </w:rPr>
     </w:lvl>
   </w:abstractNum>
-  <w:abstractNum w:abstractNumId="37" w15:restartNumberingAfterBreak="0">
+  <w:abstractNum w:abstractNumId="38" w15:restartNumberingAfterBreak="0">
     <w:nsid w:val="1E030400"/>
     <w:multiLevelType w:val="hybridMultilevel"/>
     <w:tmpl w:val="D7BA8C0E"/>
@@ -30766,7 +31936,7 @@
       </w:pPr>
     </w:lvl>
   </w:abstractNum>
-  <w:abstractNum w:abstractNumId="38" w15:restartNumberingAfterBreak="0">
+  <w:abstractNum w:abstractNumId="39" w15:restartNumberingAfterBreak="0">
     <w:nsid w:val="1E6B2A4B"/>
     <w:multiLevelType w:val="hybridMultilevel"/>
     <w:tmpl w:val="41F26376"/>
@@ -30855,7 +32025,7 @@
       </w:pPr>
     </w:lvl>
   </w:abstractNum>
-  <w:abstractNum w:abstractNumId="39" w15:restartNumberingAfterBreak="0">
+  <w:abstractNum w:abstractNumId="40" w15:restartNumberingAfterBreak="0">
     <w:nsid w:val="1EF72522"/>
     <w:multiLevelType w:val="hybridMultilevel"/>
     <w:tmpl w:val="9168AD54"/>
@@ -30968,7 +32138,7 @@
       </w:rPr>
     </w:lvl>
   </w:abstractNum>
-  <w:abstractNum w:abstractNumId="40" w15:restartNumberingAfterBreak="0">
+  <w:abstractNum w:abstractNumId="41" w15:restartNumberingAfterBreak="0">
     <w:nsid w:val="1FE12090"/>
     <w:multiLevelType w:val="multilevel"/>
     <w:tmpl w:val="8566FFFA"/>
@@ -31058,7 +32228,7 @@
       </w:pPr>
     </w:lvl>
   </w:abstractNum>
-  <w:abstractNum w:abstractNumId="41" w15:restartNumberingAfterBreak="0">
+  <w:abstractNum w:abstractNumId="42" w15:restartNumberingAfterBreak="0">
     <w:nsid w:val="20C25814"/>
     <w:multiLevelType w:val="hybridMultilevel"/>
     <w:tmpl w:val="DE60CC28"/>
@@ -31149,7 +32319,7 @@
       </w:pPr>
     </w:lvl>
   </w:abstractNum>
-  <w:abstractNum w:abstractNumId="42" w15:restartNumberingAfterBreak="0">
+  <w:abstractNum w:abstractNumId="43" w15:restartNumberingAfterBreak="0">
     <w:nsid w:val="20E9484C"/>
     <w:multiLevelType w:val="hybridMultilevel"/>
     <w:tmpl w:val="978C7B50"/>
@@ -31271,7 +32441,7 @@
       </w:rPr>
     </w:lvl>
   </w:abstractNum>
-  <w:abstractNum w:abstractNumId="43" w15:restartNumberingAfterBreak="0">
+  <w:abstractNum w:abstractNumId="44" w15:restartNumberingAfterBreak="0">
     <w:nsid w:val="211A1757"/>
     <w:multiLevelType w:val="multilevel"/>
     <w:tmpl w:val="B78ADAC8"/>
@@ -31384,7 +32554,7 @@
       </w:rPr>
     </w:lvl>
   </w:abstractNum>
-  <w:abstractNum w:abstractNumId="44" w15:restartNumberingAfterBreak="0">
+  <w:abstractNum w:abstractNumId="45" w15:restartNumberingAfterBreak="0">
     <w:nsid w:val="211E3E7B"/>
     <w:multiLevelType w:val="hybridMultilevel"/>
     <w:tmpl w:val="C6AC45A6"/>
@@ -31473,7 +32643,7 @@
       </w:pPr>
     </w:lvl>
   </w:abstractNum>
-  <w:abstractNum w:abstractNumId="45" w15:restartNumberingAfterBreak="0">
+  <w:abstractNum w:abstractNumId="46" w15:restartNumberingAfterBreak="0">
     <w:nsid w:val="223465AF"/>
     <w:multiLevelType w:val="hybridMultilevel"/>
     <w:tmpl w:val="83C6AF7C"/>
@@ -31562,7 +32732,7 @@
       </w:pPr>
     </w:lvl>
   </w:abstractNum>
-  <w:abstractNum w:abstractNumId="46" w15:restartNumberingAfterBreak="0">
+  <w:abstractNum w:abstractNumId="47" w15:restartNumberingAfterBreak="0">
     <w:nsid w:val="22AE1B6F"/>
     <w:multiLevelType w:val="hybridMultilevel"/>
     <w:tmpl w:val="99BEB78E"/>
@@ -31651,7 +32821,7 @@
       </w:pPr>
     </w:lvl>
   </w:abstractNum>
-  <w:abstractNum w:abstractNumId="47" w15:restartNumberingAfterBreak="0">
+  <w:abstractNum w:abstractNumId="48" w15:restartNumberingAfterBreak="0">
     <w:nsid w:val="28201BA0"/>
     <w:multiLevelType w:val="multilevel"/>
     <w:tmpl w:val="2D5C8DA4"/>
@@ -31765,7 +32935,7 @@
       </w:rPr>
     </w:lvl>
   </w:abstractNum>
-  <w:abstractNum w:abstractNumId="48" w15:restartNumberingAfterBreak="0">
+  <w:abstractNum w:abstractNumId="49" w15:restartNumberingAfterBreak="0">
     <w:nsid w:val="294E4BCA"/>
     <w:multiLevelType w:val="hybridMultilevel"/>
     <w:tmpl w:val="436ACF4E"/>
@@ -31854,7 +33024,7 @@
       </w:pPr>
     </w:lvl>
   </w:abstractNum>
-  <w:abstractNum w:abstractNumId="49" w15:restartNumberingAfterBreak="0">
+  <w:abstractNum w:abstractNumId="50" w15:restartNumberingAfterBreak="0">
     <w:nsid w:val="296708F1"/>
     <w:multiLevelType w:val="hybridMultilevel"/>
     <w:tmpl w:val="70E45030"/>
@@ -31975,7 +33145,7 @@
       </w:rPr>
     </w:lvl>
   </w:abstractNum>
-  <w:abstractNum w:abstractNumId="50" w15:restartNumberingAfterBreak="0">
+  <w:abstractNum w:abstractNumId="51" w15:restartNumberingAfterBreak="0">
     <w:nsid w:val="29CB7D09"/>
     <w:multiLevelType w:val="multilevel"/>
     <w:tmpl w:val="45CAA2C0"/>
@@ -32088,7 +33258,7 @@
       </w:rPr>
     </w:lvl>
   </w:abstractNum>
-  <w:abstractNum w:abstractNumId="51" w15:restartNumberingAfterBreak="0">
+  <w:abstractNum w:abstractNumId="52" w15:restartNumberingAfterBreak="0">
     <w:nsid w:val="29FE2D48"/>
     <w:multiLevelType w:val="hybridMultilevel"/>
     <w:tmpl w:val="C95AF75E"/>
@@ -32177,7 +33347,7 @@
       </w:pPr>
     </w:lvl>
   </w:abstractNum>
-  <w:abstractNum w:abstractNumId="52" w15:restartNumberingAfterBreak="0">
+  <w:abstractNum w:abstractNumId="53" w15:restartNumberingAfterBreak="0">
     <w:nsid w:val="2A4A202B"/>
     <w:multiLevelType w:val="hybridMultilevel"/>
     <w:tmpl w:val="E0CA5F7C"/>
@@ -32266,7 +33436,7 @@
       </w:pPr>
     </w:lvl>
   </w:abstractNum>
-  <w:abstractNum w:abstractNumId="53" w15:restartNumberingAfterBreak="0">
+  <w:abstractNum w:abstractNumId="54" w15:restartNumberingAfterBreak="0">
     <w:nsid w:val="2ADE53DA"/>
     <w:multiLevelType w:val="multilevel"/>
     <w:tmpl w:val="B1E06FA8"/>
@@ -32385,7 +33555,7 @@
       </w:rPr>
     </w:lvl>
   </w:abstractNum>
-  <w:abstractNum w:abstractNumId="54" w15:restartNumberingAfterBreak="0">
+  <w:abstractNum w:abstractNumId="55" w15:restartNumberingAfterBreak="0">
     <w:nsid w:val="2B936BC5"/>
     <w:multiLevelType w:val="hybridMultilevel"/>
     <w:tmpl w:val="DE60CC28"/>
@@ -32476,7 +33646,7 @@
       </w:pPr>
     </w:lvl>
   </w:abstractNum>
-  <w:abstractNum w:abstractNumId="55" w15:restartNumberingAfterBreak="0">
+  <w:abstractNum w:abstractNumId="56" w15:restartNumberingAfterBreak="0">
     <w:nsid w:val="2CB0164A"/>
     <w:multiLevelType w:val="multilevel"/>
     <w:tmpl w:val="4AEE0B68"/>
@@ -32594,7 +33764,7 @@
       </w:rPr>
     </w:lvl>
   </w:abstractNum>
-  <w:abstractNum w:abstractNumId="56" w15:restartNumberingAfterBreak="0">
+  <w:abstractNum w:abstractNumId="57" w15:restartNumberingAfterBreak="0">
     <w:nsid w:val="2D7111EB"/>
     <w:multiLevelType w:val="hybridMultilevel"/>
     <w:tmpl w:val="17322CE4"/>
@@ -32715,7 +33885,7 @@
       </w:rPr>
     </w:lvl>
   </w:abstractNum>
-  <w:abstractNum w:abstractNumId="57" w15:restartNumberingAfterBreak="0">
+  <w:abstractNum w:abstractNumId="58" w15:restartNumberingAfterBreak="0">
     <w:nsid w:val="2E3E3FF7"/>
     <w:multiLevelType w:val="hybridMultilevel"/>
     <w:tmpl w:val="37121046"/>
@@ -32828,7 +33998,7 @@
       </w:rPr>
     </w:lvl>
   </w:abstractNum>
-  <w:abstractNum w:abstractNumId="58" w15:restartNumberingAfterBreak="0">
+  <w:abstractNum w:abstractNumId="59" w15:restartNumberingAfterBreak="0">
     <w:nsid w:val="2EAF191E"/>
     <w:multiLevelType w:val="multilevel"/>
     <w:tmpl w:val="142C61C4"/>
@@ -32947,7 +34117,7 @@
       </w:rPr>
     </w:lvl>
   </w:abstractNum>
-  <w:abstractNum w:abstractNumId="59" w15:restartNumberingAfterBreak="0">
+  <w:abstractNum w:abstractNumId="60" w15:restartNumberingAfterBreak="0">
     <w:nsid w:val="2F4B0A45"/>
     <w:multiLevelType w:val="hybridMultilevel"/>
     <w:tmpl w:val="7A5CC28E"/>
@@ -33036,7 +34206,7 @@
       </w:pPr>
     </w:lvl>
   </w:abstractNum>
-  <w:abstractNum w:abstractNumId="60" w15:restartNumberingAfterBreak="0">
+  <w:abstractNum w:abstractNumId="61" w15:restartNumberingAfterBreak="0">
     <w:nsid w:val="2FE92DDF"/>
     <w:multiLevelType w:val="hybridMultilevel"/>
     <w:tmpl w:val="15F498F4"/>
@@ -33149,7 +34319,7 @@
       </w:rPr>
     </w:lvl>
   </w:abstractNum>
-  <w:abstractNum w:abstractNumId="61" w15:restartNumberingAfterBreak="0">
+  <w:abstractNum w:abstractNumId="62" w15:restartNumberingAfterBreak="0">
     <w:nsid w:val="306A1C2F"/>
     <w:multiLevelType w:val="hybridMultilevel"/>
     <w:tmpl w:val="6B3A13EE"/>
@@ -33235,7 +34405,7 @@
       </w:pPr>
     </w:lvl>
   </w:abstractNum>
-  <w:abstractNum w:abstractNumId="62" w15:restartNumberingAfterBreak="0">
+  <w:abstractNum w:abstractNumId="63" w15:restartNumberingAfterBreak="0">
     <w:nsid w:val="31252827"/>
     <w:multiLevelType w:val="multilevel"/>
     <w:tmpl w:val="63E6F95A"/>
@@ -33348,7 +34518,7 @@
       </w:rPr>
     </w:lvl>
   </w:abstractNum>
-  <w:abstractNum w:abstractNumId="63" w15:restartNumberingAfterBreak="0">
+  <w:abstractNum w:abstractNumId="64" w15:restartNumberingAfterBreak="0">
     <w:nsid w:val="31455B68"/>
     <w:multiLevelType w:val="multilevel"/>
     <w:tmpl w:val="4AEE0B68"/>
@@ -33466,7 +34636,7 @@
       </w:rPr>
     </w:lvl>
   </w:abstractNum>
-  <w:abstractNum w:abstractNumId="64" w15:restartNumberingAfterBreak="0">
+  <w:abstractNum w:abstractNumId="65" w15:restartNumberingAfterBreak="0">
     <w:nsid w:val="31F84477"/>
     <w:multiLevelType w:val="hybridMultilevel"/>
     <w:tmpl w:val="948678D4"/>
@@ -33555,7 +34725,7 @@
       </w:pPr>
     </w:lvl>
   </w:abstractNum>
-  <w:abstractNum w:abstractNumId="65" w15:restartNumberingAfterBreak="0">
+  <w:abstractNum w:abstractNumId="66" w15:restartNumberingAfterBreak="0">
     <w:nsid w:val="331441B4"/>
     <w:multiLevelType w:val="hybridMultilevel"/>
     <w:tmpl w:val="C5200B82"/>
@@ -33646,7 +34816,7 @@
       </w:pPr>
     </w:lvl>
   </w:abstractNum>
-  <w:abstractNum w:abstractNumId="66" w15:restartNumberingAfterBreak="0">
+  <w:abstractNum w:abstractNumId="67" w15:restartNumberingAfterBreak="0">
     <w:nsid w:val="34AB41C6"/>
     <w:multiLevelType w:val="hybridMultilevel"/>
     <w:tmpl w:val="0E88F338"/>
@@ -33735,7 +34905,7 @@
       </w:pPr>
     </w:lvl>
   </w:abstractNum>
-  <w:abstractNum w:abstractNumId="67" w15:restartNumberingAfterBreak="0">
+  <w:abstractNum w:abstractNumId="68" w15:restartNumberingAfterBreak="0">
     <w:nsid w:val="357622E8"/>
     <w:multiLevelType w:val="hybridMultilevel"/>
     <w:tmpl w:val="6EC2999E"/>
@@ -33824,7 +34994,7 @@
       </w:pPr>
     </w:lvl>
   </w:abstractNum>
-  <w:abstractNum w:abstractNumId="68" w15:restartNumberingAfterBreak="0">
+  <w:abstractNum w:abstractNumId="69" w15:restartNumberingAfterBreak="0">
     <w:nsid w:val="359E21AB"/>
     <w:multiLevelType w:val="hybridMultilevel"/>
     <w:tmpl w:val="7D06AEBA"/>
@@ -33937,7 +35107,7 @@
       </w:rPr>
     </w:lvl>
   </w:abstractNum>
-  <w:abstractNum w:abstractNumId="69" w15:restartNumberingAfterBreak="0">
+  <w:abstractNum w:abstractNumId="70" w15:restartNumberingAfterBreak="0">
     <w:nsid w:val="35F77F56"/>
     <w:multiLevelType w:val="hybridMultilevel"/>
     <w:tmpl w:val="B7C800EE"/>
@@ -34059,7 +35229,7 @@
       </w:rPr>
     </w:lvl>
   </w:abstractNum>
-  <w:abstractNum w:abstractNumId="70" w15:restartNumberingAfterBreak="0">
+  <w:abstractNum w:abstractNumId="71" w15:restartNumberingAfterBreak="0">
     <w:nsid w:val="36065296"/>
     <w:multiLevelType w:val="hybridMultilevel"/>
     <w:tmpl w:val="1D5A7B9C"/>
@@ -34172,7 +35342,7 @@
       </w:rPr>
     </w:lvl>
   </w:abstractNum>
-  <w:abstractNum w:abstractNumId="71" w15:restartNumberingAfterBreak="0">
+  <w:abstractNum w:abstractNumId="72" w15:restartNumberingAfterBreak="0">
     <w:nsid w:val="370F0794"/>
     <w:multiLevelType w:val="hybridMultilevel"/>
     <w:tmpl w:val="EC9EF020"/>
@@ -34285,7 +35455,7 @@
       </w:rPr>
     </w:lvl>
   </w:abstractNum>
-  <w:abstractNum w:abstractNumId="72" w15:restartNumberingAfterBreak="0">
+  <w:abstractNum w:abstractNumId="73" w15:restartNumberingAfterBreak="0">
     <w:nsid w:val="379D4DB2"/>
     <w:multiLevelType w:val="hybridMultilevel"/>
     <w:tmpl w:val="61DE0102"/>
@@ -34376,7 +35546,7 @@
       </w:pPr>
     </w:lvl>
   </w:abstractNum>
-  <w:abstractNum w:abstractNumId="73" w15:restartNumberingAfterBreak="0">
+  <w:abstractNum w:abstractNumId="74" w15:restartNumberingAfterBreak="0">
     <w:nsid w:val="38345322"/>
     <w:multiLevelType w:val="multilevel"/>
     <w:tmpl w:val="E5684AAE"/>
@@ -34499,7 +35669,7 @@
       </w:rPr>
     </w:lvl>
   </w:abstractNum>
-  <w:abstractNum w:abstractNumId="74" w15:restartNumberingAfterBreak="0">
+  <w:abstractNum w:abstractNumId="75" w15:restartNumberingAfterBreak="0">
     <w:nsid w:val="385F4851"/>
     <w:multiLevelType w:val="hybridMultilevel"/>
     <w:tmpl w:val="08561332"/>
@@ -34588,7 +35758,7 @@
       </w:pPr>
     </w:lvl>
   </w:abstractNum>
-  <w:abstractNum w:abstractNumId="75" w15:restartNumberingAfterBreak="0">
+  <w:abstractNum w:abstractNumId="76" w15:restartNumberingAfterBreak="0">
     <w:nsid w:val="38752413"/>
     <w:multiLevelType w:val="hybridMultilevel"/>
     <w:tmpl w:val="D236F9FE"/>
@@ -34702,7 +35872,7 @@
       </w:rPr>
     </w:lvl>
   </w:abstractNum>
-  <w:abstractNum w:abstractNumId="76" w15:restartNumberingAfterBreak="0">
+  <w:abstractNum w:abstractNumId="77" w15:restartNumberingAfterBreak="0">
     <w:nsid w:val="398201AA"/>
     <w:multiLevelType w:val="hybridMultilevel"/>
     <w:tmpl w:val="DE60CC28"/>
@@ -34793,7 +35963,7 @@
       </w:pPr>
     </w:lvl>
   </w:abstractNum>
-  <w:abstractNum w:abstractNumId="77" w15:restartNumberingAfterBreak="0">
+  <w:abstractNum w:abstractNumId="78" w15:restartNumberingAfterBreak="0">
     <w:nsid w:val="39C150E6"/>
     <w:multiLevelType w:val="hybridMultilevel"/>
     <w:tmpl w:val="BA2E0E80"/>
@@ -34882,7 +36052,7 @@
       </w:pPr>
     </w:lvl>
   </w:abstractNum>
-  <w:abstractNum w:abstractNumId="78" w15:restartNumberingAfterBreak="0">
+  <w:abstractNum w:abstractNumId="79" w15:restartNumberingAfterBreak="0">
     <w:nsid w:val="3A2E3EA7"/>
     <w:multiLevelType w:val="hybridMultilevel"/>
     <w:tmpl w:val="C31C8014"/>
@@ -34971,7 +36141,7 @@
       </w:pPr>
     </w:lvl>
   </w:abstractNum>
-  <w:abstractNum w:abstractNumId="79" w15:restartNumberingAfterBreak="0">
+  <w:abstractNum w:abstractNumId="80" w15:restartNumberingAfterBreak="0">
     <w:nsid w:val="3AC66B0F"/>
     <w:multiLevelType w:val="multilevel"/>
     <w:tmpl w:val="0456BA78"/>
@@ -35085,7 +36255,7 @@
       </w:rPr>
     </w:lvl>
   </w:abstractNum>
-  <w:abstractNum w:abstractNumId="80" w15:restartNumberingAfterBreak="0">
+  <w:abstractNum w:abstractNumId="81" w15:restartNumberingAfterBreak="0">
     <w:nsid w:val="3C8B6915"/>
     <w:multiLevelType w:val="hybridMultilevel"/>
     <w:tmpl w:val="46BE4FBE"/>
@@ -35206,7 +36376,7 @@
       </w:rPr>
     </w:lvl>
   </w:abstractNum>
-  <w:abstractNum w:abstractNumId="81" w15:restartNumberingAfterBreak="0">
+  <w:abstractNum w:abstractNumId="82" w15:restartNumberingAfterBreak="0">
     <w:nsid w:val="3CCD56B1"/>
     <w:multiLevelType w:val="multilevel"/>
     <w:tmpl w:val="E1262068"/>
@@ -35324,7 +36494,7 @@
       </w:rPr>
     </w:lvl>
   </w:abstractNum>
-  <w:abstractNum w:abstractNumId="82" w15:restartNumberingAfterBreak="0">
+  <w:abstractNum w:abstractNumId="83" w15:restartNumberingAfterBreak="0">
     <w:nsid w:val="3CD742E0"/>
     <w:multiLevelType w:val="hybridMultilevel"/>
     <w:tmpl w:val="897AACBC"/>
@@ -35437,7 +36607,7 @@
       </w:rPr>
     </w:lvl>
   </w:abstractNum>
-  <w:abstractNum w:abstractNumId="83" w15:restartNumberingAfterBreak="0">
+  <w:abstractNum w:abstractNumId="84" w15:restartNumberingAfterBreak="0">
     <w:nsid w:val="3CEE39FF"/>
     <w:multiLevelType w:val="hybridMultilevel"/>
     <w:tmpl w:val="75D4D612"/>
@@ -35550,7 +36720,7 @@
       </w:rPr>
     </w:lvl>
   </w:abstractNum>
-  <w:abstractNum w:abstractNumId="84" w15:restartNumberingAfterBreak="0">
+  <w:abstractNum w:abstractNumId="85" w15:restartNumberingAfterBreak="0">
     <w:nsid w:val="3D006B03"/>
     <w:multiLevelType w:val="hybridMultilevel"/>
     <w:tmpl w:val="DE60CC28"/>
@@ -35641,7 +36811,7 @@
       </w:pPr>
     </w:lvl>
   </w:abstractNum>
-  <w:abstractNum w:abstractNumId="85" w15:restartNumberingAfterBreak="0">
+  <w:abstractNum w:abstractNumId="86" w15:restartNumberingAfterBreak="0">
     <w:nsid w:val="3DF47647"/>
     <w:multiLevelType w:val="hybridMultilevel"/>
     <w:tmpl w:val="AFB65A06"/>
@@ -35730,7 +36900,7 @@
       </w:pPr>
     </w:lvl>
   </w:abstractNum>
-  <w:abstractNum w:abstractNumId="86" w15:restartNumberingAfterBreak="0">
+  <w:abstractNum w:abstractNumId="87" w15:restartNumberingAfterBreak="0">
     <w:nsid w:val="3E0F74E6"/>
     <w:multiLevelType w:val="hybridMultilevel"/>
     <w:tmpl w:val="FBC66EDC"/>
@@ -35843,7 +37013,7 @@
       </w:rPr>
     </w:lvl>
   </w:abstractNum>
-  <w:abstractNum w:abstractNumId="87" w15:restartNumberingAfterBreak="0">
+  <w:abstractNum w:abstractNumId="88" w15:restartNumberingAfterBreak="0">
     <w:nsid w:val="3E6038F2"/>
     <w:multiLevelType w:val="multilevel"/>
     <w:tmpl w:val="95D487F6"/>
@@ -35992,7 +37162,7 @@
       </w:rPr>
     </w:lvl>
   </w:abstractNum>
-  <w:abstractNum w:abstractNumId="88" w15:restartNumberingAfterBreak="0">
+  <w:abstractNum w:abstractNumId="89" w15:restartNumberingAfterBreak="0">
     <w:nsid w:val="3E9B7EED"/>
     <w:multiLevelType w:val="hybridMultilevel"/>
     <w:tmpl w:val="3FF4EF10"/>
@@ -36105,7 +37275,7 @@
       </w:rPr>
     </w:lvl>
   </w:abstractNum>
-  <w:abstractNum w:abstractNumId="89" w15:restartNumberingAfterBreak="0">
+  <w:abstractNum w:abstractNumId="90" w15:restartNumberingAfterBreak="0">
     <w:nsid w:val="3F986F21"/>
     <w:multiLevelType w:val="hybridMultilevel"/>
     <w:tmpl w:val="7C9A9664"/>
@@ -36194,7 +37364,7 @@
       </w:pPr>
     </w:lvl>
   </w:abstractNum>
-  <w:abstractNum w:abstractNumId="90" w15:restartNumberingAfterBreak="0">
+  <w:abstractNum w:abstractNumId="91" w15:restartNumberingAfterBreak="0">
     <w:nsid w:val="42410040"/>
     <w:multiLevelType w:val="multilevel"/>
     <w:tmpl w:val="18605C2A"/>
@@ -36304,7 +37474,7 @@
       </w:rPr>
     </w:lvl>
   </w:abstractNum>
-  <w:abstractNum w:abstractNumId="91" w15:restartNumberingAfterBreak="0">
+  <w:abstractNum w:abstractNumId="92" w15:restartNumberingAfterBreak="0">
     <w:nsid w:val="42A57FE8"/>
     <w:multiLevelType w:val="hybridMultilevel"/>
     <w:tmpl w:val="6100BAF2"/>
@@ -36393,7 +37563,7 @@
       </w:pPr>
     </w:lvl>
   </w:abstractNum>
-  <w:abstractNum w:abstractNumId="92" w15:restartNumberingAfterBreak="0">
+  <w:abstractNum w:abstractNumId="93" w15:restartNumberingAfterBreak="0">
     <w:nsid w:val="42AC08B3"/>
     <w:multiLevelType w:val="multilevel"/>
     <w:tmpl w:val="DE589450"/>
@@ -36542,7 +37712,7 @@
       </w:rPr>
     </w:lvl>
   </w:abstractNum>
-  <w:abstractNum w:abstractNumId="93" w15:restartNumberingAfterBreak="0">
+  <w:abstractNum w:abstractNumId="94" w15:restartNumberingAfterBreak="0">
     <w:nsid w:val="43380169"/>
     <w:multiLevelType w:val="hybridMultilevel"/>
     <w:tmpl w:val="6B3A13EE"/>
@@ -36628,7 +37798,7 @@
       </w:pPr>
     </w:lvl>
   </w:abstractNum>
-  <w:abstractNum w:abstractNumId="94" w15:restartNumberingAfterBreak="0">
+  <w:abstractNum w:abstractNumId="95" w15:restartNumberingAfterBreak="0">
     <w:nsid w:val="4353062A"/>
     <w:multiLevelType w:val="multilevel"/>
     <w:tmpl w:val="74B60120"/>
@@ -36777,7 +37947,7 @@
       </w:rPr>
     </w:lvl>
   </w:abstractNum>
-  <w:abstractNum w:abstractNumId="95" w15:restartNumberingAfterBreak="0">
+  <w:abstractNum w:abstractNumId="96" w15:restartNumberingAfterBreak="0">
     <w:nsid w:val="43A8592A"/>
     <w:multiLevelType w:val="multilevel"/>
     <w:tmpl w:val="C5861B4C"/>
@@ -36872,7 +38042,7 @@
       </w:pPr>
     </w:lvl>
   </w:abstractNum>
-  <w:abstractNum w:abstractNumId="96" w15:restartNumberingAfterBreak="0">
+  <w:abstractNum w:abstractNumId="97" w15:restartNumberingAfterBreak="0">
     <w:nsid w:val="446A54BF"/>
     <w:multiLevelType w:val="hybridMultilevel"/>
     <w:tmpl w:val="B9DA7DE2"/>
@@ -36985,7 +38155,7 @@
       </w:rPr>
     </w:lvl>
   </w:abstractNum>
-  <w:abstractNum w:abstractNumId="97" w15:restartNumberingAfterBreak="0">
+  <w:abstractNum w:abstractNumId="98" w15:restartNumberingAfterBreak="0">
     <w:nsid w:val="44AE1913"/>
     <w:multiLevelType w:val="hybridMultilevel"/>
     <w:tmpl w:val="DE60CC28"/>
@@ -37076,7 +38246,7 @@
       </w:pPr>
     </w:lvl>
   </w:abstractNum>
-  <w:abstractNum w:abstractNumId="98" w15:restartNumberingAfterBreak="0">
+  <w:abstractNum w:abstractNumId="99" w15:restartNumberingAfterBreak="0">
     <w:nsid w:val="44AF2208"/>
     <w:multiLevelType w:val="hybridMultilevel"/>
     <w:tmpl w:val="AF6A08E4"/>
@@ -37165,7 +38335,7 @@
       </w:pPr>
     </w:lvl>
   </w:abstractNum>
-  <w:abstractNum w:abstractNumId="99" w15:restartNumberingAfterBreak="0">
+  <w:abstractNum w:abstractNumId="100" w15:restartNumberingAfterBreak="0">
     <w:nsid w:val="46920211"/>
     <w:multiLevelType w:val="hybridMultilevel"/>
     <w:tmpl w:val="E2428C8C"/>
@@ -37254,7 +38424,7 @@
       </w:pPr>
     </w:lvl>
   </w:abstractNum>
-  <w:abstractNum w:abstractNumId="100" w15:restartNumberingAfterBreak="0">
+  <w:abstractNum w:abstractNumId="101" w15:restartNumberingAfterBreak="0">
     <w:nsid w:val="46B67162"/>
     <w:multiLevelType w:val="hybridMultilevel"/>
     <w:tmpl w:val="AE3231D6"/>
@@ -37343,7 +38513,7 @@
       </w:pPr>
     </w:lvl>
   </w:abstractNum>
-  <w:abstractNum w:abstractNumId="101" w15:restartNumberingAfterBreak="0">
+  <w:abstractNum w:abstractNumId="102" w15:restartNumberingAfterBreak="0">
     <w:nsid w:val="47886E2B"/>
     <w:multiLevelType w:val="hybridMultilevel"/>
     <w:tmpl w:val="7A6ABF48"/>
@@ -37432,7 +38602,7 @@
       </w:pPr>
     </w:lvl>
   </w:abstractNum>
-  <w:abstractNum w:abstractNumId="102" w15:restartNumberingAfterBreak="0">
+  <w:abstractNum w:abstractNumId="103" w15:restartNumberingAfterBreak="0">
     <w:nsid w:val="479975A0"/>
     <w:multiLevelType w:val="hybridMultilevel"/>
     <w:tmpl w:val="8566FFFA"/>
@@ -37521,7 +38691,7 @@
       </w:pPr>
     </w:lvl>
   </w:abstractNum>
-  <w:abstractNum w:abstractNumId="103" w15:restartNumberingAfterBreak="0">
+  <w:abstractNum w:abstractNumId="104" w15:restartNumberingAfterBreak="0">
     <w:nsid w:val="4977284F"/>
     <w:multiLevelType w:val="multilevel"/>
     <w:tmpl w:val="4AEE0B68"/>
@@ -37639,7 +38809,7 @@
       </w:rPr>
     </w:lvl>
   </w:abstractNum>
-  <w:abstractNum w:abstractNumId="104" w15:restartNumberingAfterBreak="0">
+  <w:abstractNum w:abstractNumId="105" w15:restartNumberingAfterBreak="0">
     <w:nsid w:val="49FC0155"/>
     <w:multiLevelType w:val="hybridMultilevel"/>
     <w:tmpl w:val="6FA46FA4"/>
@@ -37728,7 +38898,7 @@
       </w:pPr>
     </w:lvl>
   </w:abstractNum>
-  <w:abstractNum w:abstractNumId="105" w15:restartNumberingAfterBreak="0">
+  <w:abstractNum w:abstractNumId="106" w15:restartNumberingAfterBreak="0">
     <w:nsid w:val="4A573C4F"/>
     <w:multiLevelType w:val="hybridMultilevel"/>
     <w:tmpl w:val="AE3231D6"/>
@@ -37817,7 +38987,7 @@
       </w:pPr>
     </w:lvl>
   </w:abstractNum>
-  <w:abstractNum w:abstractNumId="106" w15:restartNumberingAfterBreak="0">
+  <w:abstractNum w:abstractNumId="107" w15:restartNumberingAfterBreak="0">
     <w:nsid w:val="4A6706DF"/>
     <w:multiLevelType w:val="hybridMultilevel"/>
     <w:tmpl w:val="826E1AA0"/>
@@ -37906,7 +39076,7 @@
       </w:pPr>
     </w:lvl>
   </w:abstractNum>
-  <w:abstractNum w:abstractNumId="107" w15:restartNumberingAfterBreak="0">
+  <w:abstractNum w:abstractNumId="108" w15:restartNumberingAfterBreak="0">
     <w:nsid w:val="4A932EF4"/>
     <w:multiLevelType w:val="multilevel"/>
     <w:tmpl w:val="E4BA7668"/>
@@ -38027,7 +39197,7 @@
       </w:rPr>
     </w:lvl>
   </w:abstractNum>
-  <w:abstractNum w:abstractNumId="108" w15:restartNumberingAfterBreak="0">
+  <w:abstractNum w:abstractNumId="109" w15:restartNumberingAfterBreak="0">
     <w:nsid w:val="4BE674F5"/>
     <w:multiLevelType w:val="multilevel"/>
     <w:tmpl w:val="456A55C2"/>
@@ -38141,7 +39311,7 @@
       </w:rPr>
     </w:lvl>
   </w:abstractNum>
-  <w:abstractNum w:abstractNumId="109" w15:restartNumberingAfterBreak="0">
+  <w:abstractNum w:abstractNumId="110" w15:restartNumberingAfterBreak="0">
     <w:nsid w:val="4C075B5E"/>
     <w:multiLevelType w:val="hybridMultilevel"/>
     <w:tmpl w:val="FB3CBDFC"/>
@@ -38230,7 +39400,7 @@
       </w:pPr>
     </w:lvl>
   </w:abstractNum>
-  <w:abstractNum w:abstractNumId="110" w15:restartNumberingAfterBreak="0">
+  <w:abstractNum w:abstractNumId="111" w15:restartNumberingAfterBreak="0">
     <w:nsid w:val="4C1D42CF"/>
     <w:multiLevelType w:val="multilevel"/>
     <w:tmpl w:val="63E6F95A"/>
@@ -38343,7 +39513,7 @@
       </w:rPr>
     </w:lvl>
   </w:abstractNum>
-  <w:abstractNum w:abstractNumId="111" w15:restartNumberingAfterBreak="0">
+  <w:abstractNum w:abstractNumId="112" w15:restartNumberingAfterBreak="0">
     <w:nsid w:val="4C756DE0"/>
     <w:multiLevelType w:val="hybridMultilevel"/>
     <w:tmpl w:val="489280A2"/>
@@ -38432,7 +39602,7 @@
       </w:pPr>
     </w:lvl>
   </w:abstractNum>
-  <w:abstractNum w:abstractNumId="112" w15:restartNumberingAfterBreak="0">
+  <w:abstractNum w:abstractNumId="113" w15:restartNumberingAfterBreak="0">
     <w:nsid w:val="4D6D1F07"/>
     <w:multiLevelType w:val="hybridMultilevel"/>
     <w:tmpl w:val="99921364"/>
@@ -38521,7 +39691,7 @@
       </w:pPr>
     </w:lvl>
   </w:abstractNum>
-  <w:abstractNum w:abstractNumId="113" w15:restartNumberingAfterBreak="0">
+  <w:abstractNum w:abstractNumId="114" w15:restartNumberingAfterBreak="0">
     <w:nsid w:val="4D713D5D"/>
     <w:multiLevelType w:val="multilevel"/>
     <w:tmpl w:val="98B2874E"/>
@@ -38634,7 +39804,7 @@
       </w:rPr>
     </w:lvl>
   </w:abstractNum>
-  <w:abstractNum w:abstractNumId="114" w15:restartNumberingAfterBreak="0">
+  <w:abstractNum w:abstractNumId="115" w15:restartNumberingAfterBreak="0">
     <w:nsid w:val="4F4E39D4"/>
     <w:multiLevelType w:val="hybridMultilevel"/>
     <w:tmpl w:val="41F26376"/>
@@ -38723,7 +39893,7 @@
       </w:pPr>
     </w:lvl>
   </w:abstractNum>
-  <w:abstractNum w:abstractNumId="115" w15:restartNumberingAfterBreak="0">
+  <w:abstractNum w:abstractNumId="116" w15:restartNumberingAfterBreak="0">
     <w:nsid w:val="4F8E30D7"/>
     <w:multiLevelType w:val="multilevel"/>
     <w:tmpl w:val="4AEE0B68"/>
@@ -38841,7 +40011,7 @@
       </w:rPr>
     </w:lvl>
   </w:abstractNum>
-  <w:abstractNum w:abstractNumId="116" w15:restartNumberingAfterBreak="0">
+  <w:abstractNum w:abstractNumId="117" w15:restartNumberingAfterBreak="0">
     <w:nsid w:val="500D4DD5"/>
     <w:multiLevelType w:val="hybridMultilevel"/>
     <w:tmpl w:val="5BC615A6"/>
@@ -38930,7 +40100,7 @@
       </w:pPr>
     </w:lvl>
   </w:abstractNum>
-  <w:abstractNum w:abstractNumId="117" w15:restartNumberingAfterBreak="0">
+  <w:abstractNum w:abstractNumId="118" w15:restartNumberingAfterBreak="0">
     <w:nsid w:val="510444D2"/>
     <w:multiLevelType w:val="multilevel"/>
     <w:tmpl w:val="7528DA94"/>
@@ -39049,7 +40219,120 @@
       </w:rPr>
     </w:lvl>
   </w:abstractNum>
-  <w:abstractNum w:abstractNumId="118" w15:restartNumberingAfterBreak="0">
+  <w:abstractNum w:abstractNumId="119" w15:restartNumberingAfterBreak="0">
+    <w:nsid w:val="51CB2621"/>
+    <w:multiLevelType w:val="hybridMultilevel"/>
+    <w:tmpl w:val="014ABAF4"/>
+    <w:lvl w:ilvl="0" w:tplc="04090001">
+      <w:start w:val="1"/>
+      <w:numFmt w:val="bullet"/>
+      <w:lvlText w:val=""/>
+      <w:lvlJc w:val="left"/>
+      <w:pPr>
+        <w:ind w:left="720" w:hanging="360"/>
+      </w:pPr>
+      <w:rPr>
+        <w:rFonts w:ascii="Symbol" w:hAnsi="Symbol" w:hint="default"/>
+      </w:rPr>
+    </w:lvl>
+    <w:lvl w:ilvl="1" w:tplc="04090003" w:tentative="1">
+      <w:start w:val="1"/>
+      <w:numFmt w:val="bullet"/>
+      <w:lvlText w:val="o"/>
+      <w:lvlJc w:val="left"/>
+      <w:pPr>
+        <w:ind w:left="1440" w:hanging="360"/>
+      </w:pPr>
+      <w:rPr>
+        <w:rFonts w:ascii="Courier New" w:hAnsi="Courier New" w:cs="Courier New" w:hint="default"/>
+      </w:rPr>
+    </w:lvl>
+    <w:lvl w:ilvl="2" w:tplc="04090005" w:tentative="1">
+      <w:start w:val="1"/>
+      <w:numFmt w:val="bullet"/>
+      <w:lvlText w:val=""/>
+      <w:lvlJc w:val="left"/>
+      <w:pPr>
+        <w:ind w:left="2160" w:hanging="360"/>
+      </w:pPr>
+      <w:rPr>
+        <w:rFonts w:ascii="Wingdings" w:hAnsi="Wingdings" w:hint="default"/>
+      </w:rPr>
+    </w:lvl>
+    <w:lvl w:ilvl="3" w:tplc="04090001" w:tentative="1">
+      <w:start w:val="1"/>
+      <w:numFmt w:val="bullet"/>
+      <w:lvlText w:val=""/>
+      <w:lvlJc w:val="left"/>
+      <w:pPr>
+        <w:ind w:left="2880" w:hanging="360"/>
+      </w:pPr>
+      <w:rPr>
+        <w:rFonts w:ascii="Symbol" w:hAnsi="Symbol" w:hint="default"/>
+      </w:rPr>
+    </w:lvl>
+    <w:lvl w:ilvl="4" w:tplc="04090003" w:tentative="1">
+      <w:start w:val="1"/>
+      <w:numFmt w:val="bullet"/>
+      <w:lvlText w:val="o"/>
+      <w:lvlJc w:val="left"/>
+      <w:pPr>
+        <w:ind w:left="3600" w:hanging="360"/>
+      </w:pPr>
+      <w:rPr>
+        <w:rFonts w:ascii="Courier New" w:hAnsi="Courier New" w:cs="Courier New" w:hint="default"/>
+      </w:rPr>
+    </w:lvl>
+    <w:lvl w:ilvl="5" w:tplc="04090005" w:tentative="1">
+      <w:start w:val="1"/>
+      <w:numFmt w:val="bullet"/>
+      <w:lvlText w:val=""/>
+      <w:lvlJc w:val="left"/>
+      <w:pPr>
+        <w:ind w:left="4320" w:hanging="360"/>
+      </w:pPr>
+      <w:rPr>
+        <w:rFonts w:ascii="Wingdings" w:hAnsi="Wingdings" w:hint="default"/>
+      </w:rPr>
+    </w:lvl>
+    <w:lvl w:ilvl="6" w:tplc="04090001" w:tentative="1">
+      <w:start w:val="1"/>
+      <w:numFmt w:val="bullet"/>
+      <w:lvlText w:val=""/>
+      <w:lvlJc w:val="left"/>
+      <w:pPr>
+        <w:ind w:left="5040" w:hanging="360"/>
+      </w:pPr>
+      <w:rPr>
+        <w:rFonts w:ascii="Symbol" w:hAnsi="Symbol" w:hint="default"/>
+      </w:rPr>
+    </w:lvl>
+    <w:lvl w:ilvl="7" w:tplc="04090003" w:tentative="1">
+      <w:start w:val="1"/>
+      <w:numFmt w:val="bullet"/>
+      <w:lvlText w:val="o"/>
+      <w:lvlJc w:val="left"/>
+      <w:pPr>
+        <w:ind w:left="5760" w:hanging="360"/>
+      </w:pPr>
+      <w:rPr>
+        <w:rFonts w:ascii="Courier New" w:hAnsi="Courier New" w:cs="Courier New" w:hint="default"/>
+      </w:rPr>
+    </w:lvl>
+    <w:lvl w:ilvl="8" w:tplc="04090005" w:tentative="1">
+      <w:start w:val="1"/>
+      <w:numFmt w:val="bullet"/>
+      <w:lvlText w:val=""/>
+      <w:lvlJc w:val="left"/>
+      <w:pPr>
+        <w:ind w:left="6480" w:hanging="360"/>
+      </w:pPr>
+      <w:rPr>
+        <w:rFonts w:ascii="Wingdings" w:hAnsi="Wingdings" w:hint="default"/>
+      </w:rPr>
+    </w:lvl>
+  </w:abstractNum>
+  <w:abstractNum w:abstractNumId="120" w15:restartNumberingAfterBreak="0">
     <w:nsid w:val="521B148D"/>
     <w:multiLevelType w:val="hybridMultilevel"/>
     <w:tmpl w:val="DE60CC28"/>
@@ -39140,7 +40423,7 @@
       </w:pPr>
     </w:lvl>
   </w:abstractNum>
-  <w:abstractNum w:abstractNumId="119" w15:restartNumberingAfterBreak="0">
+  <w:abstractNum w:abstractNumId="121" w15:restartNumberingAfterBreak="0">
     <w:nsid w:val="536635CB"/>
     <w:multiLevelType w:val="hybridMultilevel"/>
     <w:tmpl w:val="6DA6E290"/>
@@ -39253,7 +40536,7 @@
       </w:rPr>
     </w:lvl>
   </w:abstractNum>
-  <w:abstractNum w:abstractNumId="120" w15:restartNumberingAfterBreak="0">
+  <w:abstractNum w:abstractNumId="122" w15:restartNumberingAfterBreak="0">
     <w:nsid w:val="53720F6C"/>
     <w:multiLevelType w:val="hybridMultilevel"/>
     <w:tmpl w:val="BD1EB2FC"/>
@@ -39393,7 +40676,7 @@
       </w:rPr>
     </w:lvl>
   </w:abstractNum>
-  <w:abstractNum w:abstractNumId="121" w15:restartNumberingAfterBreak="0">
+  <w:abstractNum w:abstractNumId="123" w15:restartNumberingAfterBreak="0">
     <w:nsid w:val="53AC4400"/>
     <w:multiLevelType w:val="multilevel"/>
     <w:tmpl w:val="604E1DBC"/>
@@ -39483,7 +40766,7 @@
       </w:pPr>
     </w:lvl>
   </w:abstractNum>
-  <w:abstractNum w:abstractNumId="122" w15:restartNumberingAfterBreak="0">
+  <w:abstractNum w:abstractNumId="124" w15:restartNumberingAfterBreak="0">
     <w:nsid w:val="54504168"/>
     <w:multiLevelType w:val="hybridMultilevel"/>
     <w:tmpl w:val="001202B2"/>
@@ -39596,7 +40879,7 @@
       </w:pPr>
     </w:lvl>
   </w:abstractNum>
-  <w:abstractNum w:abstractNumId="123" w15:restartNumberingAfterBreak="0">
+  <w:abstractNum w:abstractNumId="125" w15:restartNumberingAfterBreak="0">
     <w:nsid w:val="54FA31EC"/>
     <w:multiLevelType w:val="hybridMultilevel"/>
     <w:tmpl w:val="D24A025A"/>
@@ -39718,7 +41001,7 @@
       </w:rPr>
     </w:lvl>
   </w:abstractNum>
-  <w:abstractNum w:abstractNumId="124" w15:restartNumberingAfterBreak="0">
+  <w:abstractNum w:abstractNumId="126" w15:restartNumberingAfterBreak="0">
     <w:nsid w:val="55CE19EA"/>
     <w:multiLevelType w:val="multilevel"/>
     <w:tmpl w:val="A24010EE"/>
@@ -39831,7 +41114,7 @@
       </w:rPr>
     </w:lvl>
   </w:abstractNum>
-  <w:abstractNum w:abstractNumId="125" w15:restartNumberingAfterBreak="0">
+  <w:abstractNum w:abstractNumId="127" w15:restartNumberingAfterBreak="0">
     <w:nsid w:val="562357DF"/>
     <w:multiLevelType w:val="hybridMultilevel"/>
     <w:tmpl w:val="9DAEBB56"/>
@@ -39920,7 +41203,7 @@
       </w:pPr>
     </w:lvl>
   </w:abstractNum>
-  <w:abstractNum w:abstractNumId="126" w15:restartNumberingAfterBreak="0">
+  <w:abstractNum w:abstractNumId="128" w15:restartNumberingAfterBreak="0">
     <w:nsid w:val="56553F7C"/>
     <w:multiLevelType w:val="hybridMultilevel"/>
     <w:tmpl w:val="4E243954"/>
@@ -40060,7 +41343,7 @@
       </w:rPr>
     </w:lvl>
   </w:abstractNum>
-  <w:abstractNum w:abstractNumId="127" w15:restartNumberingAfterBreak="0">
+  <w:abstractNum w:abstractNumId="129" w15:restartNumberingAfterBreak="0">
     <w:nsid w:val="56914036"/>
     <w:multiLevelType w:val="multilevel"/>
     <w:tmpl w:val="63E6F95A"/>
@@ -40173,7 +41456,7 @@
       </w:rPr>
     </w:lvl>
   </w:abstractNum>
-  <w:abstractNum w:abstractNumId="128" w15:restartNumberingAfterBreak="0">
+  <w:abstractNum w:abstractNumId="130" w15:restartNumberingAfterBreak="0">
     <w:nsid w:val="56D50245"/>
     <w:multiLevelType w:val="hybridMultilevel"/>
     <w:tmpl w:val="A4026EEC"/>
@@ -40262,7 +41545,7 @@
       </w:pPr>
     </w:lvl>
   </w:abstractNum>
-  <w:abstractNum w:abstractNumId="129" w15:restartNumberingAfterBreak="0">
+  <w:abstractNum w:abstractNumId="131" w15:restartNumberingAfterBreak="0">
     <w:nsid w:val="57867448"/>
     <w:multiLevelType w:val="hybridMultilevel"/>
     <w:tmpl w:val="69A6740A"/>
@@ -40375,7 +41658,7 @@
       </w:rPr>
     </w:lvl>
   </w:abstractNum>
-  <w:abstractNum w:abstractNumId="130" w15:restartNumberingAfterBreak="0">
+  <w:abstractNum w:abstractNumId="132" w15:restartNumberingAfterBreak="0">
     <w:nsid w:val="579B0DF5"/>
     <w:multiLevelType w:val="hybridMultilevel"/>
     <w:tmpl w:val="AE3231D6"/>
@@ -40464,7 +41747,7 @@
       </w:pPr>
     </w:lvl>
   </w:abstractNum>
-  <w:abstractNum w:abstractNumId="131" w15:restartNumberingAfterBreak="0">
+  <w:abstractNum w:abstractNumId="133" w15:restartNumberingAfterBreak="0">
     <w:nsid w:val="581852A4"/>
     <w:multiLevelType w:val="hybridMultilevel"/>
     <w:tmpl w:val="61C08B8A"/>
@@ -40577,7 +41860,7 @@
       </w:rPr>
     </w:lvl>
   </w:abstractNum>
-  <w:abstractNum w:abstractNumId="132" w15:restartNumberingAfterBreak="0">
+  <w:abstractNum w:abstractNumId="134" w15:restartNumberingAfterBreak="0">
     <w:nsid w:val="59167A10"/>
     <w:multiLevelType w:val="hybridMultilevel"/>
     <w:tmpl w:val="1896ADBC"/>
@@ -40690,7 +41973,7 @@
       </w:rPr>
     </w:lvl>
   </w:abstractNum>
-  <w:abstractNum w:abstractNumId="133" w15:restartNumberingAfterBreak="0">
+  <w:abstractNum w:abstractNumId="135" w15:restartNumberingAfterBreak="0">
     <w:nsid w:val="594C0C5E"/>
     <w:multiLevelType w:val="hybridMultilevel"/>
     <w:tmpl w:val="02B639B8"/>
@@ -40779,7 +42062,7 @@
       </w:pPr>
     </w:lvl>
   </w:abstractNum>
-  <w:abstractNum w:abstractNumId="134" w15:restartNumberingAfterBreak="0">
+  <w:abstractNum w:abstractNumId="136" w15:restartNumberingAfterBreak="0">
     <w:nsid w:val="59A5583B"/>
     <w:multiLevelType w:val="multilevel"/>
     <w:tmpl w:val="CD34C990"/>
@@ -40900,7 +42183,7 @@
       </w:rPr>
     </w:lvl>
   </w:abstractNum>
-  <w:abstractNum w:abstractNumId="135" w15:restartNumberingAfterBreak="0">
+  <w:abstractNum w:abstractNumId="137" w15:restartNumberingAfterBreak="0">
     <w:nsid w:val="59E573B5"/>
     <w:multiLevelType w:val="hybridMultilevel"/>
     <w:tmpl w:val="8446045A"/>
@@ -41013,7 +42296,7 @@
       </w:rPr>
     </w:lvl>
   </w:abstractNum>
-  <w:abstractNum w:abstractNumId="136" w15:restartNumberingAfterBreak="0">
+  <w:abstractNum w:abstractNumId="138" w15:restartNumberingAfterBreak="0">
     <w:nsid w:val="5AD90F1F"/>
     <w:multiLevelType w:val="hybridMultilevel"/>
     <w:tmpl w:val="A89E4788"/>
@@ -41126,7 +42409,7 @@
       </w:rPr>
     </w:lvl>
   </w:abstractNum>
-  <w:abstractNum w:abstractNumId="137" w15:restartNumberingAfterBreak="0">
+  <w:abstractNum w:abstractNumId="139" w15:restartNumberingAfterBreak="0">
     <w:nsid w:val="5BE4110E"/>
     <w:multiLevelType w:val="multilevel"/>
     <w:tmpl w:val="965CF39E"/>
@@ -41216,7 +42499,7 @@
       </w:pPr>
     </w:lvl>
   </w:abstractNum>
-  <w:abstractNum w:abstractNumId="138" w15:restartNumberingAfterBreak="0">
+  <w:abstractNum w:abstractNumId="140" w15:restartNumberingAfterBreak="0">
     <w:nsid w:val="5C3C2AE3"/>
     <w:multiLevelType w:val="hybridMultilevel"/>
     <w:tmpl w:val="097089B8"/>
@@ -41329,7 +42612,7 @@
       </w:rPr>
     </w:lvl>
   </w:abstractNum>
-  <w:abstractNum w:abstractNumId="139" w15:restartNumberingAfterBreak="0">
+  <w:abstractNum w:abstractNumId="141" w15:restartNumberingAfterBreak="0">
     <w:nsid w:val="5D1549D3"/>
     <w:multiLevelType w:val="multilevel"/>
     <w:tmpl w:val="4AEE0B68"/>
@@ -41447,7 +42730,7 @@
       </w:rPr>
     </w:lvl>
   </w:abstractNum>
-  <w:abstractNum w:abstractNumId="140" w15:restartNumberingAfterBreak="0">
+  <w:abstractNum w:abstractNumId="142" w15:restartNumberingAfterBreak="0">
     <w:nsid w:val="5D293C55"/>
     <w:multiLevelType w:val="hybridMultilevel"/>
     <w:tmpl w:val="B78E45EC"/>
@@ -41536,7 +42819,7 @@
       </w:pPr>
     </w:lvl>
   </w:abstractNum>
-  <w:abstractNum w:abstractNumId="141" w15:restartNumberingAfterBreak="0">
+  <w:abstractNum w:abstractNumId="143" w15:restartNumberingAfterBreak="0">
     <w:nsid w:val="5ED6071C"/>
     <w:multiLevelType w:val="hybridMultilevel"/>
     <w:tmpl w:val="ACCC7F1E"/>
@@ -41625,7 +42908,7 @@
       </w:pPr>
     </w:lvl>
   </w:abstractNum>
-  <w:abstractNum w:abstractNumId="142" w15:restartNumberingAfterBreak="0">
+  <w:abstractNum w:abstractNumId="144" w15:restartNumberingAfterBreak="0">
     <w:nsid w:val="600B602A"/>
     <w:multiLevelType w:val="hybridMultilevel"/>
     <w:tmpl w:val="A00EAD9E"/>
@@ -41714,7 +42997,7 @@
       </w:pPr>
     </w:lvl>
   </w:abstractNum>
-  <w:abstractNum w:abstractNumId="143" w15:restartNumberingAfterBreak="0">
+  <w:abstractNum w:abstractNumId="145" w15:restartNumberingAfterBreak="0">
     <w:nsid w:val="60AD1371"/>
     <w:multiLevelType w:val="multilevel"/>
     <w:tmpl w:val="AC68A232"/>
@@ -41827,7 +43110,7 @@
       </w:rPr>
     </w:lvl>
   </w:abstractNum>
-  <w:abstractNum w:abstractNumId="144" w15:restartNumberingAfterBreak="0">
+  <w:abstractNum w:abstractNumId="146" w15:restartNumberingAfterBreak="0">
     <w:nsid w:val="622E509C"/>
     <w:multiLevelType w:val="multilevel"/>
     <w:tmpl w:val="82BA7B8E"/>
@@ -41940,7 +43223,7 @@
       </w:rPr>
     </w:lvl>
   </w:abstractNum>
-  <w:abstractNum w:abstractNumId="145" w15:restartNumberingAfterBreak="0">
+  <w:abstractNum w:abstractNumId="147" w15:restartNumberingAfterBreak="0">
     <w:nsid w:val="625A6F9E"/>
     <w:multiLevelType w:val="multilevel"/>
     <w:tmpl w:val="63E6F95A"/>
@@ -42053,7 +43336,7 @@
       </w:rPr>
     </w:lvl>
   </w:abstractNum>
-  <w:abstractNum w:abstractNumId="146" w15:restartNumberingAfterBreak="0">
+  <w:abstractNum w:abstractNumId="148" w15:restartNumberingAfterBreak="0">
     <w:nsid w:val="62720668"/>
     <w:multiLevelType w:val="hybridMultilevel"/>
     <w:tmpl w:val="EF5653B2"/>
@@ -42142,7 +43425,7 @@
       </w:pPr>
     </w:lvl>
   </w:abstractNum>
-  <w:abstractNum w:abstractNumId="147" w15:restartNumberingAfterBreak="0">
+  <w:abstractNum w:abstractNumId="149" w15:restartNumberingAfterBreak="0">
     <w:nsid w:val="62A776AA"/>
     <w:multiLevelType w:val="multilevel"/>
     <w:tmpl w:val="A75E3BA0"/>
@@ -42263,7 +43546,7 @@
       </w:rPr>
     </w:lvl>
   </w:abstractNum>
-  <w:abstractNum w:abstractNumId="148" w15:restartNumberingAfterBreak="0">
+  <w:abstractNum w:abstractNumId="150" w15:restartNumberingAfterBreak="0">
     <w:nsid w:val="62E42026"/>
     <w:multiLevelType w:val="hybridMultilevel"/>
     <w:tmpl w:val="3954D116"/>
@@ -42352,7 +43635,7 @@
       </w:pPr>
     </w:lvl>
   </w:abstractNum>
-  <w:abstractNum w:abstractNumId="149" w15:restartNumberingAfterBreak="0">
+  <w:abstractNum w:abstractNumId="151" w15:restartNumberingAfterBreak="0">
     <w:nsid w:val="63672ED9"/>
     <w:multiLevelType w:val="multilevel"/>
     <w:tmpl w:val="BD5AB21C"/>
@@ -42497,7 +43780,7 @@
       </w:rPr>
     </w:lvl>
   </w:abstractNum>
-  <w:abstractNum w:abstractNumId="150" w15:restartNumberingAfterBreak="0">
+  <w:abstractNum w:abstractNumId="152" w15:restartNumberingAfterBreak="0">
     <w:nsid w:val="640E4966"/>
     <w:multiLevelType w:val="multilevel"/>
     <w:tmpl w:val="D24EA6DC"/>
@@ -42618,7 +43901,7 @@
       </w:rPr>
     </w:lvl>
   </w:abstractNum>
-  <w:abstractNum w:abstractNumId="151" w15:restartNumberingAfterBreak="0">
+  <w:abstractNum w:abstractNumId="153" w15:restartNumberingAfterBreak="0">
     <w:nsid w:val="64667930"/>
     <w:multiLevelType w:val="multilevel"/>
     <w:tmpl w:val="18605C2A"/>
@@ -42728,7 +44011,7 @@
       </w:rPr>
     </w:lvl>
   </w:abstractNum>
-  <w:abstractNum w:abstractNumId="152" w15:restartNumberingAfterBreak="0">
+  <w:abstractNum w:abstractNumId="154" w15:restartNumberingAfterBreak="0">
     <w:nsid w:val="668A7FD1"/>
     <w:multiLevelType w:val="hybridMultilevel"/>
     <w:tmpl w:val="D4041674"/>
@@ -42841,7 +44124,7 @@
       </w:rPr>
     </w:lvl>
   </w:abstractNum>
-  <w:abstractNum w:abstractNumId="153" w15:restartNumberingAfterBreak="0">
+  <w:abstractNum w:abstractNumId="155" w15:restartNumberingAfterBreak="0">
     <w:nsid w:val="67E504F5"/>
     <w:multiLevelType w:val="hybridMultilevel"/>
     <w:tmpl w:val="E346B838"/>
@@ -42930,7 +44213,7 @@
       </w:pPr>
     </w:lvl>
   </w:abstractNum>
-  <w:abstractNum w:abstractNumId="154" w15:restartNumberingAfterBreak="0">
+  <w:abstractNum w:abstractNumId="156" w15:restartNumberingAfterBreak="0">
     <w:nsid w:val="6A5C1BF5"/>
     <w:multiLevelType w:val="hybridMultilevel"/>
     <w:tmpl w:val="8D9E6FD6"/>
@@ -43052,7 +44335,7 @@
       </w:rPr>
     </w:lvl>
   </w:abstractNum>
-  <w:abstractNum w:abstractNumId="155" w15:restartNumberingAfterBreak="0">
+  <w:abstractNum w:abstractNumId="157" w15:restartNumberingAfterBreak="0">
     <w:nsid w:val="6AEB0682"/>
     <w:multiLevelType w:val="multilevel"/>
     <w:tmpl w:val="AC68A232"/>
@@ -43166,7 +44449,7 @@
       </w:rPr>
     </w:lvl>
   </w:abstractNum>
-  <w:abstractNum w:abstractNumId="156" w15:restartNumberingAfterBreak="0">
+  <w:abstractNum w:abstractNumId="158" w15:restartNumberingAfterBreak="0">
     <w:nsid w:val="6B1B43A3"/>
     <w:multiLevelType w:val="hybridMultilevel"/>
     <w:tmpl w:val="206AF988"/>
@@ -43255,7 +44538,7 @@
       </w:pPr>
     </w:lvl>
   </w:abstractNum>
-  <w:abstractNum w:abstractNumId="157" w15:restartNumberingAfterBreak="0">
+  <w:abstractNum w:abstractNumId="159" w15:restartNumberingAfterBreak="0">
     <w:nsid w:val="6B7C3089"/>
     <w:multiLevelType w:val="hybridMultilevel"/>
     <w:tmpl w:val="3FD40192"/>
@@ -43344,7 +44627,7 @@
       </w:pPr>
     </w:lvl>
   </w:abstractNum>
-  <w:abstractNum w:abstractNumId="158" w15:restartNumberingAfterBreak="0">
+  <w:abstractNum w:abstractNumId="160" w15:restartNumberingAfterBreak="0">
     <w:nsid w:val="6BC70B6E"/>
     <w:multiLevelType w:val="hybridMultilevel"/>
     <w:tmpl w:val="747C480A"/>
@@ -43433,7 +44716,7 @@
       </w:pPr>
     </w:lvl>
   </w:abstractNum>
-  <w:abstractNum w:abstractNumId="159" w15:restartNumberingAfterBreak="0">
+  <w:abstractNum w:abstractNumId="161" w15:restartNumberingAfterBreak="0">
     <w:nsid w:val="6C2A5F8B"/>
     <w:multiLevelType w:val="multilevel"/>
     <w:tmpl w:val="63E6F95A"/>
@@ -43546,7 +44829,7 @@
       </w:rPr>
     </w:lvl>
   </w:abstractNum>
-  <w:abstractNum w:abstractNumId="160" w15:restartNumberingAfterBreak="0">
+  <w:abstractNum w:abstractNumId="162" w15:restartNumberingAfterBreak="0">
     <w:nsid w:val="6F4E5AD3"/>
     <w:multiLevelType w:val="hybridMultilevel"/>
     <w:tmpl w:val="1C98434C"/>
@@ -43635,7 +44918,7 @@
       </w:pPr>
     </w:lvl>
   </w:abstractNum>
-  <w:abstractNum w:abstractNumId="161" w15:restartNumberingAfterBreak="0">
+  <w:abstractNum w:abstractNumId="163" w15:restartNumberingAfterBreak="0">
     <w:nsid w:val="6F683A36"/>
     <w:multiLevelType w:val="hybridMultilevel"/>
     <w:tmpl w:val="D878135E"/>
@@ -43748,7 +45031,7 @@
       </w:rPr>
     </w:lvl>
   </w:abstractNum>
-  <w:abstractNum w:abstractNumId="162" w15:restartNumberingAfterBreak="0">
+  <w:abstractNum w:abstractNumId="164" w15:restartNumberingAfterBreak="0">
     <w:nsid w:val="6FA601C7"/>
     <w:multiLevelType w:val="hybridMultilevel"/>
     <w:tmpl w:val="E2D00422"/>
@@ -43837,7 +45120,7 @@
       </w:pPr>
     </w:lvl>
   </w:abstractNum>
-  <w:abstractNum w:abstractNumId="163" w15:restartNumberingAfterBreak="0">
+  <w:abstractNum w:abstractNumId="165" w15:restartNumberingAfterBreak="0">
     <w:nsid w:val="6FCD5A2B"/>
     <w:multiLevelType w:val="hybridMultilevel"/>
     <w:tmpl w:val="489280A2"/>
@@ -43926,7 +45209,7 @@
       </w:pPr>
     </w:lvl>
   </w:abstractNum>
-  <w:abstractNum w:abstractNumId="164" w15:restartNumberingAfterBreak="0">
+  <w:abstractNum w:abstractNumId="166" w15:restartNumberingAfterBreak="0">
     <w:nsid w:val="70577CE7"/>
     <w:multiLevelType w:val="hybridMultilevel"/>
     <w:tmpl w:val="D854C4B8"/>
@@ -44039,7 +45322,7 @@
       </w:rPr>
     </w:lvl>
   </w:abstractNum>
-  <w:abstractNum w:abstractNumId="165" w15:restartNumberingAfterBreak="0">
+  <w:abstractNum w:abstractNumId="167" w15:restartNumberingAfterBreak="0">
     <w:nsid w:val="70A71306"/>
     <w:multiLevelType w:val="hybridMultilevel"/>
     <w:tmpl w:val="DE60CC28"/>
@@ -44130,7 +45413,7 @@
       </w:pPr>
     </w:lvl>
   </w:abstractNum>
-  <w:abstractNum w:abstractNumId="166" w15:restartNumberingAfterBreak="0">
+  <w:abstractNum w:abstractNumId="168" w15:restartNumberingAfterBreak="0">
     <w:nsid w:val="714E1223"/>
     <w:multiLevelType w:val="multilevel"/>
     <w:tmpl w:val="E9B43C64"/>
@@ -44243,7 +45526,7 @@
       </w:rPr>
     </w:lvl>
   </w:abstractNum>
-  <w:abstractNum w:abstractNumId="167" w15:restartNumberingAfterBreak="0">
+  <w:abstractNum w:abstractNumId="169" w15:restartNumberingAfterBreak="0">
     <w:nsid w:val="716C7AB0"/>
     <w:multiLevelType w:val="hybridMultilevel"/>
     <w:tmpl w:val="FAF4EDF2"/>
@@ -44332,7 +45615,7 @@
       </w:pPr>
     </w:lvl>
   </w:abstractNum>
-  <w:abstractNum w:abstractNumId="168" w15:restartNumberingAfterBreak="0">
+  <w:abstractNum w:abstractNumId="170" w15:restartNumberingAfterBreak="0">
     <w:nsid w:val="71B86797"/>
     <w:multiLevelType w:val="hybridMultilevel"/>
     <w:tmpl w:val="A336D7B6"/>
@@ -44421,7 +45704,7 @@
       </w:pPr>
     </w:lvl>
   </w:abstractNum>
-  <w:abstractNum w:abstractNumId="169" w15:restartNumberingAfterBreak="0">
+  <w:abstractNum w:abstractNumId="171" w15:restartNumberingAfterBreak="0">
     <w:nsid w:val="71CA25AB"/>
     <w:multiLevelType w:val="hybridMultilevel"/>
     <w:tmpl w:val="3E300714"/>
@@ -44510,7 +45793,7 @@
       </w:pPr>
     </w:lvl>
   </w:abstractNum>
-  <w:abstractNum w:abstractNumId="170" w15:restartNumberingAfterBreak="0">
+  <w:abstractNum w:abstractNumId="172" w15:restartNumberingAfterBreak="0">
     <w:nsid w:val="71D1371F"/>
     <w:multiLevelType w:val="hybridMultilevel"/>
     <w:tmpl w:val="F746D004"/>
@@ -44599,7 +45882,7 @@
       </w:pPr>
     </w:lvl>
   </w:abstractNum>
-  <w:abstractNum w:abstractNumId="171" w15:restartNumberingAfterBreak="0">
+  <w:abstractNum w:abstractNumId="173" w15:restartNumberingAfterBreak="0">
     <w:nsid w:val="72307B3F"/>
     <w:multiLevelType w:val="multilevel"/>
     <w:tmpl w:val="63E6F95A"/>
@@ -44713,7 +45996,7 @@
       </w:rPr>
     </w:lvl>
   </w:abstractNum>
-  <w:abstractNum w:abstractNumId="172" w15:restartNumberingAfterBreak="0">
+  <w:abstractNum w:abstractNumId="174" w15:restartNumberingAfterBreak="0">
     <w:nsid w:val="7242273E"/>
     <w:multiLevelType w:val="multilevel"/>
     <w:tmpl w:val="157C8CB2"/>
@@ -44826,7 +46109,7 @@
       </w:rPr>
     </w:lvl>
   </w:abstractNum>
-  <w:abstractNum w:abstractNumId="173" w15:restartNumberingAfterBreak="0">
+  <w:abstractNum w:abstractNumId="175" w15:restartNumberingAfterBreak="0">
     <w:nsid w:val="731B3261"/>
     <w:multiLevelType w:val="multilevel"/>
     <w:tmpl w:val="8DE4ED44"/>
@@ -44940,7 +46223,7 @@
       </w:rPr>
     </w:lvl>
   </w:abstractNum>
-  <w:abstractNum w:abstractNumId="174" w15:restartNumberingAfterBreak="0">
+  <w:abstractNum w:abstractNumId="176" w15:restartNumberingAfterBreak="0">
     <w:nsid w:val="734C6EAF"/>
     <w:multiLevelType w:val="hybridMultilevel"/>
     <w:tmpl w:val="DF3C7D86"/>
@@ -45053,7 +46336,7 @@
       </w:rPr>
     </w:lvl>
   </w:abstractNum>
-  <w:abstractNum w:abstractNumId="175" w15:restartNumberingAfterBreak="0">
+  <w:abstractNum w:abstractNumId="177" w15:restartNumberingAfterBreak="0">
     <w:nsid w:val="7397336A"/>
     <w:multiLevelType w:val="hybridMultilevel"/>
     <w:tmpl w:val="F9B8B5AC"/>
@@ -45142,7 +46425,7 @@
       </w:pPr>
     </w:lvl>
   </w:abstractNum>
-  <w:abstractNum w:abstractNumId="176" w15:restartNumberingAfterBreak="0">
+  <w:abstractNum w:abstractNumId="178" w15:restartNumberingAfterBreak="0">
     <w:nsid w:val="74CD3BE3"/>
     <w:multiLevelType w:val="hybridMultilevel"/>
     <w:tmpl w:val="5F3AB558"/>
@@ -45231,7 +46514,7 @@
       </w:pPr>
     </w:lvl>
   </w:abstractNum>
-  <w:abstractNum w:abstractNumId="177" w15:restartNumberingAfterBreak="0">
+  <w:abstractNum w:abstractNumId="179" w15:restartNumberingAfterBreak="0">
     <w:nsid w:val="75A4756B"/>
     <w:multiLevelType w:val="multilevel"/>
     <w:tmpl w:val="C3982EBA"/>
@@ -45345,7 +46628,7 @@
       </w:rPr>
     </w:lvl>
   </w:abstractNum>
-  <w:abstractNum w:abstractNumId="178" w15:restartNumberingAfterBreak="0">
+  <w:abstractNum w:abstractNumId="180" w15:restartNumberingAfterBreak="0">
     <w:nsid w:val="75AE6CE5"/>
     <w:multiLevelType w:val="hybridMultilevel"/>
     <w:tmpl w:val="A59284FE"/>
@@ -45434,7 +46717,7 @@
       </w:pPr>
     </w:lvl>
   </w:abstractNum>
-  <w:abstractNum w:abstractNumId="179" w15:restartNumberingAfterBreak="0">
+  <w:abstractNum w:abstractNumId="181" w15:restartNumberingAfterBreak="0">
     <w:nsid w:val="764926A0"/>
     <w:multiLevelType w:val="multilevel"/>
     <w:tmpl w:val="18605C2A"/>
@@ -45544,7 +46827,7 @@
       </w:rPr>
     </w:lvl>
   </w:abstractNum>
-  <w:abstractNum w:abstractNumId="180" w15:restartNumberingAfterBreak="0">
+  <w:abstractNum w:abstractNumId="182" w15:restartNumberingAfterBreak="0">
     <w:nsid w:val="76643690"/>
     <w:multiLevelType w:val="hybridMultilevel"/>
     <w:tmpl w:val="FEB61CC0"/>
@@ -45657,7 +46940,7 @@
       </w:rPr>
     </w:lvl>
   </w:abstractNum>
-  <w:abstractNum w:abstractNumId="181" w15:restartNumberingAfterBreak="0">
+  <w:abstractNum w:abstractNumId="183" w15:restartNumberingAfterBreak="0">
     <w:nsid w:val="7677723F"/>
     <w:multiLevelType w:val="hybridMultilevel"/>
     <w:tmpl w:val="12E067BA"/>
@@ -45746,7 +47029,7 @@
       </w:pPr>
     </w:lvl>
   </w:abstractNum>
-  <w:abstractNum w:abstractNumId="182" w15:restartNumberingAfterBreak="0">
+  <w:abstractNum w:abstractNumId="184" w15:restartNumberingAfterBreak="0">
     <w:nsid w:val="77902606"/>
     <w:multiLevelType w:val="hybridMultilevel"/>
     <w:tmpl w:val="B2028FDA"/>
@@ -45859,7 +47142,7 @@
       </w:rPr>
     </w:lvl>
   </w:abstractNum>
-  <w:abstractNum w:abstractNumId="183" w15:restartNumberingAfterBreak="0">
+  <w:abstractNum w:abstractNumId="185" w15:restartNumberingAfterBreak="0">
     <w:nsid w:val="787C719B"/>
     <w:multiLevelType w:val="multilevel"/>
     <w:tmpl w:val="870438E4"/>
@@ -45978,7 +47261,7 @@
       </w:rPr>
     </w:lvl>
   </w:abstractNum>
-  <w:abstractNum w:abstractNumId="184" w15:restartNumberingAfterBreak="0">
+  <w:abstractNum w:abstractNumId="186" w15:restartNumberingAfterBreak="0">
     <w:nsid w:val="79074EA6"/>
     <w:multiLevelType w:val="multilevel"/>
     <w:tmpl w:val="FD30CA24"/>
@@ -46097,7 +47380,7 @@
       </w:rPr>
     </w:lvl>
   </w:abstractNum>
-  <w:abstractNum w:abstractNumId="185" w15:restartNumberingAfterBreak="0">
+  <w:abstractNum w:abstractNumId="187" w15:restartNumberingAfterBreak="0">
     <w:nsid w:val="797A2198"/>
     <w:multiLevelType w:val="multilevel"/>
     <w:tmpl w:val="598CB8E0"/>
@@ -46217,7 +47500,7 @@
       </w:rPr>
     </w:lvl>
   </w:abstractNum>
-  <w:abstractNum w:abstractNumId="186" w15:restartNumberingAfterBreak="0">
+  <w:abstractNum w:abstractNumId="188" w15:restartNumberingAfterBreak="0">
     <w:nsid w:val="799B7C6A"/>
     <w:multiLevelType w:val="multilevel"/>
     <w:tmpl w:val="CE201BBA"/>
@@ -46338,7 +47621,7 @@
       </w:rPr>
     </w:lvl>
   </w:abstractNum>
-  <w:abstractNum w:abstractNumId="187" w15:restartNumberingAfterBreak="0">
+  <w:abstractNum w:abstractNumId="189" w15:restartNumberingAfterBreak="0">
     <w:nsid w:val="7A1666CF"/>
     <w:multiLevelType w:val="hybridMultilevel"/>
     <w:tmpl w:val="A5C4F5D4"/>
@@ -46427,7 +47710,7 @@
       </w:pPr>
     </w:lvl>
   </w:abstractNum>
-  <w:abstractNum w:abstractNumId="188" w15:restartNumberingAfterBreak="0">
+  <w:abstractNum w:abstractNumId="190" w15:restartNumberingAfterBreak="0">
     <w:nsid w:val="7B314E19"/>
     <w:multiLevelType w:val="multilevel"/>
     <w:tmpl w:val="CE201BBA"/>
@@ -46548,7 +47831,7 @@
       </w:rPr>
     </w:lvl>
   </w:abstractNum>
-  <w:abstractNum w:abstractNumId="189" w15:restartNumberingAfterBreak="0">
+  <w:abstractNum w:abstractNumId="191" w15:restartNumberingAfterBreak="0">
     <w:nsid w:val="7B6E771C"/>
     <w:multiLevelType w:val="hybridMultilevel"/>
     <w:tmpl w:val="978C7B50"/>
@@ -46670,7 +47953,7 @@
       </w:rPr>
     </w:lvl>
   </w:abstractNum>
-  <w:abstractNum w:abstractNumId="190" w15:restartNumberingAfterBreak="0">
+  <w:abstractNum w:abstractNumId="192" w15:restartNumberingAfterBreak="0">
     <w:nsid w:val="7B9F6900"/>
     <w:multiLevelType w:val="hybridMultilevel"/>
     <w:tmpl w:val="5F1ACB5A"/>
@@ -46783,7 +48066,7 @@
       </w:rPr>
     </w:lvl>
   </w:abstractNum>
-  <w:abstractNum w:abstractNumId="191" w15:restartNumberingAfterBreak="0">
+  <w:abstractNum w:abstractNumId="193" w15:restartNumberingAfterBreak="0">
     <w:nsid w:val="7BCF0FEC"/>
     <w:multiLevelType w:val="hybridMultilevel"/>
     <w:tmpl w:val="0056225E"/>
@@ -46896,7 +48179,7 @@
       </w:rPr>
     </w:lvl>
   </w:abstractNum>
-  <w:abstractNum w:abstractNumId="192" w15:restartNumberingAfterBreak="0">
+  <w:abstractNum w:abstractNumId="194" w15:restartNumberingAfterBreak="0">
     <w:nsid w:val="7C256729"/>
     <w:multiLevelType w:val="multilevel"/>
     <w:tmpl w:val="63E6F95A"/>
@@ -47010,7 +48293,7 @@
       </w:rPr>
     </w:lvl>
   </w:abstractNum>
-  <w:abstractNum w:abstractNumId="193" w15:restartNumberingAfterBreak="0">
+  <w:abstractNum w:abstractNumId="195" w15:restartNumberingAfterBreak="0">
     <w:nsid w:val="7C510247"/>
     <w:multiLevelType w:val="hybridMultilevel"/>
     <w:tmpl w:val="DE60CC28"/>
@@ -47101,7 +48384,7 @@
       </w:pPr>
     </w:lvl>
   </w:abstractNum>
-  <w:abstractNum w:abstractNumId="194" w15:restartNumberingAfterBreak="0">
+  <w:abstractNum w:abstractNumId="196" w15:restartNumberingAfterBreak="0">
     <w:nsid w:val="7D0B62A5"/>
     <w:multiLevelType w:val="hybridMultilevel"/>
     <w:tmpl w:val="A0566EB8"/>
@@ -47213,7 +48496,7 @@
       </w:rPr>
     </w:lvl>
   </w:abstractNum>
-  <w:abstractNum w:abstractNumId="195" w15:restartNumberingAfterBreak="0">
+  <w:abstractNum w:abstractNumId="197" w15:restartNumberingAfterBreak="0">
     <w:nsid w:val="7D184E91"/>
     <w:multiLevelType w:val="hybridMultilevel"/>
     <w:tmpl w:val="2F8C82D8"/>
@@ -47304,7 +48587,7 @@
       </w:pPr>
     </w:lvl>
   </w:abstractNum>
-  <w:abstractNum w:abstractNumId="196" w15:restartNumberingAfterBreak="0">
+  <w:abstractNum w:abstractNumId="198" w15:restartNumberingAfterBreak="0">
     <w:nsid w:val="7EB40E4C"/>
     <w:multiLevelType w:val="multilevel"/>
     <w:tmpl w:val="2D5C8DA4"/>
@@ -47417,7 +48700,7 @@
       </w:rPr>
     </w:lvl>
   </w:abstractNum>
-  <w:abstractNum w:abstractNumId="197" w15:restartNumberingAfterBreak="0">
+  <w:abstractNum w:abstractNumId="199" w15:restartNumberingAfterBreak="0">
     <w:nsid w:val="7F635376"/>
     <w:multiLevelType w:val="hybridMultilevel"/>
     <w:tmpl w:val="4A5E6248"/>
@@ -47506,7 +48789,7 @@
       </w:pPr>
     </w:lvl>
   </w:abstractNum>
-  <w:abstractNum w:abstractNumId="198" w15:restartNumberingAfterBreak="0">
+  <w:abstractNum w:abstractNumId="200" w15:restartNumberingAfterBreak="0">
     <w:nsid w:val="7F6F27AB"/>
     <w:multiLevelType w:val="hybridMultilevel"/>
     <w:tmpl w:val="F5844F54"/>
@@ -47596,325 +48879,325 @@
     </w:lvl>
   </w:abstractNum>
   <w:num w:numId="1" w16cid:durableId="2082672090">
-    <w:abstractNumId w:val="73"/>
+    <w:abstractNumId w:val="74"/>
   </w:num>
   <w:num w:numId="2" w16cid:durableId="314114715">
-    <w:abstractNumId w:val="126"/>
+    <w:abstractNumId w:val="128"/>
   </w:num>
   <w:num w:numId="3" w16cid:durableId="685525288">
-    <w:abstractNumId w:val="191"/>
+    <w:abstractNumId w:val="193"/>
   </w:num>
   <w:num w:numId="4" w16cid:durableId="1470324585">
+    <w:abstractNumId w:val="124"/>
+  </w:num>
+  <w:num w:numId="5" w16cid:durableId="423915302">
     <w:abstractNumId w:val="122"/>
   </w:num>
-  <w:num w:numId="5" w16cid:durableId="423915302">
-    <w:abstractNumId w:val="120"/>
-  </w:num>
   <w:num w:numId="6" w16cid:durableId="1448086186">
-    <w:abstractNumId w:val="88"/>
+    <w:abstractNumId w:val="89"/>
   </w:num>
   <w:num w:numId="7" w16cid:durableId="1095125916">
-    <w:abstractNumId w:val="194"/>
+    <w:abstractNumId w:val="196"/>
   </w:num>
   <w:num w:numId="8" w16cid:durableId="1983148273">
-    <w:abstractNumId w:val="95"/>
+    <w:abstractNumId w:val="96"/>
   </w:num>
   <w:num w:numId="9" w16cid:durableId="561520801">
-    <w:abstractNumId w:val="60"/>
+    <w:abstractNumId w:val="61"/>
   </w:num>
   <w:num w:numId="10" w16cid:durableId="185683251">
-    <w:abstractNumId w:val="71"/>
+    <w:abstractNumId w:val="72"/>
   </w:num>
   <w:num w:numId="11" w16cid:durableId="1624533046">
-    <w:abstractNumId w:val="57"/>
+    <w:abstractNumId w:val="58"/>
   </w:num>
   <w:num w:numId="12" w16cid:durableId="731656706">
-    <w:abstractNumId w:val="131"/>
+    <w:abstractNumId w:val="133"/>
   </w:num>
   <w:num w:numId="13" w16cid:durableId="584538800">
-    <w:abstractNumId w:val="106"/>
+    <w:abstractNumId w:val="107"/>
   </w:num>
   <w:num w:numId="14" w16cid:durableId="1425151814">
-    <w:abstractNumId w:val="138"/>
+    <w:abstractNumId w:val="140"/>
   </w:num>
   <w:num w:numId="15" w16cid:durableId="65614482">
     <w:abstractNumId w:val="16"/>
   </w:num>
   <w:num w:numId="16" w16cid:durableId="1422411082">
-    <w:abstractNumId w:val="69"/>
+    <w:abstractNumId w:val="70"/>
   </w:num>
   <w:num w:numId="17" w16cid:durableId="1518732472">
+    <w:abstractNumId w:val="156"/>
+  </w:num>
+  <w:num w:numId="18" w16cid:durableId="811871387">
+    <w:abstractNumId w:val="43"/>
+  </w:num>
+  <w:num w:numId="19" w16cid:durableId="2101367067">
+    <w:abstractNumId w:val="81"/>
+  </w:num>
+  <w:num w:numId="20" w16cid:durableId="998388752">
+    <w:abstractNumId w:val="57"/>
+  </w:num>
+  <w:num w:numId="21" w16cid:durableId="449201438">
+    <w:abstractNumId w:val="50"/>
+  </w:num>
+  <w:num w:numId="22" w16cid:durableId="1431928571">
+    <w:abstractNumId w:val="125"/>
+  </w:num>
+  <w:num w:numId="23" w16cid:durableId="1195079577">
+    <w:abstractNumId w:val="153"/>
+  </w:num>
+  <w:num w:numId="24" w16cid:durableId="1986736072">
+    <w:abstractNumId w:val="34"/>
+  </w:num>
+  <w:num w:numId="25" w16cid:durableId="1298992526">
     <w:abstractNumId w:val="154"/>
   </w:num>
-  <w:num w:numId="18" w16cid:durableId="811871387">
-    <w:abstractNumId w:val="42"/>
-  </w:num>
-  <w:num w:numId="19" w16cid:durableId="2101367067">
-    <w:abstractNumId w:val="80"/>
-  </w:num>
-  <w:num w:numId="20" w16cid:durableId="998388752">
-    <w:abstractNumId w:val="56"/>
-  </w:num>
-  <w:num w:numId="21" w16cid:durableId="449201438">
-    <w:abstractNumId w:val="49"/>
-  </w:num>
-  <w:num w:numId="22" w16cid:durableId="1431928571">
-    <w:abstractNumId w:val="123"/>
-  </w:num>
-  <w:num w:numId="23" w16cid:durableId="1195079577">
-    <w:abstractNumId w:val="151"/>
-  </w:num>
-  <w:num w:numId="24" w16cid:durableId="1986736072">
-    <w:abstractNumId w:val="33"/>
-  </w:num>
-  <w:num w:numId="25" w16cid:durableId="1298992526">
-    <w:abstractNumId w:val="152"/>
-  </w:num>
   <w:num w:numId="26" w16cid:durableId="902443818">
-    <w:abstractNumId w:val="173"/>
+    <w:abstractNumId w:val="175"/>
   </w:num>
   <w:num w:numId="27" w16cid:durableId="186136268">
     <w:abstractNumId w:val="18"/>
   </w:num>
   <w:num w:numId="28" w16cid:durableId="1883441132">
-    <w:abstractNumId w:val="113"/>
+    <w:abstractNumId w:val="114"/>
   </w:num>
   <w:num w:numId="29" w16cid:durableId="601449255">
-    <w:abstractNumId w:val="132"/>
+    <w:abstractNumId w:val="134"/>
   </w:num>
   <w:num w:numId="30" w16cid:durableId="175996811">
-    <w:abstractNumId w:val="62"/>
+    <w:abstractNumId w:val="63"/>
   </w:num>
   <w:num w:numId="31" w16cid:durableId="1177888697">
-    <w:abstractNumId w:val="99"/>
+    <w:abstractNumId w:val="100"/>
   </w:num>
   <w:num w:numId="32" w16cid:durableId="329716771">
-    <w:abstractNumId w:val="190"/>
+    <w:abstractNumId w:val="192"/>
   </w:num>
   <w:num w:numId="33" w16cid:durableId="1176729154">
-    <w:abstractNumId w:val="163"/>
+    <w:abstractNumId w:val="165"/>
   </w:num>
   <w:num w:numId="34" w16cid:durableId="368605568">
-    <w:abstractNumId w:val="111"/>
+    <w:abstractNumId w:val="112"/>
   </w:num>
   <w:num w:numId="35" w16cid:durableId="49573493">
-    <w:abstractNumId w:val="67"/>
+    <w:abstractNumId w:val="68"/>
   </w:num>
   <w:num w:numId="36" w16cid:durableId="1033337914">
-    <w:abstractNumId w:val="189"/>
+    <w:abstractNumId w:val="191"/>
   </w:num>
   <w:num w:numId="37" w16cid:durableId="438720950">
-    <w:abstractNumId w:val="185"/>
+    <w:abstractNumId w:val="187"/>
   </w:num>
   <w:num w:numId="38" w16cid:durableId="1411194822">
-    <w:abstractNumId w:val="48"/>
+    <w:abstractNumId w:val="49"/>
   </w:num>
   <w:num w:numId="39" w16cid:durableId="778567955">
     <w:abstractNumId w:val="6"/>
   </w:num>
   <w:num w:numId="40" w16cid:durableId="1937861021">
-    <w:abstractNumId w:val="197"/>
+    <w:abstractNumId w:val="199"/>
   </w:num>
   <w:num w:numId="41" w16cid:durableId="1854299383">
     <w:abstractNumId w:val="7"/>
   </w:num>
   <w:num w:numId="42" w16cid:durableId="971792226">
-    <w:abstractNumId w:val="78"/>
+    <w:abstractNumId w:val="79"/>
   </w:num>
   <w:num w:numId="43" w16cid:durableId="165563800">
-    <w:abstractNumId w:val="147"/>
+    <w:abstractNumId w:val="149"/>
   </w:num>
   <w:num w:numId="44" w16cid:durableId="2049334856">
-    <w:abstractNumId w:val="133"/>
+    <w:abstractNumId w:val="135"/>
   </w:num>
   <w:num w:numId="45" w16cid:durableId="681129033">
-    <w:abstractNumId w:val="46"/>
+    <w:abstractNumId w:val="47"/>
   </w:num>
   <w:num w:numId="46" w16cid:durableId="606037534">
-    <w:abstractNumId w:val="44"/>
+    <w:abstractNumId w:val="45"/>
   </w:num>
   <w:num w:numId="47" w16cid:durableId="1633438322">
-    <w:abstractNumId w:val="37"/>
+    <w:abstractNumId w:val="38"/>
   </w:num>
   <w:num w:numId="48" w16cid:durableId="995955720">
-    <w:abstractNumId w:val="84"/>
+    <w:abstractNumId w:val="85"/>
   </w:num>
   <w:num w:numId="49" w16cid:durableId="470749293">
-    <w:abstractNumId w:val="100"/>
+    <w:abstractNumId w:val="101"/>
   </w:num>
   <w:num w:numId="50" w16cid:durableId="1401444492">
-    <w:abstractNumId w:val="178"/>
+    <w:abstractNumId w:val="180"/>
   </w:num>
   <w:num w:numId="51" w16cid:durableId="1046098707">
-    <w:abstractNumId w:val="101"/>
+    <w:abstractNumId w:val="102"/>
   </w:num>
   <w:num w:numId="52" w16cid:durableId="452872185">
-    <w:abstractNumId w:val="142"/>
+    <w:abstractNumId w:val="144"/>
   </w:num>
   <w:num w:numId="53" w16cid:durableId="1609772292">
-    <w:abstractNumId w:val="112"/>
+    <w:abstractNumId w:val="113"/>
   </w:num>
   <w:num w:numId="54" w16cid:durableId="630667921">
     <w:abstractNumId w:val="13"/>
   </w:num>
   <w:num w:numId="55" w16cid:durableId="243489234">
-    <w:abstractNumId w:val="34"/>
+    <w:abstractNumId w:val="35"/>
   </w:num>
   <w:num w:numId="56" w16cid:durableId="331690982">
     <w:abstractNumId w:val="5"/>
   </w:num>
   <w:num w:numId="57" w16cid:durableId="1076123636">
-    <w:abstractNumId w:val="128"/>
+    <w:abstractNumId w:val="130"/>
   </w:num>
   <w:num w:numId="58" w16cid:durableId="2052881458">
+    <w:abstractNumId w:val="170"/>
+  </w:num>
+  <w:num w:numId="59" w16cid:durableId="1419673312">
+    <w:abstractNumId w:val="158"/>
+  </w:num>
+  <w:num w:numId="60" w16cid:durableId="828443261">
+    <w:abstractNumId w:val="160"/>
+  </w:num>
+  <w:num w:numId="61" w16cid:durableId="332726286">
     <w:abstractNumId w:val="168"/>
   </w:num>
-  <w:num w:numId="59" w16cid:durableId="1419673312">
-    <w:abstractNumId w:val="156"/>
-  </w:num>
-  <w:num w:numId="60" w16cid:durableId="828443261">
-    <w:abstractNumId w:val="158"/>
-  </w:num>
-  <w:num w:numId="61" w16cid:durableId="332726286">
-    <w:abstractNumId w:val="166"/>
-  </w:num>
   <w:num w:numId="62" w16cid:durableId="1422139091">
-    <w:abstractNumId w:val="107"/>
+    <w:abstractNumId w:val="108"/>
   </w:num>
   <w:num w:numId="63" w16cid:durableId="1036155786">
-    <w:abstractNumId w:val="21"/>
+    <w:abstractNumId w:val="22"/>
   </w:num>
   <w:num w:numId="64" w16cid:durableId="521825282">
-    <w:abstractNumId w:val="66"/>
+    <w:abstractNumId w:val="67"/>
   </w:num>
   <w:num w:numId="65" w16cid:durableId="1452162710">
+    <w:abstractNumId w:val="150"/>
+  </w:num>
+  <w:num w:numId="66" w16cid:durableId="1380519156">
     <w:abstractNumId w:val="148"/>
   </w:num>
-  <w:num w:numId="66" w16cid:durableId="1380519156">
-    <w:abstractNumId w:val="146"/>
-  </w:num>
   <w:num w:numId="67" w16cid:durableId="224145046">
-    <w:abstractNumId w:val="91"/>
+    <w:abstractNumId w:val="92"/>
   </w:num>
   <w:num w:numId="68" w16cid:durableId="2103067972">
-    <w:abstractNumId w:val="140"/>
+    <w:abstractNumId w:val="142"/>
   </w:num>
   <w:num w:numId="69" w16cid:durableId="44961173">
-    <w:abstractNumId w:val="121"/>
+    <w:abstractNumId w:val="123"/>
   </w:num>
   <w:num w:numId="70" w16cid:durableId="992828051">
-    <w:abstractNumId w:val="141"/>
+    <w:abstractNumId w:val="143"/>
   </w:num>
   <w:num w:numId="71" w16cid:durableId="150873167">
-    <w:abstractNumId w:val="27"/>
+    <w:abstractNumId w:val="28"/>
   </w:num>
   <w:num w:numId="72" w16cid:durableId="795759766">
     <w:abstractNumId w:val="14"/>
   </w:num>
   <w:num w:numId="73" w16cid:durableId="1041399205">
-    <w:abstractNumId w:val="169"/>
+    <w:abstractNumId w:val="171"/>
   </w:num>
   <w:num w:numId="74" w16cid:durableId="1885293532">
-    <w:abstractNumId w:val="137"/>
+    <w:abstractNumId w:val="139"/>
   </w:num>
   <w:num w:numId="75" w16cid:durableId="195318451">
-    <w:abstractNumId w:val="187"/>
+    <w:abstractNumId w:val="189"/>
   </w:num>
   <w:num w:numId="76" w16cid:durableId="1472476798">
-    <w:abstractNumId w:val="77"/>
+    <w:abstractNumId w:val="78"/>
   </w:num>
   <w:num w:numId="77" w16cid:durableId="1314525502">
     <w:abstractNumId w:val="1"/>
   </w:num>
   <w:num w:numId="78" w16cid:durableId="737366881">
-    <w:abstractNumId w:val="116"/>
+    <w:abstractNumId w:val="117"/>
   </w:num>
   <w:num w:numId="79" w16cid:durableId="36198798">
-    <w:abstractNumId w:val="170"/>
+    <w:abstractNumId w:val="172"/>
   </w:num>
   <w:num w:numId="80" w16cid:durableId="1424961056">
-    <w:abstractNumId w:val="20"/>
+    <w:abstractNumId w:val="21"/>
   </w:num>
   <w:num w:numId="81" w16cid:durableId="762384154">
     <w:abstractNumId w:val="3"/>
   </w:num>
   <w:num w:numId="82" w16cid:durableId="457143882">
-    <w:abstractNumId w:val="22"/>
+    <w:abstractNumId w:val="23"/>
   </w:num>
   <w:num w:numId="83" w16cid:durableId="1412046593">
-    <w:abstractNumId w:val="176"/>
+    <w:abstractNumId w:val="178"/>
   </w:num>
   <w:num w:numId="84" w16cid:durableId="818499101">
-    <w:abstractNumId w:val="157"/>
+    <w:abstractNumId w:val="159"/>
   </w:num>
   <w:num w:numId="85" w16cid:durableId="1900826974">
-    <w:abstractNumId w:val="85"/>
+    <w:abstractNumId w:val="86"/>
   </w:num>
   <w:num w:numId="86" w16cid:durableId="1396781837">
+    <w:abstractNumId w:val="99"/>
+  </w:num>
+  <w:num w:numId="87" w16cid:durableId="884222865">
+    <w:abstractNumId w:val="200"/>
+  </w:num>
+  <w:num w:numId="88" w16cid:durableId="310869903">
+    <w:abstractNumId w:val="179"/>
+  </w:num>
+  <w:num w:numId="89" w16cid:durableId="1432506722">
+    <w:abstractNumId w:val="80"/>
+  </w:num>
+  <w:num w:numId="90" w16cid:durableId="1558664898">
+    <w:abstractNumId w:val="103"/>
+  </w:num>
+  <w:num w:numId="91" w16cid:durableId="722484071">
+    <w:abstractNumId w:val="41"/>
+  </w:num>
+  <w:num w:numId="92" w16cid:durableId="653024234">
+    <w:abstractNumId w:val="46"/>
+  </w:num>
+  <w:num w:numId="93" w16cid:durableId="1541476576">
+    <w:abstractNumId w:val="167"/>
+  </w:num>
+  <w:num w:numId="94" w16cid:durableId="137458985">
+    <w:abstractNumId w:val="26"/>
+  </w:num>
+  <w:num w:numId="95" w16cid:durableId="1801460549">
+    <w:abstractNumId w:val="132"/>
+  </w:num>
+  <w:num w:numId="96" w16cid:durableId="1846549382">
+    <w:abstractNumId w:val="115"/>
+  </w:num>
+  <w:num w:numId="97" w16cid:durableId="243420011">
+    <w:abstractNumId w:val="105"/>
+  </w:num>
+  <w:num w:numId="98" w16cid:durableId="423842724">
+    <w:abstractNumId w:val="127"/>
+  </w:num>
+  <w:num w:numId="99" w16cid:durableId="193925308">
     <w:abstractNumId w:val="98"/>
   </w:num>
-  <w:num w:numId="87" w16cid:durableId="884222865">
-    <w:abstractNumId w:val="198"/>
-  </w:num>
-  <w:num w:numId="88" w16cid:durableId="310869903">
-    <w:abstractNumId w:val="177"/>
-  </w:num>
-  <w:num w:numId="89" w16cid:durableId="1432506722">
-    <w:abstractNumId w:val="79"/>
-  </w:num>
-  <w:num w:numId="90" w16cid:durableId="1558664898">
-    <w:abstractNumId w:val="102"/>
-  </w:num>
-  <w:num w:numId="91" w16cid:durableId="722484071">
-    <w:abstractNumId w:val="40"/>
-  </w:num>
-  <w:num w:numId="92" w16cid:durableId="653024234">
-    <w:abstractNumId w:val="45"/>
-  </w:num>
-  <w:num w:numId="93" w16cid:durableId="1541476576">
-    <w:abstractNumId w:val="165"/>
-  </w:num>
-  <w:num w:numId="94" w16cid:durableId="137458985">
-    <w:abstractNumId w:val="25"/>
-  </w:num>
-  <w:num w:numId="95" w16cid:durableId="1801460549">
-    <w:abstractNumId w:val="130"/>
-  </w:num>
-  <w:num w:numId="96" w16cid:durableId="1846549382">
-    <w:abstractNumId w:val="114"/>
-  </w:num>
-  <w:num w:numId="97" w16cid:durableId="243420011">
-    <w:abstractNumId w:val="104"/>
-  </w:num>
-  <w:num w:numId="98" w16cid:durableId="423842724">
-    <w:abstractNumId w:val="125"/>
-  </w:num>
-  <w:num w:numId="99" w16cid:durableId="193925308">
-    <w:abstractNumId w:val="97"/>
-  </w:num>
   <w:num w:numId="100" w16cid:durableId="1117913321">
-    <w:abstractNumId w:val="193"/>
+    <w:abstractNumId w:val="195"/>
   </w:num>
   <w:num w:numId="101" w16cid:durableId="702831607">
-    <w:abstractNumId w:val="118"/>
+    <w:abstractNumId w:val="120"/>
   </w:num>
   <w:num w:numId="102" w16cid:durableId="1303316170">
     <w:abstractNumId w:val="15"/>
   </w:num>
   <w:num w:numId="103" w16cid:durableId="499471138">
-    <w:abstractNumId w:val="186"/>
+    <w:abstractNumId w:val="188"/>
   </w:num>
   <w:num w:numId="104" w16cid:durableId="4670671">
-    <w:abstractNumId w:val="38"/>
+    <w:abstractNumId w:val="39"/>
   </w:num>
   <w:num w:numId="105" w16cid:durableId="130829867">
-    <w:abstractNumId w:val="167"/>
+    <w:abstractNumId w:val="169"/>
   </w:num>
   <w:num w:numId="106" w16cid:durableId="437676985">
     <w:abstractNumId w:val="0"/>
   </w:num>
   <w:num w:numId="107" w16cid:durableId="1859199051">
-    <w:abstractNumId w:val="54"/>
+    <w:abstractNumId w:val="55"/>
   </w:num>
   <w:num w:numId="108" w16cid:durableId="581140327">
     <w:abstractNumId w:val="17"/>
@@ -47926,271 +49209,277 @@
     <w:abstractNumId w:val="12"/>
   </w:num>
   <w:num w:numId="111" w16cid:durableId="1236206523">
-    <w:abstractNumId w:val="105"/>
+    <w:abstractNumId w:val="106"/>
   </w:num>
   <w:num w:numId="112" w16cid:durableId="1109396711">
-    <w:abstractNumId w:val="153"/>
+    <w:abstractNumId w:val="155"/>
   </w:num>
   <w:num w:numId="113" w16cid:durableId="1036588345">
-    <w:abstractNumId w:val="31"/>
+    <w:abstractNumId w:val="32"/>
   </w:num>
   <w:num w:numId="114" w16cid:durableId="1384253388">
-    <w:abstractNumId w:val="59"/>
+    <w:abstractNumId w:val="60"/>
   </w:num>
   <w:num w:numId="115" w16cid:durableId="1370688942">
-    <w:abstractNumId w:val="41"/>
+    <w:abstractNumId w:val="42"/>
   </w:num>
   <w:num w:numId="116" w16cid:durableId="1831406328">
-    <w:abstractNumId w:val="76"/>
+    <w:abstractNumId w:val="77"/>
   </w:num>
   <w:num w:numId="117" w16cid:durableId="1881239888">
-    <w:abstractNumId w:val="24"/>
+    <w:abstractNumId w:val="25"/>
   </w:num>
   <w:num w:numId="118" w16cid:durableId="1408847941">
-    <w:abstractNumId w:val="51"/>
+    <w:abstractNumId w:val="52"/>
   </w:num>
   <w:num w:numId="119" w16cid:durableId="868640654">
-    <w:abstractNumId w:val="182"/>
+    <w:abstractNumId w:val="184"/>
   </w:num>
   <w:num w:numId="120" w16cid:durableId="2097088881">
-    <w:abstractNumId w:val="87"/>
+    <w:abstractNumId w:val="88"/>
   </w:num>
   <w:num w:numId="121" w16cid:durableId="2004119248">
-    <w:abstractNumId w:val="94"/>
+    <w:abstractNumId w:val="95"/>
   </w:num>
   <w:num w:numId="122" w16cid:durableId="2061786773">
-    <w:abstractNumId w:val="174"/>
+    <w:abstractNumId w:val="176"/>
   </w:num>
   <w:num w:numId="123" w16cid:durableId="1409888927">
-    <w:abstractNumId w:val="161"/>
+    <w:abstractNumId w:val="163"/>
   </w:num>
   <w:num w:numId="124" w16cid:durableId="898368899">
-    <w:abstractNumId w:val="35"/>
+    <w:abstractNumId w:val="36"/>
   </w:num>
   <w:num w:numId="125" w16cid:durableId="611516765">
-    <w:abstractNumId w:val="149"/>
+    <w:abstractNumId w:val="151"/>
   </w:num>
   <w:num w:numId="126" w16cid:durableId="85157806">
-    <w:abstractNumId w:val="26"/>
+    <w:abstractNumId w:val="27"/>
   </w:num>
   <w:num w:numId="127" w16cid:durableId="1051608953">
-    <w:abstractNumId w:val="134"/>
+    <w:abstractNumId w:val="136"/>
   </w:num>
   <w:num w:numId="128" w16cid:durableId="1100881178">
-    <w:abstractNumId w:val="150"/>
+    <w:abstractNumId w:val="152"/>
   </w:num>
   <w:num w:numId="129" w16cid:durableId="886529730">
-    <w:abstractNumId w:val="30"/>
+    <w:abstractNumId w:val="31"/>
   </w:num>
   <w:num w:numId="130" w16cid:durableId="2004353238">
     <w:abstractNumId w:val="2"/>
   </w:num>
   <w:num w:numId="131" w16cid:durableId="1784307102">
-    <w:abstractNumId w:val="188"/>
+    <w:abstractNumId w:val="190"/>
   </w:num>
   <w:num w:numId="132" w16cid:durableId="1922137504">
-    <w:abstractNumId w:val="179"/>
+    <w:abstractNumId w:val="181"/>
   </w:num>
   <w:num w:numId="133" w16cid:durableId="392702350">
-    <w:abstractNumId w:val="50"/>
+    <w:abstractNumId w:val="51"/>
   </w:num>
   <w:num w:numId="134" w16cid:durableId="498619602">
-    <w:abstractNumId w:val="159"/>
+    <w:abstractNumId w:val="161"/>
   </w:num>
   <w:num w:numId="135" w16cid:durableId="1328095938">
-    <w:abstractNumId w:val="145"/>
+    <w:abstractNumId w:val="147"/>
   </w:num>
   <w:num w:numId="136" w16cid:durableId="408040945">
     <w:abstractNumId w:val="19"/>
   </w:num>
   <w:num w:numId="137" w16cid:durableId="1665355065">
-    <w:abstractNumId w:val="52"/>
+    <w:abstractNumId w:val="53"/>
   </w:num>
   <w:num w:numId="138" w16cid:durableId="864443383">
-    <w:abstractNumId w:val="135"/>
+    <w:abstractNumId w:val="137"/>
   </w:num>
   <w:num w:numId="139" w16cid:durableId="1672876168">
+    <w:abstractNumId w:val="164"/>
+  </w:num>
+  <w:num w:numId="140" w16cid:durableId="1974604069">
+    <w:abstractNumId w:val="110"/>
+  </w:num>
+  <w:num w:numId="141" w16cid:durableId="175270565">
     <w:abstractNumId w:val="162"/>
   </w:num>
-  <w:num w:numId="140" w16cid:durableId="1974604069">
-    <w:abstractNumId w:val="109"/>
-  </w:num>
-  <w:num w:numId="141" w16cid:durableId="175270565">
-    <w:abstractNumId w:val="160"/>
-  </w:num>
   <w:num w:numId="142" w16cid:durableId="1326782630">
-    <w:abstractNumId w:val="195"/>
+    <w:abstractNumId w:val="197"/>
   </w:num>
   <w:num w:numId="143" w16cid:durableId="1660421070">
-    <w:abstractNumId w:val="72"/>
+    <w:abstractNumId w:val="73"/>
   </w:num>
   <w:num w:numId="144" w16cid:durableId="1096173890">
-    <w:abstractNumId w:val="23"/>
+    <w:abstractNumId w:val="24"/>
   </w:num>
   <w:num w:numId="145" w16cid:durableId="2041779643">
-    <w:abstractNumId w:val="81"/>
+    <w:abstractNumId w:val="82"/>
   </w:num>
   <w:num w:numId="146" w16cid:durableId="2069262260">
-    <w:abstractNumId w:val="39"/>
+    <w:abstractNumId w:val="40"/>
   </w:num>
   <w:num w:numId="147" w16cid:durableId="969867887">
     <w:abstractNumId w:val="4"/>
   </w:num>
   <w:num w:numId="148" w16cid:durableId="1665204665">
-    <w:abstractNumId w:val="86"/>
+    <w:abstractNumId w:val="87"/>
   </w:num>
   <w:num w:numId="149" w16cid:durableId="970281663">
-    <w:abstractNumId w:val="75"/>
+    <w:abstractNumId w:val="76"/>
   </w:num>
   <w:num w:numId="150" w16cid:durableId="1338727922">
-    <w:abstractNumId w:val="58"/>
+    <w:abstractNumId w:val="59"/>
   </w:num>
   <w:num w:numId="151" w16cid:durableId="705180894">
-    <w:abstractNumId w:val="183"/>
+    <w:abstractNumId w:val="185"/>
   </w:num>
   <w:num w:numId="152" w16cid:durableId="1942646307">
-    <w:abstractNumId w:val="115"/>
+    <w:abstractNumId w:val="116"/>
   </w:num>
   <w:num w:numId="153" w16cid:durableId="1805460404">
-    <w:abstractNumId w:val="184"/>
+    <w:abstractNumId w:val="186"/>
   </w:num>
   <w:num w:numId="154" w16cid:durableId="1869489875">
-    <w:abstractNumId w:val="117"/>
+    <w:abstractNumId w:val="118"/>
   </w:num>
   <w:num w:numId="155" w16cid:durableId="1340307388">
+    <w:abstractNumId w:val="65"/>
+  </w:num>
+  <w:num w:numId="156" w16cid:durableId="1035352750">
+    <w:abstractNumId w:val="30"/>
+  </w:num>
+  <w:num w:numId="157" w16cid:durableId="200094278">
+    <w:abstractNumId w:val="182"/>
+  </w:num>
+  <w:num w:numId="158" w16cid:durableId="729691167">
+    <w:abstractNumId w:val="54"/>
+  </w:num>
+  <w:num w:numId="159" w16cid:durableId="1332639625">
+    <w:abstractNumId w:val="91"/>
+  </w:num>
+  <w:num w:numId="160" w16cid:durableId="224265273">
+    <w:abstractNumId w:val="104"/>
+  </w:num>
+  <w:num w:numId="161" w16cid:durableId="22442895">
     <w:abstractNumId w:val="64"/>
   </w:num>
-  <w:num w:numId="156" w16cid:durableId="1035352750">
-    <w:abstractNumId w:val="29"/>
-  </w:num>
-  <w:num w:numId="157" w16cid:durableId="200094278">
-    <w:abstractNumId w:val="180"/>
-  </w:num>
-  <w:num w:numId="158" w16cid:durableId="729691167">
-    <w:abstractNumId w:val="53"/>
-  </w:num>
-  <w:num w:numId="159" w16cid:durableId="1332639625">
-    <w:abstractNumId w:val="90"/>
-  </w:num>
-  <w:num w:numId="160" w16cid:durableId="224265273">
-    <w:abstractNumId w:val="103"/>
-  </w:num>
-  <w:num w:numId="161" w16cid:durableId="22442895">
-    <w:abstractNumId w:val="63"/>
-  </w:num>
   <w:num w:numId="162" w16cid:durableId="163402234">
-    <w:abstractNumId w:val="127"/>
+    <w:abstractNumId w:val="129"/>
   </w:num>
   <w:num w:numId="163" w16cid:durableId="1893494052">
-    <w:abstractNumId w:val="175"/>
+    <w:abstractNumId w:val="177"/>
   </w:num>
   <w:num w:numId="164" w16cid:durableId="1149175561">
-    <w:abstractNumId w:val="32"/>
+    <w:abstractNumId w:val="33"/>
   </w:num>
   <w:num w:numId="165" w16cid:durableId="348218034">
     <w:abstractNumId w:val="10"/>
   </w:num>
   <w:num w:numId="166" w16cid:durableId="1512455846">
-    <w:abstractNumId w:val="68"/>
+    <w:abstractNumId w:val="69"/>
   </w:num>
   <w:num w:numId="167" w16cid:durableId="748236410">
-    <w:abstractNumId w:val="65"/>
+    <w:abstractNumId w:val="66"/>
   </w:num>
   <w:num w:numId="168" w16cid:durableId="2084527348">
-    <w:abstractNumId w:val="82"/>
+    <w:abstractNumId w:val="83"/>
   </w:num>
   <w:num w:numId="169" w16cid:durableId="462238997">
-    <w:abstractNumId w:val="196"/>
+    <w:abstractNumId w:val="198"/>
   </w:num>
   <w:num w:numId="170" w16cid:durableId="1632899511">
-    <w:abstractNumId w:val="171"/>
+    <w:abstractNumId w:val="173"/>
   </w:num>
   <w:num w:numId="171" w16cid:durableId="1691485676">
-    <w:abstractNumId w:val="119"/>
+    <w:abstractNumId w:val="121"/>
   </w:num>
   <w:num w:numId="172" w16cid:durableId="586841512">
-    <w:abstractNumId w:val="43"/>
+    <w:abstractNumId w:val="44"/>
   </w:num>
   <w:num w:numId="173" w16cid:durableId="590511375">
-    <w:abstractNumId w:val="181"/>
+    <w:abstractNumId w:val="183"/>
   </w:num>
   <w:num w:numId="174" w16cid:durableId="335766048">
-    <w:abstractNumId w:val="96"/>
+    <w:abstractNumId w:val="97"/>
   </w:num>
   <w:num w:numId="175" w16cid:durableId="1132478436">
-    <w:abstractNumId w:val="28"/>
+    <w:abstractNumId w:val="29"/>
   </w:num>
   <w:num w:numId="176" w16cid:durableId="1163081446">
-    <w:abstractNumId w:val="144"/>
+    <w:abstractNumId w:val="146"/>
   </w:num>
   <w:num w:numId="177" w16cid:durableId="1837577142">
-    <w:abstractNumId w:val="47"/>
+    <w:abstractNumId w:val="48"/>
   </w:num>
   <w:num w:numId="178" w16cid:durableId="1664048113">
-    <w:abstractNumId w:val="164"/>
+    <w:abstractNumId w:val="166"/>
   </w:num>
   <w:num w:numId="179" w16cid:durableId="703560859">
     <w:abstractNumId w:val="9"/>
   </w:num>
   <w:num w:numId="180" w16cid:durableId="1626306482">
-    <w:abstractNumId w:val="70"/>
+    <w:abstractNumId w:val="71"/>
   </w:num>
   <w:num w:numId="181" w16cid:durableId="330721921">
-    <w:abstractNumId w:val="92"/>
+    <w:abstractNumId w:val="93"/>
   </w:num>
   <w:num w:numId="182" w16cid:durableId="482160984">
-    <w:abstractNumId w:val="83"/>
+    <w:abstractNumId w:val="84"/>
   </w:num>
   <w:num w:numId="183" w16cid:durableId="1625039664">
-    <w:abstractNumId w:val="139"/>
+    <w:abstractNumId w:val="141"/>
   </w:num>
   <w:num w:numId="184" w16cid:durableId="802694606">
-    <w:abstractNumId w:val="74"/>
+    <w:abstractNumId w:val="75"/>
   </w:num>
   <w:num w:numId="185" w16cid:durableId="196813924">
-    <w:abstractNumId w:val="89"/>
+    <w:abstractNumId w:val="90"/>
   </w:num>
   <w:num w:numId="186" w16cid:durableId="1507593200">
-    <w:abstractNumId w:val="124"/>
+    <w:abstractNumId w:val="126"/>
   </w:num>
   <w:num w:numId="187" w16cid:durableId="826627623">
-    <w:abstractNumId w:val="110"/>
+    <w:abstractNumId w:val="111"/>
   </w:num>
   <w:num w:numId="188" w16cid:durableId="997265750">
-    <w:abstractNumId w:val="172"/>
+    <w:abstractNumId w:val="174"/>
   </w:num>
   <w:num w:numId="189" w16cid:durableId="1663122742">
-    <w:abstractNumId w:val="192"/>
+    <w:abstractNumId w:val="194"/>
   </w:num>
   <w:num w:numId="190" w16cid:durableId="755247663">
-    <w:abstractNumId w:val="36"/>
+    <w:abstractNumId w:val="37"/>
   </w:num>
   <w:num w:numId="191" w16cid:durableId="664743167">
-    <w:abstractNumId w:val="108"/>
+    <w:abstractNumId w:val="109"/>
   </w:num>
   <w:num w:numId="192" w16cid:durableId="45881925">
-    <w:abstractNumId w:val="143"/>
+    <w:abstractNumId w:val="145"/>
   </w:num>
   <w:num w:numId="193" w16cid:durableId="1322540642">
-    <w:abstractNumId w:val="155"/>
+    <w:abstractNumId w:val="157"/>
   </w:num>
   <w:num w:numId="194" w16cid:durableId="1889872202">
     <w:abstractNumId w:val="8"/>
   </w:num>
   <w:num w:numId="195" w16cid:durableId="1526946918">
-    <w:abstractNumId w:val="55"/>
+    <w:abstractNumId w:val="56"/>
   </w:num>
   <w:num w:numId="196" w16cid:durableId="1502507024">
-    <w:abstractNumId w:val="136"/>
+    <w:abstractNumId w:val="138"/>
   </w:num>
   <w:num w:numId="197" w16cid:durableId="1268930857">
-    <w:abstractNumId w:val="93"/>
+    <w:abstractNumId w:val="94"/>
   </w:num>
   <w:num w:numId="198" w16cid:durableId="1572348291">
-    <w:abstractNumId w:val="61"/>
+    <w:abstractNumId w:val="62"/>
   </w:num>
   <w:num w:numId="199" w16cid:durableId="983196176">
-    <w:abstractNumId w:val="129"/>
+    <w:abstractNumId w:val="131"/>
+  </w:num>
+  <w:num w:numId="200" w16cid:durableId="1016343775">
+    <w:abstractNumId w:val="20"/>
+  </w:num>
+  <w:num w:numId="201" w16cid:durableId="1002928267">
+    <w:abstractNumId w:val="119"/>
   </w:num>
 </w:numbering>
 </file>
